--- a/文档/4.实习报告（按项目小组提交）/实习报告-叶世豪小组.docx
+++ b/文档/4.实习报告（按项目小组提交）/实习报告-叶世豪小组.docx
@@ -10,6 +10,7 @@
           <w:b/>
           <w:sz w:val="50"/>
           <w:szCs w:val="50"/>
+          <w:lang w:eastAsia="zh-CN"/>
         </w:rPr>
       </w:pPr>
       <w:r>
@@ -18,37 +19,20 @@
           <w:b/>
           <w:sz w:val="50"/>
           <w:szCs w:val="50"/>
+          <w:lang w:eastAsia="zh-CN"/>
         </w:rPr>
-        <w:t>四川大学</w:t>
-      </w:r>
-      <w:r>
-        <w:rPr>
-          <w:rFonts w:hint="eastAsia" w:ascii="楷体_GB2312" w:eastAsia="楷体_GB2312"/>
-          <w:b/>
-          <w:sz w:val="50"/>
-          <w:szCs w:val="50"/>
-          <w:lang w:val="en-US" w:eastAsia="zh-CN"/>
-        </w:rPr>
-        <w:t>软件</w:t>
-      </w:r>
-      <w:r>
-        <w:rPr>
-          <w:rFonts w:hint="eastAsia" w:ascii="楷体_GB2312" w:eastAsia="楷体_GB2312"/>
-          <w:b/>
-          <w:sz w:val="50"/>
-          <w:szCs w:val="50"/>
-        </w:rPr>
-        <w:t>学院</w:t>
+        <w:t>四川大学软件学院</w:t>
       </w:r>
     </w:p>
     <w:p>
       <w:pPr>
         <w:jc w:val="center"/>
         <w:rPr>
-          <w:rFonts w:ascii="楷体_GB2312" w:eastAsia="楷体_GB2312"/>
+          <w:rFonts w:hint="eastAsia" w:ascii="楷体_GB2312" w:eastAsia="楷体_GB2312"/>
           <w:b/>
           <w:sz w:val="50"/>
           <w:szCs w:val="50"/>
+          <w:lang w:eastAsia="zh-CN"/>
         </w:rPr>
       </w:pPr>
       <w:r>
@@ -57,56 +41,20 @@
           <w:b/>
           <w:sz w:val="50"/>
           <w:szCs w:val="50"/>
+          <w:lang w:eastAsia="zh-CN"/>
         </w:rPr>
-        <w:t>202</w:t>
-      </w:r>
-      <w:r>
-        <w:rPr>
-          <w:rFonts w:hint="eastAsia" w:ascii="楷体_GB2312" w:eastAsia="楷体_GB2312"/>
-          <w:b/>
-          <w:sz w:val="50"/>
-          <w:szCs w:val="50"/>
-          <w:lang w:val="en-US" w:eastAsia="zh-CN"/>
-        </w:rPr>
-        <w:t>6</w:t>
-      </w:r>
-      <w:r>
-        <w:rPr>
-          <w:rFonts w:hint="eastAsia" w:ascii="楷体_GB2312" w:eastAsia="楷体_GB2312"/>
-          <w:b/>
-          <w:sz w:val="50"/>
-          <w:szCs w:val="50"/>
-        </w:rPr>
-        <w:t>年</w:t>
-      </w:r>
-      <w:r>
-        <w:rPr>
-          <w:rFonts w:hint="eastAsia" w:ascii="楷体_GB2312" w:eastAsia="楷体_GB2312"/>
-          <w:b/>
-          <w:sz w:val="50"/>
-          <w:szCs w:val="50"/>
-          <w:lang w:val="en-US" w:eastAsia="zh-CN"/>
-        </w:rPr>
-        <w:t>夏季</w:t>
-      </w:r>
-      <w:r>
-        <w:rPr>
-          <w:rFonts w:hint="eastAsia" w:ascii="楷体_GB2312" w:eastAsia="楷体_GB2312"/>
-          <w:b/>
-          <w:sz w:val="50"/>
-          <w:szCs w:val="50"/>
-        </w:rPr>
-        <w:t>实训</w:t>
+        <w:t>2026年夏季实训</w:t>
       </w:r>
     </w:p>
     <w:p>
       <w:pPr>
         <w:jc w:val="center"/>
         <w:rPr>
-          <w:rFonts w:eastAsia="楷体_GB2312"/>
+          <w:rFonts w:hint="eastAsia" w:eastAsia="楷体_GB2312"/>
           <w:b/>
           <w:sz w:val="52"/>
           <w:szCs w:val="52"/>
+          <w:lang w:eastAsia="zh-CN"/>
         </w:rPr>
       </w:pPr>
       <w:r>
@@ -115,6 +63,7 @@
           <w:b/>
           <w:sz w:val="50"/>
           <w:szCs w:val="50"/>
+          <w:lang w:eastAsia="zh-CN"/>
         </w:rPr>
         <w:t>实习报告</w:t>
       </w:r>
@@ -122,14 +71,18 @@
     <w:p>
       <w:pPr>
         <w:rPr>
+          <w:rFonts w:hint="eastAsia"/>
           <w:b/>
+          <w:lang w:eastAsia="zh-CN"/>
         </w:rPr>
       </w:pPr>
     </w:p>
     <w:p>
       <w:pPr>
         <w:rPr>
+          <w:rFonts w:hint="eastAsia"/>
           <w:b/>
+          <w:lang w:eastAsia="zh-CN"/>
         </w:rPr>
       </w:pPr>
     </w:p>
@@ -138,12 +91,13 @@
         <w:spacing w:before="360"/>
         <w:jc w:val="center"/>
         <w:rPr>
-          <w:rFonts w:ascii="黑体" w:eastAsia="黑体" w:cs="宋体"/>
+          <w:rFonts w:hint="eastAsia" w:ascii="黑体" w:eastAsia="黑体" w:cs="宋体"/>
           <w:b/>
           <w:bCs/>
           <w:sz w:val="52"/>
           <w:szCs w:val="52"/>
           <w:u w:val="single"/>
+          <w:lang w:eastAsia="zh-CN"/>
         </w:rPr>
       </w:pPr>
       <w:r>
@@ -152,16 +106,16 @@
           <w:bCs/>
           <w:sz w:val="44"/>
           <w:szCs w:val="44"/>
-          <w:lang w:val="zh-CN"/>
+          <w:lang w:val="zh-CN" w:eastAsia="zh-CN"/>
         </w:rPr>
         <w:t>题  目：</w:t>
       </w:r>
       <w:r>
         <w:rPr>
-          <w:rFonts w:ascii="Songti SC" w:hAnsi="Songti SC" w:eastAsia="Songti SC"/>
           <w:b/>
           <w:sz w:val="40"/>
           <w:szCs w:val="28"/>
+          <w:lang w:eastAsia="zh-CN"/>
         </w:rPr>
         <w:t>智学云考——智能在线学习考试平台</w:t>
       </w:r>
@@ -173,48 +127,58 @@
         <w:adjustRightInd w:val="0"/>
         <w:ind w:firstLine="440"/>
         <w:rPr>
-          <w:rFonts w:ascii="黑体" w:eastAsia="黑体" w:cs="宋体"/>
+          <w:rFonts w:hint="eastAsia" w:ascii="黑体" w:eastAsia="黑体" w:cs="宋体"/>
           <w:b/>
           <w:bCs/>
           <w:sz w:val="44"/>
           <w:szCs w:val="44"/>
           <w:u w:val="single"/>
-          <w:lang w:val="zh-CN"/>
+          <w:lang w:val="zh-CN" w:eastAsia="zh-CN"/>
         </w:rPr>
       </w:pPr>
     </w:p>
     <w:p>
       <w:pPr>
         <w:rPr>
+          <w:rFonts w:hint="eastAsia"/>
           <w:b/>
+          <w:lang w:eastAsia="zh-CN"/>
         </w:rPr>
       </w:pPr>
     </w:p>
     <w:p>
       <w:pPr>
         <w:rPr>
+          <w:rFonts w:hint="eastAsia"/>
           <w:b/>
+          <w:lang w:eastAsia="zh-CN"/>
         </w:rPr>
       </w:pPr>
     </w:p>
     <w:p>
       <w:pPr>
         <w:rPr>
+          <w:rFonts w:hint="eastAsia"/>
           <w:b/>
+          <w:lang w:eastAsia="zh-CN"/>
         </w:rPr>
       </w:pPr>
     </w:p>
     <w:p>
       <w:pPr>
         <w:rPr>
+          <w:rFonts w:hint="eastAsia"/>
           <w:b/>
+          <w:lang w:eastAsia="zh-CN"/>
         </w:rPr>
       </w:pPr>
     </w:p>
     <w:p>
       <w:pPr>
         <w:rPr>
+          <w:rFonts w:hint="eastAsia"/>
           <w:b/>
+          <w:lang w:eastAsia="zh-CN"/>
         </w:rPr>
       </w:pPr>
     </w:p>
@@ -255,7 +219,6 @@
               <w:top w:val="nil"/>
               <w:bottom w:val="nil"/>
             </w:tcBorders>
-            <w:noWrap w:val="0"/>
             <w:vAlign w:val="bottom"/>
           </w:tcPr>
           <w:p>
@@ -264,6 +227,7 @@
                 <w:tab w:val="left" w:pos="2055"/>
               </w:tabs>
               <w:rPr>
+                <w:rFonts w:hint="eastAsia"/>
                 <w:b/>
                 <w:sz w:val="32"/>
                 <w:szCs w:val="32"/>
@@ -286,7 +250,6 @@
             <w:tcBorders>
               <w:top w:val="nil"/>
             </w:tcBorders>
-            <w:noWrap w:val="0"/>
             <w:vAlign w:val="bottom"/>
           </w:tcPr>
           <w:p>
@@ -296,10 +259,10 @@
               </w:tabs>
               <w:jc w:val="center"/>
               <w:rPr>
-                <w:rFonts w:hint="default" w:ascii="宋体" w:hAnsi="宋体" w:eastAsia="Songti SC"/>
+                <w:rFonts w:hint="eastAsia" w:ascii="宋体" w:hAnsi="宋体"/>
                 <w:sz w:val="30"/>
                 <w:szCs w:val="30"/>
-                <w:lang w:val="en-US" w:eastAsia="zh-CN"/>
+                <w:lang w:eastAsia="zh-CN"/>
               </w:rPr>
             </w:pPr>
             <w:r>
@@ -307,7 +270,7 @@
                 <w:rFonts w:hint="eastAsia" w:ascii="宋体" w:hAnsi="宋体"/>
                 <w:sz w:val="30"/>
                 <w:szCs w:val="30"/>
-                <w:lang w:val="en-US" w:eastAsia="zh-CN"/>
+                <w:lang w:eastAsia="zh-CN"/>
               </w:rPr>
               <w:t>叶世豪小组</w:t>
             </w:r>
@@ -326,7 +289,6 @@
               <w:top w:val="nil"/>
               <w:bottom w:val="nil"/>
             </w:tcBorders>
-            <w:noWrap w:val="0"/>
             <w:vAlign w:val="bottom"/>
           </w:tcPr>
           <w:p>
@@ -335,6 +297,7 @@
                 <w:tab w:val="left" w:pos="2055"/>
               </w:tabs>
               <w:rPr>
+                <w:rFonts w:hint="eastAsia"/>
                 <w:b/>
                 <w:sz w:val="32"/>
                 <w:szCs w:val="32"/>
@@ -354,7 +317,6 @@
         <w:tc>
           <w:tcPr>
             <w:tcW w:w="5400" w:type="dxa"/>
-            <w:noWrap w:val="0"/>
             <w:vAlign w:val="bottom"/>
           </w:tcPr>
           <w:p>
@@ -364,10 +326,10 @@
               </w:tabs>
               <w:jc w:val="center"/>
               <w:rPr>
-                <w:rFonts w:hint="eastAsia" w:ascii="宋体" w:hAnsi="宋体" w:eastAsia="Songti SC"/>
+                <w:rFonts w:hint="eastAsia" w:ascii="宋体" w:hAnsi="宋体"/>
                 <w:sz w:val="30"/>
                 <w:szCs w:val="30"/>
-                <w:lang w:val="en-US" w:eastAsia="zh-CN"/>
+                <w:lang w:eastAsia="zh-CN"/>
               </w:rPr>
             </w:pPr>
             <w:r>
@@ -375,7 +337,7 @@
                 <w:rFonts w:hint="eastAsia" w:ascii="宋体" w:hAnsi="宋体"/>
                 <w:sz w:val="30"/>
                 <w:szCs w:val="30"/>
-                <w:lang w:val="en-US" w:eastAsia="zh-CN"/>
+                <w:lang w:eastAsia="zh-CN"/>
               </w:rPr>
               <w:t>叶世豪</w:t>
             </w:r>
@@ -394,7 +356,6 @@
               <w:top w:val="nil"/>
               <w:bottom w:val="nil"/>
             </w:tcBorders>
-            <w:noWrap w:val="0"/>
             <w:vAlign w:val="bottom"/>
           </w:tcPr>
           <w:p>
@@ -403,6 +364,7 @@
                 <w:tab w:val="left" w:pos="2055"/>
               </w:tabs>
               <w:rPr>
+                <w:rFonts w:hint="eastAsia"/>
                 <w:b/>
                 <w:sz w:val="32"/>
                 <w:szCs w:val="32"/>
@@ -422,7 +384,6 @@
         <w:tc>
           <w:tcPr>
             <w:tcW w:w="5400" w:type="dxa"/>
-            <w:noWrap w:val="0"/>
             <w:vAlign w:val="bottom"/>
           </w:tcPr>
           <w:p>
@@ -432,10 +393,10 @@
               </w:tabs>
               <w:jc w:val="center"/>
               <w:rPr>
-                <w:rFonts w:hint="default" w:ascii="宋体" w:hAnsi="宋体" w:eastAsia="Songti SC"/>
+                <w:rFonts w:hint="eastAsia" w:ascii="宋体" w:hAnsi="宋体"/>
                 <w:sz w:val="30"/>
                 <w:szCs w:val="30"/>
-                <w:lang w:val="en-US" w:eastAsia="zh-CN"/>
+                <w:lang w:eastAsia="zh-CN"/>
               </w:rPr>
             </w:pPr>
             <w:r>
@@ -443,7 +404,7 @@
                 <w:rFonts w:hint="eastAsia" w:ascii="宋体" w:hAnsi="宋体"/>
                 <w:sz w:val="30"/>
                 <w:szCs w:val="30"/>
-                <w:lang w:val="en-US" w:eastAsia="zh-CN"/>
+                <w:lang w:eastAsia="zh-CN"/>
               </w:rPr>
               <w:t>叶世豪、黄浩、贺治中、罗逸欢</w:t>
             </w:r>
@@ -462,7 +423,6 @@
               <w:top w:val="nil"/>
               <w:bottom w:val="nil"/>
             </w:tcBorders>
-            <w:noWrap w:val="0"/>
             <w:vAlign w:val="bottom"/>
           </w:tcPr>
           <w:p>
@@ -471,6 +431,7 @@
                 <w:tab w:val="left" w:pos="2055"/>
               </w:tabs>
               <w:rPr>
+                <w:rFonts w:hint="eastAsia"/>
                 <w:b/>
                 <w:sz w:val="32"/>
                 <w:szCs w:val="32"/>
@@ -490,7 +451,6 @@
         <w:tc>
           <w:tcPr>
             <w:tcW w:w="5400" w:type="dxa"/>
-            <w:noWrap w:val="0"/>
             <w:vAlign w:val="bottom"/>
           </w:tcPr>
           <w:p>
@@ -500,10 +460,10 @@
               </w:tabs>
               <w:jc w:val="center"/>
               <w:rPr>
-                <w:rFonts w:hint="eastAsia" w:ascii="宋体" w:hAnsi="宋体" w:eastAsia="Songti SC"/>
+                <w:rFonts w:hint="eastAsia" w:ascii="宋体" w:hAnsi="宋体"/>
                 <w:sz w:val="30"/>
                 <w:szCs w:val="30"/>
-                <w:lang w:val="en-US" w:eastAsia="zh-CN"/>
+                <w:lang w:eastAsia="zh-CN"/>
               </w:rPr>
             </w:pPr>
             <w:r>
@@ -511,7 +471,7 @@
                 <w:rFonts w:hint="eastAsia" w:ascii="宋体" w:hAnsi="宋体"/>
                 <w:sz w:val="30"/>
                 <w:szCs w:val="30"/>
-                <w:lang w:val="en-US" w:eastAsia="zh-CN"/>
+                <w:lang w:eastAsia="zh-CN"/>
               </w:rPr>
               <w:t>李广</w:t>
             </w:r>
@@ -530,7 +490,6 @@
               <w:top w:val="nil"/>
               <w:bottom w:val="nil"/>
             </w:tcBorders>
-            <w:noWrap w:val="0"/>
             <w:vAlign w:val="bottom"/>
           </w:tcPr>
           <w:p>
@@ -539,6 +498,7 @@
                 <w:tab w:val="left" w:pos="2055"/>
               </w:tabs>
               <w:rPr>
+                <w:rFonts w:hint="eastAsia"/>
                 <w:b/>
                 <w:sz w:val="32"/>
                 <w:szCs w:val="32"/>
@@ -558,7 +518,6 @@
         <w:tc>
           <w:tcPr>
             <w:tcW w:w="5400" w:type="dxa"/>
-            <w:noWrap w:val="0"/>
             <w:vAlign w:val="bottom"/>
           </w:tcPr>
           <w:p>
@@ -568,7 +527,7 @@
               </w:tabs>
               <w:jc w:val="center"/>
               <w:rPr>
-                <w:rFonts w:ascii="宋体" w:hAnsi="宋体"/>
+                <w:rFonts w:hint="eastAsia" w:ascii="宋体" w:hAnsi="宋体"/>
                 <w:sz w:val="30"/>
                 <w:szCs w:val="30"/>
               </w:rPr>
@@ -586,7 +545,7 @@
                 <w:rFonts w:hint="eastAsia" w:ascii="宋体" w:hAnsi="宋体"/>
                 <w:sz w:val="30"/>
                 <w:szCs w:val="30"/>
-                <w:lang w:val="en-US" w:eastAsia="zh-CN"/>
+                <w:lang w:eastAsia="zh-CN"/>
               </w:rPr>
               <w:t>6</w:t>
             </w:r>
@@ -603,7 +562,7 @@
                 <w:rFonts w:hint="eastAsia" w:ascii="宋体" w:hAnsi="宋体"/>
                 <w:sz w:val="30"/>
                 <w:szCs w:val="30"/>
-                <w:lang w:val="en-US" w:eastAsia="zh-CN"/>
+                <w:lang w:eastAsia="zh-CN"/>
               </w:rPr>
               <w:t>7</w:t>
             </w:r>
@@ -620,7 +579,7 @@
                 <w:rFonts w:hint="eastAsia" w:ascii="宋体" w:hAnsi="宋体"/>
                 <w:sz w:val="30"/>
                 <w:szCs w:val="30"/>
-                <w:lang w:val="en-US" w:eastAsia="zh-CN"/>
+                <w:lang w:eastAsia="zh-CN"/>
               </w:rPr>
               <w:t>20</w:t>
             </w:r>
@@ -637,7 +596,7 @@
                 <w:rFonts w:hint="eastAsia" w:ascii="宋体" w:hAnsi="宋体"/>
                 <w:sz w:val="30"/>
                 <w:szCs w:val="30"/>
-                <w:lang w:val="en-US" w:eastAsia="zh-CN"/>
+                <w:lang w:eastAsia="zh-CN"/>
               </w:rPr>
               <w:t>7</w:t>
             </w:r>
@@ -654,7 +613,7 @@
                 <w:rFonts w:hint="eastAsia" w:ascii="宋体" w:hAnsi="宋体"/>
                 <w:sz w:val="30"/>
                 <w:szCs w:val="30"/>
-                <w:lang w:val="en-US" w:eastAsia="zh-CN"/>
+                <w:lang w:eastAsia="zh-CN"/>
               </w:rPr>
               <w:t>29</w:t>
             </w:r>
@@ -683,7 +642,7 @@
         <w:spacing w:before="400" w:after="480"/>
         <w:jc w:val="center"/>
         <w:rPr>
-          <w:rFonts w:ascii="Songti SC" w:hAnsi="Songti SC" w:eastAsia="Heiti SC"/>
+          <w:rFonts w:hint="eastAsia" w:eastAsia="Heiti SC"/>
           <w:b/>
           <w:sz w:val="40"/>
         </w:rPr>
@@ -701,10 +660,13 @@
       <w:pPr>
         <w:spacing w:before="400" w:after="480"/>
         <w:jc w:val="center"/>
+        <w:rPr>
+          <w:rFonts w:hint="eastAsia"/>
+        </w:rPr>
       </w:pPr>
       <w:r>
         <w:rPr>
-          <w:rFonts w:ascii="Songti SC" w:hAnsi="Songti SC" w:eastAsia="Heiti SC"/>
+          <w:rFonts w:eastAsia="Heiti SC"/>
           <w:b/>
           <w:sz w:val="40"/>
         </w:rPr>
@@ -718,29 +680,20 @@
         </w:tabs>
         <w:spacing w:after="160"/>
         <w:ind w:left="227" w:right="227"/>
+        <w:rPr>
+          <w:rFonts w:hint="eastAsia"/>
+        </w:rPr>
       </w:pPr>
       <w:r>
         <w:rPr>
-          <w:rFonts w:ascii="Songti SC" w:hAnsi="Songti SC" w:eastAsia="Songti SC"/>
           <w:b/>
-          <w:sz w:val="24"/>
         </w:rPr>
         <w:t>一、项目介绍</w:t>
       </w:r>
       <w:r>
-        <w:rPr>
-          <w:rFonts w:ascii="Songti SC" w:hAnsi="Songti SC" w:eastAsia="Songti SC"/>
-          <w:b w:val="0"/>
-          <w:sz w:val="24"/>
-        </w:rPr>
         <w:tab/>
       </w:r>
       <w:r>
-        <w:rPr>
-          <w:rFonts w:ascii="Songti SC" w:hAnsi="Songti SC" w:eastAsia="Songti SC"/>
-          <w:b w:val="0"/>
-          <w:sz w:val="24"/>
-        </w:rPr>
         <w:t>1</w:t>
       </w:r>
     </w:p>
@@ -751,29 +704,17 @@
         </w:tabs>
         <w:spacing w:after="160"/>
         <w:ind w:left="680" w:right="227"/>
+        <w:rPr>
+          <w:rFonts w:hint="eastAsia"/>
+        </w:rPr>
       </w:pPr>
       <w:r>
-        <w:rPr>
-          <w:rFonts w:ascii="Songti SC" w:hAnsi="Songti SC" w:eastAsia="Songti SC"/>
-          <w:b w:val="0"/>
-          <w:sz w:val="24"/>
-        </w:rPr>
         <w:t>1、项目目的、要求</w:t>
       </w:r>
       <w:r>
-        <w:rPr>
-          <w:rFonts w:ascii="Songti SC" w:hAnsi="Songti SC" w:eastAsia="Songti SC"/>
-          <w:b w:val="0"/>
-          <w:sz w:val="24"/>
-        </w:rPr>
         <w:tab/>
       </w:r>
       <w:r>
-        <w:rPr>
-          <w:rFonts w:ascii="Songti SC" w:hAnsi="Songti SC" w:eastAsia="Songti SC"/>
-          <w:b w:val="0"/>
-          <w:sz w:val="24"/>
-        </w:rPr>
         <w:t>1</w:t>
       </w:r>
     </w:p>
@@ -784,29 +725,17 @@
         </w:tabs>
         <w:spacing w:after="160"/>
         <w:ind w:left="680" w:right="227"/>
+        <w:rPr>
+          <w:rFonts w:hint="eastAsia"/>
+        </w:rPr>
       </w:pPr>
       <w:r>
-        <w:rPr>
-          <w:rFonts w:ascii="Songti SC" w:hAnsi="Songti SC" w:eastAsia="Songti SC"/>
-          <w:b w:val="0"/>
-          <w:sz w:val="24"/>
-        </w:rPr>
         <w:t>2、项目任务计划</w:t>
       </w:r>
       <w:r>
-        <w:rPr>
-          <w:rFonts w:ascii="Songti SC" w:hAnsi="Songti SC" w:eastAsia="Songti SC"/>
-          <w:b w:val="0"/>
-          <w:sz w:val="24"/>
-        </w:rPr>
         <w:tab/>
       </w:r>
       <w:r>
-        <w:rPr>
-          <w:rFonts w:ascii="Songti SC" w:hAnsi="Songti SC" w:eastAsia="Songti SC"/>
-          <w:b w:val="0"/>
-          <w:sz w:val="24"/>
-        </w:rPr>
         <w:t>1</w:t>
       </w:r>
     </w:p>
@@ -817,28 +746,26 @@
         </w:tabs>
         <w:spacing w:after="160"/>
         <w:ind w:left="680" w:right="227"/>
+        <w:rPr>
+          <w:rFonts w:hint="eastAsia"/>
+          <w:lang w:eastAsia="zh-CN"/>
+        </w:rPr>
       </w:pPr>
       <w:r>
         <w:rPr>
-          <w:rFonts w:ascii="Songti SC" w:hAnsi="Songti SC" w:eastAsia="Songti SC"/>
-          <w:b w:val="0"/>
-          <w:sz w:val="24"/>
+          <w:lang w:eastAsia="zh-CN"/>
         </w:rPr>
         <w:t>3、项目成员介绍与分工</w:t>
       </w:r>
       <w:r>
         <w:rPr>
-          <w:rFonts w:ascii="Songti SC" w:hAnsi="Songti SC" w:eastAsia="Songti SC"/>
-          <w:b w:val="0"/>
-          <w:sz w:val="24"/>
+          <w:lang w:eastAsia="zh-CN"/>
         </w:rPr>
         <w:tab/>
       </w:r>
       <w:r>
         <w:rPr>
-          <w:rFonts w:ascii="Songti SC" w:hAnsi="Songti SC" w:eastAsia="Songti SC"/>
-          <w:b w:val="0"/>
-          <w:sz w:val="24"/>
+          <w:lang w:eastAsia="zh-CN"/>
         </w:rPr>
         <w:t>2</w:t>
       </w:r>
@@ -850,28 +777,27 @@
         </w:tabs>
         <w:spacing w:after="160"/>
         <w:ind w:left="227" w:right="227"/>
+        <w:rPr>
+          <w:rFonts w:hint="eastAsia"/>
+          <w:lang w:eastAsia="zh-CN"/>
+        </w:rPr>
       </w:pPr>
       <w:r>
         <w:rPr>
-          <w:rFonts w:ascii="Songti SC" w:hAnsi="Songti SC" w:eastAsia="Songti SC"/>
           <w:b/>
-          <w:sz w:val="24"/>
+          <w:lang w:eastAsia="zh-CN"/>
         </w:rPr>
         <w:t>二、项目内容</w:t>
       </w:r>
       <w:r>
         <w:rPr>
-          <w:rFonts w:ascii="Songti SC" w:hAnsi="Songti SC" w:eastAsia="Songti SC"/>
-          <w:b w:val="0"/>
-          <w:sz w:val="24"/>
+          <w:lang w:eastAsia="zh-CN"/>
         </w:rPr>
         <w:tab/>
       </w:r>
       <w:r>
         <w:rPr>
-          <w:rFonts w:ascii="Songti SC" w:hAnsi="Songti SC" w:eastAsia="Songti SC"/>
-          <w:b w:val="0"/>
-          <w:sz w:val="24"/>
+          <w:lang w:eastAsia="zh-CN"/>
         </w:rPr>
         <w:t>2</w:t>
       </w:r>
@@ -883,28 +809,26 @@
         </w:tabs>
         <w:spacing w:after="160"/>
         <w:ind w:left="680" w:right="227"/>
+        <w:rPr>
+          <w:rFonts w:hint="eastAsia"/>
+          <w:lang w:eastAsia="zh-CN"/>
+        </w:rPr>
       </w:pPr>
       <w:r>
         <w:rPr>
-          <w:rFonts w:ascii="Songti SC" w:hAnsi="Songti SC" w:eastAsia="Songti SC"/>
-          <w:b w:val="0"/>
-          <w:sz w:val="24"/>
+          <w:lang w:eastAsia="zh-CN"/>
         </w:rPr>
         <w:t>1、需求分析</w:t>
       </w:r>
       <w:r>
         <w:rPr>
-          <w:rFonts w:ascii="Songti SC" w:hAnsi="Songti SC" w:eastAsia="Songti SC"/>
-          <w:b w:val="0"/>
-          <w:sz w:val="24"/>
+          <w:lang w:eastAsia="zh-CN"/>
         </w:rPr>
         <w:tab/>
       </w:r>
       <w:r>
         <w:rPr>
-          <w:rFonts w:ascii="Songti SC" w:hAnsi="Songti SC" w:eastAsia="Songti SC"/>
-          <w:b w:val="0"/>
-          <w:sz w:val="24"/>
+          <w:lang w:eastAsia="zh-CN"/>
         </w:rPr>
         <w:t>2</w:t>
       </w:r>
@@ -916,28 +840,26 @@
         </w:tabs>
         <w:spacing w:after="160"/>
         <w:ind w:left="680" w:right="227"/>
+        <w:rPr>
+          <w:rFonts w:hint="eastAsia"/>
+          <w:lang w:eastAsia="zh-CN"/>
+        </w:rPr>
       </w:pPr>
       <w:r>
         <w:rPr>
-          <w:rFonts w:ascii="Songti SC" w:hAnsi="Songti SC" w:eastAsia="Songti SC"/>
-          <w:b w:val="0"/>
-          <w:sz w:val="24"/>
+          <w:lang w:eastAsia="zh-CN"/>
         </w:rPr>
         <w:t>2、概要设计</w:t>
       </w:r>
       <w:r>
         <w:rPr>
-          <w:rFonts w:ascii="Songti SC" w:hAnsi="Songti SC" w:eastAsia="Songti SC"/>
-          <w:b w:val="0"/>
-          <w:sz w:val="24"/>
+          <w:lang w:eastAsia="zh-CN"/>
         </w:rPr>
         <w:tab/>
       </w:r>
       <w:r>
         <w:rPr>
-          <w:rFonts w:ascii="Songti SC" w:hAnsi="Songti SC" w:eastAsia="Songti SC"/>
-          <w:b w:val="0"/>
-          <w:sz w:val="24"/>
+          <w:lang w:eastAsia="zh-CN"/>
         </w:rPr>
         <w:t>3</w:t>
       </w:r>
@@ -949,28 +871,26 @@
         </w:tabs>
         <w:spacing w:after="160"/>
         <w:ind w:left="680" w:right="227"/>
+        <w:rPr>
+          <w:rFonts w:hint="eastAsia"/>
+          <w:lang w:eastAsia="zh-CN"/>
+        </w:rPr>
       </w:pPr>
       <w:r>
         <w:rPr>
-          <w:rFonts w:ascii="Songti SC" w:hAnsi="Songti SC" w:eastAsia="Songti SC"/>
-          <w:b w:val="0"/>
-          <w:sz w:val="24"/>
+          <w:lang w:eastAsia="zh-CN"/>
         </w:rPr>
         <w:t>3、详细设计</w:t>
       </w:r>
       <w:r>
         <w:rPr>
-          <w:rFonts w:ascii="Songti SC" w:hAnsi="Songti SC" w:eastAsia="Songti SC"/>
-          <w:b w:val="0"/>
-          <w:sz w:val="24"/>
+          <w:lang w:eastAsia="zh-CN"/>
         </w:rPr>
         <w:tab/>
       </w:r>
       <w:r>
         <w:rPr>
-          <w:rFonts w:ascii="Songti SC" w:hAnsi="Songti SC" w:eastAsia="Songti SC"/>
-          <w:b w:val="0"/>
-          <w:sz w:val="24"/>
+          <w:lang w:eastAsia="zh-CN"/>
         </w:rPr>
         <w:t>3</w:t>
       </w:r>
@@ -982,28 +902,26 @@
         </w:tabs>
         <w:spacing w:after="160"/>
         <w:ind w:left="680" w:right="227"/>
+        <w:rPr>
+          <w:rFonts w:hint="eastAsia"/>
+          <w:lang w:eastAsia="zh-CN"/>
+        </w:rPr>
       </w:pPr>
       <w:r>
         <w:rPr>
-          <w:rFonts w:ascii="Songti SC" w:hAnsi="Songti SC" w:eastAsia="Songti SC"/>
-          <w:b w:val="0"/>
-          <w:sz w:val="24"/>
+          <w:lang w:eastAsia="zh-CN"/>
         </w:rPr>
         <w:t>4、测试结果</w:t>
       </w:r>
       <w:r>
         <w:rPr>
-          <w:rFonts w:ascii="Songti SC" w:hAnsi="Songti SC" w:eastAsia="Songti SC"/>
-          <w:b w:val="0"/>
-          <w:sz w:val="24"/>
+          <w:lang w:eastAsia="zh-CN"/>
         </w:rPr>
         <w:tab/>
       </w:r>
       <w:r>
         <w:rPr>
-          <w:rFonts w:ascii="Songti SC" w:hAnsi="Songti SC" w:eastAsia="Songti SC"/>
-          <w:b w:val="0"/>
-          <w:sz w:val="24"/>
+          <w:lang w:eastAsia="zh-CN"/>
         </w:rPr>
         <w:t>4</w:t>
       </w:r>
@@ -1015,28 +933,27 @@
         </w:tabs>
         <w:spacing w:after="160"/>
         <w:ind w:left="227" w:right="227"/>
+        <w:rPr>
+          <w:rFonts w:hint="eastAsia"/>
+          <w:lang w:eastAsia="zh-CN"/>
+        </w:rPr>
       </w:pPr>
       <w:r>
         <w:rPr>
-          <w:rFonts w:ascii="Songti SC" w:hAnsi="Songti SC" w:eastAsia="Songti SC"/>
           <w:b/>
-          <w:sz w:val="24"/>
+          <w:lang w:eastAsia="zh-CN"/>
         </w:rPr>
         <w:t>三、项目总结</w:t>
       </w:r>
       <w:r>
         <w:rPr>
-          <w:rFonts w:ascii="Songti SC" w:hAnsi="Songti SC" w:eastAsia="Songti SC"/>
-          <w:b w:val="0"/>
-          <w:sz w:val="24"/>
+          <w:lang w:eastAsia="zh-CN"/>
         </w:rPr>
         <w:tab/>
       </w:r>
       <w:r>
         <w:rPr>
-          <w:rFonts w:ascii="Songti SC" w:hAnsi="Songti SC" w:eastAsia="Songti SC"/>
-          <w:b w:val="0"/>
-          <w:sz w:val="24"/>
+          <w:lang w:eastAsia="zh-CN"/>
         </w:rPr>
         <w:t>5</w:t>
       </w:r>
@@ -1048,28 +965,27 @@
         </w:tabs>
         <w:spacing w:after="160"/>
         <w:ind w:left="227" w:right="227"/>
+        <w:rPr>
+          <w:rFonts w:hint="eastAsia"/>
+          <w:lang w:eastAsia="zh-CN"/>
+        </w:rPr>
       </w:pPr>
       <w:r>
         <w:rPr>
-          <w:rFonts w:ascii="Songti SC" w:hAnsi="Songti SC" w:eastAsia="Songti SC"/>
           <w:b/>
-          <w:sz w:val="24"/>
+          <w:lang w:eastAsia="zh-CN"/>
         </w:rPr>
         <w:t>附录</w:t>
       </w:r>
       <w:r>
         <w:rPr>
-          <w:rFonts w:ascii="Songti SC" w:hAnsi="Songti SC" w:eastAsia="Songti SC"/>
-          <w:b w:val="0"/>
-          <w:sz w:val="24"/>
+          <w:lang w:eastAsia="zh-CN"/>
         </w:rPr>
         <w:tab/>
       </w:r>
       <w:r>
         <w:rPr>
-          <w:rFonts w:ascii="Songti SC" w:hAnsi="Songti SC" w:eastAsia="Songti SC"/>
-          <w:b w:val="0"/>
-          <w:sz w:val="24"/>
+          <w:lang w:eastAsia="zh-CN"/>
         </w:rPr>
         <w:t>6</w:t>
       </w:r>
@@ -1078,9 +994,8 @@
       <w:pPr>
         <w:pStyle w:val="166"/>
         <w:rPr>
-          <w:rFonts w:ascii="Songti SC" w:hAnsi="Songti SC" w:eastAsia="Heiti SC"/>
-          <w:b/>
-          <w:sz w:val="32"/>
+          <w:rFonts w:hint="eastAsia" w:ascii="Songti SC" w:hAnsi="Songti SC" w:eastAsia="Heiti SC"/>
+          <w:lang w:eastAsia="zh-CN"/>
         </w:rPr>
         <w:sectPr>
           <w:footerReference r:id="rId7" w:type="first"/>
@@ -1097,12 +1012,14 @@
     <w:p>
       <w:pPr>
         <w:pStyle w:val="166"/>
+        <w:rPr>
+          <w:lang w:eastAsia="zh-CN"/>
+        </w:rPr>
       </w:pPr>
       <w:r>
         <w:rPr>
           <w:rFonts w:ascii="Songti SC" w:hAnsi="Songti SC" w:eastAsia="Heiti SC"/>
-          <w:b/>
-          <w:sz w:val="32"/>
+          <w:lang w:eastAsia="zh-CN"/>
         </w:rPr>
         <w:t>一、项目介绍</w:t>
       </w:r>
@@ -1110,12 +1027,14 @@
     <w:p>
       <w:pPr>
         <w:pStyle w:val="167"/>
+        <w:rPr>
+          <w:lang w:eastAsia="zh-CN"/>
+        </w:rPr>
       </w:pPr>
       <w:r>
         <w:rPr>
           <w:rFonts w:ascii="Songti SC" w:hAnsi="Songti SC" w:eastAsia="Heiti SC"/>
-          <w:b/>
-          <w:sz w:val="28"/>
+          <w:lang w:eastAsia="zh-CN"/>
         </w:rPr>
         <w:t>1、项目目的、要求</w:t>
       </w:r>
@@ -1123,13 +1042,14 @@
     <w:p>
       <w:pPr>
         <w:pStyle w:val="164"/>
-        <w:keepNext w:val="0"/>
+        <w:rPr>
+          <w:rFonts w:hint="eastAsia"/>
+          <w:lang w:eastAsia="zh-CN"/>
+        </w:rPr>
       </w:pPr>
       <w:r>
         <w:rPr>
-          <w:rFonts w:ascii="Songti SC" w:hAnsi="Songti SC" w:eastAsia="Songti SC"/>
-          <w:b w:val="0"/>
-          <w:sz w:val="24"/>
+          <w:lang w:eastAsia="zh-CN"/>
         </w:rPr>
         <w:t>本项目面向学生、内容发布者和管理员，开发一个集学习资料、在线考试、AI学习辅助和后台管理于一体的Web平台。项目希望把“发布资料—学习—考试—评分—复习”连成一条完整流程，方便用户在同一平台完成学习和考核。</w:t>
       </w:r>
@@ -1137,13 +1057,14 @@
     <w:p>
       <w:pPr>
         <w:pStyle w:val="164"/>
-        <w:keepNext w:val="0"/>
+        <w:rPr>
+          <w:rFonts w:hint="eastAsia"/>
+          <w:lang w:eastAsia="zh-CN"/>
+        </w:rPr>
       </w:pPr>
       <w:r>
         <w:rPr>
-          <w:rFonts w:ascii="Songti SC" w:hAnsi="Songti SC" w:eastAsia="Songti SC"/>
-          <w:b w:val="0"/>
-          <w:sz w:val="24"/>
+          <w:lang w:eastAsia="zh-CN"/>
         </w:rPr>
         <w:t>项目要求采用前后端分离方式开发，保证基本功能可以实际运行。系统要做好登录权限、资料访问、考试时间、答案保存和订单权益等关键处理，同时注意上传文件、用户信息和操作日志的安全。</w:t>
       </w:r>
@@ -1151,12 +1072,14 @@
     <w:p>
       <w:pPr>
         <w:pStyle w:val="167"/>
+        <w:rPr>
+          <w:lang w:eastAsia="zh-CN"/>
+        </w:rPr>
       </w:pPr>
       <w:r>
         <w:rPr>
           <w:rFonts w:ascii="Songti SC" w:hAnsi="Songti SC" w:eastAsia="Heiti SC"/>
-          <w:b/>
-          <w:sz w:val="28"/>
+          <w:lang w:eastAsia="zh-CN"/>
         </w:rPr>
         <w:t>2、项目任务计划</w:t>
       </w:r>
@@ -1164,12 +1087,14 @@
     <w:p>
       <w:pPr>
         <w:pStyle w:val="165"/>
+        <w:rPr>
+          <w:rFonts w:hint="eastAsia"/>
+          <w:lang w:eastAsia="zh-CN"/>
+        </w:rPr>
       </w:pPr>
       <w:r>
         <w:rPr>
-          <w:rFonts w:ascii="Songti SC" w:hAnsi="Songti SC" w:eastAsia="Songti SC"/>
-          <w:b w:val="0"/>
-          <w:sz w:val="24"/>
+          <w:lang w:eastAsia="zh-CN"/>
         </w:rPr>
         <w:t>（1）7月20日至21日：阅读需求和已有文档，完成环境配置、功能划分与数据库检查。</w:t>
       </w:r>
@@ -1177,12 +1102,14 @@
     <w:p>
       <w:pPr>
         <w:pStyle w:val="165"/>
+        <w:rPr>
+          <w:rFonts w:hint="eastAsia"/>
+          <w:lang w:eastAsia="zh-CN"/>
+        </w:rPr>
       </w:pPr>
       <w:r>
         <w:rPr>
-          <w:rFonts w:ascii="Songti SC" w:hAnsi="Songti SC" w:eastAsia="Songti SC"/>
-          <w:b w:val="0"/>
-          <w:sz w:val="24"/>
+          <w:lang w:eastAsia="zh-CN"/>
         </w:rPr>
         <w:t>（2）7月22日至24日：完成账户、学习资料、题库、试卷、考试、订单等主要功能。</w:t>
       </w:r>
@@ -1190,12 +1117,14 @@
     <w:p>
       <w:pPr>
         <w:pStyle w:val="165"/>
+        <w:rPr>
+          <w:rFonts w:hint="eastAsia"/>
+          <w:lang w:eastAsia="zh-CN"/>
+        </w:rPr>
       </w:pPr>
       <w:r>
         <w:rPr>
-          <w:rFonts w:ascii="Songti SC" w:hAnsi="Songti SC" w:eastAsia="Songti SC"/>
-          <w:b w:val="0"/>
-          <w:sz w:val="24"/>
+          <w:lang w:eastAsia="zh-CN"/>
         </w:rPr>
         <w:t>（3）7月25日至27日：完善班级、AI分析、公开个人中心、线下教学和错题复习等功能。</w:t>
       </w:r>
@@ -1203,12 +1132,14 @@
     <w:p>
       <w:pPr>
         <w:pStyle w:val="165"/>
+        <w:rPr>
+          <w:rFonts w:hint="eastAsia"/>
+          <w:lang w:eastAsia="zh-CN"/>
+        </w:rPr>
       </w:pPr>
       <w:r>
         <w:rPr>
-          <w:rFonts w:ascii="Songti SC" w:hAnsi="Songti SC" w:eastAsia="Songti SC"/>
-          <w:b w:val="0"/>
-          <w:sz w:val="24"/>
+          <w:lang w:eastAsia="zh-CN"/>
         </w:rPr>
         <w:t>（4）7月28日至29日：进行整体测试、问题修正、部署检查和实训材料整理。</w:t>
       </w:r>
@@ -1220,8 +1151,6 @@
       <w:r>
         <w:rPr>
           <w:rFonts w:ascii="Songti SC" w:hAnsi="Songti SC" w:eastAsia="Heiti SC"/>
-          <w:b/>
-          <w:sz w:val="28"/>
         </w:rPr>
         <w:t>3、项目成员介绍与分工</w:t>
       </w:r>
@@ -1271,10 +1200,12 @@
             <w:pPr>
               <w:spacing w:after="0" w:line="240" w:lineRule="auto"/>
               <w:jc w:val="center"/>
+              <w:rPr>
+                <w:rFonts w:hint="eastAsia"/>
+              </w:rPr>
             </w:pPr>
             <w:r>
               <w:rPr>
-                <w:rFonts w:ascii="Songti SC" w:hAnsi="Songti SC" w:eastAsia="Songti SC"/>
                 <w:b/>
                 <w:sz w:val="22"/>
               </w:rPr>
@@ -1298,10 +1229,12 @@
             <w:pPr>
               <w:spacing w:after="0" w:line="240" w:lineRule="auto"/>
               <w:jc w:val="center"/>
+              <w:rPr>
+                <w:rFonts w:hint="eastAsia"/>
+              </w:rPr>
             </w:pPr>
             <w:r>
               <w:rPr>
-                <w:rFonts w:ascii="Songti SC" w:hAnsi="Songti SC" w:eastAsia="Songti SC"/>
                 <w:b/>
                 <w:sz w:val="22"/>
               </w:rPr>
@@ -1329,11 +1262,12 @@
             <w:pPr>
               <w:spacing w:after="0" w:line="240" w:lineRule="auto"/>
               <w:jc w:val="center"/>
+              <w:rPr>
+                <w:rFonts w:hint="eastAsia"/>
+              </w:rPr>
             </w:pPr>
             <w:r>
               <w:rPr>
-                <w:rFonts w:ascii="Songti SC" w:hAnsi="Songti SC" w:eastAsia="Songti SC"/>
-                <w:b w:val="0"/>
                 <w:sz w:val="22"/>
               </w:rPr>
               <w:t>叶世豪</w:t>
@@ -1354,15 +1288,70 @@
           <w:p>
             <w:pPr>
               <w:spacing w:after="0" w:line="240" w:lineRule="auto"/>
-              <w:jc w:val="left"/>
+              <w:rPr>
+                <w:rFonts w:hint="eastAsia"/>
+                <w:lang w:eastAsia="zh-CN"/>
+              </w:rPr>
             </w:pPr>
             <w:r>
               <w:rPr>
-                <w:rFonts w:ascii="Songti SC" w:hAnsi="Songti SC" w:eastAsia="Songti SC"/>
-                <w:b w:val="0"/>
                 <w:sz w:val="22"/>
+                <w:lang w:eastAsia="zh-CN"/>
               </w:rPr>
-              <w:t>小组组长；负责整体协调、AI学习助手、订单权益和后台管理。</w:t>
+              <w:t>小组组长；负责整体协调、</w:t>
+            </w:r>
+            <w:r>
+              <w:rPr>
+                <w:rFonts w:hint="eastAsia"/>
+                <w:sz w:val="22"/>
+                <w:lang w:eastAsia="zh-CN"/>
+              </w:rPr>
+              <w:t>项目框架搭建、</w:t>
+            </w:r>
+            <w:r>
+              <w:rPr>
+                <w:sz w:val="22"/>
+                <w:lang w:eastAsia="zh-CN"/>
+              </w:rPr>
+              <w:t>AI</w:t>
+            </w:r>
+            <w:r>
+              <w:rPr>
+                <w:rFonts w:hint="eastAsia"/>
+                <w:sz w:val="22"/>
+                <w:lang w:eastAsia="zh-CN"/>
+              </w:rPr>
+              <w:t>学习助手、AI试卷错题分析</w:t>
+            </w:r>
+            <w:r>
+              <w:rPr>
+                <w:sz w:val="22"/>
+                <w:lang w:eastAsia="zh-CN"/>
+              </w:rPr>
+              <w:t>、</w:t>
+            </w:r>
+            <w:r>
+              <w:rPr>
+                <w:rFonts w:hint="eastAsia"/>
+                <w:sz w:val="22"/>
+                <w:lang w:eastAsia="zh-CN"/>
+              </w:rPr>
+              <w:t>班级功能、</w:t>
+            </w:r>
+            <w:r>
+              <w:rPr>
+                <w:sz w:val="22"/>
+                <w:lang w:eastAsia="zh-CN"/>
+              </w:rPr>
+              <w:t>订单权益和后台管理</w:t>
+            </w:r>
+            <w:r>
+              <w:rPr>
+                <w:rFonts w:hint="eastAsia"/>
+                <w:sz w:val="22"/>
+                <w:lang w:eastAsia="zh-CN"/>
+              </w:rPr>
+              <w:t>、线下教学模块、AI推荐教师</w:t>
             </w:r>
           </w:p>
         </w:tc>
@@ -1386,11 +1375,12 @@
             <w:pPr>
               <w:spacing w:after="0" w:line="240" w:lineRule="auto"/>
               <w:jc w:val="center"/>
+              <w:rPr>
+                <w:rFonts w:hint="eastAsia"/>
+              </w:rPr>
             </w:pPr>
             <w:r>
               <w:rPr>
-                <w:rFonts w:ascii="Songti SC" w:hAnsi="Songti SC" w:eastAsia="Songti SC"/>
-                <w:b w:val="0"/>
                 <w:sz w:val="22"/>
               </w:rPr>
               <w:t>黄浩</w:t>
@@ -1411,15 +1401,25 @@
           <w:p>
             <w:pPr>
               <w:spacing w:after="0" w:line="240" w:lineRule="auto"/>
-              <w:jc w:val="left"/>
+              <w:rPr>
+                <w:rFonts w:hint="eastAsia"/>
+                <w:lang w:eastAsia="zh-CN"/>
+              </w:rPr>
             </w:pPr>
             <w:r>
               <w:rPr>
-                <w:rFonts w:ascii="Songti SC" w:hAnsi="Songti SC" w:eastAsia="Songti SC"/>
-                <w:b w:val="0"/>
                 <w:sz w:val="22"/>
+                <w:lang w:eastAsia="zh-CN"/>
               </w:rPr>
-              <w:t>负责题库、试卷、考试发布及相关页面。</w:t>
+              <w:t>负责题库、试卷、考试发布及相关页面</w:t>
+            </w:r>
+            <w:r>
+              <w:rPr>
+                <w:rFonts w:hint="eastAsia"/>
+                <w:sz w:val="22"/>
+                <w:lang w:eastAsia="zh-CN"/>
+              </w:rPr>
+              <w:t>、权益商城、个人中心</w:t>
             </w:r>
           </w:p>
         </w:tc>
@@ -1443,11 +1443,12 @@
             <w:pPr>
               <w:spacing w:after="0" w:line="240" w:lineRule="auto"/>
               <w:jc w:val="center"/>
+              <w:rPr>
+                <w:rFonts w:hint="eastAsia"/>
+              </w:rPr>
             </w:pPr>
             <w:r>
               <w:rPr>
-                <w:rFonts w:ascii="Songti SC" w:hAnsi="Songti SC" w:eastAsia="Songti SC"/>
-                <w:b w:val="0"/>
                 <w:sz w:val="22"/>
               </w:rPr>
               <w:t>贺治中</w:t>
@@ -1468,15 +1469,25 @@
           <w:p>
             <w:pPr>
               <w:spacing w:after="0" w:line="240" w:lineRule="auto"/>
-              <w:jc w:val="left"/>
+              <w:rPr>
+                <w:rFonts w:hint="eastAsia"/>
+                <w:lang w:eastAsia="zh-CN"/>
+              </w:rPr>
             </w:pPr>
             <w:r>
               <w:rPr>
-                <w:rFonts w:ascii="Songti SC" w:hAnsi="Songti SC" w:eastAsia="Songti SC"/>
-                <w:b w:val="0"/>
                 <w:sz w:val="22"/>
+                <w:lang w:eastAsia="zh-CN"/>
               </w:rPr>
-              <w:t>负责学习资料的创建、上传、审核、发布和访问。</w:t>
+              <w:t>负责学习资料</w:t>
+            </w:r>
+            <w:r>
+              <w:rPr>
+                <w:rFonts w:hint="eastAsia"/>
+                <w:sz w:val="22"/>
+                <w:lang w:eastAsia="zh-CN"/>
+              </w:rPr>
+              <w:t>相关功能、学习界面、学习资料支持markdown功能、用户评论</w:t>
             </w:r>
           </w:p>
         </w:tc>
@@ -1500,11 +1511,12 @@
             <w:pPr>
               <w:spacing w:after="0" w:line="240" w:lineRule="auto"/>
               <w:jc w:val="center"/>
+              <w:rPr>
+                <w:rFonts w:hint="eastAsia"/>
+              </w:rPr>
             </w:pPr>
             <w:r>
               <w:rPr>
-                <w:rFonts w:ascii="Songti SC" w:hAnsi="Songti SC" w:eastAsia="Songti SC"/>
-                <w:b w:val="0"/>
                 <w:sz w:val="22"/>
               </w:rPr>
               <w:t>罗逸欢</w:t>
@@ -1525,15 +1537,25 @@
           <w:p>
             <w:pPr>
               <w:spacing w:after="0" w:line="240" w:lineRule="auto"/>
-              <w:jc w:val="left"/>
+              <w:rPr>
+                <w:rFonts w:hint="eastAsia"/>
+                <w:lang w:eastAsia="zh-CN"/>
+              </w:rPr>
             </w:pPr>
             <w:r>
               <w:rPr>
-                <w:rFonts w:ascii="Songti SC" w:hAnsi="Songti SC" w:eastAsia="Songti SC"/>
-                <w:b w:val="0"/>
                 <w:sz w:val="22"/>
+                <w:lang w:eastAsia="zh-CN"/>
               </w:rPr>
-              <w:t>负责在线答题、自动交卷、阅卷、成绩和统计。</w:t>
+              <w:t>负责在线答题、自动交卷、阅卷、成绩和统计</w:t>
+            </w:r>
+            <w:r>
+              <w:rPr>
+                <w:rFonts w:hint="eastAsia"/>
+                <w:sz w:val="22"/>
+                <w:lang w:eastAsia="zh-CN"/>
+              </w:rPr>
+              <w:t>，发布者工作台</w:t>
             </w:r>
           </w:p>
         </w:tc>
@@ -1542,13 +1564,14 @@
     <w:p>
       <w:pPr>
         <w:pStyle w:val="164"/>
-        <w:keepNext w:val="0"/>
+        <w:rPr>
+          <w:rFonts w:hint="eastAsia"/>
+          <w:lang w:eastAsia="zh-CN"/>
+        </w:rPr>
       </w:pPr>
       <w:r>
         <w:rPr>
-          <w:rFonts w:ascii="Songti SC" w:hAnsi="Songti SC" w:eastAsia="Songti SC"/>
-          <w:b w:val="0"/>
-          <w:sz w:val="24"/>
+          <w:lang w:eastAsia="zh-CN"/>
         </w:rPr>
         <w:t>小组成员在各自负责模块之外，也共同完成了接口联调、测试和文档整理。</w:t>
       </w:r>
@@ -1556,12 +1579,14 @@
     <w:p>
       <w:pPr>
         <w:pStyle w:val="166"/>
+        <w:rPr>
+          <w:lang w:eastAsia="zh-CN"/>
+        </w:rPr>
       </w:pPr>
       <w:r>
         <w:rPr>
           <w:rFonts w:ascii="Songti SC" w:hAnsi="Songti SC" w:eastAsia="Heiti SC"/>
-          <w:b/>
-          <w:sz w:val="32"/>
+          <w:lang w:eastAsia="zh-CN"/>
         </w:rPr>
         <w:t>二、项目内容</w:t>
       </w:r>
@@ -1569,12 +1594,14 @@
     <w:p>
       <w:pPr>
         <w:pStyle w:val="167"/>
+        <w:rPr>
+          <w:lang w:eastAsia="zh-CN"/>
+        </w:rPr>
       </w:pPr>
       <w:r>
         <w:rPr>
           <w:rFonts w:ascii="Songti SC" w:hAnsi="Songti SC" w:eastAsia="Heiti SC"/>
-          <w:b/>
-          <w:sz w:val="28"/>
+          <w:lang w:eastAsia="zh-CN"/>
         </w:rPr>
         <w:t>1、需求分析</w:t>
       </w:r>
@@ -1582,13 +1609,14 @@
     <w:p>
       <w:pPr>
         <w:pStyle w:val="164"/>
-        <w:keepNext w:val="0"/>
+        <w:rPr>
+          <w:rFonts w:hint="eastAsia"/>
+          <w:lang w:eastAsia="zh-CN"/>
+        </w:rPr>
       </w:pPr>
       <w:r>
         <w:rPr>
-          <w:rFonts w:ascii="Songti SC" w:hAnsi="Songti SC" w:eastAsia="Songti SC"/>
-          <w:b w:val="0"/>
-          <w:sz w:val="24"/>
+          <w:lang w:eastAsia="zh-CN"/>
         </w:rPr>
         <w:t>系统主要有普通用户、发布者和管理员三类角色。普通用户可以学习资料、加入班级、参加考试、查看成绩和使用AI功能；发布者可以发布资料、管理题库和考试、进行阅卷；管理员负责用户、内容、考试、订单、AI配置和操作日志。</w:t>
       </w:r>
@@ -1596,27 +1624,81 @@
     <w:p>
       <w:pPr>
         <w:pStyle w:val="164"/>
-        <w:keepNext w:val="0"/>
+        <w:rPr>
+          <w:rFonts w:hint="eastAsia"/>
+          <w:lang w:eastAsia="zh-CN"/>
+        </w:rPr>
       </w:pPr>
       <w:r>
         <w:rPr>
-          <w:rFonts w:ascii="Songti SC" w:hAnsi="Songti SC" w:eastAsia="Songti SC"/>
-          <w:b w:val="0"/>
-          <w:sz w:val="24"/>
+          <w:lang w:eastAsia="zh-CN"/>
         </w:rPr>
-        <w:t>主要需求包括：用户注册登录和个人资料；Markdown学习资料、文件上传、审核和学习进度；班级、成员和公告；五类题目、试卷、指定考生或班级考试；自动交卷、客观题评分、人工阅卷和成绩统计；模拟支付与权益；AI资料总结、知识讲解、考试分析、错题复习和教师推荐；线下教师申请、审核和查询。</w:t>
+        <w:t>主要需求包括：用户注册登录和个人资料；Markdown学习资料、文件上传、审核和学习进度；班级、成员和公告；五类题目、试卷、指定考生或班级考试；自动交卷、客观题评分、人工阅卷和成绩统计；模拟支付与权益；AI资料总结、</w:t>
+      </w:r>
+      <w:r>
+        <w:rPr>
+          <w:rFonts w:hint="eastAsia"/>
+          <w:lang w:eastAsia="zh-CN"/>
+        </w:rPr>
+        <w:t>AI</w:t>
+      </w:r>
+      <w:r>
+        <w:rPr>
+          <w:lang w:eastAsia="zh-CN"/>
+        </w:rPr>
+        <w:t>知识讲解、</w:t>
+      </w:r>
+      <w:r>
+        <w:rPr>
+          <w:rFonts w:hint="eastAsia"/>
+          <w:lang w:eastAsia="zh-CN"/>
+        </w:rPr>
+        <w:t>AI</w:t>
+      </w:r>
+      <w:r>
+        <w:rPr>
+          <w:lang w:eastAsia="zh-CN"/>
+        </w:rPr>
+        <w:t>考试分析、</w:t>
+      </w:r>
+      <w:r>
+        <w:rPr>
+          <w:rFonts w:hint="eastAsia"/>
+          <w:lang w:eastAsia="zh-CN"/>
+        </w:rPr>
+        <w:t>AI</w:t>
+      </w:r>
+      <w:r>
+        <w:rPr>
+          <w:lang w:eastAsia="zh-CN"/>
+        </w:rPr>
+        <w:t>错题复习和</w:t>
+      </w:r>
+      <w:r>
+        <w:rPr>
+          <w:rFonts w:hint="eastAsia"/>
+          <w:lang w:eastAsia="zh-CN"/>
+        </w:rPr>
+        <w:t>AI</w:t>
+      </w:r>
+      <w:r>
+        <w:rPr>
+          <w:lang w:eastAsia="zh-CN"/>
+        </w:rPr>
+        <w:t>教师推荐；线下教师申请、审核和查询。</w:t>
       </w:r>
     </w:p>
     <w:p>
       <w:pPr>
         <w:pStyle w:val="164"/>
-        <w:keepNext w:val="0"/>
+        <w:rPr>
+          <w:rFonts w:hint="eastAsia"/>
+          <w:lang w:eastAsia="zh-CN"/>
+        </w:rPr>
       </w:pPr>
       <w:r>
         <w:rPr>
-          <w:rFonts w:ascii="Songti SC" w:hAnsi="Songti SC" w:eastAsia="Songti SC"/>
-          <w:b w:val="0"/>
-          <w:sz w:val="24"/>
+          <w:lang w:eastAsia="zh-CN"/>
         </w:rPr>
         <w:t>系统还要满足基本的安全和稳定要求。不同角色只能访问自己的功能；付费资料和班级资料要检查访问权限；考试答案需要及时保存；AI调用失败不能扣除额度；敏感信息和上传文件要经过校验。</w:t>
       </w:r>
@@ -1624,12 +1706,14 @@
     <w:p>
       <w:pPr>
         <w:pStyle w:val="167"/>
+        <w:rPr>
+          <w:lang w:eastAsia="zh-CN"/>
+        </w:rPr>
       </w:pPr>
       <w:r>
         <w:rPr>
           <w:rFonts w:ascii="Songti SC" w:hAnsi="Songti SC" w:eastAsia="Heiti SC"/>
-          <w:b/>
-          <w:sz w:val="28"/>
+          <w:lang w:eastAsia="zh-CN"/>
         </w:rPr>
         <w:t>2、概要设计</w:t>
       </w:r>
@@ -1638,12 +1722,14 @@
       <w:pPr>
         <w:pStyle w:val="164"/>
         <w:keepNext/>
+        <w:rPr>
+          <w:rFonts w:hint="eastAsia"/>
+          <w:lang w:eastAsia="zh-CN"/>
+        </w:rPr>
       </w:pPr>
       <w:r>
         <w:rPr>
-          <w:rFonts w:ascii="Songti SC" w:hAnsi="Songti SC" w:eastAsia="Songti SC"/>
-          <w:b w:val="0"/>
-          <w:sz w:val="24"/>
+          <w:lang w:eastAsia="zh-CN"/>
         </w:rPr>
         <w:t>（1）设计思想</w:t>
       </w:r>
@@ -1651,13 +1737,14 @@
     <w:p>
       <w:pPr>
         <w:pStyle w:val="164"/>
-        <w:keepNext w:val="0"/>
+        <w:rPr>
+          <w:rFonts w:hint="eastAsia"/>
+          <w:lang w:eastAsia="zh-CN"/>
+        </w:rPr>
       </w:pPr>
       <w:r>
         <w:rPr>
-          <w:rFonts w:ascii="Songti SC" w:hAnsi="Songti SC" w:eastAsia="Songti SC"/>
-          <w:b w:val="0"/>
-          <w:sz w:val="24"/>
+          <w:lang w:eastAsia="zh-CN"/>
         </w:rPr>
         <w:t>项目以“先完成主要流程，再逐步补充功能”为思路。系统把账户、学习资料、考试、AI、订单和后台管理分成相对独立的模块，各模块通过统一接口和权限规则配合，便于小组分工和后续修改。</w:t>
       </w:r>
@@ -1666,12 +1753,14 @@
       <w:pPr>
         <w:pStyle w:val="164"/>
         <w:keepNext/>
+        <w:rPr>
+          <w:rFonts w:hint="eastAsia"/>
+          <w:lang w:eastAsia="zh-CN"/>
+        </w:rPr>
       </w:pPr>
       <w:r>
         <w:rPr>
-          <w:rFonts w:ascii="Songti SC" w:hAnsi="Songti SC" w:eastAsia="Songti SC"/>
-          <w:b w:val="0"/>
-          <w:sz w:val="24"/>
+          <w:lang w:eastAsia="zh-CN"/>
         </w:rPr>
         <w:t>（2）实现方法</w:t>
       </w:r>
@@ -1679,13 +1768,14 @@
     <w:p>
       <w:pPr>
         <w:pStyle w:val="164"/>
-        <w:keepNext w:val="0"/>
+        <w:rPr>
+          <w:rFonts w:hint="eastAsia"/>
+          <w:lang w:eastAsia="zh-CN"/>
+        </w:rPr>
       </w:pPr>
       <w:r>
         <w:rPr>
-          <w:rFonts w:ascii="Songti SC" w:hAnsi="Songti SC" w:eastAsia="Songti SC"/>
-          <w:b w:val="0"/>
-          <w:sz w:val="24"/>
+          <w:lang w:eastAsia="zh-CN"/>
         </w:rPr>
         <w:t>项目采用B/S架构和前后端分离方式。前端使用Vue 3、TypeScript、Vite、Element Plus、Pinia和Vue Router，负责页面显示、表单和路由控制；后端使用Spring Boot、Spring Security、MyBatis和JWT，按控制层、业务层和数据访问层组织代码。</w:t>
       </w:r>
@@ -1693,13 +1783,14 @@
     <w:p>
       <w:pPr>
         <w:pStyle w:val="164"/>
-        <w:keepNext w:val="0"/>
+        <w:rPr>
+          <w:rFonts w:hint="eastAsia"/>
+          <w:lang w:eastAsia="zh-CN"/>
+        </w:rPr>
       </w:pPr>
       <w:r>
         <w:rPr>
-          <w:rFonts w:ascii="Songti SC" w:hAnsi="Songti SC" w:eastAsia="Songti SC"/>
-          <w:b w:val="0"/>
-          <w:sz w:val="24"/>
+          <w:lang w:eastAsia="zh-CN"/>
         </w:rPr>
         <w:t>MySQL保存主要业务数据，Redis用于登录防刷和考试运行状态，MinIO保存封面、头像、文档、视频和附件。AI功能可以使用本地Mock，也可以连接DeepSeek接口。项目采用模块化单体结构，便于实训期间开发和部署。</w:t>
       </w:r>
@@ -1708,12 +1799,14 @@
       <w:pPr>
         <w:pStyle w:val="164"/>
         <w:keepNext/>
+        <w:rPr>
+          <w:rFonts w:hint="eastAsia"/>
+          <w:lang w:eastAsia="zh-CN"/>
+        </w:rPr>
       </w:pPr>
       <w:r>
         <w:rPr>
-          <w:rFonts w:ascii="Songti SC" w:hAnsi="Songti SC" w:eastAsia="Songti SC"/>
-          <w:b w:val="0"/>
-          <w:sz w:val="24"/>
+          <w:lang w:eastAsia="zh-CN"/>
         </w:rPr>
         <w:t>（3）主要模块及各模块关系</w:t>
       </w:r>
@@ -1721,13 +1814,14 @@
     <w:p>
       <w:pPr>
         <w:pStyle w:val="164"/>
-        <w:keepNext w:val="0"/>
+        <w:rPr>
+          <w:rFonts w:hint="eastAsia"/>
+          <w:lang w:eastAsia="zh-CN"/>
+        </w:rPr>
       </w:pPr>
       <w:r>
         <w:rPr>
-          <w:rFonts w:ascii="Songti SC" w:hAnsi="Songti SC" w:eastAsia="Songti SC"/>
-          <w:b w:val="0"/>
-          <w:sz w:val="24"/>
+          <w:lang w:eastAsia="zh-CN"/>
         </w:rPr>
         <w:t>账户与权限模块是系统入口，为其他模块提供用户身份和角色信息。学习资料模块向学习进度、班级和AI模块提供资料数据；题库与考试模块向答题、阅卷、成绩、AI分析和错题复习模块提供考试数据；订单与权益模块控制付费资料、AI次数和考试发布次数；管理后台统一管理用户、资料、考试、订单、教师审核和操作日志。</w:t>
       </w:r>
@@ -1735,12 +1829,14 @@
     <w:p>
       <w:pPr>
         <w:pStyle w:val="167"/>
+        <w:rPr>
+          <w:lang w:eastAsia="zh-CN"/>
+        </w:rPr>
       </w:pPr>
       <w:r>
         <w:rPr>
           <w:rFonts w:ascii="Songti SC" w:hAnsi="Songti SC" w:eastAsia="Heiti SC"/>
-          <w:b/>
-          <w:sz w:val="28"/>
+          <w:lang w:eastAsia="zh-CN"/>
         </w:rPr>
         <w:t>3、详细设计</w:t>
       </w:r>
@@ -1749,24 +1845,21 @@
       <w:pPr>
         <w:pStyle w:val="165"/>
         <w:rPr>
-          <w:sz w:val="24"/>
+          <w:rFonts w:hint="eastAsia"/>
           <w:szCs w:val="24"/>
+          <w:lang w:eastAsia="zh-CN"/>
         </w:rPr>
       </w:pPr>
       <w:r>
         <w:rPr>
-          <w:rFonts w:ascii="Songti SC" w:hAnsi="Songti SC" w:eastAsia="Songti SC"/>
-          <w:b w:val="0"/>
-          <w:sz w:val="24"/>
+          <w:lang w:eastAsia="zh-CN"/>
         </w:rPr>
         <w:t>（</w:t>
       </w:r>
       <w:r>
         <w:rPr>
-          <w:rFonts w:ascii="Songti SC" w:hAnsi="Songti SC" w:eastAsia="Songti SC"/>
-          <w:b w:val="0"/>
-          <w:sz w:val="24"/>
           <w:szCs w:val="24"/>
+          <w:lang w:eastAsia="zh-CN"/>
         </w:rPr>
         <w:t>1）账户与权限：注册时检查账号信息，密码使用BCrypt加密；登录后签发JWT。前后端都按普通用户、发布者和管理员进行权限控制。</w:t>
       </w:r>
@@ -1775,16 +1868,15 @@
       <w:pPr>
         <w:pStyle w:val="165"/>
         <w:rPr>
-          <w:sz w:val="24"/>
+          <w:rFonts w:hint="eastAsia"/>
           <w:szCs w:val="24"/>
+          <w:lang w:eastAsia="zh-CN"/>
         </w:rPr>
       </w:pPr>
       <w:r>
         <w:rPr>
-          <w:rFonts w:ascii="Songti SC" w:hAnsi="Songti SC" w:eastAsia="Songti SC"/>
-          <w:b w:val="0"/>
-          <w:sz w:val="24"/>
           <w:szCs w:val="24"/>
+          <w:lang w:eastAsia="zh-CN"/>
         </w:rPr>
         <w:t>（2）学习资料：发布者使用Markdown编辑正文，可上传封面和附件，也可引用其他已发布资料。资料经过管理员审核后发布，支持公开或班级发放，并记录学习进度、收藏、点赞和评论。</w:t>
       </w:r>
@@ -1793,16 +1885,15 @@
       <w:pPr>
         <w:pStyle w:val="165"/>
         <w:rPr>
-          <w:sz w:val="24"/>
+          <w:rFonts w:hint="eastAsia"/>
           <w:szCs w:val="24"/>
+          <w:lang w:eastAsia="zh-CN"/>
         </w:rPr>
       </w:pPr>
       <w:r>
         <w:rPr>
-          <w:rFonts w:ascii="Songti SC" w:hAnsi="Songti SC" w:eastAsia="Songti SC"/>
-          <w:b w:val="0"/>
-          <w:sz w:val="24"/>
           <w:szCs w:val="24"/>
+          <w:lang w:eastAsia="zh-CN"/>
         </w:rPr>
         <w:t>（3）班级：用户可通过邀请码加入班级。班级拥有者和管理员可以维护成员、发布公告，并向班级发放资料和考试。</w:t>
       </w:r>
@@ -1811,15 +1902,15 @@
       <w:pPr>
         <w:pStyle w:val="165"/>
         <w:rPr>
-          <w:sz w:val="24"/>
+          <w:rFonts w:hint="eastAsia"/>
           <w:szCs w:val="24"/>
+          <w:lang w:eastAsia="zh-CN"/>
         </w:rPr>
       </w:pPr>
       <w:r>
         <w:rPr>
-          <w:rFonts w:ascii="Songti SC" w:hAnsi="Songti SC" w:eastAsia="Songti SC"/>
-          <w:sz w:val="24"/>
           <w:szCs w:val="24"/>
+          <w:lang w:eastAsia="zh-CN"/>
         </w:rPr>
         <w:t>（4）考试：发布者维护题库和五类题目，组成试卷后发布考试。系统支持指定考生或班级，作答过程保存答案，超时自动交卷，客观题自动评分，主观题人工评分。已交卷、阅卷中或已完成时不再显示倒计时，成绩统计区分正确、错误、未作答、部分得分和待批改。</w:t>
       </w:r>
@@ -1828,16 +1919,15 @@
       <w:pPr>
         <w:pStyle w:val="165"/>
         <w:rPr>
-          <w:sz w:val="24"/>
+          <w:rFonts w:hint="eastAsia"/>
           <w:szCs w:val="24"/>
+          <w:lang w:eastAsia="zh-CN"/>
         </w:rPr>
       </w:pPr>
       <w:r>
         <w:rPr>
-          <w:rFonts w:ascii="Songti SC" w:hAnsi="Songti SC" w:eastAsia="Songti SC"/>
-          <w:b w:val="0"/>
-          <w:sz w:val="24"/>
           <w:szCs w:val="24"/>
+          <w:lang w:eastAsia="zh-CN"/>
         </w:rPr>
         <w:t>（5）AI与复习：系统支持资料总结和知识讲解，也支持考试整体分析、个人分析和错题复习。AI结果成功保存后才扣除相应额度。</w:t>
       </w:r>
@@ -1846,16 +1936,15 @@
       <w:pPr>
         <w:pStyle w:val="165"/>
         <w:rPr>
-          <w:sz w:val="24"/>
+          <w:rFonts w:hint="eastAsia"/>
           <w:szCs w:val="24"/>
+          <w:lang w:eastAsia="zh-CN"/>
         </w:rPr>
       </w:pPr>
       <w:r>
         <w:rPr>
-          <w:rFonts w:ascii="Songti SC" w:hAnsi="Songti SC" w:eastAsia="Songti SC"/>
-          <w:b w:val="0"/>
-          <w:sz w:val="24"/>
           <w:szCs w:val="24"/>
+          <w:lang w:eastAsia="zh-CN"/>
         </w:rPr>
         <w:t>（6）线下教学：发布者可申请成为线下教师，管理员审核后展示。用户可以按地区、科目和价格查找教师，也可以使用AI推荐。</w:t>
       </w:r>
@@ -1864,37 +1953,30 @@
       <w:pPr>
         <w:pStyle w:val="165"/>
         <w:rPr>
-          <w:sz w:val="24"/>
+          <w:rFonts w:hint="eastAsia"/>
           <w:szCs w:val="24"/>
+          <w:lang w:eastAsia="zh-CN"/>
         </w:rPr>
       </w:pPr>
       <w:r>
         <w:rPr>
-          <w:rFonts w:ascii="Songti SC" w:hAnsi="Songti SC" w:eastAsia="Songti SC"/>
-          <w:sz w:val="24"/>
           <w:szCs w:val="24"/>
+          <w:lang w:eastAsia="zh-CN"/>
         </w:rPr>
-        <w:t>（7）</w:t>
-      </w:r>
-      <w:r>
-        <w:rPr>
-          <w:rFonts w:ascii="Songti SC" w:hAnsi="Songti SC" w:eastAsia="Songti SC"/>
-          <w:b w:val="0"/>
-          <w:sz w:val="24"/>
-          <w:szCs w:val="24"/>
-        </w:rPr>
-        <w:t>订单与后台：平台使用模拟支付发放资料访问权、AI次数和考试发布次数。管理员可以管理用户、内容、考试、订单、AI配置和操作日志。前端不允许当前管理员点击自己的账号状态按钮，后端仍保留安全拦截。</w:t>
+        <w:t>（7）订单与后台：平台使用模拟支付发放资料访问权、AI次数和考试发布次数。管理员可以管理用户、内容、考试、订单、AI配置和操作日志。前端不允许当前管理员点击自己的账号状态按钮，后端仍保留安全拦截。</w:t>
       </w:r>
     </w:p>
     <w:p>
       <w:pPr>
         <w:pStyle w:val="167"/>
+        <w:rPr>
+          <w:lang w:eastAsia="zh-CN"/>
+        </w:rPr>
       </w:pPr>
       <w:r>
         <w:rPr>
           <w:rFonts w:ascii="Songti SC" w:hAnsi="Songti SC" w:eastAsia="Heiti SC"/>
-          <w:b/>
-          <w:sz w:val="28"/>
+          <w:lang w:eastAsia="zh-CN"/>
         </w:rPr>
         <w:t>4、测试结果</w:t>
       </w:r>
@@ -1902,21 +1984,30 @@
     <w:p>
       <w:pPr>
         <w:pStyle w:val="164"/>
-        <w:keepNext w:val="0"/>
-        <w:spacing w:before="0" w:after="100" w:line="324" w:lineRule="auto"/>
+        <w:spacing w:line="324" w:lineRule="auto"/>
         <w:rPr>
-          <w:sz w:val="24"/>
           <w:szCs w:val="24"/>
+          <w:lang w:eastAsia="zh-CN"/>
         </w:rPr>
       </w:pPr>
       <w:r>
         <w:rPr>
-          <w:rFonts w:ascii="Songti SC" w:hAnsi="Songti SC" w:eastAsia="Songti SC"/>
-          <w:sz w:val="24"/>
           <w:szCs w:val="24"/>
+          <w:lang w:eastAsia="zh-CN"/>
         </w:rPr>
         <w:t>本次测试参考手动测试问题清单，重点复查数据库、考试、成绩统计、后台、商城和页面提示。测试采用自动化测试、前端构建、数据库结构查询和浏览器页面检查相结合的方式。</w:t>
       </w:r>
+    </w:p>
+    <w:p>
+      <w:pPr>
+        <w:pStyle w:val="164"/>
+        <w:spacing w:line="324" w:lineRule="auto"/>
+        <w:rPr>
+          <w:rFonts w:hint="eastAsia"/>
+          <w:szCs w:val="24"/>
+          <w:lang w:eastAsia="zh-CN"/>
+        </w:rPr>
+      </w:pPr>
     </w:p>
     <w:tbl>
       <w:tblPr>
@@ -1946,7 +2037,6 @@
       </w:tblGrid>
       <w:tr>
         <w:trPr>
-          <w:trHeight w:val="0" w:hRule="atLeast"/>
           <w:tblHeader/>
           <w:jc w:val="center"/>
         </w:trPr>
@@ -1966,19 +2056,16 @@
             <w:pPr>
               <w:snapToGrid w:val="0"/>
               <w:spacing w:line="240" w:lineRule="auto"/>
-              <w:ind w:left="0" w:leftChars="0" w:right="0" w:rightChars="0" w:firstLine="0" w:firstLineChars="0"/>
               <w:jc w:val="center"/>
               <w:rPr>
+                <w:rFonts w:hint="eastAsia"/>
                 <w:b/>
-                <w:sz w:val="24"/>
                 <w:szCs w:val="24"/>
               </w:rPr>
             </w:pPr>
             <w:r>
               <w:rPr>
-                <w:rFonts w:ascii="Songti SC" w:hAnsi="Songti SC" w:eastAsia="Songti SC"/>
                 <w:b/>
-                <w:sz w:val="24"/>
                 <w:szCs w:val="24"/>
               </w:rPr>
               <w:t>测试项目</w:t>
@@ -2001,19 +2088,16 @@
             <w:pPr>
               <w:snapToGrid w:val="0"/>
               <w:spacing w:line="240" w:lineRule="auto"/>
-              <w:ind w:left="0" w:leftChars="0" w:right="0" w:rightChars="0" w:firstLine="0" w:firstLineChars="0"/>
               <w:jc w:val="center"/>
               <w:rPr>
+                <w:rFonts w:hint="eastAsia"/>
                 <w:b/>
-                <w:sz w:val="24"/>
                 <w:szCs w:val="24"/>
               </w:rPr>
             </w:pPr>
             <w:r>
               <w:rPr>
-                <w:rFonts w:ascii="Songti SC" w:hAnsi="Songti SC" w:eastAsia="Songti SC"/>
                 <w:b/>
-                <w:sz w:val="24"/>
                 <w:szCs w:val="24"/>
               </w:rPr>
               <w:t>最新结果</w:t>
@@ -2036,19 +2120,16 @@
             <w:pPr>
               <w:snapToGrid w:val="0"/>
               <w:spacing w:line="240" w:lineRule="auto"/>
-              <w:ind w:left="0" w:leftChars="0" w:right="0" w:rightChars="0" w:firstLine="0" w:firstLineChars="0"/>
               <w:jc w:val="center"/>
               <w:rPr>
+                <w:rFonts w:hint="eastAsia"/>
                 <w:b/>
-                <w:sz w:val="24"/>
                 <w:szCs w:val="24"/>
               </w:rPr>
             </w:pPr>
             <w:r>
               <w:rPr>
-                <w:rFonts w:ascii="Songti SC" w:hAnsi="Songti SC" w:eastAsia="Songti SC"/>
                 <w:b/>
-                <w:sz w:val="24"/>
                 <w:szCs w:val="24"/>
               </w:rPr>
               <w:t>结论</w:t>
@@ -2058,7 +2139,6 @@
       </w:tr>
       <w:tr>
         <w:trPr>
-          <w:trHeight w:val="0" w:hRule="atLeast"/>
           <w:jc w:val="center"/>
         </w:trPr>
         <w:tc>
@@ -2076,18 +2156,14 @@
             <w:pPr>
               <w:snapToGrid w:val="0"/>
               <w:spacing w:line="240" w:lineRule="auto"/>
-              <w:ind w:left="0" w:leftChars="0" w:right="0" w:rightChars="0" w:firstLine="0" w:firstLineChars="0"/>
               <w:jc w:val="center"/>
               <w:rPr>
-                <w:sz w:val="24"/>
+                <w:rFonts w:hint="eastAsia"/>
                 <w:szCs w:val="24"/>
               </w:rPr>
             </w:pPr>
             <w:r>
               <w:rPr>
-                <w:rFonts w:ascii="Songti SC" w:hAnsi="Songti SC" w:eastAsia="Songti SC"/>
-                <w:b w:val="0"/>
-                <w:sz w:val="24"/>
                 <w:szCs w:val="24"/>
               </w:rPr>
               <w:t>数据库升级</w:t>
@@ -2109,19 +2185,16 @@
             <w:pPr>
               <w:snapToGrid w:val="0"/>
               <w:spacing w:line="240" w:lineRule="auto"/>
-              <w:ind w:left="0" w:leftChars="0" w:right="0" w:rightChars="0" w:firstLine="0" w:firstLineChars="0"/>
-              <w:jc w:val="left"/>
               <w:rPr>
-                <w:sz w:val="24"/>
+                <w:rFonts w:hint="eastAsia"/>
                 <w:szCs w:val="24"/>
+                <w:lang w:eastAsia="zh-CN"/>
               </w:rPr>
             </w:pPr>
             <w:r>
               <w:rPr>
-                <w:rFonts w:ascii="Songti SC" w:hAnsi="Songti SC" w:eastAsia="Songti SC"/>
-                <w:b w:val="0"/>
-                <w:sz w:val="24"/>
                 <w:szCs w:val="24"/>
+                <w:lang w:eastAsia="zh-CN"/>
               </w:rPr>
               <w:t>当前数据库共有44张业务表，登录和相关页面可正常使用。</w:t>
             </w:r>
@@ -2142,18 +2215,13 @@
             <w:pPr>
               <w:snapToGrid w:val="0"/>
               <w:spacing w:line="240" w:lineRule="auto"/>
-              <w:ind w:left="0" w:leftChars="0" w:right="0" w:rightChars="0" w:firstLine="0" w:firstLineChars="0"/>
-              <w:jc w:val="left"/>
               <w:rPr>
-                <w:sz w:val="24"/>
+                <w:rFonts w:hint="eastAsia"/>
                 <w:szCs w:val="24"/>
               </w:rPr>
             </w:pPr>
             <w:r>
               <w:rPr>
-                <w:rFonts w:ascii="Songti SC" w:hAnsi="Songti SC" w:eastAsia="Songti SC"/>
-                <w:b w:val="0"/>
-                <w:sz w:val="24"/>
                 <w:szCs w:val="24"/>
               </w:rPr>
               <w:t>通过</w:t>
@@ -2163,7 +2231,6 @@
       </w:tr>
       <w:tr>
         <w:trPr>
-          <w:trHeight w:val="0" w:hRule="atLeast"/>
           <w:jc w:val="center"/>
         </w:trPr>
         <w:tc>
@@ -2181,18 +2248,14 @@
             <w:pPr>
               <w:snapToGrid w:val="0"/>
               <w:spacing w:line="240" w:lineRule="auto"/>
-              <w:ind w:left="0" w:leftChars="0" w:right="0" w:rightChars="0" w:firstLine="0" w:firstLineChars="0"/>
               <w:jc w:val="center"/>
               <w:rPr>
-                <w:sz w:val="24"/>
+                <w:rFonts w:hint="eastAsia"/>
                 <w:szCs w:val="24"/>
               </w:rPr>
             </w:pPr>
             <w:r>
               <w:rPr>
-                <w:rFonts w:ascii="Songti SC" w:hAnsi="Songti SC" w:eastAsia="Songti SC"/>
-                <w:b w:val="0"/>
-                <w:sz w:val="24"/>
                 <w:szCs w:val="24"/>
               </w:rPr>
               <w:t>人工阅卷保存</w:t>
@@ -2214,19 +2277,16 @@
             <w:pPr>
               <w:snapToGrid w:val="0"/>
               <w:spacing w:line="240" w:lineRule="auto"/>
-              <w:ind w:left="0" w:leftChars="0" w:right="0" w:rightChars="0" w:firstLine="0" w:firstLineChars="0"/>
-              <w:jc w:val="left"/>
               <w:rPr>
-                <w:sz w:val="24"/>
+                <w:rFonts w:hint="eastAsia"/>
                 <w:szCs w:val="24"/>
+                <w:lang w:eastAsia="zh-CN"/>
               </w:rPr>
             </w:pPr>
             <w:r>
               <w:rPr>
-                <w:rFonts w:ascii="Songti SC" w:hAnsi="Songti SC" w:eastAsia="Songti SC"/>
-                <w:b w:val="0"/>
-                <w:sz w:val="24"/>
                 <w:szCs w:val="24"/>
+                <w:lang w:eastAsia="zh-CN"/>
               </w:rPr>
               <w:t>将简答题设为18分并保存，页面提示成功，输入框保持18.00，刷新后分数和评语仍正确。</w:t>
             </w:r>
@@ -2247,18 +2307,13 @@
             <w:pPr>
               <w:snapToGrid w:val="0"/>
               <w:spacing w:line="240" w:lineRule="auto"/>
-              <w:ind w:left="0" w:leftChars="0" w:right="0" w:rightChars="0" w:firstLine="0" w:firstLineChars="0"/>
-              <w:jc w:val="left"/>
               <w:rPr>
-                <w:sz w:val="24"/>
+                <w:rFonts w:hint="eastAsia"/>
                 <w:szCs w:val="24"/>
               </w:rPr>
             </w:pPr>
             <w:r>
               <w:rPr>
-                <w:rFonts w:ascii="Songti SC" w:hAnsi="Songti SC" w:eastAsia="Songti SC"/>
-                <w:b w:val="0"/>
-                <w:sz w:val="24"/>
                 <w:szCs w:val="24"/>
               </w:rPr>
               <w:t>通过</w:t>
@@ -2268,7 +2323,6 @@
       </w:tr>
       <w:tr>
         <w:trPr>
-          <w:trHeight w:val="0" w:hRule="atLeast"/>
           <w:jc w:val="center"/>
         </w:trPr>
         <w:tc>
@@ -2286,18 +2340,14 @@
             <w:pPr>
               <w:snapToGrid w:val="0"/>
               <w:spacing w:line="240" w:lineRule="auto"/>
-              <w:ind w:left="0" w:leftChars="0" w:right="0" w:rightChars="0" w:firstLine="0" w:firstLineChars="0"/>
               <w:jc w:val="center"/>
               <w:rPr>
-                <w:sz w:val="24"/>
+                <w:rFonts w:hint="eastAsia"/>
                 <w:szCs w:val="24"/>
               </w:rPr>
             </w:pPr>
             <w:r>
               <w:rPr>
-                <w:rFonts w:ascii="Songti SC" w:hAnsi="Songti SC" w:eastAsia="Songti SC"/>
-                <w:b w:val="0"/>
-                <w:sz w:val="24"/>
                 <w:szCs w:val="24"/>
               </w:rPr>
               <w:t>已交卷倒计时</w:t>
@@ -2319,19 +2369,16 @@
             <w:pPr>
               <w:snapToGrid w:val="0"/>
               <w:spacing w:line="240" w:lineRule="auto"/>
-              <w:ind w:left="0" w:leftChars="0" w:right="0" w:rightChars="0" w:firstLine="0" w:firstLineChars="0"/>
-              <w:jc w:val="left"/>
               <w:rPr>
-                <w:sz w:val="24"/>
+                <w:rFonts w:hint="eastAsia"/>
                 <w:szCs w:val="24"/>
+                <w:lang w:eastAsia="zh-CN"/>
               </w:rPr>
             </w:pPr>
             <w:r>
               <w:rPr>
-                <w:rFonts w:ascii="Songti SC" w:hAnsi="Songti SC" w:eastAsia="Songti SC"/>
-                <w:b w:val="0"/>
-                <w:sz w:val="24"/>
                 <w:szCs w:val="24"/>
+                <w:lang w:eastAsia="zh-CN"/>
               </w:rPr>
               <w:t>补充状态判断后，SUBMITTED、GRADING和COMPLETED状态不再启动或显示倒计时，针对性回归测试通过。</w:t>
             </w:r>
@@ -2352,18 +2399,13 @@
             <w:pPr>
               <w:snapToGrid w:val="0"/>
               <w:spacing w:line="240" w:lineRule="auto"/>
-              <w:ind w:left="0" w:leftChars="0" w:right="0" w:rightChars="0" w:firstLine="0" w:firstLineChars="0"/>
-              <w:jc w:val="left"/>
               <w:rPr>
-                <w:sz w:val="24"/>
+                <w:rFonts w:hint="eastAsia"/>
                 <w:szCs w:val="24"/>
               </w:rPr>
             </w:pPr>
             <w:r>
               <w:rPr>
-                <w:rFonts w:ascii="Songti SC" w:hAnsi="Songti SC" w:eastAsia="Songti SC"/>
-                <w:b w:val="0"/>
-                <w:sz w:val="24"/>
                 <w:szCs w:val="24"/>
               </w:rPr>
               <w:t>通过</w:t>
@@ -2373,7 +2415,6 @@
       </w:tr>
       <w:tr>
         <w:trPr>
-          <w:trHeight w:val="0" w:hRule="atLeast"/>
           <w:jc w:val="center"/>
         </w:trPr>
         <w:tc>
@@ -2391,18 +2432,14 @@
             <w:pPr>
               <w:snapToGrid w:val="0"/>
               <w:spacing w:line="240" w:lineRule="auto"/>
-              <w:ind w:left="0" w:leftChars="0" w:right="0" w:rightChars="0" w:firstLine="0" w:firstLineChars="0"/>
               <w:jc w:val="center"/>
               <w:rPr>
-                <w:sz w:val="24"/>
+                <w:rFonts w:hint="eastAsia"/>
                 <w:szCs w:val="24"/>
               </w:rPr>
             </w:pPr>
             <w:r>
               <w:rPr>
-                <w:rFonts w:ascii="Songti SC" w:hAnsi="Songti SC" w:eastAsia="Songti SC"/>
-                <w:b w:val="0"/>
-                <w:sz w:val="24"/>
                 <w:szCs w:val="24"/>
               </w:rPr>
               <w:t>首页信息</w:t>
@@ -2424,19 +2461,16 @@
             <w:pPr>
               <w:snapToGrid w:val="0"/>
               <w:spacing w:line="240" w:lineRule="auto"/>
-              <w:ind w:left="0" w:leftChars="0" w:right="0" w:rightChars="0" w:firstLine="0" w:firstLineChars="0"/>
-              <w:jc w:val="left"/>
               <w:rPr>
-                <w:sz w:val="24"/>
+                <w:rFonts w:hint="eastAsia"/>
                 <w:szCs w:val="24"/>
+                <w:lang w:eastAsia="zh-CN"/>
               </w:rPr>
             </w:pPr>
             <w:r>
               <w:rPr>
-                <w:rFonts w:ascii="Songti SC" w:hAnsi="Songti SC" w:eastAsia="Songti SC"/>
-                <w:b w:val="0"/>
-                <w:sz w:val="24"/>
                 <w:szCs w:val="24"/>
+                <w:lang w:eastAsia="zh-CN"/>
               </w:rPr>
               <w:t>首页已删除固定的68%学习进度，旧的“后续阶段逐步开放”提示改为主要功能已经开放，浏览器复查正常。</w:t>
             </w:r>
@@ -2457,18 +2491,13 @@
             <w:pPr>
               <w:snapToGrid w:val="0"/>
               <w:spacing w:line="240" w:lineRule="auto"/>
-              <w:ind w:left="0" w:leftChars="0" w:right="0" w:rightChars="0" w:firstLine="0" w:firstLineChars="0"/>
-              <w:jc w:val="left"/>
               <w:rPr>
-                <w:sz w:val="24"/>
+                <w:rFonts w:hint="eastAsia"/>
                 <w:szCs w:val="24"/>
               </w:rPr>
             </w:pPr>
             <w:r>
               <w:rPr>
-                <w:rFonts w:ascii="Songti SC" w:hAnsi="Songti SC" w:eastAsia="Songti SC"/>
-                <w:b w:val="0"/>
-                <w:sz w:val="24"/>
                 <w:szCs w:val="24"/>
               </w:rPr>
               <w:t>通过</w:t>
@@ -2478,7 +2507,6 @@
       </w:tr>
       <w:tr>
         <w:trPr>
-          <w:trHeight w:val="0" w:hRule="atLeast"/>
           <w:jc w:val="center"/>
         </w:trPr>
         <w:tc>
@@ -2496,18 +2524,14 @@
             <w:pPr>
               <w:snapToGrid w:val="0"/>
               <w:spacing w:line="240" w:lineRule="auto"/>
-              <w:ind w:left="0" w:leftChars="0" w:right="0" w:rightChars="0" w:firstLine="0" w:firstLineChars="0"/>
               <w:jc w:val="center"/>
               <w:rPr>
-                <w:sz w:val="24"/>
+                <w:rFonts w:hint="eastAsia"/>
                 <w:szCs w:val="24"/>
               </w:rPr>
             </w:pPr>
             <w:r>
               <w:rPr>
-                <w:rFonts w:ascii="Songti SC" w:hAnsi="Songti SC" w:eastAsia="Songti SC"/>
-                <w:b w:val="0"/>
-                <w:sz w:val="24"/>
                 <w:szCs w:val="24"/>
               </w:rPr>
               <w:t>暂定成绩统计</w:t>
@@ -2529,32 +2553,18 @@
             <w:pPr>
               <w:snapToGrid w:val="0"/>
               <w:spacing w:line="240" w:lineRule="auto"/>
-              <w:ind w:left="0" w:leftChars="0" w:right="0" w:rightChars="0" w:firstLine="0" w:firstLineChars="0"/>
-              <w:jc w:val="left"/>
               <w:rPr>
-                <w:sz w:val="24"/>
+                <w:rFonts w:hint="eastAsia"/>
                 <w:szCs w:val="24"/>
+                <w:lang w:eastAsia="zh-CN"/>
               </w:rPr>
             </w:pPr>
             <w:r>
               <w:rPr>
-                <w:rFonts w:ascii="Songti SC" w:hAnsi="Songti SC" w:eastAsia="Songti SC"/>
-                <w:b w:val="0"/>
-                <w:sz w:val="24"/>
                 <w:szCs w:val="24"/>
+                <w:lang w:eastAsia="zh-CN"/>
               </w:rPr>
-              <w:t>成绩接口和页面新增“部分得分”和“待批改”。18/20的题统计为部分</w:t>
-            </w:r>
-            <w:bookmarkStart w:id="0" w:name="_GoBack"/>
-            <w:bookmarkEnd w:id="0"/>
-            <w:r>
-              <w:rPr>
-                <w:rFonts w:ascii="Songti SC" w:hAnsi="Songti SC" w:eastAsia="Songti SC"/>
-                <w:b w:val="0"/>
-                <w:sz w:val="24"/>
-                <w:szCs w:val="24"/>
-              </w:rPr>
-              <w:t>得分1、错误0；未批主观题统计为待批改1。</w:t>
+              <w:t>成绩接口和页面新增“部分得分”和“待批改”。18/20的题统计为部分得分1、错误0；未批主观题统计为待批改1。</w:t>
             </w:r>
           </w:p>
         </w:tc>
@@ -2573,18 +2583,13 @@
             <w:pPr>
               <w:snapToGrid w:val="0"/>
               <w:spacing w:line="240" w:lineRule="auto"/>
-              <w:ind w:left="0" w:leftChars="0" w:right="0" w:rightChars="0" w:firstLine="0" w:firstLineChars="0"/>
-              <w:jc w:val="left"/>
               <w:rPr>
-                <w:sz w:val="24"/>
+                <w:rFonts w:hint="eastAsia"/>
                 <w:szCs w:val="24"/>
               </w:rPr>
             </w:pPr>
             <w:r>
               <w:rPr>
-                <w:rFonts w:ascii="Songti SC" w:hAnsi="Songti SC" w:eastAsia="Songti SC"/>
-                <w:b w:val="0"/>
-                <w:sz w:val="24"/>
                 <w:szCs w:val="24"/>
               </w:rPr>
               <w:t>通过</w:t>
@@ -2594,7 +2599,6 @@
       </w:tr>
       <w:tr>
         <w:trPr>
-          <w:trHeight w:val="0" w:hRule="atLeast"/>
           <w:jc w:val="center"/>
         </w:trPr>
         <w:tc>
@@ -2612,18 +2616,14 @@
             <w:pPr>
               <w:snapToGrid w:val="0"/>
               <w:spacing w:line="240" w:lineRule="auto"/>
-              <w:ind w:left="0" w:leftChars="0" w:right="0" w:rightChars="0" w:firstLine="0" w:firstLineChars="0"/>
               <w:jc w:val="center"/>
               <w:rPr>
-                <w:sz w:val="24"/>
+                <w:rFonts w:hint="eastAsia"/>
                 <w:szCs w:val="24"/>
               </w:rPr>
             </w:pPr>
             <w:r>
               <w:rPr>
-                <w:rFonts w:ascii="Songti SC" w:hAnsi="Songti SC" w:eastAsia="Songti SC"/>
-                <w:b w:val="0"/>
-                <w:sz w:val="24"/>
                 <w:szCs w:val="24"/>
               </w:rPr>
               <w:t>管理员自我禁用</w:t>
@@ -2645,19 +2645,16 @@
             <w:pPr>
               <w:snapToGrid w:val="0"/>
               <w:spacing w:line="240" w:lineRule="auto"/>
-              <w:ind w:left="0" w:leftChars="0" w:right="0" w:rightChars="0" w:firstLine="0" w:firstLineChars="0"/>
-              <w:jc w:val="left"/>
               <w:rPr>
-                <w:sz w:val="24"/>
+                <w:rFonts w:hint="eastAsia"/>
                 <w:szCs w:val="24"/>
+                <w:lang w:eastAsia="zh-CN"/>
               </w:rPr>
             </w:pPr>
             <w:r>
               <w:rPr>
-                <w:rFonts w:ascii="Songti SC" w:hAnsi="Songti SC" w:eastAsia="Songti SC"/>
-                <w:b w:val="0"/>
-                <w:sz w:val="24"/>
                 <w:szCs w:val="24"/>
+                <w:lang w:eastAsia="zh-CN"/>
               </w:rPr>
               <w:t>当前管理员自己的账号状态按钮已被禁用，操作函数也会再次拦截；后端原有安全校验继续保留。</w:t>
             </w:r>
@@ -2678,18 +2675,13 @@
             <w:pPr>
               <w:snapToGrid w:val="0"/>
               <w:spacing w:line="240" w:lineRule="auto"/>
-              <w:ind w:left="0" w:leftChars="0" w:right="0" w:rightChars="0" w:firstLine="0" w:firstLineChars="0"/>
-              <w:jc w:val="left"/>
               <w:rPr>
-                <w:sz w:val="24"/>
+                <w:rFonts w:hint="eastAsia"/>
                 <w:szCs w:val="24"/>
               </w:rPr>
             </w:pPr>
             <w:r>
               <w:rPr>
-                <w:rFonts w:ascii="Songti SC" w:hAnsi="Songti SC" w:eastAsia="Songti SC"/>
-                <w:b w:val="0"/>
-                <w:sz w:val="24"/>
                 <w:szCs w:val="24"/>
               </w:rPr>
               <w:t>通过</w:t>
@@ -2699,7 +2691,6 @@
       </w:tr>
       <w:tr>
         <w:trPr>
-          <w:trHeight w:val="0" w:hRule="atLeast"/>
           <w:jc w:val="center"/>
         </w:trPr>
         <w:tc>
@@ -2717,18 +2708,14 @@
             <w:pPr>
               <w:snapToGrid w:val="0"/>
               <w:spacing w:line="240" w:lineRule="auto"/>
-              <w:ind w:left="0" w:leftChars="0" w:right="0" w:rightChars="0" w:firstLine="0" w:firstLineChars="0"/>
               <w:jc w:val="center"/>
               <w:rPr>
-                <w:sz w:val="24"/>
+                <w:rFonts w:hint="eastAsia"/>
                 <w:szCs w:val="24"/>
               </w:rPr>
             </w:pPr>
             <w:r>
               <w:rPr>
-                <w:rFonts w:ascii="Songti SC" w:hAnsi="Songti SC" w:eastAsia="Songti SC"/>
-                <w:b w:val="0"/>
-                <w:sz w:val="24"/>
                 <w:szCs w:val="24"/>
               </w:rPr>
               <w:t>商城页面警告</w:t>
@@ -2750,18 +2737,13 @@
             <w:pPr>
               <w:snapToGrid w:val="0"/>
               <w:spacing w:line="240" w:lineRule="auto"/>
-              <w:ind w:left="0" w:leftChars="0" w:right="0" w:rightChars="0" w:firstLine="0" w:firstLineChars="0"/>
-              <w:jc w:val="left"/>
               <w:rPr>
-                <w:sz w:val="24"/>
+                <w:rFonts w:hint="eastAsia"/>
                 <w:szCs w:val="24"/>
               </w:rPr>
             </w:pPr>
             <w:r>
               <w:rPr>
-                <w:rFonts w:ascii="Songti SC" w:hAnsi="Songti SC" w:eastAsia="Songti SC"/>
-                <w:b w:val="0"/>
-                <w:sz w:val="24"/>
                 <w:szCs w:val="24"/>
               </w:rPr>
               <w:t>“全部商品”改用明确的ALL值。商城筛选正常，浏览器控制台未再出现Element Plus旧属性警告。</w:t>
@@ -2783,18 +2765,13 @@
             <w:pPr>
               <w:snapToGrid w:val="0"/>
               <w:spacing w:line="240" w:lineRule="auto"/>
-              <w:ind w:left="0" w:leftChars="0" w:right="0" w:rightChars="0" w:firstLine="0" w:firstLineChars="0"/>
-              <w:jc w:val="left"/>
               <w:rPr>
-                <w:sz w:val="24"/>
+                <w:rFonts w:hint="eastAsia"/>
                 <w:szCs w:val="24"/>
               </w:rPr>
             </w:pPr>
             <w:r>
               <w:rPr>
-                <w:rFonts w:ascii="Songti SC" w:hAnsi="Songti SC" w:eastAsia="Songti SC"/>
-                <w:b w:val="0"/>
-                <w:sz w:val="24"/>
                 <w:szCs w:val="24"/>
               </w:rPr>
               <w:t>通过</w:t>
@@ -2804,7 +2781,6 @@
       </w:tr>
       <w:tr>
         <w:trPr>
-          <w:trHeight w:val="0" w:hRule="atLeast"/>
           <w:jc w:val="center"/>
         </w:trPr>
         <w:tc>
@@ -2822,18 +2798,14 @@
             <w:pPr>
               <w:snapToGrid w:val="0"/>
               <w:spacing w:line="240" w:lineRule="auto"/>
-              <w:ind w:left="0" w:leftChars="0" w:right="0" w:rightChars="0" w:firstLine="0" w:firstLineChars="0"/>
               <w:jc w:val="center"/>
               <w:rPr>
-                <w:sz w:val="24"/>
+                <w:rFonts w:hint="eastAsia"/>
                 <w:szCs w:val="24"/>
               </w:rPr>
             </w:pPr>
             <w:r>
               <w:rPr>
-                <w:rFonts w:ascii="Songti SC" w:hAnsi="Songti SC" w:eastAsia="Songti SC"/>
-                <w:b w:val="0"/>
-                <w:sz w:val="24"/>
                 <w:szCs w:val="24"/>
               </w:rPr>
               <w:t>后端测试警告</w:t>
@@ -2855,19 +2827,16 @@
             <w:pPr>
               <w:snapToGrid w:val="0"/>
               <w:spacing w:line="240" w:lineRule="auto"/>
-              <w:ind w:left="0" w:leftChars="0" w:right="0" w:rightChars="0" w:firstLine="0" w:firstLineChars="0"/>
-              <w:jc w:val="left"/>
               <w:rPr>
-                <w:sz w:val="24"/>
+                <w:rFonts w:hint="eastAsia"/>
                 <w:szCs w:val="24"/>
+                <w:lang w:eastAsia="zh-CN"/>
               </w:rPr>
             </w:pPr>
             <w:r>
               <w:rPr>
-                <w:rFonts w:ascii="Songti SC" w:hAnsi="Songti SC" w:eastAsia="Songti SC"/>
-                <w:b w:val="0"/>
-                <w:sz w:val="24"/>
                 <w:szCs w:val="24"/>
+                <w:lang w:eastAsia="zh-CN"/>
               </w:rPr>
               <w:t>按Mockito官方方式在测试启动时预加载Java Agent。后端156项测试通过，不再出现动态自挂载警告。</w:t>
             </w:r>
@@ -2888,18 +2857,13 @@
             <w:pPr>
               <w:snapToGrid w:val="0"/>
               <w:spacing w:line="240" w:lineRule="auto"/>
-              <w:ind w:left="0" w:leftChars="0" w:right="0" w:rightChars="0" w:firstLine="0" w:firstLineChars="0"/>
-              <w:jc w:val="left"/>
               <w:rPr>
-                <w:sz w:val="24"/>
+                <w:rFonts w:hint="eastAsia"/>
                 <w:szCs w:val="24"/>
               </w:rPr>
             </w:pPr>
             <w:r>
               <w:rPr>
-                <w:rFonts w:ascii="Songti SC" w:hAnsi="Songti SC" w:eastAsia="Songti SC"/>
-                <w:b w:val="0"/>
-                <w:sz w:val="24"/>
                 <w:szCs w:val="24"/>
               </w:rPr>
               <w:t>通过</w:t>
@@ -2909,7 +2873,6 @@
       </w:tr>
       <w:tr>
         <w:trPr>
-          <w:trHeight w:val="0" w:hRule="atLeast"/>
           <w:jc w:val="center"/>
         </w:trPr>
         <w:tc>
@@ -2927,18 +2890,14 @@
             <w:pPr>
               <w:snapToGrid w:val="0"/>
               <w:spacing w:line="240" w:lineRule="auto"/>
-              <w:ind w:left="0" w:leftChars="0" w:right="0" w:rightChars="0" w:firstLine="0" w:firstLineChars="0"/>
               <w:jc w:val="center"/>
               <w:rPr>
-                <w:sz w:val="24"/>
+                <w:rFonts w:hint="eastAsia"/>
                 <w:szCs w:val="24"/>
               </w:rPr>
             </w:pPr>
             <w:r>
               <w:rPr>
-                <w:rFonts w:ascii="Songti SC" w:hAnsi="Songti SC" w:eastAsia="Songti SC"/>
-                <w:b w:val="0"/>
-                <w:sz w:val="24"/>
                 <w:szCs w:val="24"/>
               </w:rPr>
               <w:t>前端测试覆盖</w:t>
@@ -2960,19 +2919,16 @@
             <w:pPr>
               <w:snapToGrid w:val="0"/>
               <w:spacing w:line="240" w:lineRule="auto"/>
-              <w:ind w:left="0" w:leftChars="0" w:right="0" w:rightChars="0" w:firstLine="0" w:firstLineChars="0"/>
-              <w:jc w:val="left"/>
               <w:rPr>
-                <w:sz w:val="24"/>
+                <w:rFonts w:hint="eastAsia"/>
                 <w:szCs w:val="24"/>
+                <w:lang w:eastAsia="zh-CN"/>
               </w:rPr>
             </w:pPr>
             <w:r>
               <w:rPr>
-                <w:rFonts w:ascii="Songti SC" w:hAnsi="Songti SC" w:eastAsia="Songti SC"/>
-                <w:b w:val="0"/>
-                <w:sz w:val="24"/>
                 <w:szCs w:val="24"/>
+                <w:lang w:eastAsia="zh-CN"/>
               </w:rPr>
               <w:t>前端测试增加6项页面回归检查，共17项全部通过；TypeScript检查和Vite正式构建也通过。</w:t>
             </w:r>
@@ -2993,18 +2949,13 @@
             <w:pPr>
               <w:snapToGrid w:val="0"/>
               <w:spacing w:line="240" w:lineRule="auto"/>
-              <w:ind w:left="0" w:leftChars="0" w:right="0" w:rightChars="0" w:firstLine="0" w:firstLineChars="0"/>
-              <w:jc w:val="left"/>
               <w:rPr>
-                <w:sz w:val="24"/>
+                <w:rFonts w:hint="eastAsia"/>
                 <w:szCs w:val="24"/>
               </w:rPr>
             </w:pPr>
             <w:r>
               <w:rPr>
-                <w:rFonts w:ascii="Songti SC" w:hAnsi="Songti SC" w:eastAsia="Songti SC"/>
-                <w:b w:val="0"/>
-                <w:sz w:val="24"/>
                 <w:szCs w:val="24"/>
               </w:rPr>
               <w:t>有所改善</w:t>
@@ -3014,7 +2965,6 @@
       </w:tr>
       <w:tr>
         <w:trPr>
-          <w:trHeight w:val="0" w:hRule="atLeast"/>
           <w:jc w:val="center"/>
         </w:trPr>
         <w:tc>
@@ -3026,18 +2976,14 @@
             <w:pPr>
               <w:snapToGrid w:val="0"/>
               <w:spacing w:line="240" w:lineRule="auto"/>
-              <w:ind w:left="0" w:leftChars="0" w:right="0" w:rightChars="0" w:firstLine="0" w:firstLineChars="0"/>
               <w:jc w:val="center"/>
               <w:rPr>
-                <w:sz w:val="24"/>
+                <w:rFonts w:hint="eastAsia"/>
                 <w:szCs w:val="24"/>
               </w:rPr>
             </w:pPr>
             <w:r>
               <w:rPr>
-                <w:rFonts w:ascii="Songti SC" w:hAnsi="Songti SC" w:eastAsia="Songti SC"/>
-                <w:b w:val="0"/>
-                <w:sz w:val="24"/>
                 <w:szCs w:val="24"/>
               </w:rPr>
               <w:t>试卷时间显示</w:t>
@@ -3053,19 +2999,16 @@
             <w:pPr>
               <w:snapToGrid w:val="0"/>
               <w:spacing w:line="240" w:lineRule="auto"/>
-              <w:ind w:left="0" w:leftChars="0" w:right="0" w:rightChars="0" w:firstLine="0" w:firstLineChars="0"/>
-              <w:jc w:val="left"/>
               <w:rPr>
-                <w:sz w:val="24"/>
+                <w:rFonts w:hint="eastAsia"/>
                 <w:szCs w:val="24"/>
+                <w:lang w:eastAsia="zh-CN"/>
               </w:rPr>
             </w:pPr>
             <w:r>
               <w:rPr>
-                <w:rFonts w:ascii="Songti SC" w:hAnsi="Songti SC" w:eastAsia="Songti SC"/>
-                <w:b w:val="0"/>
-                <w:sz w:val="24"/>
                 <w:szCs w:val="24"/>
+                <w:lang w:eastAsia="zh-CN"/>
               </w:rPr>
               <w:t>固定试卷列表已把原始ISO时间改为中文本地时间，页面显示示例为“2026/7/26 01:24:38”。</w:t>
             </w:r>
@@ -3080,18 +3023,13 @@
             <w:pPr>
               <w:snapToGrid w:val="0"/>
               <w:spacing w:line="240" w:lineRule="auto"/>
-              <w:ind w:left="0" w:leftChars="0" w:right="0" w:rightChars="0" w:firstLine="0" w:firstLineChars="0"/>
-              <w:jc w:val="left"/>
               <w:rPr>
-                <w:sz w:val="24"/>
+                <w:rFonts w:hint="eastAsia"/>
                 <w:szCs w:val="24"/>
               </w:rPr>
             </w:pPr>
             <w:r>
               <w:rPr>
-                <w:rFonts w:ascii="Songti SC" w:hAnsi="Songti SC" w:eastAsia="Songti SC"/>
-                <w:b w:val="0"/>
-                <w:sz w:val="24"/>
                 <w:szCs w:val="24"/>
               </w:rPr>
               <w:t>通过</w:t>
@@ -3103,12 +3041,10 @@
     <w:p>
       <w:pPr>
         <w:pStyle w:val="164"/>
-        <w:keepNext w:val="0"/>
-        <w:spacing w:before="0" w:after="100" w:line="324" w:lineRule="auto"/>
-        <w:ind w:left="0" w:leftChars="0" w:firstLine="0" w:firstLineChars="0"/>
+        <w:spacing w:line="324" w:lineRule="auto"/>
+        <w:ind w:firstLine="0"/>
         <w:rPr>
-          <w:b w:val="0"/>
-          <w:sz w:val="24"/>
+          <w:rFonts w:hint="eastAsia"/>
           <w:szCs w:val="24"/>
         </w:rPr>
       </w:pPr>
@@ -3116,35 +3052,32 @@
     <w:p>
       <w:pPr>
         <w:pStyle w:val="164"/>
-        <w:keepNext w:val="0"/>
-        <w:spacing w:before="0" w:after="100" w:line="324" w:lineRule="auto"/>
+        <w:spacing w:line="324" w:lineRule="auto"/>
         <w:rPr>
-          <w:sz w:val="24"/>
+          <w:rFonts w:hint="eastAsia"/>
           <w:szCs w:val="24"/>
+          <w:lang w:eastAsia="zh-CN"/>
         </w:rPr>
       </w:pPr>
       <w:r>
         <w:rPr>
-          <w:rFonts w:ascii="Songti SC" w:hAnsi="Songti SC" w:eastAsia="Songti SC"/>
-          <w:sz w:val="24"/>
           <w:szCs w:val="24"/>
+          <w:lang w:eastAsia="zh-CN"/>
         </w:rPr>
         <w:t>后端156项测试</w:t>
       </w:r>
       <w:r>
         <w:rPr>
           <w:rFonts w:hint="eastAsia"/>
-          <w:sz w:val="24"/>
           <w:szCs w:val="24"/>
-          <w:lang w:val="en-US" w:eastAsia="zh-CN"/>
+          <w:lang w:eastAsia="zh-CN"/>
         </w:rPr>
         <w:t>和</w:t>
       </w:r>
       <w:r>
         <w:rPr>
-          <w:rFonts w:ascii="Songti SC" w:hAnsi="Songti SC" w:eastAsia="Songti SC"/>
-          <w:sz w:val="24"/>
           <w:szCs w:val="24"/>
+          <w:lang w:eastAsia="zh-CN"/>
         </w:rPr>
         <w:t>前端17项测试全部通过，前端正式构建成功；数据库为44张业务表，班级升级结构完整。首页、试卷时间和商城页面也已在浏览器中复查。</w:t>
       </w:r>
@@ -3152,12 +3085,14 @@
     <w:p>
       <w:pPr>
         <w:pStyle w:val="166"/>
+        <w:rPr>
+          <w:lang w:eastAsia="zh-CN"/>
+        </w:rPr>
       </w:pPr>
       <w:r>
         <w:rPr>
           <w:rFonts w:ascii="Songti SC" w:hAnsi="Songti SC" w:eastAsia="Heiti SC"/>
-          <w:b/>
-          <w:sz w:val="32"/>
+          <w:lang w:eastAsia="zh-CN"/>
         </w:rPr>
         <w:t>三、项目总结</w:t>
       </w:r>
@@ -3165,13 +3100,14 @@
     <w:p>
       <w:pPr>
         <w:pStyle w:val="164"/>
-        <w:keepNext w:val="0"/>
+        <w:rPr>
+          <w:rFonts w:hint="eastAsia"/>
+          <w:lang w:eastAsia="zh-CN"/>
+        </w:rPr>
       </w:pPr>
       <w:r>
         <w:rPr>
-          <w:rFonts w:ascii="Songti SC" w:hAnsi="Songti SC" w:eastAsia="Songti SC"/>
-          <w:b w:val="0"/>
-          <w:sz w:val="24"/>
+          <w:lang w:eastAsia="zh-CN"/>
         </w:rPr>
         <w:t>本次实训完成了一个功能较完整的智能在线学习考试平台。项目从基础的用户和资料管理开始，逐步实现了在线考试、订单权益、AI学习、班级管理、线下教学和错题复习等功能。</w:t>
       </w:r>
@@ -3179,35 +3115,38 @@
     <w:p>
       <w:pPr>
         <w:pStyle w:val="164"/>
-        <w:keepNext w:val="0"/>
         <w:rPr>
-          <w:sz w:val="24"/>
-          <w:szCs w:val="24"/>
+          <w:rFonts w:hint="eastAsia"/>
+          <w:lang w:eastAsia="zh-CN"/>
         </w:rPr>
       </w:pPr>
       <w:r>
         <w:rPr>
-          <w:rFonts w:ascii="Songti SC" w:hAnsi="Songti SC" w:eastAsia="Songti SC"/>
-          <w:sz w:val="24"/>
           <w:szCs w:val="24"/>
+          <w:lang w:eastAsia="zh-CN"/>
         </w:rPr>
         <w:t>在开发过程中，小组对前后端联调、数据库设计、权限控制和测试流程有了更直观的认识。最新版本还补充了模块注释、API文档、开发文档和代码导读，方便后续维护。项目仍可继续增加真实支付、题目批量导入和更细的学习数据分析，但现有版本已经达到本次实训的主要目标。</w:t>
       </w:r>
-    </w:p>
-    <w:p>
       <w:r>
+        <w:rPr>
+          <w:lang w:eastAsia="zh-CN"/>
+        </w:rPr>
         <w:br w:type="page"/>
       </w:r>
     </w:p>
     <w:p>
       <w:pPr>
         <w:pStyle w:val="166"/>
+        <w:rPr>
+          <w:lang w:eastAsia="zh-CN"/>
+        </w:rPr>
       </w:pPr>
+      <w:bookmarkStart w:id="0" w:name="_GoBack"/>
+      <w:bookmarkEnd w:id="0"/>
       <w:r>
         <w:rPr>
           <w:rFonts w:ascii="Songti SC" w:hAnsi="Songti SC" w:eastAsia="Heiti SC"/>
-          <w:b/>
-          <w:sz w:val="32"/>
+          <w:lang w:eastAsia="zh-CN"/>
         </w:rPr>
         <w:t>附录</w:t>
       </w:r>
@@ -3215,12 +3154,14 @@
     <w:p>
       <w:pPr>
         <w:pStyle w:val="167"/>
+        <w:rPr>
+          <w:lang w:eastAsia="zh-CN"/>
+        </w:rPr>
       </w:pPr>
       <w:r>
         <w:rPr>
           <w:rFonts w:ascii="Songti SC" w:hAnsi="Songti SC" w:eastAsia="Heiti SC"/>
-          <w:b/>
-          <w:sz w:val="28"/>
+          <w:lang w:eastAsia="zh-CN"/>
         </w:rPr>
         <w:t>附录A 主要运行环境</w:t>
       </w:r>
@@ -3270,10 +3211,12 @@
             <w:pPr>
               <w:spacing w:after="0" w:line="240" w:lineRule="auto"/>
               <w:jc w:val="center"/>
+              <w:rPr>
+                <w:rFonts w:hint="eastAsia"/>
+              </w:rPr>
             </w:pPr>
             <w:r>
               <w:rPr>
-                <w:rFonts w:ascii="Songti SC" w:hAnsi="Songti SC" w:eastAsia="Songti SC"/>
                 <w:b/>
                 <w:sz w:val="22"/>
               </w:rPr>
@@ -3297,10 +3240,12 @@
             <w:pPr>
               <w:spacing w:after="0" w:line="240" w:lineRule="auto"/>
               <w:jc w:val="center"/>
+              <w:rPr>
+                <w:rFonts w:hint="eastAsia"/>
+              </w:rPr>
             </w:pPr>
             <w:r>
               <w:rPr>
-                <w:rFonts w:ascii="Songti SC" w:hAnsi="Songti SC" w:eastAsia="Songti SC"/>
                 <w:b/>
                 <w:sz w:val="22"/>
               </w:rPr>
@@ -3328,11 +3273,12 @@
             <w:pPr>
               <w:spacing w:after="0" w:line="240" w:lineRule="auto"/>
               <w:jc w:val="center"/>
+              <w:rPr>
+                <w:rFonts w:hint="eastAsia"/>
+              </w:rPr>
             </w:pPr>
             <w:r>
               <w:rPr>
-                <w:rFonts w:ascii="Songti SC" w:hAnsi="Songti SC" w:eastAsia="Songti SC"/>
-                <w:b w:val="0"/>
                 <w:sz w:val="22"/>
               </w:rPr>
               <w:t>前端</w:t>
@@ -3353,11 +3299,12 @@
           <w:p>
             <w:pPr>
               <w:spacing w:after="0" w:line="240" w:lineRule="auto"/>
+              <w:rPr>
+                <w:rFonts w:hint="eastAsia"/>
+              </w:rPr>
             </w:pPr>
             <w:r>
               <w:rPr>
-                <w:rFonts w:ascii="Songti SC" w:hAnsi="Songti SC" w:eastAsia="Songti SC"/>
-                <w:b w:val="0"/>
                 <w:sz w:val="22"/>
               </w:rPr>
               <w:t>Vue 3、TypeScript、Vite、Element Plus</w:t>
@@ -3384,11 +3331,12 @@
             <w:pPr>
               <w:spacing w:after="0" w:line="240" w:lineRule="auto"/>
               <w:jc w:val="center"/>
+              <w:rPr>
+                <w:rFonts w:hint="eastAsia"/>
+              </w:rPr>
             </w:pPr>
             <w:r>
               <w:rPr>
-                <w:rFonts w:ascii="Songti SC" w:hAnsi="Songti SC" w:eastAsia="Songti SC"/>
-                <w:b w:val="0"/>
                 <w:sz w:val="22"/>
               </w:rPr>
               <w:t>后端</w:t>
@@ -3409,11 +3357,12 @@
           <w:p>
             <w:pPr>
               <w:spacing w:after="0" w:line="240" w:lineRule="auto"/>
+              <w:rPr>
+                <w:rFonts w:hint="eastAsia"/>
+              </w:rPr>
             </w:pPr>
             <w:r>
               <w:rPr>
-                <w:rFonts w:ascii="Songti SC" w:hAnsi="Songti SC" w:eastAsia="Songti SC"/>
-                <w:b w:val="0"/>
                 <w:sz w:val="22"/>
               </w:rPr>
               <w:t>JDK 21、Spring Boot 3.5、MyBatis、JWT</w:t>
@@ -3440,11 +3389,12 @@
             <w:pPr>
               <w:spacing w:after="0" w:line="240" w:lineRule="auto"/>
               <w:jc w:val="center"/>
+              <w:rPr>
+                <w:rFonts w:hint="eastAsia"/>
+              </w:rPr>
             </w:pPr>
             <w:r>
               <w:rPr>
-                <w:rFonts w:ascii="Songti SC" w:hAnsi="Songti SC" w:eastAsia="Songti SC"/>
-                <w:b w:val="0"/>
                 <w:sz w:val="22"/>
               </w:rPr>
               <w:t>数据与文件</w:t>
@@ -3465,11 +3415,12 @@
           <w:p>
             <w:pPr>
               <w:spacing w:after="0" w:line="240" w:lineRule="auto"/>
+              <w:rPr>
+                <w:rFonts w:hint="eastAsia"/>
+              </w:rPr>
             </w:pPr>
             <w:r>
               <w:rPr>
-                <w:rFonts w:ascii="Songti SC" w:hAnsi="Songti SC" w:eastAsia="Songti SC"/>
-                <w:b w:val="0"/>
                 <w:sz w:val="22"/>
               </w:rPr>
               <w:t>MySQL 8、Redis 7、MinIO</w:t>
@@ -3496,11 +3447,12 @@
             <w:pPr>
               <w:spacing w:after="0" w:line="240" w:lineRule="auto"/>
               <w:jc w:val="center"/>
+              <w:rPr>
+                <w:rFonts w:hint="eastAsia"/>
+              </w:rPr>
             </w:pPr>
             <w:r>
               <w:rPr>
-                <w:rFonts w:ascii="Songti SC" w:hAnsi="Songti SC" w:eastAsia="Songti SC"/>
-                <w:b w:val="0"/>
                 <w:sz w:val="22"/>
               </w:rPr>
               <w:t>AI</w:t>
@@ -3521,11 +3473,12 @@
           <w:p>
             <w:pPr>
               <w:spacing w:after="0" w:line="240" w:lineRule="auto"/>
+              <w:rPr>
+                <w:rFonts w:hint="eastAsia"/>
+              </w:rPr>
             </w:pPr>
             <w:r>
               <w:rPr>
-                <w:rFonts w:ascii="Songti SC" w:hAnsi="Songti SC" w:eastAsia="Songti SC"/>
-                <w:b w:val="0"/>
                 <w:sz w:val="22"/>
               </w:rPr>
               <w:t>Mock AI / DeepSeek接口</w:t>
@@ -3537,12 +3490,14 @@
     <w:p>
       <w:pPr>
         <w:pStyle w:val="167"/>
+        <w:rPr>
+          <w:lang w:eastAsia="zh-CN"/>
+        </w:rPr>
       </w:pPr>
       <w:r>
         <w:rPr>
           <w:rFonts w:ascii="Songti SC" w:hAnsi="Songti SC" w:eastAsia="Heiti SC"/>
-          <w:b/>
-          <w:sz w:val="28"/>
+          <w:lang w:eastAsia="zh-CN"/>
         </w:rPr>
         <w:t>附录B 项目主要目录和文档</w:t>
       </w:r>
@@ -3555,17 +3510,12 @@
           <w:numId w:val="7"/>
         </w:numPr>
         <w:rPr>
-          <w:rFonts w:ascii="Songti SC" w:hAnsi="Songti SC" w:eastAsia="Songti SC"/>
-          <w:b w:val="0"/>
-          <w:sz w:val="24"/>
+          <w:rFonts w:hint="eastAsia"/>
           <w:szCs w:val="24"/>
         </w:rPr>
       </w:pPr>
       <w:r>
         <w:rPr>
-          <w:rFonts w:ascii="Songti SC" w:hAnsi="Songti SC" w:eastAsia="Songti SC"/>
-          <w:b w:val="0"/>
-          <w:sz w:val="24"/>
           <w:szCs w:val="24"/>
         </w:rPr>
         <w:t>codes/backend：Spring Boot后端代码及接口说明。</w:t>
@@ -3578,17 +3528,13 @@
           <w:ilvl w:val="0"/>
           <w:numId w:val="7"/>
         </w:numPr>
-        <w:ind w:left="420" w:leftChars="0" w:hanging="255" w:firstLineChars="0"/>
         <w:rPr>
-          <w:sz w:val="24"/>
+          <w:rFonts w:hint="eastAsia"/>
           <w:szCs w:val="24"/>
         </w:rPr>
       </w:pPr>
       <w:r>
         <w:rPr>
-          <w:rFonts w:ascii="Songti SC" w:hAnsi="Songti SC" w:eastAsia="Songti SC"/>
-          <w:b w:val="0"/>
-          <w:sz w:val="24"/>
           <w:szCs w:val="24"/>
         </w:rPr>
         <w:t>codes/frontend/learning_platform_frontend：Vue前端页面、组件和接口代码。</w:t>
@@ -3601,17 +3547,13 @@
           <w:ilvl w:val="0"/>
           <w:numId w:val="7"/>
         </w:numPr>
-        <w:ind w:left="420" w:leftChars="0" w:hanging="255" w:firstLineChars="0"/>
         <w:rPr>
-          <w:sz w:val="24"/>
+          <w:rFonts w:hint="eastAsia"/>
           <w:szCs w:val="24"/>
         </w:rPr>
       </w:pPr>
       <w:r>
         <w:rPr>
-          <w:rFonts w:ascii="Songti SC" w:hAnsi="Songti SC" w:eastAsia="Songti SC"/>
-          <w:b w:val="0"/>
-          <w:sz w:val="24"/>
           <w:szCs w:val="24"/>
         </w:rPr>
         <w:t>codes/database：建表、初始化和功能升级SQL脚本。</w:t>
@@ -3624,17 +3566,16 @@
           <w:ilvl w:val="0"/>
           <w:numId w:val="7"/>
         </w:numPr>
-        <w:ind w:left="420" w:leftChars="0" w:hanging="255" w:firstLineChars="0"/>
         <w:rPr>
-          <w:sz w:val="24"/>
+          <w:rFonts w:hint="eastAsia"/>
           <w:szCs w:val="24"/>
+          <w:lang w:eastAsia="zh-CN"/>
         </w:rPr>
       </w:pPr>
       <w:r>
         <w:rPr>
-          <w:rFonts w:ascii="Songti SC" w:hAnsi="Songti SC" w:eastAsia="Songti SC"/>
-          <w:sz w:val="24"/>
           <w:szCs w:val="24"/>
+          <w:lang w:eastAsia="zh-CN"/>
         </w:rPr>
         <w:t>codes/README.md、环境配置说明.md、数据库设计.md、更新内容.md：项目使用、开发和维护说明。</w:t>
       </w:r>
@@ -3646,18 +3587,16 @@
           <w:ilvl w:val="0"/>
           <w:numId w:val="7"/>
         </w:numPr>
-        <w:ind w:left="420" w:leftChars="0" w:hanging="255" w:firstLineChars="0"/>
         <w:rPr>
-          <w:sz w:val="24"/>
+          <w:rFonts w:hint="eastAsia"/>
           <w:szCs w:val="24"/>
+          <w:lang w:eastAsia="zh-CN"/>
         </w:rPr>
       </w:pPr>
       <w:r>
         <w:rPr>
-          <w:rFonts w:ascii="Songti SC" w:hAnsi="Songti SC" w:eastAsia="Songti SC"/>
-          <w:b w:val="0"/>
-          <w:sz w:val="24"/>
           <w:szCs w:val="24"/>
+          <w:lang w:eastAsia="zh-CN"/>
         </w:rPr>
         <w:t>文档：项目立项申请书、项目设计报告和小组实习报告等材料。</w:t>
       </w:r>
@@ -3706,6 +3645,9 @@
     <w:pPr>
       <w:pStyle w:val="24"/>
       <w:jc w:val="center"/>
+      <w:rPr>
+        <w:rFonts w:hint="eastAsia"/>
+      </w:rPr>
     </w:pPr>
   </w:p>
 </w:ftr>
@@ -3717,6 +3659,9 @@
     <w:pPr>
       <w:pStyle w:val="24"/>
       <w:jc w:val="center"/>
+      <w:rPr>
+        <w:rFonts w:hint="eastAsia"/>
+      </w:rPr>
     </w:pPr>
   </w:p>
 </w:ftr>
@@ -3727,6 +3672,9 @@
   <w:p>
     <w:pPr>
       <w:pStyle w:val="24"/>
+      <w:rPr>
+        <w:rFonts w:hint="eastAsia"/>
+      </w:rPr>
     </w:pPr>
   </w:p>
 </w:ftr>
@@ -3738,11 +3686,11 @@
     <w:pPr>
       <w:pStyle w:val="24"/>
       <w:jc w:val="center"/>
+      <w:rPr>
+        <w:rFonts w:hint="eastAsia"/>
+      </w:rPr>
     </w:pPr>
     <w:r>
-      <w:rPr>
-        <w:sz w:val="24"/>
-      </w:rPr>
       <mc:AlternateContent>
         <mc:Choice Requires="wps">
           <w:drawing>
@@ -3796,24 +3744,38 @@
                           <w:pPr>
                             <w:pStyle w:val="24"/>
                             <w:jc w:val="center"/>
+                            <w:rPr>
+                              <w:rFonts w:hint="eastAsia"/>
+                            </w:rPr>
                           </w:pPr>
                           <w:r>
                             <w:rPr>
-                              <w:rFonts w:ascii="Songti SC" w:hAnsi="Songti SC" w:eastAsia="Songti SC"/>
                               <w:sz w:val="20"/>
                             </w:rPr>
                             <w:fldChar w:fldCharType="begin"/>
                           </w:r>
                           <w:r>
                             <w:rPr>
-                              <w:rFonts w:ascii="Songti SC" w:hAnsi="Songti SC" w:eastAsia="Songti SC"/>
                               <w:sz w:val="20"/>
                             </w:rPr>
                             <w:instrText xml:space="preserve"> PAGE </w:instrText>
                           </w:r>
                           <w:r>
                             <w:rPr>
-                              <w:rFonts w:ascii="Songti SC" w:hAnsi="Songti SC" w:eastAsia="Songti SC"/>
+                              <w:rFonts w:hint="eastAsia"/>
+                              <w:sz w:val="20"/>
+                            </w:rPr>
+                            <w:fldChar w:fldCharType="separate"/>
+                          </w:r>
+                          <w:r>
+                            <w:rPr>
+                              <w:rFonts w:hint="eastAsia"/>
+                              <w:sz w:val="20"/>
+                            </w:rPr>
+                            <w:t>1</w:t>
+                          </w:r>
+                          <w:r>
+                            <w:rPr>
                               <w:sz w:val="20"/>
                             </w:rPr>
                             <w:fldChar w:fldCharType="end"/>
@@ -3821,7 +3783,7 @@
                         </w:p>
                       </w:txbxContent>
                     </wps:txbx>
-                    <wps:bodyPr rot="0" spcFirstLastPara="0" vertOverflow="overflow" horzOverflow="overflow" vert="horz" wrap="none" lIns="0" tIns="0" rIns="0" bIns="0" numCol="1" spcCol="0" rtlCol="0" fromWordArt="0" anchor="t" anchorCtr="0" forceAA="0" upright="0" compatLnSpc="1">
+                    <wps:bodyPr rot="0" spcFirstLastPara="0" vertOverflow="overflow" horzOverflow="overflow" vert="horz" wrap="none" lIns="0" tIns="0" rIns="0" bIns="0" numCol="1" spcCol="0" rtlCol="0" fromWordArt="0" anchor="t" anchorCtr="0" forceAA="0" compatLnSpc="1">
                       <a:spAutoFit/>
                     </wps:bodyPr>
                   </wps:wsp>
@@ -3832,7 +3794,7 @@
         </mc:Choice>
         <mc:Fallback>
           <w:pict>
-            <v:shape id="_x0000_s1026" o:spid="_x0000_s1026" o:spt="202" type="#_x0000_t202" style="position:absolute;left:0pt;margin-top:0pt;height:144pt;width:144pt;mso-position-horizontal:center;mso-position-horizontal-relative:margin;mso-wrap-style:none;z-index:251659264;mso-width-relative:page;mso-height-relative:page;" filled="f" stroked="f" coordsize="21600,21600" o:gfxdata="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">
+            <v:shape id="_x0000_s1026" o:spid="_x0000_s1026" o:spt="202" type="#_x0000_t202" style="position:absolute;left:0pt;margin-top:0pt;height:144pt;width:144pt;mso-position-horizontal:center;mso-position-horizontal-relative:margin;mso-wrap-style:none;z-index:251659264;mso-width-relative:page;mso-height-relative:page;" filled="f" stroked="f" coordsize="21600,21600" o:gfxdata="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">
               <v:fill on="f" focussize="0,0"/>
               <v:stroke on="f" weight="0.5pt"/>
               <v:imagedata o:title=""/>
@@ -3843,24 +3805,38 @@
                     <w:pPr>
                       <w:pStyle w:val="24"/>
                       <w:jc w:val="center"/>
+                      <w:rPr>
+                        <w:rFonts w:hint="eastAsia"/>
+                      </w:rPr>
                     </w:pPr>
                     <w:r>
                       <w:rPr>
-                        <w:rFonts w:ascii="Songti SC" w:hAnsi="Songti SC" w:eastAsia="Songti SC"/>
                         <w:sz w:val="20"/>
                       </w:rPr>
                       <w:fldChar w:fldCharType="begin"/>
                     </w:r>
                     <w:r>
                       <w:rPr>
-                        <w:rFonts w:ascii="Songti SC" w:hAnsi="Songti SC" w:eastAsia="Songti SC"/>
                         <w:sz w:val="20"/>
                       </w:rPr>
                       <w:instrText xml:space="preserve"> PAGE </w:instrText>
                     </w:r>
                     <w:r>
                       <w:rPr>
-                        <w:rFonts w:ascii="Songti SC" w:hAnsi="Songti SC" w:eastAsia="Songti SC"/>
+                        <w:rFonts w:hint="eastAsia"/>
+                        <w:sz w:val="20"/>
+                      </w:rPr>
+                      <w:fldChar w:fldCharType="separate"/>
+                    </w:r>
+                    <w:r>
+                      <w:rPr>
+                        <w:rFonts w:hint="eastAsia"/>
+                        <w:sz w:val="20"/>
+                      </w:rPr>
+                      <w:t>1</w:t>
+                    </w:r>
+                    <w:r>
+                      <w:rPr>
                         <w:sz w:val="20"/>
                       </w:rPr>
                       <w:fldChar w:fldCharType="end"/>
@@ -3882,11 +3858,11 @@
   <w:p>
     <w:pPr>
       <w:pStyle w:val="24"/>
+      <w:rPr>
+        <w:rFonts w:hint="eastAsia"/>
+      </w:rPr>
     </w:pPr>
     <w:r>
-      <w:rPr>
-        <w:sz w:val="24"/>
-      </w:rPr>
       <mc:AlternateContent>
         <mc:Choice Requires="wps">
           <w:drawing>
@@ -3939,6 +3915,9 @@
                         <w:p>
                           <w:pPr>
                             <w:pStyle w:val="24"/>
+                            <w:rPr>
+                              <w:rFonts w:hint="eastAsia"/>
+                            </w:rPr>
                           </w:pPr>
                           <w:r>
                             <w:fldChar w:fldCharType="begin"/>
@@ -3958,7 +3937,7 @@
                         </w:p>
                       </w:txbxContent>
                     </wps:txbx>
-                    <wps:bodyPr rot="0" spcFirstLastPara="0" vertOverflow="overflow" horzOverflow="overflow" vert="horz" wrap="none" lIns="0" tIns="0" rIns="0" bIns="0" numCol="1" spcCol="0" rtlCol="0" fromWordArt="0" anchor="t" anchorCtr="0" forceAA="0" upright="0" compatLnSpc="1">
+                    <wps:bodyPr rot="0" spcFirstLastPara="0" vertOverflow="overflow" horzOverflow="overflow" vert="horz" wrap="none" lIns="0" tIns="0" rIns="0" bIns="0" numCol="1" spcCol="0" rtlCol="0" fromWordArt="0" anchor="t" anchorCtr="0" forceAA="0" compatLnSpc="1">
                       <a:spAutoFit/>
                     </wps:bodyPr>
                   </wps:wsp>
@@ -3969,7 +3948,7 @@
         </mc:Choice>
         <mc:Fallback>
           <w:pict>
-            <v:shape id="_x0000_s1026" o:spid="_x0000_s1026" o:spt="202" type="#_x0000_t202" style="position:absolute;left:0pt;margin-top:0pt;height:144pt;width:144pt;mso-position-horizontal:center;mso-position-horizontal-relative:margin;mso-wrap-style:none;z-index:251660288;mso-width-relative:page;mso-height-relative:page;" filled="f" stroked="f" coordsize="21600,21600" o:gfxdata="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">
+            <v:shape id="_x0000_s1026" o:spid="_x0000_s1026" o:spt="202" type="#_x0000_t202" style="position:absolute;left:0pt;margin-top:0pt;height:144pt;width:144pt;mso-position-horizontal:center;mso-position-horizontal-relative:margin;mso-wrap-style:none;z-index:251660288;mso-width-relative:page;mso-height-relative:page;" filled="f" stroked="f" coordsize="21600,21600" o:gfxdata="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">
               <v:fill on="f" focussize="0,0"/>
               <v:stroke on="f" weight="0.5pt"/>
               <v:imagedata o:title=""/>
@@ -3979,6 +3958,9 @@
                   <w:p>
                     <w:pPr>
                       <w:pStyle w:val="24"/>
+                      <w:rPr>
+                        <w:rFonts w:hint="eastAsia"/>
+                      </w:rPr>
                     </w:pPr>
                     <w:r>
                       <w:fldChar w:fldCharType="begin"/>
@@ -4735,8 +4717,6 @@
     </w:pPr>
     <w:rPr>
       <w:rFonts w:ascii="Courier" w:hAnsi="Courier" w:eastAsiaTheme="minorEastAsia" w:cstheme="minorBidi"/>
-      <w:sz w:val="20"/>
-      <w:szCs w:val="20"/>
       <w:lang w:val="en-US" w:eastAsia="en-US" w:bidi="ar-SA"/>
     </w:rPr>
   </w:style>
@@ -4938,7 +4918,6 @@
       <w:iCs/>
       <w:color w:val="4F81BD" w:themeColor="accent1"/>
       <w:spacing w:val="15"/>
-      <w:sz w:val="24"/>
       <w:szCs w:val="24"/>
       <w14:textFill>
         <w14:solidFill>
@@ -5016,9 +4995,6 @@
     <w:name w:val="Table Grid"/>
     <w:basedOn w:val="32"/>
     <w:uiPriority w:val="59"/>
-    <w:pPr>
-      <w:spacing w:after="0" w:line="240" w:lineRule="auto"/>
-    </w:pPr>
     <w:tblPr>
       <w:tblBorders>
         <w:top w:val="single" w:color="auto" w:sz="4" w:space="0"/>
@@ -5028,21 +5004,12 @@
         <w:insideH w:val="single" w:color="auto" w:sz="4" w:space="0"/>
         <w:insideV w:val="single" w:color="auto" w:sz="4" w:space="0"/>
       </w:tblBorders>
-      <w:tblCellMar>
-        <w:top w:w="0" w:type="dxa"/>
-        <w:left w:w="108" w:type="dxa"/>
-        <w:bottom w:w="0" w:type="dxa"/>
-        <w:right w:w="108" w:type="dxa"/>
-      </w:tblCellMar>
     </w:tblPr>
   </w:style>
   <w:style w:type="table" w:styleId="34">
     <w:name w:val="Light Shading"/>
     <w:basedOn w:val="32"/>
     <w:uiPriority w:val="60"/>
-    <w:pPr>
-      <w:spacing w:after="0" w:line="240" w:lineRule="auto"/>
-    </w:pPr>
     <w:rPr>
       <w:color w:val="000000" w:themeColor="text1" w:themeShade="BF"/>
     </w:rPr>
@@ -5051,12 +5018,6 @@
         <w:top w:val="single" w:color="000000" w:themeColor="text1" w:sz="8" w:space="0"/>
         <w:bottom w:val="single" w:color="000000" w:themeColor="text1" w:sz="8" w:space="0"/>
       </w:tblBorders>
-      <w:tblCellMar>
-        <w:top w:w="0" w:type="dxa"/>
-        <w:left w:w="108" w:type="dxa"/>
-        <w:bottom w:w="0" w:type="dxa"/>
-        <w:right w:w="108" w:type="dxa"/>
-      </w:tblCellMar>
     </w:tblPr>
     <w:tblStylePr w:type="firstRow">
       <w:pPr>
@@ -5139,9 +5100,6 @@
     <w:name w:val="Light Shading Accent 1"/>
     <w:basedOn w:val="32"/>
     <w:uiPriority w:val="60"/>
-    <w:pPr>
-      <w:spacing w:after="0" w:line="240" w:lineRule="auto"/>
-    </w:pPr>
     <w:rPr>
       <w:color w:val="376092" w:themeColor="accent1" w:themeShade="BF"/>
     </w:rPr>
@@ -5150,12 +5108,6 @@
         <w:top w:val="single" w:color="4F81BD" w:themeColor="accent1" w:sz="8" w:space="0"/>
         <w:bottom w:val="single" w:color="4F81BD" w:themeColor="accent1" w:sz="8" w:space="0"/>
       </w:tblBorders>
-      <w:tblCellMar>
-        <w:top w:w="0" w:type="dxa"/>
-        <w:left w:w="108" w:type="dxa"/>
-        <w:bottom w:w="0" w:type="dxa"/>
-        <w:right w:w="108" w:type="dxa"/>
-      </w:tblCellMar>
     </w:tblPr>
     <w:tblStylePr w:type="firstRow">
       <w:pPr>
@@ -5238,9 +5190,6 @@
     <w:name w:val="Light Shading Accent 2"/>
     <w:basedOn w:val="32"/>
     <w:uiPriority w:val="60"/>
-    <w:pPr>
-      <w:spacing w:after="0" w:line="240" w:lineRule="auto"/>
-    </w:pPr>
     <w:rPr>
       <w:color w:val="953735" w:themeColor="accent2" w:themeShade="BF"/>
     </w:rPr>
@@ -5249,12 +5198,6 @@
         <w:top w:val="single" w:color="C0504D" w:themeColor="accent2" w:sz="8" w:space="0"/>
         <w:bottom w:val="single" w:color="C0504D" w:themeColor="accent2" w:sz="8" w:space="0"/>
       </w:tblBorders>
-      <w:tblCellMar>
-        <w:top w:w="0" w:type="dxa"/>
-        <w:left w:w="108" w:type="dxa"/>
-        <w:bottom w:w="0" w:type="dxa"/>
-        <w:right w:w="108" w:type="dxa"/>
-      </w:tblCellMar>
     </w:tblPr>
     <w:tblStylePr w:type="firstRow">
       <w:pPr>
@@ -5337,9 +5280,6 @@
     <w:name w:val="Light Shading Accent 3"/>
     <w:basedOn w:val="32"/>
     <w:uiPriority w:val="60"/>
-    <w:pPr>
-      <w:spacing w:after="0" w:line="240" w:lineRule="auto"/>
-    </w:pPr>
     <w:rPr>
       <w:color w:val="77933C" w:themeColor="accent3" w:themeShade="BF"/>
     </w:rPr>
@@ -5348,12 +5288,6 @@
         <w:top w:val="single" w:color="9BBB59" w:themeColor="accent3" w:sz="8" w:space="0"/>
         <w:bottom w:val="single" w:color="9BBB59" w:themeColor="accent3" w:sz="8" w:space="0"/>
       </w:tblBorders>
-      <w:tblCellMar>
-        <w:top w:w="0" w:type="dxa"/>
-        <w:left w:w="108" w:type="dxa"/>
-        <w:bottom w:w="0" w:type="dxa"/>
-        <w:right w:w="108" w:type="dxa"/>
-      </w:tblCellMar>
     </w:tblPr>
     <w:tblStylePr w:type="firstRow">
       <w:pPr>
@@ -5436,9 +5370,6 @@
     <w:name w:val="Light Shading Accent 4"/>
     <w:basedOn w:val="32"/>
     <w:uiPriority w:val="60"/>
-    <w:pPr>
-      <w:spacing w:after="0" w:line="240" w:lineRule="auto"/>
-    </w:pPr>
     <w:rPr>
       <w:color w:val="604A7B" w:themeColor="accent4" w:themeShade="BF"/>
     </w:rPr>
@@ -5447,12 +5378,6 @@
         <w:top w:val="single" w:color="8064A2" w:themeColor="accent4" w:sz="8" w:space="0"/>
         <w:bottom w:val="single" w:color="8064A2" w:themeColor="accent4" w:sz="8" w:space="0"/>
       </w:tblBorders>
-      <w:tblCellMar>
-        <w:top w:w="0" w:type="dxa"/>
-        <w:left w:w="108" w:type="dxa"/>
-        <w:bottom w:w="0" w:type="dxa"/>
-        <w:right w:w="108" w:type="dxa"/>
-      </w:tblCellMar>
     </w:tblPr>
     <w:tblStylePr w:type="firstRow">
       <w:pPr>
@@ -5535,9 +5460,6 @@
     <w:name w:val="Light Shading Accent 5"/>
     <w:basedOn w:val="32"/>
     <w:uiPriority w:val="60"/>
-    <w:pPr>
-      <w:spacing w:after="0" w:line="240" w:lineRule="auto"/>
-    </w:pPr>
     <w:rPr>
       <w:color w:val="31859C" w:themeColor="accent5" w:themeShade="BF"/>
     </w:rPr>
@@ -5546,12 +5468,6 @@
         <w:top w:val="single" w:color="4BACC6" w:themeColor="accent5" w:sz="8" w:space="0"/>
         <w:bottom w:val="single" w:color="4BACC6" w:themeColor="accent5" w:sz="8" w:space="0"/>
       </w:tblBorders>
-      <w:tblCellMar>
-        <w:top w:w="0" w:type="dxa"/>
-        <w:left w:w="108" w:type="dxa"/>
-        <w:bottom w:w="0" w:type="dxa"/>
-        <w:right w:w="108" w:type="dxa"/>
-      </w:tblCellMar>
     </w:tblPr>
     <w:tblStylePr w:type="firstRow">
       <w:pPr>
@@ -5634,9 +5550,6 @@
     <w:name w:val="Light Shading Accent 6"/>
     <w:basedOn w:val="32"/>
     <w:uiPriority w:val="60"/>
-    <w:pPr>
-      <w:spacing w:after="0" w:line="240" w:lineRule="auto"/>
-    </w:pPr>
     <w:rPr>
       <w:color w:val="E46C0A" w:themeColor="accent6" w:themeShade="BF"/>
     </w:rPr>
@@ -5645,12 +5558,6 @@
         <w:top w:val="single" w:color="F79646" w:themeColor="accent6" w:sz="8" w:space="0"/>
         <w:bottom w:val="single" w:color="F79646" w:themeColor="accent6" w:sz="8" w:space="0"/>
       </w:tblBorders>
-      <w:tblCellMar>
-        <w:top w:w="0" w:type="dxa"/>
-        <w:left w:w="108" w:type="dxa"/>
-        <w:bottom w:w="0" w:type="dxa"/>
-        <w:right w:w="108" w:type="dxa"/>
-      </w:tblCellMar>
     </w:tblPr>
     <w:tblStylePr w:type="firstRow">
       <w:pPr>
@@ -5733,9 +5640,6 @@
     <w:name w:val="Light List"/>
     <w:basedOn w:val="32"/>
     <w:uiPriority w:val="61"/>
-    <w:pPr>
-      <w:spacing w:after="0" w:line="240" w:lineRule="auto"/>
-    </w:pPr>
     <w:tblPr>
       <w:tblBorders>
         <w:top w:val="single" w:color="000000" w:themeColor="text1" w:sz="8" w:space="0"/>
@@ -5743,12 +5647,6 @@
         <w:bottom w:val="single" w:color="000000" w:themeColor="text1" w:sz="8" w:space="0"/>
         <w:right w:val="single" w:color="000000" w:themeColor="text1" w:sz="8" w:space="0"/>
       </w:tblBorders>
-      <w:tblCellMar>
-        <w:top w:w="0" w:type="dxa"/>
-        <w:left w:w="108" w:type="dxa"/>
-        <w:bottom w:w="0" w:type="dxa"/>
-        <w:right w:w="108" w:type="dxa"/>
-      </w:tblCellMar>
     </w:tblPr>
     <w:tblStylePr w:type="firstRow">
       <w:pPr>
@@ -5826,9 +5724,6 @@
     <w:name w:val="Light List Accent 1"/>
     <w:basedOn w:val="32"/>
     <w:uiPriority w:val="61"/>
-    <w:pPr>
-      <w:spacing w:after="0" w:line="240" w:lineRule="auto"/>
-    </w:pPr>
     <w:tblPr>
       <w:tblBorders>
         <w:top w:val="single" w:color="4F81BD" w:themeColor="accent1" w:sz="8" w:space="0"/>
@@ -5836,12 +5731,6 @@
         <w:bottom w:val="single" w:color="4F81BD" w:themeColor="accent1" w:sz="8" w:space="0"/>
         <w:right w:val="single" w:color="4F81BD" w:themeColor="accent1" w:sz="8" w:space="0"/>
       </w:tblBorders>
-      <w:tblCellMar>
-        <w:top w:w="0" w:type="dxa"/>
-        <w:left w:w="108" w:type="dxa"/>
-        <w:bottom w:w="0" w:type="dxa"/>
-        <w:right w:w="108" w:type="dxa"/>
-      </w:tblCellMar>
     </w:tblPr>
     <w:tblStylePr w:type="firstRow">
       <w:pPr>
@@ -5919,9 +5808,6 @@
     <w:name w:val="Light List Accent 2"/>
     <w:basedOn w:val="32"/>
     <w:uiPriority w:val="61"/>
-    <w:pPr>
-      <w:spacing w:after="0" w:line="240" w:lineRule="auto"/>
-    </w:pPr>
     <w:tblPr>
       <w:tblBorders>
         <w:top w:val="single" w:color="C0504D" w:themeColor="accent2" w:sz="8" w:space="0"/>
@@ -5929,12 +5815,6 @@
         <w:bottom w:val="single" w:color="C0504D" w:themeColor="accent2" w:sz="8" w:space="0"/>
         <w:right w:val="single" w:color="C0504D" w:themeColor="accent2" w:sz="8" w:space="0"/>
       </w:tblBorders>
-      <w:tblCellMar>
-        <w:top w:w="0" w:type="dxa"/>
-        <w:left w:w="108" w:type="dxa"/>
-        <w:bottom w:w="0" w:type="dxa"/>
-        <w:right w:w="108" w:type="dxa"/>
-      </w:tblCellMar>
     </w:tblPr>
     <w:tblStylePr w:type="firstRow">
       <w:pPr>
@@ -6012,9 +5892,6 @@
     <w:name w:val="Light List Accent 3"/>
     <w:basedOn w:val="32"/>
     <w:uiPriority w:val="61"/>
-    <w:pPr>
-      <w:spacing w:after="0" w:line="240" w:lineRule="auto"/>
-    </w:pPr>
     <w:tblPr>
       <w:tblBorders>
         <w:top w:val="single" w:color="9BBB59" w:themeColor="accent3" w:sz="8" w:space="0"/>
@@ -6022,12 +5899,6 @@
         <w:bottom w:val="single" w:color="9BBB59" w:themeColor="accent3" w:sz="8" w:space="0"/>
         <w:right w:val="single" w:color="9BBB59" w:themeColor="accent3" w:sz="8" w:space="0"/>
       </w:tblBorders>
-      <w:tblCellMar>
-        <w:top w:w="0" w:type="dxa"/>
-        <w:left w:w="108" w:type="dxa"/>
-        <w:bottom w:w="0" w:type="dxa"/>
-        <w:right w:w="108" w:type="dxa"/>
-      </w:tblCellMar>
     </w:tblPr>
     <w:tblStylePr w:type="firstRow">
       <w:pPr>
@@ -6105,9 +5976,6 @@
     <w:name w:val="Light List Accent 4"/>
     <w:basedOn w:val="32"/>
     <w:uiPriority w:val="61"/>
-    <w:pPr>
-      <w:spacing w:after="0" w:line="240" w:lineRule="auto"/>
-    </w:pPr>
     <w:tblPr>
       <w:tblBorders>
         <w:top w:val="single" w:color="8064A2" w:themeColor="accent4" w:sz="8" w:space="0"/>
@@ -6115,12 +5983,6 @@
         <w:bottom w:val="single" w:color="8064A2" w:themeColor="accent4" w:sz="8" w:space="0"/>
         <w:right w:val="single" w:color="8064A2" w:themeColor="accent4" w:sz="8" w:space="0"/>
       </w:tblBorders>
-      <w:tblCellMar>
-        <w:top w:w="0" w:type="dxa"/>
-        <w:left w:w="108" w:type="dxa"/>
-        <w:bottom w:w="0" w:type="dxa"/>
-        <w:right w:w="108" w:type="dxa"/>
-      </w:tblCellMar>
     </w:tblPr>
     <w:tblStylePr w:type="firstRow">
       <w:pPr>
@@ -6198,9 +6060,6 @@
     <w:name w:val="Light List Accent 5"/>
     <w:basedOn w:val="32"/>
     <w:uiPriority w:val="61"/>
-    <w:pPr>
-      <w:spacing w:after="0" w:line="240" w:lineRule="auto"/>
-    </w:pPr>
     <w:tblPr>
       <w:tblBorders>
         <w:top w:val="single" w:color="4BACC6" w:themeColor="accent5" w:sz="8" w:space="0"/>
@@ -6208,12 +6067,6 @@
         <w:bottom w:val="single" w:color="4BACC6" w:themeColor="accent5" w:sz="8" w:space="0"/>
         <w:right w:val="single" w:color="4BACC6" w:themeColor="accent5" w:sz="8" w:space="0"/>
       </w:tblBorders>
-      <w:tblCellMar>
-        <w:top w:w="0" w:type="dxa"/>
-        <w:left w:w="108" w:type="dxa"/>
-        <w:bottom w:w="0" w:type="dxa"/>
-        <w:right w:w="108" w:type="dxa"/>
-      </w:tblCellMar>
     </w:tblPr>
     <w:tblStylePr w:type="firstRow">
       <w:pPr>
@@ -6291,9 +6144,6 @@
     <w:name w:val="Light List Accent 6"/>
     <w:basedOn w:val="32"/>
     <w:uiPriority w:val="61"/>
-    <w:pPr>
-      <w:spacing w:after="0" w:line="240" w:lineRule="auto"/>
-    </w:pPr>
     <w:tblPr>
       <w:tblBorders>
         <w:top w:val="single" w:color="F79646" w:themeColor="accent6" w:sz="8" w:space="0"/>
@@ -6301,12 +6151,6 @@
         <w:bottom w:val="single" w:color="F79646" w:themeColor="accent6" w:sz="8" w:space="0"/>
         <w:right w:val="single" w:color="F79646" w:themeColor="accent6" w:sz="8" w:space="0"/>
       </w:tblBorders>
-      <w:tblCellMar>
-        <w:top w:w="0" w:type="dxa"/>
-        <w:left w:w="108" w:type="dxa"/>
-        <w:bottom w:w="0" w:type="dxa"/>
-        <w:right w:w="108" w:type="dxa"/>
-      </w:tblCellMar>
     </w:tblPr>
     <w:tblStylePr w:type="firstRow">
       <w:pPr>
@@ -6384,9 +6228,6 @@
     <w:name w:val="Light Grid"/>
     <w:basedOn w:val="32"/>
     <w:uiPriority w:val="62"/>
-    <w:pPr>
-      <w:spacing w:after="0" w:line="240" w:lineRule="auto"/>
-    </w:pPr>
     <w:tblPr>
       <w:tblBorders>
         <w:top w:val="single" w:color="000000" w:themeColor="text1" w:sz="8" w:space="0"/>
@@ -6396,12 +6237,6 @@
         <w:insideH w:val="single" w:color="000000" w:themeColor="text1" w:sz="8" w:space="0"/>
         <w:insideV w:val="single" w:color="000000" w:themeColor="text1" w:sz="8" w:space="0"/>
       </w:tblBorders>
-      <w:tblCellMar>
-        <w:top w:w="0" w:type="dxa"/>
-        <w:left w:w="108" w:type="dxa"/>
-        <w:bottom w:w="0" w:type="dxa"/>
-        <w:right w:w="108" w:type="dxa"/>
-      </w:tblCellMar>
     </w:tblPr>
     <w:tblStylePr w:type="firstRow">
       <w:pPr>
@@ -6510,9 +6345,6 @@
     <w:name w:val="Light Grid Accent 1"/>
     <w:basedOn w:val="32"/>
     <w:uiPriority w:val="62"/>
-    <w:pPr>
-      <w:spacing w:after="0" w:line="240" w:lineRule="auto"/>
-    </w:pPr>
     <w:tblPr>
       <w:tblBorders>
         <w:top w:val="single" w:color="4F81BD" w:themeColor="accent1" w:sz="8" w:space="0"/>
@@ -6522,12 +6354,6 @@
         <w:insideH w:val="single" w:color="4F81BD" w:themeColor="accent1" w:sz="8" w:space="0"/>
         <w:insideV w:val="single" w:color="4F81BD" w:themeColor="accent1" w:sz="8" w:space="0"/>
       </w:tblBorders>
-      <w:tblCellMar>
-        <w:top w:w="0" w:type="dxa"/>
-        <w:left w:w="108" w:type="dxa"/>
-        <w:bottom w:w="0" w:type="dxa"/>
-        <w:right w:w="108" w:type="dxa"/>
-      </w:tblCellMar>
     </w:tblPr>
     <w:tblStylePr w:type="firstRow">
       <w:pPr>
@@ -6636,9 +6462,6 @@
     <w:name w:val="Light Grid Accent 2"/>
     <w:basedOn w:val="32"/>
     <w:uiPriority w:val="62"/>
-    <w:pPr>
-      <w:spacing w:after="0" w:line="240" w:lineRule="auto"/>
-    </w:pPr>
     <w:tblPr>
       <w:tblBorders>
         <w:top w:val="single" w:color="C0504D" w:themeColor="accent2" w:sz="8" w:space="0"/>
@@ -6648,12 +6471,6 @@
         <w:insideH w:val="single" w:color="C0504D" w:themeColor="accent2" w:sz="8" w:space="0"/>
         <w:insideV w:val="single" w:color="C0504D" w:themeColor="accent2" w:sz="8" w:space="0"/>
       </w:tblBorders>
-      <w:tblCellMar>
-        <w:top w:w="0" w:type="dxa"/>
-        <w:left w:w="108" w:type="dxa"/>
-        <w:bottom w:w="0" w:type="dxa"/>
-        <w:right w:w="108" w:type="dxa"/>
-      </w:tblCellMar>
     </w:tblPr>
     <w:tblStylePr w:type="firstRow">
       <w:pPr>
@@ -6762,9 +6579,6 @@
     <w:name w:val="Light Grid Accent 3"/>
     <w:basedOn w:val="32"/>
     <w:uiPriority w:val="62"/>
-    <w:pPr>
-      <w:spacing w:after="0" w:line="240" w:lineRule="auto"/>
-    </w:pPr>
     <w:tblPr>
       <w:tblBorders>
         <w:top w:val="single" w:color="9BBB59" w:themeColor="accent3" w:sz="8" w:space="0"/>
@@ -6774,12 +6588,6 @@
         <w:insideH w:val="single" w:color="9BBB59" w:themeColor="accent3" w:sz="8" w:space="0"/>
         <w:insideV w:val="single" w:color="9BBB59" w:themeColor="accent3" w:sz="8" w:space="0"/>
       </w:tblBorders>
-      <w:tblCellMar>
-        <w:top w:w="0" w:type="dxa"/>
-        <w:left w:w="108" w:type="dxa"/>
-        <w:bottom w:w="0" w:type="dxa"/>
-        <w:right w:w="108" w:type="dxa"/>
-      </w:tblCellMar>
     </w:tblPr>
     <w:tblStylePr w:type="firstRow">
       <w:pPr>
@@ -6888,9 +6696,6 @@
     <w:name w:val="Light Grid Accent 4"/>
     <w:basedOn w:val="32"/>
     <w:uiPriority w:val="62"/>
-    <w:pPr>
-      <w:spacing w:after="0" w:line="240" w:lineRule="auto"/>
-    </w:pPr>
     <w:tblPr>
       <w:tblBorders>
         <w:top w:val="single" w:color="8064A2" w:themeColor="accent4" w:sz="8" w:space="0"/>
@@ -6900,12 +6705,6 @@
         <w:insideH w:val="single" w:color="8064A2" w:themeColor="accent4" w:sz="8" w:space="0"/>
         <w:insideV w:val="single" w:color="8064A2" w:themeColor="accent4" w:sz="8" w:space="0"/>
       </w:tblBorders>
-      <w:tblCellMar>
-        <w:top w:w="0" w:type="dxa"/>
-        <w:left w:w="108" w:type="dxa"/>
-        <w:bottom w:w="0" w:type="dxa"/>
-        <w:right w:w="108" w:type="dxa"/>
-      </w:tblCellMar>
     </w:tblPr>
     <w:tblStylePr w:type="firstRow">
       <w:pPr>
@@ -7014,9 +6813,6 @@
     <w:name w:val="Light Grid Accent 5"/>
     <w:basedOn w:val="32"/>
     <w:uiPriority w:val="62"/>
-    <w:pPr>
-      <w:spacing w:after="0" w:line="240" w:lineRule="auto"/>
-    </w:pPr>
     <w:tblPr>
       <w:tblBorders>
         <w:top w:val="single" w:color="4BACC6" w:themeColor="accent5" w:sz="8" w:space="0"/>
@@ -7026,12 +6822,6 @@
         <w:insideH w:val="single" w:color="4BACC6" w:themeColor="accent5" w:sz="8" w:space="0"/>
         <w:insideV w:val="single" w:color="4BACC6" w:themeColor="accent5" w:sz="8" w:space="0"/>
       </w:tblBorders>
-      <w:tblCellMar>
-        <w:top w:w="0" w:type="dxa"/>
-        <w:left w:w="108" w:type="dxa"/>
-        <w:bottom w:w="0" w:type="dxa"/>
-        <w:right w:w="108" w:type="dxa"/>
-      </w:tblCellMar>
     </w:tblPr>
     <w:tblStylePr w:type="firstRow">
       <w:pPr>
@@ -7140,9 +6930,6 @@
     <w:name w:val="Light Grid Accent 6"/>
     <w:basedOn w:val="32"/>
     <w:uiPriority w:val="62"/>
-    <w:pPr>
-      <w:spacing w:after="0" w:line="240" w:lineRule="auto"/>
-    </w:pPr>
     <w:tblPr>
       <w:tblBorders>
         <w:top w:val="single" w:color="F79646" w:themeColor="accent6" w:sz="8" w:space="0"/>
@@ -7152,12 +6939,6 @@
         <w:insideH w:val="single" w:color="F79646" w:themeColor="accent6" w:sz="8" w:space="0"/>
         <w:insideV w:val="single" w:color="F79646" w:themeColor="accent6" w:sz="8" w:space="0"/>
       </w:tblBorders>
-      <w:tblCellMar>
-        <w:top w:w="0" w:type="dxa"/>
-        <w:left w:w="108" w:type="dxa"/>
-        <w:bottom w:w="0" w:type="dxa"/>
-        <w:right w:w="108" w:type="dxa"/>
-      </w:tblCellMar>
     </w:tblPr>
     <w:tblStylePr w:type="firstRow">
       <w:pPr>
@@ -7266,9 +7047,6 @@
     <w:name w:val="Medium Shading 1"/>
     <w:basedOn w:val="32"/>
     <w:uiPriority w:val="63"/>
-    <w:pPr>
-      <w:spacing w:after="0" w:line="240" w:lineRule="auto"/>
-    </w:pPr>
     <w:tblPr>
       <w:tblBorders>
         <w:top w:val="single" w:color="3F3F3F" w:themeColor="text1" w:themeTint="BF" w:sz="8" w:space="0"/>
@@ -7277,12 +7055,6 @@
         <w:right w:val="single" w:color="3F3F3F" w:themeColor="text1" w:themeTint="BF" w:sz="8" w:space="0"/>
         <w:insideH w:val="single" w:color="3F3F3F" w:themeColor="text1" w:themeTint="BF" w:sz="8" w:space="0"/>
       </w:tblBorders>
-      <w:tblCellMar>
-        <w:top w:w="0" w:type="dxa"/>
-        <w:left w:w="108" w:type="dxa"/>
-        <w:bottom w:w="0" w:type="dxa"/>
-        <w:right w:w="108" w:type="dxa"/>
-      </w:tblCellMar>
     </w:tblPr>
     <w:tblStylePr w:type="firstRow">
       <w:pPr>
@@ -7373,9 +7145,6 @@
     <w:name w:val="Medium Shading 1 Accent 1"/>
     <w:basedOn w:val="32"/>
     <w:uiPriority w:val="63"/>
-    <w:pPr>
-      <w:spacing w:after="0" w:line="240" w:lineRule="auto"/>
-    </w:pPr>
     <w:tblPr>
       <w:tblBorders>
         <w:top w:val="single" w:color="7BA0CD" w:themeColor="accent1" w:themeTint="BF" w:sz="8" w:space="0"/>
@@ -7384,12 +7153,6 @@
         <w:right w:val="single" w:color="7BA0CD" w:themeColor="accent1" w:themeTint="BF" w:sz="8" w:space="0"/>
         <w:insideH w:val="single" w:color="7BA0CD" w:themeColor="accent1" w:themeTint="BF" w:sz="8" w:space="0"/>
       </w:tblBorders>
-      <w:tblCellMar>
-        <w:top w:w="0" w:type="dxa"/>
-        <w:left w:w="108" w:type="dxa"/>
-        <w:bottom w:w="0" w:type="dxa"/>
-        <w:right w:w="108" w:type="dxa"/>
-      </w:tblCellMar>
     </w:tblPr>
     <w:tblStylePr w:type="firstRow">
       <w:pPr>
@@ -7480,9 +7243,6 @@
     <w:name w:val="Medium Shading 1 Accent 2"/>
     <w:basedOn w:val="32"/>
     <w:uiPriority w:val="63"/>
-    <w:pPr>
-      <w:spacing w:after="0" w:line="240" w:lineRule="auto"/>
-    </w:pPr>
     <w:tblPr>
       <w:tblBorders>
         <w:top w:val="single" w:color="CF7B79" w:themeColor="accent2" w:themeTint="BF" w:sz="8" w:space="0"/>
@@ -7491,12 +7251,6 @@
         <w:right w:val="single" w:color="CF7B79" w:themeColor="accent2" w:themeTint="BF" w:sz="8" w:space="0"/>
         <w:insideH w:val="single" w:color="CF7B79" w:themeColor="accent2" w:themeTint="BF" w:sz="8" w:space="0"/>
       </w:tblBorders>
-      <w:tblCellMar>
-        <w:top w:w="0" w:type="dxa"/>
-        <w:left w:w="108" w:type="dxa"/>
-        <w:bottom w:w="0" w:type="dxa"/>
-        <w:right w:w="108" w:type="dxa"/>
-      </w:tblCellMar>
     </w:tblPr>
     <w:tblStylePr w:type="firstRow">
       <w:pPr>
@@ -7587,9 +7341,6 @@
     <w:name w:val="Medium Shading 1 Accent 3"/>
     <w:basedOn w:val="32"/>
     <w:uiPriority w:val="63"/>
-    <w:pPr>
-      <w:spacing w:after="0" w:line="240" w:lineRule="auto"/>
-    </w:pPr>
     <w:tblPr>
       <w:tblBorders>
         <w:top w:val="single" w:color="B4CC82" w:themeColor="accent3" w:themeTint="BF" w:sz="8" w:space="0"/>
@@ -7598,12 +7349,6 @@
         <w:right w:val="single" w:color="B4CC82" w:themeColor="accent3" w:themeTint="BF" w:sz="8" w:space="0"/>
         <w:insideH w:val="single" w:color="B4CC82" w:themeColor="accent3" w:themeTint="BF" w:sz="8" w:space="0"/>
       </w:tblBorders>
-      <w:tblCellMar>
-        <w:top w:w="0" w:type="dxa"/>
-        <w:left w:w="108" w:type="dxa"/>
-        <w:bottom w:w="0" w:type="dxa"/>
-        <w:right w:w="108" w:type="dxa"/>
-      </w:tblCellMar>
     </w:tblPr>
     <w:tblStylePr w:type="firstRow">
       <w:pPr>
@@ -7694,9 +7439,6 @@
     <w:name w:val="Medium Shading 1 Accent 4"/>
     <w:basedOn w:val="32"/>
     <w:uiPriority w:val="63"/>
-    <w:pPr>
-      <w:spacing w:after="0" w:line="240" w:lineRule="auto"/>
-    </w:pPr>
     <w:tblPr>
       <w:tblBorders>
         <w:top w:val="single" w:color="9F8AB9" w:themeColor="accent4" w:themeTint="BF" w:sz="8" w:space="0"/>
@@ -7705,12 +7447,6 @@
         <w:right w:val="single" w:color="9F8AB9" w:themeColor="accent4" w:themeTint="BF" w:sz="8" w:space="0"/>
         <w:insideH w:val="single" w:color="9F8AB9" w:themeColor="accent4" w:themeTint="BF" w:sz="8" w:space="0"/>
       </w:tblBorders>
-      <w:tblCellMar>
-        <w:top w:w="0" w:type="dxa"/>
-        <w:left w:w="108" w:type="dxa"/>
-        <w:bottom w:w="0" w:type="dxa"/>
-        <w:right w:w="108" w:type="dxa"/>
-      </w:tblCellMar>
     </w:tblPr>
     <w:tblStylePr w:type="firstRow">
       <w:pPr>
@@ -7801,9 +7537,6 @@
     <w:name w:val="Medium Shading 1 Accent 5"/>
     <w:basedOn w:val="32"/>
     <w:uiPriority w:val="63"/>
-    <w:pPr>
-      <w:spacing w:after="0" w:line="240" w:lineRule="auto"/>
-    </w:pPr>
     <w:tblPr>
       <w:tblBorders>
         <w:top w:val="single" w:color="78C0D4" w:themeColor="accent5" w:themeTint="BF" w:sz="8" w:space="0"/>
@@ -7812,12 +7545,6 @@
         <w:right w:val="single" w:color="78C0D4" w:themeColor="accent5" w:themeTint="BF" w:sz="8" w:space="0"/>
         <w:insideH w:val="single" w:color="78C0D4" w:themeColor="accent5" w:themeTint="BF" w:sz="8" w:space="0"/>
       </w:tblBorders>
-      <w:tblCellMar>
-        <w:top w:w="0" w:type="dxa"/>
-        <w:left w:w="108" w:type="dxa"/>
-        <w:bottom w:w="0" w:type="dxa"/>
-        <w:right w:w="108" w:type="dxa"/>
-      </w:tblCellMar>
     </w:tblPr>
     <w:tblStylePr w:type="firstRow">
       <w:pPr>
@@ -7908,9 +7635,6 @@
     <w:name w:val="Medium Shading 1 Accent 6"/>
     <w:basedOn w:val="32"/>
     <w:uiPriority w:val="63"/>
-    <w:pPr>
-      <w:spacing w:after="0" w:line="240" w:lineRule="auto"/>
-    </w:pPr>
     <w:tblPr>
       <w:tblBorders>
         <w:top w:val="single" w:color="F9B074" w:themeColor="accent6" w:themeTint="BF" w:sz="8" w:space="0"/>
@@ -7919,12 +7643,6 @@
         <w:right w:val="single" w:color="F9B074" w:themeColor="accent6" w:themeTint="BF" w:sz="8" w:space="0"/>
         <w:insideH w:val="single" w:color="F9B074" w:themeColor="accent6" w:themeTint="BF" w:sz="8" w:space="0"/>
       </w:tblBorders>
-      <w:tblCellMar>
-        <w:top w:w="0" w:type="dxa"/>
-        <w:left w:w="108" w:type="dxa"/>
-        <w:bottom w:w="0" w:type="dxa"/>
-        <w:right w:w="108" w:type="dxa"/>
-      </w:tblCellMar>
     </w:tblPr>
     <w:tblStylePr w:type="firstRow">
       <w:pPr>
@@ -8015,20 +7733,11 @@
     <w:name w:val="Medium Shading 2"/>
     <w:basedOn w:val="32"/>
     <w:uiPriority w:val="64"/>
-    <w:pPr>
-      <w:spacing w:after="0" w:line="240" w:lineRule="auto"/>
-    </w:pPr>
     <w:tblPr>
       <w:tblBorders>
         <w:top w:val="single" w:color="auto" w:sz="18" w:space="0"/>
         <w:bottom w:val="single" w:color="auto" w:sz="18" w:space="0"/>
       </w:tblBorders>
-      <w:tblCellMar>
-        <w:top w:w="0" w:type="dxa"/>
-        <w:left w:w="108" w:type="dxa"/>
-        <w:bottom w:w="0" w:type="dxa"/>
-        <w:right w:w="108" w:type="dxa"/>
-      </w:tblCellMar>
     </w:tblPr>
     <w:tblStylePr w:type="firstRow">
       <w:pPr>
@@ -8180,20 +7889,11 @@
     <w:name w:val="Medium Shading 2 Accent 1"/>
     <w:basedOn w:val="32"/>
     <w:uiPriority w:val="64"/>
-    <w:pPr>
-      <w:spacing w:after="0" w:line="240" w:lineRule="auto"/>
-    </w:pPr>
     <w:tblPr>
       <w:tblBorders>
         <w:top w:val="single" w:color="auto" w:sz="18" w:space="0"/>
         <w:bottom w:val="single" w:color="auto" w:sz="18" w:space="0"/>
       </w:tblBorders>
-      <w:tblCellMar>
-        <w:top w:w="0" w:type="dxa"/>
-        <w:left w:w="108" w:type="dxa"/>
-        <w:bottom w:w="0" w:type="dxa"/>
-        <w:right w:w="108" w:type="dxa"/>
-      </w:tblCellMar>
     </w:tblPr>
     <w:tblStylePr w:type="firstRow">
       <w:pPr>
@@ -8345,20 +8045,11 @@
     <w:name w:val="Medium Shading 2 Accent 2"/>
     <w:basedOn w:val="32"/>
     <w:uiPriority w:val="64"/>
-    <w:pPr>
-      <w:spacing w:after="0" w:line="240" w:lineRule="auto"/>
-    </w:pPr>
     <w:tblPr>
       <w:tblBorders>
         <w:top w:val="single" w:color="auto" w:sz="18" w:space="0"/>
         <w:bottom w:val="single" w:color="auto" w:sz="18" w:space="0"/>
       </w:tblBorders>
-      <w:tblCellMar>
-        <w:top w:w="0" w:type="dxa"/>
-        <w:left w:w="108" w:type="dxa"/>
-        <w:bottom w:w="0" w:type="dxa"/>
-        <w:right w:w="108" w:type="dxa"/>
-      </w:tblCellMar>
     </w:tblPr>
     <w:tblStylePr w:type="firstRow">
       <w:pPr>
@@ -8510,20 +8201,11 @@
     <w:name w:val="Medium Shading 2 Accent 3"/>
     <w:basedOn w:val="32"/>
     <w:uiPriority w:val="64"/>
-    <w:pPr>
-      <w:spacing w:after="0" w:line="240" w:lineRule="auto"/>
-    </w:pPr>
     <w:tblPr>
       <w:tblBorders>
         <w:top w:val="single" w:color="auto" w:sz="18" w:space="0"/>
         <w:bottom w:val="single" w:color="auto" w:sz="18" w:space="0"/>
       </w:tblBorders>
-      <w:tblCellMar>
-        <w:top w:w="0" w:type="dxa"/>
-        <w:left w:w="108" w:type="dxa"/>
-        <w:bottom w:w="0" w:type="dxa"/>
-        <w:right w:w="108" w:type="dxa"/>
-      </w:tblCellMar>
     </w:tblPr>
     <w:tblStylePr w:type="firstRow">
       <w:pPr>
@@ -8675,20 +8357,11 @@
     <w:name w:val="Medium Shading 2 Accent 4"/>
     <w:basedOn w:val="32"/>
     <w:uiPriority w:val="64"/>
-    <w:pPr>
-      <w:spacing w:after="0" w:line="240" w:lineRule="auto"/>
-    </w:pPr>
     <w:tblPr>
       <w:tblBorders>
         <w:top w:val="single" w:color="auto" w:sz="18" w:space="0"/>
         <w:bottom w:val="single" w:color="auto" w:sz="18" w:space="0"/>
       </w:tblBorders>
-      <w:tblCellMar>
-        <w:top w:w="0" w:type="dxa"/>
-        <w:left w:w="108" w:type="dxa"/>
-        <w:bottom w:w="0" w:type="dxa"/>
-        <w:right w:w="108" w:type="dxa"/>
-      </w:tblCellMar>
     </w:tblPr>
     <w:tblStylePr w:type="firstRow">
       <w:pPr>
@@ -8840,20 +8513,11 @@
     <w:name w:val="Medium Shading 2 Accent 5"/>
     <w:basedOn w:val="32"/>
     <w:uiPriority w:val="64"/>
-    <w:pPr>
-      <w:spacing w:after="0" w:line="240" w:lineRule="auto"/>
-    </w:pPr>
     <w:tblPr>
       <w:tblBorders>
         <w:top w:val="single" w:color="auto" w:sz="18" w:space="0"/>
         <w:bottom w:val="single" w:color="auto" w:sz="18" w:space="0"/>
       </w:tblBorders>
-      <w:tblCellMar>
-        <w:top w:w="0" w:type="dxa"/>
-        <w:left w:w="108" w:type="dxa"/>
-        <w:bottom w:w="0" w:type="dxa"/>
-        <w:right w:w="108" w:type="dxa"/>
-      </w:tblCellMar>
     </w:tblPr>
     <w:tblStylePr w:type="firstRow">
       <w:pPr>
@@ -9005,20 +8669,11 @@
     <w:name w:val="Medium Shading 2 Accent 6"/>
     <w:basedOn w:val="32"/>
     <w:uiPriority w:val="64"/>
-    <w:pPr>
-      <w:spacing w:after="0" w:line="240" w:lineRule="auto"/>
-    </w:pPr>
     <w:tblPr>
       <w:tblBorders>
         <w:top w:val="single" w:color="auto" w:sz="18" w:space="0"/>
         <w:bottom w:val="single" w:color="auto" w:sz="18" w:space="0"/>
       </w:tblBorders>
-      <w:tblCellMar>
-        <w:top w:w="0" w:type="dxa"/>
-        <w:left w:w="108" w:type="dxa"/>
-        <w:bottom w:w="0" w:type="dxa"/>
-        <w:right w:w="108" w:type="dxa"/>
-      </w:tblCellMar>
     </w:tblPr>
     <w:tblStylePr w:type="firstRow">
       <w:pPr>
@@ -9170,9 +8825,6 @@
     <w:name w:val="Medium List 1"/>
     <w:basedOn w:val="32"/>
     <w:uiPriority w:val="65"/>
-    <w:pPr>
-      <w:spacing w:after="0" w:line="240" w:lineRule="auto"/>
-    </w:pPr>
     <w:rPr>
       <w:color w:val="000000" w:themeColor="text1"/>
       <w14:textFill>
@@ -9186,12 +8838,6 @@
         <w:top w:val="single" w:color="000000" w:themeColor="text1" w:sz="8" w:space="0"/>
         <w:bottom w:val="single" w:color="000000" w:themeColor="text1" w:sz="8" w:space="0"/>
       </w:tblBorders>
-      <w:tblCellMar>
-        <w:top w:w="0" w:type="dxa"/>
-        <w:left w:w="108" w:type="dxa"/>
-        <w:bottom w:w="0" w:type="dxa"/>
-        <w:right w:w="108" w:type="dxa"/>
-      </w:tblCellMar>
     </w:tblPr>
     <w:tblStylePr w:type="firstRow">
       <w:rPr>
@@ -9260,9 +8906,6 @@
     <w:name w:val="Medium List 1 Accent 1"/>
     <w:basedOn w:val="32"/>
     <w:uiPriority w:val="65"/>
-    <w:pPr>
-      <w:spacing w:after="0" w:line="240" w:lineRule="auto"/>
-    </w:pPr>
     <w:rPr>
       <w:color w:val="000000" w:themeColor="text1"/>
       <w14:textFill>
@@ -9276,12 +8919,6 @@
         <w:top w:val="single" w:color="4F81BD" w:themeColor="accent1" w:sz="8" w:space="0"/>
         <w:bottom w:val="single" w:color="4F81BD" w:themeColor="accent1" w:sz="8" w:space="0"/>
       </w:tblBorders>
-      <w:tblCellMar>
-        <w:top w:w="0" w:type="dxa"/>
-        <w:left w:w="108" w:type="dxa"/>
-        <w:bottom w:w="0" w:type="dxa"/>
-        <w:right w:w="108" w:type="dxa"/>
-      </w:tblCellMar>
     </w:tblPr>
     <w:tblStylePr w:type="firstRow">
       <w:rPr>
@@ -9350,9 +8987,6 @@
     <w:name w:val="Medium List 1 Accent 2"/>
     <w:basedOn w:val="32"/>
     <w:uiPriority w:val="65"/>
-    <w:pPr>
-      <w:spacing w:after="0" w:line="240" w:lineRule="auto"/>
-    </w:pPr>
     <w:rPr>
       <w:color w:val="000000" w:themeColor="text1"/>
       <w14:textFill>
@@ -9366,12 +9000,6 @@
         <w:top w:val="single" w:color="C0504D" w:themeColor="accent2" w:sz="8" w:space="0"/>
         <w:bottom w:val="single" w:color="C0504D" w:themeColor="accent2" w:sz="8" w:space="0"/>
       </w:tblBorders>
-      <w:tblCellMar>
-        <w:top w:w="0" w:type="dxa"/>
-        <w:left w:w="108" w:type="dxa"/>
-        <w:bottom w:w="0" w:type="dxa"/>
-        <w:right w:w="108" w:type="dxa"/>
-      </w:tblCellMar>
     </w:tblPr>
     <w:tblStylePr w:type="firstRow">
       <w:rPr>
@@ -9440,9 +9068,6 @@
     <w:name w:val="Medium List 1 Accent 3"/>
     <w:basedOn w:val="32"/>
     <w:uiPriority w:val="65"/>
-    <w:pPr>
-      <w:spacing w:after="0" w:line="240" w:lineRule="auto"/>
-    </w:pPr>
     <w:rPr>
       <w:color w:val="000000" w:themeColor="text1"/>
       <w14:textFill>
@@ -9456,12 +9081,6 @@
         <w:top w:val="single" w:color="9BBB59" w:themeColor="accent3" w:sz="8" w:space="0"/>
         <w:bottom w:val="single" w:color="9BBB59" w:themeColor="accent3" w:sz="8" w:space="0"/>
       </w:tblBorders>
-      <w:tblCellMar>
-        <w:top w:w="0" w:type="dxa"/>
-        <w:left w:w="108" w:type="dxa"/>
-        <w:bottom w:w="0" w:type="dxa"/>
-        <w:right w:w="108" w:type="dxa"/>
-      </w:tblCellMar>
     </w:tblPr>
     <w:tblStylePr w:type="firstRow">
       <w:rPr>
@@ -9530,9 +9149,6 @@
     <w:name w:val="Medium List 1 Accent 4"/>
     <w:basedOn w:val="32"/>
     <w:uiPriority w:val="65"/>
-    <w:pPr>
-      <w:spacing w:after="0" w:line="240" w:lineRule="auto"/>
-    </w:pPr>
     <w:rPr>
       <w:color w:val="000000" w:themeColor="text1"/>
       <w14:textFill>
@@ -9546,12 +9162,6 @@
         <w:top w:val="single" w:color="8064A2" w:themeColor="accent4" w:sz="8" w:space="0"/>
         <w:bottom w:val="single" w:color="8064A2" w:themeColor="accent4" w:sz="8" w:space="0"/>
       </w:tblBorders>
-      <w:tblCellMar>
-        <w:top w:w="0" w:type="dxa"/>
-        <w:left w:w="108" w:type="dxa"/>
-        <w:bottom w:w="0" w:type="dxa"/>
-        <w:right w:w="108" w:type="dxa"/>
-      </w:tblCellMar>
     </w:tblPr>
     <w:tblStylePr w:type="firstRow">
       <w:rPr>
@@ -9620,9 +9230,6 @@
     <w:name w:val="Medium List 1 Accent 5"/>
     <w:basedOn w:val="32"/>
     <w:uiPriority w:val="65"/>
-    <w:pPr>
-      <w:spacing w:after="0" w:line="240" w:lineRule="auto"/>
-    </w:pPr>
     <w:rPr>
       <w:color w:val="000000" w:themeColor="text1"/>
       <w14:textFill>
@@ -9636,12 +9243,6 @@
         <w:top w:val="single" w:color="4BACC6" w:themeColor="accent5" w:sz="8" w:space="0"/>
         <w:bottom w:val="single" w:color="4BACC6" w:themeColor="accent5" w:sz="8" w:space="0"/>
       </w:tblBorders>
-      <w:tblCellMar>
-        <w:top w:w="0" w:type="dxa"/>
-        <w:left w:w="108" w:type="dxa"/>
-        <w:bottom w:w="0" w:type="dxa"/>
-        <w:right w:w="108" w:type="dxa"/>
-      </w:tblCellMar>
     </w:tblPr>
     <w:tblStylePr w:type="firstRow">
       <w:rPr>
@@ -9710,9 +9311,6 @@
     <w:name w:val="Medium List 1 Accent 6"/>
     <w:basedOn w:val="32"/>
     <w:uiPriority w:val="65"/>
-    <w:pPr>
-      <w:spacing w:after="0" w:line="240" w:lineRule="auto"/>
-    </w:pPr>
     <w:rPr>
       <w:color w:val="000000" w:themeColor="text1"/>
       <w14:textFill>
@@ -9726,12 +9324,6 @@
         <w:top w:val="single" w:color="F79646" w:themeColor="accent6" w:sz="8" w:space="0"/>
         <w:bottom w:val="single" w:color="F79646" w:themeColor="accent6" w:sz="8" w:space="0"/>
       </w:tblBorders>
-      <w:tblCellMar>
-        <w:top w:w="0" w:type="dxa"/>
-        <w:left w:w="108" w:type="dxa"/>
-        <w:bottom w:w="0" w:type="dxa"/>
-        <w:right w:w="108" w:type="dxa"/>
-      </w:tblCellMar>
     </w:tblPr>
     <w:tblStylePr w:type="firstRow">
       <w:rPr>
@@ -9800,9 +9392,6 @@
     <w:name w:val="Medium List 2"/>
     <w:basedOn w:val="32"/>
     <w:uiPriority w:val="66"/>
-    <w:pPr>
-      <w:spacing w:after="0" w:line="240" w:lineRule="auto"/>
-    </w:pPr>
     <w:rPr>
       <w:rFonts w:asciiTheme="majorHAnsi" w:hAnsiTheme="majorHAnsi" w:eastAsiaTheme="majorEastAsia" w:cstheme="majorBidi"/>
       <w:color w:val="000000" w:themeColor="text1"/>
@@ -9819,12 +9408,6 @@
         <w:bottom w:val="single" w:color="000000" w:themeColor="text1" w:sz="8" w:space="0"/>
         <w:right w:val="single" w:color="000000" w:themeColor="text1" w:sz="8" w:space="0"/>
       </w:tblBorders>
-      <w:tblCellMar>
-        <w:top w:w="0" w:type="dxa"/>
-        <w:left w:w="108" w:type="dxa"/>
-        <w:bottom w:w="0" w:type="dxa"/>
-        <w:right w:w="108" w:type="dxa"/>
-      </w:tblCellMar>
     </w:tblPr>
     <w:tblStylePr w:type="firstRow">
       <w:rPr>
@@ -9929,9 +9512,6 @@
     <w:name w:val="Medium List 2 Accent 1"/>
     <w:basedOn w:val="32"/>
     <w:uiPriority w:val="66"/>
-    <w:pPr>
-      <w:spacing w:after="0" w:line="240" w:lineRule="auto"/>
-    </w:pPr>
     <w:rPr>
       <w:rFonts w:asciiTheme="majorHAnsi" w:hAnsiTheme="majorHAnsi" w:eastAsiaTheme="majorEastAsia" w:cstheme="majorBidi"/>
       <w:color w:val="000000" w:themeColor="text1"/>
@@ -9948,12 +9528,6 @@
         <w:bottom w:val="single" w:color="4F81BD" w:themeColor="accent1" w:sz="8" w:space="0"/>
         <w:right w:val="single" w:color="4F81BD" w:themeColor="accent1" w:sz="8" w:space="0"/>
       </w:tblBorders>
-      <w:tblCellMar>
-        <w:top w:w="0" w:type="dxa"/>
-        <w:left w:w="108" w:type="dxa"/>
-        <w:bottom w:w="0" w:type="dxa"/>
-        <w:right w:w="108" w:type="dxa"/>
-      </w:tblCellMar>
     </w:tblPr>
     <w:tblStylePr w:type="firstRow">
       <w:rPr>
@@ -10058,9 +9632,6 @@
     <w:name w:val="Medium List 2 Accent 2"/>
     <w:basedOn w:val="32"/>
     <w:uiPriority w:val="66"/>
-    <w:pPr>
-      <w:spacing w:after="0" w:line="240" w:lineRule="auto"/>
-    </w:pPr>
     <w:rPr>
       <w:rFonts w:asciiTheme="majorHAnsi" w:hAnsiTheme="majorHAnsi" w:eastAsiaTheme="majorEastAsia" w:cstheme="majorBidi"/>
       <w:color w:val="000000" w:themeColor="text1"/>
@@ -10077,12 +9648,6 @@
         <w:bottom w:val="single" w:color="C0504D" w:themeColor="accent2" w:sz="8" w:space="0"/>
         <w:right w:val="single" w:color="C0504D" w:themeColor="accent2" w:sz="8" w:space="0"/>
       </w:tblBorders>
-      <w:tblCellMar>
-        <w:top w:w="0" w:type="dxa"/>
-        <w:left w:w="108" w:type="dxa"/>
-        <w:bottom w:w="0" w:type="dxa"/>
-        <w:right w:w="108" w:type="dxa"/>
-      </w:tblCellMar>
     </w:tblPr>
     <w:tblStylePr w:type="firstRow">
       <w:rPr>
@@ -10187,9 +9752,6 @@
     <w:name w:val="Medium List 2 Accent 3"/>
     <w:basedOn w:val="32"/>
     <w:uiPriority w:val="66"/>
-    <w:pPr>
-      <w:spacing w:after="0" w:line="240" w:lineRule="auto"/>
-    </w:pPr>
     <w:rPr>
       <w:rFonts w:asciiTheme="majorHAnsi" w:hAnsiTheme="majorHAnsi" w:eastAsiaTheme="majorEastAsia" w:cstheme="majorBidi"/>
       <w:color w:val="000000" w:themeColor="text1"/>
@@ -10206,12 +9768,6 @@
         <w:bottom w:val="single" w:color="9BBB59" w:themeColor="accent3" w:sz="8" w:space="0"/>
         <w:right w:val="single" w:color="9BBB59" w:themeColor="accent3" w:sz="8" w:space="0"/>
       </w:tblBorders>
-      <w:tblCellMar>
-        <w:top w:w="0" w:type="dxa"/>
-        <w:left w:w="108" w:type="dxa"/>
-        <w:bottom w:w="0" w:type="dxa"/>
-        <w:right w:w="108" w:type="dxa"/>
-      </w:tblCellMar>
     </w:tblPr>
     <w:tblStylePr w:type="firstRow">
       <w:rPr>
@@ -10316,9 +9872,6 @@
     <w:name w:val="Medium List 2 Accent 4"/>
     <w:basedOn w:val="32"/>
     <w:uiPriority w:val="66"/>
-    <w:pPr>
-      <w:spacing w:after="0" w:line="240" w:lineRule="auto"/>
-    </w:pPr>
     <w:rPr>
       <w:rFonts w:asciiTheme="majorHAnsi" w:hAnsiTheme="majorHAnsi" w:eastAsiaTheme="majorEastAsia" w:cstheme="majorBidi"/>
       <w:color w:val="000000" w:themeColor="text1"/>
@@ -10335,12 +9888,6 @@
         <w:bottom w:val="single" w:color="8064A2" w:themeColor="accent4" w:sz="8" w:space="0"/>
         <w:right w:val="single" w:color="8064A2" w:themeColor="accent4" w:sz="8" w:space="0"/>
       </w:tblBorders>
-      <w:tblCellMar>
-        <w:top w:w="0" w:type="dxa"/>
-        <w:left w:w="108" w:type="dxa"/>
-        <w:bottom w:w="0" w:type="dxa"/>
-        <w:right w:w="108" w:type="dxa"/>
-      </w:tblCellMar>
     </w:tblPr>
     <w:tblStylePr w:type="firstRow">
       <w:rPr>
@@ -10445,9 +9992,6 @@
     <w:name w:val="Medium List 2 Accent 5"/>
     <w:basedOn w:val="32"/>
     <w:uiPriority w:val="66"/>
-    <w:pPr>
-      <w:spacing w:after="0" w:line="240" w:lineRule="auto"/>
-    </w:pPr>
     <w:rPr>
       <w:rFonts w:asciiTheme="majorHAnsi" w:hAnsiTheme="majorHAnsi" w:eastAsiaTheme="majorEastAsia" w:cstheme="majorBidi"/>
       <w:color w:val="000000" w:themeColor="text1"/>
@@ -10464,12 +10008,6 @@
         <w:bottom w:val="single" w:color="4BACC6" w:themeColor="accent5" w:sz="8" w:space="0"/>
         <w:right w:val="single" w:color="4BACC6" w:themeColor="accent5" w:sz="8" w:space="0"/>
       </w:tblBorders>
-      <w:tblCellMar>
-        <w:top w:w="0" w:type="dxa"/>
-        <w:left w:w="108" w:type="dxa"/>
-        <w:bottom w:w="0" w:type="dxa"/>
-        <w:right w:w="108" w:type="dxa"/>
-      </w:tblCellMar>
     </w:tblPr>
     <w:tblStylePr w:type="firstRow">
       <w:rPr>
@@ -10574,9 +10112,6 @@
     <w:name w:val="Medium List 2 Accent 6"/>
     <w:basedOn w:val="32"/>
     <w:uiPriority w:val="66"/>
-    <w:pPr>
-      <w:spacing w:after="0" w:line="240" w:lineRule="auto"/>
-    </w:pPr>
     <w:rPr>
       <w:rFonts w:asciiTheme="majorHAnsi" w:hAnsiTheme="majorHAnsi" w:eastAsiaTheme="majorEastAsia" w:cstheme="majorBidi"/>
       <w:color w:val="000000" w:themeColor="text1"/>
@@ -10593,12 +10128,6 @@
         <w:bottom w:val="single" w:color="F79646" w:themeColor="accent6" w:sz="8" w:space="0"/>
         <w:right w:val="single" w:color="F79646" w:themeColor="accent6" w:sz="8" w:space="0"/>
       </w:tblBorders>
-      <w:tblCellMar>
-        <w:top w:w="0" w:type="dxa"/>
-        <w:left w:w="108" w:type="dxa"/>
-        <w:bottom w:w="0" w:type="dxa"/>
-        <w:right w:w="108" w:type="dxa"/>
-      </w:tblCellMar>
     </w:tblPr>
     <w:tblStylePr w:type="firstRow">
       <w:rPr>
@@ -10703,9 +10232,6 @@
     <w:name w:val="Medium Grid 1"/>
     <w:basedOn w:val="32"/>
     <w:uiPriority w:val="67"/>
-    <w:pPr>
-      <w:spacing w:after="0" w:line="240" w:lineRule="auto"/>
-    </w:pPr>
     <w:tblPr>
       <w:tblBorders>
         <w:top w:val="single" w:color="3F3F3F" w:themeColor="text1" w:themeTint="BF" w:sz="8" w:space="0"/>
@@ -10715,12 +10241,6 @@
         <w:insideH w:val="single" w:color="3F3F3F" w:themeColor="text1" w:themeTint="BF" w:sz="8" w:space="0"/>
         <w:insideV w:val="single" w:color="3F3F3F" w:themeColor="text1" w:themeTint="BF" w:sz="8" w:space="0"/>
       </w:tblBorders>
-      <w:tblCellMar>
-        <w:top w:w="0" w:type="dxa"/>
-        <w:left w:w="108" w:type="dxa"/>
-        <w:bottom w:w="0" w:type="dxa"/>
-        <w:right w:w="108" w:type="dxa"/>
-      </w:tblCellMar>
     </w:tblPr>
     <w:tcPr>
       <w:shd w:val="clear" w:color="auto" w:fill="BFBFBF" w:themeFill="text1" w:themeFillTint="3F"/>
@@ -10772,9 +10292,6 @@
     <w:name w:val="Medium Grid 1 Accent 1"/>
     <w:basedOn w:val="32"/>
     <w:uiPriority w:val="67"/>
-    <w:pPr>
-      <w:spacing w:after="0" w:line="240" w:lineRule="auto"/>
-    </w:pPr>
     <w:tblPr>
       <w:tblBorders>
         <w:top w:val="single" w:color="7BA0CD" w:themeColor="accent1" w:themeTint="BF" w:sz="8" w:space="0"/>
@@ -10784,12 +10301,6 @@
         <w:insideH w:val="single" w:color="7BA0CD" w:themeColor="accent1" w:themeTint="BF" w:sz="8" w:space="0"/>
         <w:insideV w:val="single" w:color="7BA0CD" w:themeColor="accent1" w:themeTint="BF" w:sz="8" w:space="0"/>
       </w:tblBorders>
-      <w:tblCellMar>
-        <w:top w:w="0" w:type="dxa"/>
-        <w:left w:w="108" w:type="dxa"/>
-        <w:bottom w:w="0" w:type="dxa"/>
-        <w:right w:w="108" w:type="dxa"/>
-      </w:tblCellMar>
     </w:tblPr>
     <w:tcPr>
       <w:shd w:val="clear" w:color="auto" w:fill="D3DFEE" w:themeFill="accent1" w:themeFillTint="3F"/>
@@ -10841,9 +10352,6 @@
     <w:name w:val="Medium Grid 1 Accent 2"/>
     <w:basedOn w:val="32"/>
     <w:uiPriority w:val="67"/>
-    <w:pPr>
-      <w:spacing w:after="0" w:line="240" w:lineRule="auto"/>
-    </w:pPr>
     <w:tblPr>
       <w:tblBorders>
         <w:top w:val="single" w:color="CF7B79" w:themeColor="accent2" w:themeTint="BF" w:sz="8" w:space="0"/>
@@ -10853,12 +10361,6 @@
         <w:insideH w:val="single" w:color="CF7B79" w:themeColor="accent2" w:themeTint="BF" w:sz="8" w:space="0"/>
         <w:insideV w:val="single" w:color="CF7B79" w:themeColor="accent2" w:themeTint="BF" w:sz="8" w:space="0"/>
       </w:tblBorders>
-      <w:tblCellMar>
-        <w:top w:w="0" w:type="dxa"/>
-        <w:left w:w="108" w:type="dxa"/>
-        <w:bottom w:w="0" w:type="dxa"/>
-        <w:right w:w="108" w:type="dxa"/>
-      </w:tblCellMar>
     </w:tblPr>
     <w:tcPr>
       <w:shd w:val="clear" w:color="auto" w:fill="EFD3D3" w:themeFill="accent2" w:themeFillTint="3F"/>
@@ -10910,9 +10412,6 @@
     <w:name w:val="Medium Grid 1 Accent 3"/>
     <w:basedOn w:val="32"/>
     <w:uiPriority w:val="67"/>
-    <w:pPr>
-      <w:spacing w:after="0" w:line="240" w:lineRule="auto"/>
-    </w:pPr>
     <w:tblPr>
       <w:tblBorders>
         <w:top w:val="single" w:color="B4CC82" w:themeColor="accent3" w:themeTint="BF" w:sz="8" w:space="0"/>
@@ -10922,12 +10421,6 @@
         <w:insideH w:val="single" w:color="B4CC82" w:themeColor="accent3" w:themeTint="BF" w:sz="8" w:space="0"/>
         <w:insideV w:val="single" w:color="B4CC82" w:themeColor="accent3" w:themeTint="BF" w:sz="8" w:space="0"/>
       </w:tblBorders>
-      <w:tblCellMar>
-        <w:top w:w="0" w:type="dxa"/>
-        <w:left w:w="108" w:type="dxa"/>
-        <w:bottom w:w="0" w:type="dxa"/>
-        <w:right w:w="108" w:type="dxa"/>
-      </w:tblCellMar>
     </w:tblPr>
     <w:tcPr>
       <w:shd w:val="clear" w:color="auto" w:fill="E6EED5" w:themeFill="accent3" w:themeFillTint="3F"/>
@@ -10979,9 +10472,6 @@
     <w:name w:val="Medium Grid 1 Accent 4"/>
     <w:basedOn w:val="32"/>
     <w:uiPriority w:val="67"/>
-    <w:pPr>
-      <w:spacing w:after="0" w:line="240" w:lineRule="auto"/>
-    </w:pPr>
     <w:tblPr>
       <w:tblBorders>
         <w:top w:val="single" w:color="9F8AB9" w:themeColor="accent4" w:themeTint="BF" w:sz="8" w:space="0"/>
@@ -10991,12 +10481,6 @@
         <w:insideH w:val="single" w:color="9F8AB9" w:themeColor="accent4" w:themeTint="BF" w:sz="8" w:space="0"/>
         <w:insideV w:val="single" w:color="9F8AB9" w:themeColor="accent4" w:themeTint="BF" w:sz="8" w:space="0"/>
       </w:tblBorders>
-      <w:tblCellMar>
-        <w:top w:w="0" w:type="dxa"/>
-        <w:left w:w="108" w:type="dxa"/>
-        <w:bottom w:w="0" w:type="dxa"/>
-        <w:right w:w="108" w:type="dxa"/>
-      </w:tblCellMar>
     </w:tblPr>
     <w:tcPr>
       <w:shd w:val="clear" w:color="auto" w:fill="DFD8E8" w:themeFill="accent4" w:themeFillTint="3F"/>
@@ -11048,9 +10532,6 @@
     <w:name w:val="Medium Grid 1 Accent 5"/>
     <w:basedOn w:val="32"/>
     <w:uiPriority w:val="67"/>
-    <w:pPr>
-      <w:spacing w:after="0" w:line="240" w:lineRule="auto"/>
-    </w:pPr>
     <w:tblPr>
       <w:tblBorders>
         <w:top w:val="single" w:color="78C0D4" w:themeColor="accent5" w:themeTint="BF" w:sz="8" w:space="0"/>
@@ -11060,12 +10541,6 @@
         <w:insideH w:val="single" w:color="78C0D4" w:themeColor="accent5" w:themeTint="BF" w:sz="8" w:space="0"/>
         <w:insideV w:val="single" w:color="78C0D4" w:themeColor="accent5" w:themeTint="BF" w:sz="8" w:space="0"/>
       </w:tblBorders>
-      <w:tblCellMar>
-        <w:top w:w="0" w:type="dxa"/>
-        <w:left w:w="108" w:type="dxa"/>
-        <w:bottom w:w="0" w:type="dxa"/>
-        <w:right w:w="108" w:type="dxa"/>
-      </w:tblCellMar>
     </w:tblPr>
     <w:tcPr>
       <w:shd w:val="clear" w:color="auto" w:fill="D2EAF0" w:themeFill="accent5" w:themeFillTint="3F"/>
@@ -11117,9 +10592,6 @@
     <w:name w:val="Medium Grid 1 Accent 6"/>
     <w:basedOn w:val="32"/>
     <w:uiPriority w:val="67"/>
-    <w:pPr>
-      <w:spacing w:after="0" w:line="240" w:lineRule="auto"/>
-    </w:pPr>
     <w:tblPr>
       <w:tblBorders>
         <w:top w:val="single" w:color="F9B074" w:themeColor="accent6" w:themeTint="BF" w:sz="8" w:space="0"/>
@@ -11129,12 +10601,6 @@
         <w:insideH w:val="single" w:color="F9B074" w:themeColor="accent6" w:themeTint="BF" w:sz="8" w:space="0"/>
         <w:insideV w:val="single" w:color="F9B074" w:themeColor="accent6" w:themeTint="BF" w:sz="8" w:space="0"/>
       </w:tblBorders>
-      <w:tblCellMar>
-        <w:top w:w="0" w:type="dxa"/>
-        <w:left w:w="108" w:type="dxa"/>
-        <w:bottom w:w="0" w:type="dxa"/>
-        <w:right w:w="108" w:type="dxa"/>
-      </w:tblCellMar>
     </w:tblPr>
     <w:tcPr>
       <w:shd w:val="clear" w:color="auto" w:fill="FDE5D1" w:themeFill="accent6" w:themeFillTint="3F"/>
@@ -11186,9 +10652,6 @@
     <w:name w:val="Medium Grid 2"/>
     <w:basedOn w:val="32"/>
     <w:uiPriority w:val="68"/>
-    <w:pPr>
-      <w:spacing w:after="0" w:line="240" w:lineRule="auto"/>
-    </w:pPr>
     <w:rPr>
       <w:rFonts w:asciiTheme="majorHAnsi" w:hAnsiTheme="majorHAnsi" w:eastAsiaTheme="majorEastAsia" w:cstheme="majorBidi"/>
       <w:color w:val="000000" w:themeColor="text1"/>
@@ -11207,12 +10670,6 @@
         <w:insideH w:val="single" w:color="000000" w:themeColor="text1" w:sz="8" w:space="0"/>
         <w:insideV w:val="single" w:color="000000" w:themeColor="text1" w:sz="8" w:space="0"/>
       </w:tblBorders>
-      <w:tblCellMar>
-        <w:top w:w="0" w:type="dxa"/>
-        <w:left w:w="108" w:type="dxa"/>
-        <w:bottom w:w="0" w:type="dxa"/>
-        <w:right w:w="108" w:type="dxa"/>
-      </w:tblCellMar>
     </w:tblPr>
     <w:tcPr>
       <w:shd w:val="clear" w:color="auto" w:fill="BFBFBF" w:themeFill="text1" w:themeFillTint="3F"/>
@@ -11332,9 +10789,6 @@
     <w:name w:val="Medium Grid 2 Accent 1"/>
     <w:basedOn w:val="32"/>
     <w:uiPriority w:val="68"/>
-    <w:pPr>
-      <w:spacing w:after="0" w:line="240" w:lineRule="auto"/>
-    </w:pPr>
     <w:rPr>
       <w:rFonts w:asciiTheme="majorHAnsi" w:hAnsiTheme="majorHAnsi" w:eastAsiaTheme="majorEastAsia" w:cstheme="majorBidi"/>
       <w:color w:val="000000" w:themeColor="text1"/>
@@ -11353,12 +10807,6 @@
         <w:insideH w:val="single" w:color="4F81BD" w:themeColor="accent1" w:sz="8" w:space="0"/>
         <w:insideV w:val="single" w:color="4F81BD" w:themeColor="accent1" w:sz="8" w:space="0"/>
       </w:tblBorders>
-      <w:tblCellMar>
-        <w:top w:w="0" w:type="dxa"/>
-        <w:left w:w="108" w:type="dxa"/>
-        <w:bottom w:w="0" w:type="dxa"/>
-        <w:right w:w="108" w:type="dxa"/>
-      </w:tblCellMar>
     </w:tblPr>
     <w:tcPr>
       <w:shd w:val="clear" w:color="auto" w:fill="D3DFEE" w:themeFill="accent1" w:themeFillTint="3F"/>
@@ -11478,9 +10926,6 @@
     <w:name w:val="Medium Grid 2 Accent 2"/>
     <w:basedOn w:val="32"/>
     <w:uiPriority w:val="68"/>
-    <w:pPr>
-      <w:spacing w:after="0" w:line="240" w:lineRule="auto"/>
-    </w:pPr>
     <w:rPr>
       <w:rFonts w:asciiTheme="majorHAnsi" w:hAnsiTheme="majorHAnsi" w:eastAsiaTheme="majorEastAsia" w:cstheme="majorBidi"/>
       <w:color w:val="000000" w:themeColor="text1"/>
@@ -11499,12 +10944,6 @@
         <w:insideH w:val="single" w:color="C0504D" w:themeColor="accent2" w:sz="8" w:space="0"/>
         <w:insideV w:val="single" w:color="C0504D" w:themeColor="accent2" w:sz="8" w:space="0"/>
       </w:tblBorders>
-      <w:tblCellMar>
-        <w:top w:w="0" w:type="dxa"/>
-        <w:left w:w="108" w:type="dxa"/>
-        <w:bottom w:w="0" w:type="dxa"/>
-        <w:right w:w="108" w:type="dxa"/>
-      </w:tblCellMar>
     </w:tblPr>
     <w:tcPr>
       <w:shd w:val="clear" w:color="auto" w:fill="EFD3D3" w:themeFill="accent2" w:themeFillTint="3F"/>
@@ -11624,9 +11063,6 @@
     <w:name w:val="Medium Grid 2 Accent 3"/>
     <w:basedOn w:val="32"/>
     <w:uiPriority w:val="68"/>
-    <w:pPr>
-      <w:spacing w:after="0" w:line="240" w:lineRule="auto"/>
-    </w:pPr>
     <w:rPr>
       <w:rFonts w:asciiTheme="majorHAnsi" w:hAnsiTheme="majorHAnsi" w:eastAsiaTheme="majorEastAsia" w:cstheme="majorBidi"/>
       <w:color w:val="000000" w:themeColor="text1"/>
@@ -11645,12 +11081,6 @@
         <w:insideH w:val="single" w:color="9BBB59" w:themeColor="accent3" w:sz="8" w:space="0"/>
         <w:insideV w:val="single" w:color="9BBB59" w:themeColor="accent3" w:sz="8" w:space="0"/>
       </w:tblBorders>
-      <w:tblCellMar>
-        <w:top w:w="0" w:type="dxa"/>
-        <w:left w:w="108" w:type="dxa"/>
-        <w:bottom w:w="0" w:type="dxa"/>
-        <w:right w:w="108" w:type="dxa"/>
-      </w:tblCellMar>
     </w:tblPr>
     <w:tcPr>
       <w:shd w:val="clear" w:color="auto" w:fill="E6EED5" w:themeFill="accent3" w:themeFillTint="3F"/>
@@ -11770,9 +11200,6 @@
     <w:name w:val="Medium Grid 2 Accent 4"/>
     <w:basedOn w:val="32"/>
     <w:uiPriority w:val="68"/>
-    <w:pPr>
-      <w:spacing w:after="0" w:line="240" w:lineRule="auto"/>
-    </w:pPr>
     <w:rPr>
       <w:rFonts w:asciiTheme="majorHAnsi" w:hAnsiTheme="majorHAnsi" w:eastAsiaTheme="majorEastAsia" w:cstheme="majorBidi"/>
       <w:color w:val="000000" w:themeColor="text1"/>
@@ -11791,12 +11218,6 @@
         <w:insideH w:val="single" w:color="8064A2" w:themeColor="accent4" w:sz="8" w:space="0"/>
         <w:insideV w:val="single" w:color="8064A2" w:themeColor="accent4" w:sz="8" w:space="0"/>
       </w:tblBorders>
-      <w:tblCellMar>
-        <w:top w:w="0" w:type="dxa"/>
-        <w:left w:w="108" w:type="dxa"/>
-        <w:bottom w:w="0" w:type="dxa"/>
-        <w:right w:w="108" w:type="dxa"/>
-      </w:tblCellMar>
     </w:tblPr>
     <w:tcPr>
       <w:shd w:val="clear" w:color="auto" w:fill="DFD8E8" w:themeFill="accent4" w:themeFillTint="3F"/>
@@ -11916,9 +11337,6 @@
     <w:name w:val="Medium Grid 2 Accent 5"/>
     <w:basedOn w:val="32"/>
     <w:uiPriority w:val="68"/>
-    <w:pPr>
-      <w:spacing w:after="0" w:line="240" w:lineRule="auto"/>
-    </w:pPr>
     <w:rPr>
       <w:rFonts w:asciiTheme="majorHAnsi" w:hAnsiTheme="majorHAnsi" w:eastAsiaTheme="majorEastAsia" w:cstheme="majorBidi"/>
       <w:color w:val="000000" w:themeColor="text1"/>
@@ -11937,12 +11355,6 @@
         <w:insideH w:val="single" w:color="4BACC6" w:themeColor="accent5" w:sz="8" w:space="0"/>
         <w:insideV w:val="single" w:color="4BACC6" w:themeColor="accent5" w:sz="8" w:space="0"/>
       </w:tblBorders>
-      <w:tblCellMar>
-        <w:top w:w="0" w:type="dxa"/>
-        <w:left w:w="108" w:type="dxa"/>
-        <w:bottom w:w="0" w:type="dxa"/>
-        <w:right w:w="108" w:type="dxa"/>
-      </w:tblCellMar>
     </w:tblPr>
     <w:tcPr>
       <w:shd w:val="clear" w:color="auto" w:fill="D2EAF0" w:themeFill="accent5" w:themeFillTint="3F"/>
@@ -12062,9 +11474,6 @@
     <w:name w:val="Medium Grid 2 Accent 6"/>
     <w:basedOn w:val="32"/>
     <w:uiPriority w:val="68"/>
-    <w:pPr>
-      <w:spacing w:after="0" w:line="240" w:lineRule="auto"/>
-    </w:pPr>
     <w:rPr>
       <w:rFonts w:asciiTheme="majorHAnsi" w:hAnsiTheme="majorHAnsi" w:eastAsiaTheme="majorEastAsia" w:cstheme="majorBidi"/>
       <w:color w:val="000000" w:themeColor="text1"/>
@@ -12083,12 +11492,6 @@
         <w:insideH w:val="single" w:color="F79646" w:themeColor="accent6" w:sz="8" w:space="0"/>
         <w:insideV w:val="single" w:color="F79646" w:themeColor="accent6" w:sz="8" w:space="0"/>
       </w:tblBorders>
-      <w:tblCellMar>
-        <w:top w:w="0" w:type="dxa"/>
-        <w:left w:w="108" w:type="dxa"/>
-        <w:bottom w:w="0" w:type="dxa"/>
-        <w:right w:w="108" w:type="dxa"/>
-      </w:tblCellMar>
     </w:tblPr>
     <w:tcPr>
       <w:shd w:val="clear" w:color="auto" w:fill="FDE5D1" w:themeFill="accent6" w:themeFillTint="3F"/>
@@ -12208,9 +11611,6 @@
     <w:name w:val="Medium Grid 3"/>
     <w:basedOn w:val="32"/>
     <w:uiPriority w:val="69"/>
-    <w:pPr>
-      <w:spacing w:after="0" w:line="240" w:lineRule="auto"/>
-    </w:pPr>
     <w:tblPr>
       <w:tblBorders>
         <w:top w:val="single" w:color="FFFFFF" w:themeColor="background1" w:sz="8" w:space="0"/>
@@ -12220,12 +11620,6 @@
         <w:insideH w:val="single" w:color="FFFFFF" w:themeColor="background1" w:sz="6" w:space="0"/>
         <w:insideV w:val="single" w:color="FFFFFF" w:themeColor="background1" w:sz="6" w:space="0"/>
       </w:tblBorders>
-      <w:tblCellMar>
-        <w:top w:w="0" w:type="dxa"/>
-        <w:left w:w="108" w:type="dxa"/>
-        <w:bottom w:w="0" w:type="dxa"/>
-        <w:right w:w="108" w:type="dxa"/>
-      </w:tblCellMar>
     </w:tblPr>
     <w:tcPr>
       <w:shd w:val="clear" w:color="auto" w:fill="BFBFBF" w:themeFill="text1" w:themeFillTint="3F"/>
@@ -12365,9 +11759,6 @@
     <w:name w:val="Medium Grid 3 Accent 1"/>
     <w:basedOn w:val="32"/>
     <w:uiPriority w:val="69"/>
-    <w:pPr>
-      <w:spacing w:after="0" w:line="240" w:lineRule="auto"/>
-    </w:pPr>
     <w:tblPr>
       <w:tblBorders>
         <w:top w:val="single" w:color="FFFFFF" w:themeColor="background1" w:sz="8" w:space="0"/>
@@ -12377,12 +11768,6 @@
         <w:insideH w:val="single" w:color="FFFFFF" w:themeColor="background1" w:sz="6" w:space="0"/>
         <w:insideV w:val="single" w:color="FFFFFF" w:themeColor="background1" w:sz="6" w:space="0"/>
       </w:tblBorders>
-      <w:tblCellMar>
-        <w:top w:w="0" w:type="dxa"/>
-        <w:left w:w="108" w:type="dxa"/>
-        <w:bottom w:w="0" w:type="dxa"/>
-        <w:right w:w="108" w:type="dxa"/>
-      </w:tblCellMar>
     </w:tblPr>
     <w:tcPr>
       <w:shd w:val="clear" w:color="auto" w:fill="D3DFEE" w:themeFill="accent1" w:themeFillTint="3F"/>
@@ -12522,9 +11907,6 @@
     <w:name w:val="Medium Grid 3 Accent 2"/>
     <w:basedOn w:val="32"/>
     <w:uiPriority w:val="69"/>
-    <w:pPr>
-      <w:spacing w:after="0" w:line="240" w:lineRule="auto"/>
-    </w:pPr>
     <w:tblPr>
       <w:tblBorders>
         <w:top w:val="single" w:color="FFFFFF" w:themeColor="background1" w:sz="8" w:space="0"/>
@@ -12534,12 +11916,6 @@
         <w:insideH w:val="single" w:color="FFFFFF" w:themeColor="background1" w:sz="6" w:space="0"/>
         <w:insideV w:val="single" w:color="FFFFFF" w:themeColor="background1" w:sz="6" w:space="0"/>
       </w:tblBorders>
-      <w:tblCellMar>
-        <w:top w:w="0" w:type="dxa"/>
-        <w:left w:w="108" w:type="dxa"/>
-        <w:bottom w:w="0" w:type="dxa"/>
-        <w:right w:w="108" w:type="dxa"/>
-      </w:tblCellMar>
     </w:tblPr>
     <w:tcPr>
       <w:shd w:val="clear" w:color="auto" w:fill="EFD3D3" w:themeFill="accent2" w:themeFillTint="3F"/>
@@ -12679,9 +12055,6 @@
     <w:name w:val="Medium Grid 3 Accent 3"/>
     <w:basedOn w:val="32"/>
     <w:uiPriority w:val="69"/>
-    <w:pPr>
-      <w:spacing w:after="0" w:line="240" w:lineRule="auto"/>
-    </w:pPr>
     <w:tblPr>
       <w:tblBorders>
         <w:top w:val="single" w:color="FFFFFF" w:themeColor="background1" w:sz="8" w:space="0"/>
@@ -12691,12 +12064,6 @@
         <w:insideH w:val="single" w:color="FFFFFF" w:themeColor="background1" w:sz="6" w:space="0"/>
         <w:insideV w:val="single" w:color="FFFFFF" w:themeColor="background1" w:sz="6" w:space="0"/>
       </w:tblBorders>
-      <w:tblCellMar>
-        <w:top w:w="0" w:type="dxa"/>
-        <w:left w:w="108" w:type="dxa"/>
-        <w:bottom w:w="0" w:type="dxa"/>
-        <w:right w:w="108" w:type="dxa"/>
-      </w:tblCellMar>
     </w:tblPr>
     <w:tcPr>
       <w:shd w:val="clear" w:color="auto" w:fill="E6EED5" w:themeFill="accent3" w:themeFillTint="3F"/>
@@ -12836,9 +12203,6 @@
     <w:name w:val="Medium Grid 3 Accent 4"/>
     <w:basedOn w:val="32"/>
     <w:uiPriority w:val="69"/>
-    <w:pPr>
-      <w:spacing w:after="0" w:line="240" w:lineRule="auto"/>
-    </w:pPr>
     <w:tblPr>
       <w:tblBorders>
         <w:top w:val="single" w:color="FFFFFF" w:themeColor="background1" w:sz="8" w:space="0"/>
@@ -12848,12 +12212,6 @@
         <w:insideH w:val="single" w:color="FFFFFF" w:themeColor="background1" w:sz="6" w:space="0"/>
         <w:insideV w:val="single" w:color="FFFFFF" w:themeColor="background1" w:sz="6" w:space="0"/>
       </w:tblBorders>
-      <w:tblCellMar>
-        <w:top w:w="0" w:type="dxa"/>
-        <w:left w:w="108" w:type="dxa"/>
-        <w:bottom w:w="0" w:type="dxa"/>
-        <w:right w:w="108" w:type="dxa"/>
-      </w:tblCellMar>
     </w:tblPr>
     <w:tcPr>
       <w:shd w:val="clear" w:color="auto" w:fill="DFD8E8" w:themeFill="accent4" w:themeFillTint="3F"/>
@@ -12993,9 +12351,6 @@
     <w:name w:val="Medium Grid 3 Accent 5"/>
     <w:basedOn w:val="32"/>
     <w:uiPriority w:val="69"/>
-    <w:pPr>
-      <w:spacing w:after="0" w:line="240" w:lineRule="auto"/>
-    </w:pPr>
     <w:tblPr>
       <w:tblBorders>
         <w:top w:val="single" w:color="FFFFFF" w:themeColor="background1" w:sz="8" w:space="0"/>
@@ -13005,12 +12360,6 @@
         <w:insideH w:val="single" w:color="FFFFFF" w:themeColor="background1" w:sz="6" w:space="0"/>
         <w:insideV w:val="single" w:color="FFFFFF" w:themeColor="background1" w:sz="6" w:space="0"/>
       </w:tblBorders>
-      <w:tblCellMar>
-        <w:top w:w="0" w:type="dxa"/>
-        <w:left w:w="108" w:type="dxa"/>
-        <w:bottom w:w="0" w:type="dxa"/>
-        <w:right w:w="108" w:type="dxa"/>
-      </w:tblCellMar>
     </w:tblPr>
     <w:tcPr>
       <w:shd w:val="clear" w:color="auto" w:fill="D2EAF0" w:themeFill="accent5" w:themeFillTint="3F"/>
@@ -13150,9 +12499,6 @@
     <w:name w:val="Medium Grid 3 Accent 6"/>
     <w:basedOn w:val="32"/>
     <w:uiPriority w:val="69"/>
-    <w:pPr>
-      <w:spacing w:after="0" w:line="240" w:lineRule="auto"/>
-    </w:pPr>
     <w:tblPr>
       <w:tblBorders>
         <w:top w:val="single" w:color="FFFFFF" w:themeColor="background1" w:sz="8" w:space="0"/>
@@ -13162,12 +12508,6 @@
         <w:insideH w:val="single" w:color="FFFFFF" w:themeColor="background1" w:sz="6" w:space="0"/>
         <w:insideV w:val="single" w:color="FFFFFF" w:themeColor="background1" w:sz="6" w:space="0"/>
       </w:tblBorders>
-      <w:tblCellMar>
-        <w:top w:w="0" w:type="dxa"/>
-        <w:left w:w="108" w:type="dxa"/>
-        <w:bottom w:w="0" w:type="dxa"/>
-        <w:right w:w="108" w:type="dxa"/>
-      </w:tblCellMar>
     </w:tblPr>
     <w:tcPr>
       <w:shd w:val="clear" w:color="auto" w:fill="FDE5D1" w:themeFill="accent6" w:themeFillTint="3F"/>
@@ -13307,9 +12647,6 @@
     <w:name w:val="Dark List"/>
     <w:basedOn w:val="32"/>
     <w:uiPriority w:val="70"/>
-    <w:pPr>
-      <w:spacing w:after="0" w:line="240" w:lineRule="auto"/>
-    </w:pPr>
     <w:rPr>
       <w:color w:val="FFFFFF" w:themeColor="background1"/>
       <w14:textFill>
@@ -13319,12 +12656,8 @@
       </w14:textFill>
     </w:rPr>
     <w:tblPr>
-      <w:tblCellMar>
-        <w:top w:w="0" w:type="dxa"/>
-        <w:left w:w="108" w:type="dxa"/>
-        <w:bottom w:w="0" w:type="dxa"/>
-        <w:right w:w="108" w:type="dxa"/>
-      </w:tblCellMar>
+      <w:tblStyleRowBandSize w:val="1"/>
+      <w:tblStyleColBandSize w:val="1"/>
     </w:tblPr>
     <w:tcPr>
       <w:shd w:val="clear" w:color="auto" w:fill="000000" w:themeFill="text1"/>
@@ -13422,9 +12755,6 @@
     <w:name w:val="Dark List Accent 1"/>
     <w:basedOn w:val="32"/>
     <w:uiPriority w:val="70"/>
-    <w:pPr>
-      <w:spacing w:after="0" w:line="240" w:lineRule="auto"/>
-    </w:pPr>
     <w:rPr>
       <w:color w:val="FFFFFF" w:themeColor="background1"/>
       <w14:textFill>
@@ -13434,12 +12764,8 @@
       </w14:textFill>
     </w:rPr>
     <w:tblPr>
-      <w:tblCellMar>
-        <w:top w:w="0" w:type="dxa"/>
-        <w:left w:w="108" w:type="dxa"/>
-        <w:bottom w:w="0" w:type="dxa"/>
-        <w:right w:w="108" w:type="dxa"/>
-      </w:tblCellMar>
+      <w:tblStyleRowBandSize w:val="1"/>
+      <w:tblStyleColBandSize w:val="1"/>
     </w:tblPr>
     <w:tcPr>
       <w:shd w:val="clear" w:color="auto" w:fill="4F81BD" w:themeFill="accent1"/>
@@ -13537,9 +12863,6 @@
     <w:name w:val="Dark List Accent 2"/>
     <w:basedOn w:val="32"/>
     <w:uiPriority w:val="70"/>
-    <w:pPr>
-      <w:spacing w:after="0" w:line="240" w:lineRule="auto"/>
-    </w:pPr>
     <w:rPr>
       <w:color w:val="FFFFFF" w:themeColor="background1"/>
       <w14:textFill>
@@ -13549,12 +12872,8 @@
       </w14:textFill>
     </w:rPr>
     <w:tblPr>
-      <w:tblCellMar>
-        <w:top w:w="0" w:type="dxa"/>
-        <w:left w:w="108" w:type="dxa"/>
-        <w:bottom w:w="0" w:type="dxa"/>
-        <w:right w:w="108" w:type="dxa"/>
-      </w:tblCellMar>
+      <w:tblStyleRowBandSize w:val="1"/>
+      <w:tblStyleColBandSize w:val="1"/>
     </w:tblPr>
     <w:tcPr>
       <w:shd w:val="clear" w:color="auto" w:fill="C0504D" w:themeFill="accent2"/>
@@ -13652,9 +12971,6 @@
     <w:name w:val="Dark List Accent 3"/>
     <w:basedOn w:val="32"/>
     <w:uiPriority w:val="70"/>
-    <w:pPr>
-      <w:spacing w:after="0" w:line="240" w:lineRule="auto"/>
-    </w:pPr>
     <w:rPr>
       <w:color w:val="FFFFFF" w:themeColor="background1"/>
       <w14:textFill>
@@ -13664,12 +12980,8 @@
       </w14:textFill>
     </w:rPr>
     <w:tblPr>
-      <w:tblCellMar>
-        <w:top w:w="0" w:type="dxa"/>
-        <w:left w:w="108" w:type="dxa"/>
-        <w:bottom w:w="0" w:type="dxa"/>
-        <w:right w:w="108" w:type="dxa"/>
-      </w:tblCellMar>
+      <w:tblStyleRowBandSize w:val="1"/>
+      <w:tblStyleColBandSize w:val="1"/>
     </w:tblPr>
     <w:tcPr>
       <w:shd w:val="clear" w:color="auto" w:fill="9BBB59" w:themeFill="accent3"/>
@@ -13767,9 +13079,6 @@
     <w:name w:val="Dark List Accent 4"/>
     <w:basedOn w:val="32"/>
     <w:uiPriority w:val="70"/>
-    <w:pPr>
-      <w:spacing w:after="0" w:line="240" w:lineRule="auto"/>
-    </w:pPr>
     <w:rPr>
       <w:color w:val="FFFFFF" w:themeColor="background1"/>
       <w14:textFill>
@@ -13779,12 +13088,8 @@
       </w14:textFill>
     </w:rPr>
     <w:tblPr>
-      <w:tblCellMar>
-        <w:top w:w="0" w:type="dxa"/>
-        <w:left w:w="108" w:type="dxa"/>
-        <w:bottom w:w="0" w:type="dxa"/>
-        <w:right w:w="108" w:type="dxa"/>
-      </w:tblCellMar>
+      <w:tblStyleRowBandSize w:val="1"/>
+      <w:tblStyleColBandSize w:val="1"/>
     </w:tblPr>
     <w:tcPr>
       <w:shd w:val="clear" w:color="auto" w:fill="8064A2" w:themeFill="accent4"/>
@@ -13882,9 +13187,6 @@
     <w:name w:val="Dark List Accent 5"/>
     <w:basedOn w:val="32"/>
     <w:uiPriority w:val="70"/>
-    <w:pPr>
-      <w:spacing w:after="0" w:line="240" w:lineRule="auto"/>
-    </w:pPr>
     <w:rPr>
       <w:color w:val="FFFFFF" w:themeColor="background1"/>
       <w14:textFill>
@@ -13894,12 +13196,8 @@
       </w14:textFill>
     </w:rPr>
     <w:tblPr>
-      <w:tblCellMar>
-        <w:top w:w="0" w:type="dxa"/>
-        <w:left w:w="108" w:type="dxa"/>
-        <w:bottom w:w="0" w:type="dxa"/>
-        <w:right w:w="108" w:type="dxa"/>
-      </w:tblCellMar>
+      <w:tblStyleRowBandSize w:val="1"/>
+      <w:tblStyleColBandSize w:val="1"/>
     </w:tblPr>
     <w:tcPr>
       <w:shd w:val="clear" w:color="auto" w:fill="4BACC6" w:themeFill="accent5"/>
@@ -13997,9 +13295,6 @@
     <w:name w:val="Dark List Accent 6"/>
     <w:basedOn w:val="32"/>
     <w:uiPriority w:val="70"/>
-    <w:pPr>
-      <w:spacing w:after="0" w:line="240" w:lineRule="auto"/>
-    </w:pPr>
     <w:rPr>
       <w:color w:val="FFFFFF" w:themeColor="background1"/>
       <w14:textFill>
@@ -14009,12 +13304,8 @@
       </w14:textFill>
     </w:rPr>
     <w:tblPr>
-      <w:tblCellMar>
-        <w:top w:w="0" w:type="dxa"/>
-        <w:left w:w="108" w:type="dxa"/>
-        <w:bottom w:w="0" w:type="dxa"/>
-        <w:right w:w="108" w:type="dxa"/>
-      </w:tblCellMar>
+      <w:tblStyleRowBandSize w:val="1"/>
+      <w:tblStyleColBandSize w:val="1"/>
     </w:tblPr>
     <w:tcPr>
       <w:shd w:val="clear" w:color="auto" w:fill="F79646" w:themeFill="accent6"/>
@@ -14112,9 +13403,6 @@
     <w:name w:val="Colorful Shading"/>
     <w:basedOn w:val="32"/>
     <w:uiPriority w:val="71"/>
-    <w:pPr>
-      <w:spacing w:after="0" w:line="240" w:lineRule="auto"/>
-    </w:pPr>
     <w:rPr>
       <w:color w:val="000000" w:themeColor="text1"/>
       <w14:textFill>
@@ -14132,12 +13420,6 @@
         <w:insideH w:val="single" w:color="FFFFFF" w:themeColor="background1" w:sz="4" w:space="0"/>
         <w:insideV w:val="single" w:color="FFFFFF" w:themeColor="background1" w:sz="4" w:space="0"/>
       </w:tblBorders>
-      <w:tblCellMar>
-        <w:top w:w="0" w:type="dxa"/>
-        <w:left w:w="108" w:type="dxa"/>
-        <w:bottom w:w="0" w:type="dxa"/>
-        <w:right w:w="108" w:type="dxa"/>
-      </w:tblCellMar>
     </w:tblPr>
     <w:tcPr>
       <w:shd w:val="clear" w:color="auto" w:fill="E5E5E5" w:themeFill="text1" w:themeFillTint="19"/>
@@ -14260,9 +13542,6 @@
     <w:name w:val="Colorful Shading Accent 1"/>
     <w:basedOn w:val="32"/>
     <w:uiPriority w:val="71"/>
-    <w:pPr>
-      <w:spacing w:after="0" w:line="240" w:lineRule="auto"/>
-    </w:pPr>
     <w:rPr>
       <w:color w:val="000000" w:themeColor="text1"/>
       <w14:textFill>
@@ -14280,12 +13559,6 @@
         <w:insideH w:val="single" w:color="FFFFFF" w:themeColor="background1" w:sz="4" w:space="0"/>
         <w:insideV w:val="single" w:color="FFFFFF" w:themeColor="background1" w:sz="4" w:space="0"/>
       </w:tblBorders>
-      <w:tblCellMar>
-        <w:top w:w="0" w:type="dxa"/>
-        <w:left w:w="108" w:type="dxa"/>
-        <w:bottom w:w="0" w:type="dxa"/>
-        <w:right w:w="108" w:type="dxa"/>
-      </w:tblCellMar>
     </w:tblPr>
     <w:tcPr>
       <w:shd w:val="clear" w:color="auto" w:fill="EDF2F8" w:themeFill="accent1" w:themeFillTint="19"/>
@@ -14408,9 +13681,6 @@
     <w:name w:val="Colorful Shading Accent 2"/>
     <w:basedOn w:val="32"/>
     <w:uiPriority w:val="71"/>
-    <w:pPr>
-      <w:spacing w:after="0" w:line="240" w:lineRule="auto"/>
-    </w:pPr>
     <w:rPr>
       <w:color w:val="000000" w:themeColor="text1"/>
       <w14:textFill>
@@ -14428,12 +13698,6 @@
         <w:insideH w:val="single" w:color="FFFFFF" w:themeColor="background1" w:sz="4" w:space="0"/>
         <w:insideV w:val="single" w:color="FFFFFF" w:themeColor="background1" w:sz="4" w:space="0"/>
       </w:tblBorders>
-      <w:tblCellMar>
-        <w:top w:w="0" w:type="dxa"/>
-        <w:left w:w="108" w:type="dxa"/>
-        <w:bottom w:w="0" w:type="dxa"/>
-        <w:right w:w="108" w:type="dxa"/>
-      </w:tblCellMar>
     </w:tblPr>
     <w:tcPr>
       <w:shd w:val="clear" w:color="auto" w:fill="F8EDED" w:themeFill="accent2" w:themeFillTint="19"/>
@@ -14556,9 +13820,6 @@
     <w:name w:val="Colorful Shading Accent 3"/>
     <w:basedOn w:val="32"/>
     <w:uiPriority w:val="71"/>
-    <w:pPr>
-      <w:spacing w:after="0" w:line="240" w:lineRule="auto"/>
-    </w:pPr>
     <w:rPr>
       <w:color w:val="000000" w:themeColor="text1"/>
       <w14:textFill>
@@ -14576,12 +13837,6 @@
         <w:insideH w:val="single" w:color="FFFFFF" w:themeColor="background1" w:sz="4" w:space="0"/>
         <w:insideV w:val="single" w:color="FFFFFF" w:themeColor="background1" w:sz="4" w:space="0"/>
       </w:tblBorders>
-      <w:tblCellMar>
-        <w:top w:w="0" w:type="dxa"/>
-        <w:left w:w="108" w:type="dxa"/>
-        <w:bottom w:w="0" w:type="dxa"/>
-        <w:right w:w="108" w:type="dxa"/>
-      </w:tblCellMar>
     </w:tblPr>
     <w:tcPr>
       <w:shd w:val="clear" w:color="auto" w:fill="F5F8EE" w:themeFill="accent3" w:themeFillTint="19"/>
@@ -14684,9 +13939,6 @@
     <w:name w:val="Colorful Shading Accent 4"/>
     <w:basedOn w:val="32"/>
     <w:uiPriority w:val="71"/>
-    <w:pPr>
-      <w:spacing w:after="0" w:line="240" w:lineRule="auto"/>
-    </w:pPr>
     <w:rPr>
       <w:color w:val="000000" w:themeColor="text1"/>
       <w14:textFill>
@@ -14704,12 +13956,6 @@
         <w:insideH w:val="single" w:color="FFFFFF" w:themeColor="background1" w:sz="4" w:space="0"/>
         <w:insideV w:val="single" w:color="FFFFFF" w:themeColor="background1" w:sz="4" w:space="0"/>
       </w:tblBorders>
-      <w:tblCellMar>
-        <w:top w:w="0" w:type="dxa"/>
-        <w:left w:w="108" w:type="dxa"/>
-        <w:bottom w:w="0" w:type="dxa"/>
-        <w:right w:w="108" w:type="dxa"/>
-      </w:tblCellMar>
     </w:tblPr>
     <w:tcPr>
       <w:shd w:val="clear" w:color="auto" w:fill="F2EFF5" w:themeFill="accent4" w:themeFillTint="19"/>
@@ -14832,9 +14078,6 @@
     <w:name w:val="Colorful Shading Accent 5"/>
     <w:basedOn w:val="32"/>
     <w:uiPriority w:val="71"/>
-    <w:pPr>
-      <w:spacing w:after="0" w:line="240" w:lineRule="auto"/>
-    </w:pPr>
     <w:rPr>
       <w:color w:val="000000" w:themeColor="text1"/>
       <w14:textFill>
@@ -14852,12 +14095,6 @@
         <w:insideH w:val="single" w:color="FFFFFF" w:themeColor="background1" w:sz="4" w:space="0"/>
         <w:insideV w:val="single" w:color="FFFFFF" w:themeColor="background1" w:sz="4" w:space="0"/>
       </w:tblBorders>
-      <w:tblCellMar>
-        <w:top w:w="0" w:type="dxa"/>
-        <w:left w:w="108" w:type="dxa"/>
-        <w:bottom w:w="0" w:type="dxa"/>
-        <w:right w:w="108" w:type="dxa"/>
-      </w:tblCellMar>
     </w:tblPr>
     <w:tcPr>
       <w:shd w:val="clear" w:color="auto" w:fill="EDF6F9" w:themeFill="accent5" w:themeFillTint="19"/>
@@ -14980,9 +14217,6 @@
     <w:name w:val="Colorful Shading Accent 6"/>
     <w:basedOn w:val="32"/>
     <w:uiPriority w:val="71"/>
-    <w:pPr>
-      <w:spacing w:after="0" w:line="240" w:lineRule="auto"/>
-    </w:pPr>
     <w:rPr>
       <w:color w:val="000000" w:themeColor="text1"/>
       <w14:textFill>
@@ -15000,12 +14234,6 @@
         <w:insideH w:val="single" w:color="FFFFFF" w:themeColor="background1" w:sz="4" w:space="0"/>
         <w:insideV w:val="single" w:color="FFFFFF" w:themeColor="background1" w:sz="4" w:space="0"/>
       </w:tblBorders>
-      <w:tblCellMar>
-        <w:top w:w="0" w:type="dxa"/>
-        <w:left w:w="108" w:type="dxa"/>
-        <w:bottom w:w="0" w:type="dxa"/>
-        <w:right w:w="108" w:type="dxa"/>
-      </w:tblCellMar>
     </w:tblPr>
     <w:tcPr>
       <w:shd w:val="clear" w:color="auto" w:fill="FEF4EC" w:themeFill="accent6" w:themeFillTint="19"/>
@@ -15128,9 +14356,6 @@
     <w:name w:val="Colorful List"/>
     <w:basedOn w:val="32"/>
     <w:uiPriority w:val="72"/>
-    <w:pPr>
-      <w:spacing w:after="0" w:line="240" w:lineRule="auto"/>
-    </w:pPr>
     <w:rPr>
       <w:color w:val="000000" w:themeColor="text1"/>
       <w14:textFill>
@@ -15140,12 +14365,8 @@
       </w14:textFill>
     </w:rPr>
     <w:tblPr>
-      <w:tblCellMar>
-        <w:top w:w="0" w:type="dxa"/>
-        <w:left w:w="108" w:type="dxa"/>
-        <w:bottom w:w="0" w:type="dxa"/>
-        <w:right w:w="108" w:type="dxa"/>
-      </w:tblCellMar>
+      <w:tblStyleRowBandSize w:val="1"/>
+      <w:tblStyleColBandSize w:val="1"/>
     </w:tblPr>
     <w:tcPr>
       <w:shd w:val="clear" w:color="auto" w:fill="E5E5E5" w:themeFill="text1" w:themeFillTint="19"/>
@@ -15220,9 +14441,6 @@
     <w:name w:val="Colorful List Accent 1"/>
     <w:basedOn w:val="32"/>
     <w:uiPriority w:val="72"/>
-    <w:pPr>
-      <w:spacing w:after="0" w:line="240" w:lineRule="auto"/>
-    </w:pPr>
     <w:rPr>
       <w:color w:val="000000" w:themeColor="text1"/>
       <w14:textFill>
@@ -15232,12 +14450,8 @@
       </w14:textFill>
     </w:rPr>
     <w:tblPr>
-      <w:tblCellMar>
-        <w:top w:w="0" w:type="dxa"/>
-        <w:left w:w="108" w:type="dxa"/>
-        <w:bottom w:w="0" w:type="dxa"/>
-        <w:right w:w="108" w:type="dxa"/>
-      </w:tblCellMar>
+      <w:tblStyleRowBandSize w:val="1"/>
+      <w:tblStyleColBandSize w:val="1"/>
     </w:tblPr>
     <w:tcPr>
       <w:shd w:val="clear" w:color="auto" w:fill="EDF2F8" w:themeFill="accent1" w:themeFillTint="19"/>
@@ -15312,9 +14526,6 @@
     <w:name w:val="Colorful List Accent 2"/>
     <w:basedOn w:val="32"/>
     <w:uiPriority w:val="72"/>
-    <w:pPr>
-      <w:spacing w:after="0" w:line="240" w:lineRule="auto"/>
-    </w:pPr>
     <w:rPr>
       <w:color w:val="000000" w:themeColor="text1"/>
       <w14:textFill>
@@ -15324,12 +14535,8 @@
       </w14:textFill>
     </w:rPr>
     <w:tblPr>
-      <w:tblCellMar>
-        <w:top w:w="0" w:type="dxa"/>
-        <w:left w:w="108" w:type="dxa"/>
-        <w:bottom w:w="0" w:type="dxa"/>
-        <w:right w:w="108" w:type="dxa"/>
-      </w:tblCellMar>
+      <w:tblStyleRowBandSize w:val="1"/>
+      <w:tblStyleColBandSize w:val="1"/>
     </w:tblPr>
     <w:tcPr>
       <w:shd w:val="clear" w:color="auto" w:fill="F8EDED" w:themeFill="accent2" w:themeFillTint="19"/>
@@ -15404,9 +14611,6 @@
     <w:name w:val="Colorful List Accent 3"/>
     <w:basedOn w:val="32"/>
     <w:uiPriority w:val="72"/>
-    <w:pPr>
-      <w:spacing w:after="0" w:line="240" w:lineRule="auto"/>
-    </w:pPr>
     <w:rPr>
       <w:color w:val="000000" w:themeColor="text1"/>
       <w14:textFill>
@@ -15416,12 +14620,8 @@
       </w14:textFill>
     </w:rPr>
     <w:tblPr>
-      <w:tblCellMar>
-        <w:top w:w="0" w:type="dxa"/>
-        <w:left w:w="108" w:type="dxa"/>
-        <w:bottom w:w="0" w:type="dxa"/>
-        <w:right w:w="108" w:type="dxa"/>
-      </w:tblCellMar>
+      <w:tblStyleRowBandSize w:val="1"/>
+      <w:tblStyleColBandSize w:val="1"/>
     </w:tblPr>
     <w:tcPr>
       <w:shd w:val="clear" w:color="auto" w:fill="F5F8EE" w:themeFill="accent3" w:themeFillTint="19"/>
@@ -15496,9 +14696,6 @@
     <w:name w:val="Colorful List Accent 4"/>
     <w:basedOn w:val="32"/>
     <w:uiPriority w:val="72"/>
-    <w:pPr>
-      <w:spacing w:after="0" w:line="240" w:lineRule="auto"/>
-    </w:pPr>
     <w:rPr>
       <w:color w:val="000000" w:themeColor="text1"/>
       <w14:textFill>
@@ -15508,12 +14705,8 @@
       </w14:textFill>
     </w:rPr>
     <w:tblPr>
-      <w:tblCellMar>
-        <w:top w:w="0" w:type="dxa"/>
-        <w:left w:w="108" w:type="dxa"/>
-        <w:bottom w:w="0" w:type="dxa"/>
-        <w:right w:w="108" w:type="dxa"/>
-      </w:tblCellMar>
+      <w:tblStyleRowBandSize w:val="1"/>
+      <w:tblStyleColBandSize w:val="1"/>
     </w:tblPr>
     <w:tcPr>
       <w:shd w:val="clear" w:color="auto" w:fill="F2EFF5" w:themeFill="accent4" w:themeFillTint="19"/>
@@ -15588,9 +14781,6 @@
     <w:name w:val="Colorful List Accent 5"/>
     <w:basedOn w:val="32"/>
     <w:uiPriority w:val="72"/>
-    <w:pPr>
-      <w:spacing w:after="0" w:line="240" w:lineRule="auto"/>
-    </w:pPr>
     <w:rPr>
       <w:color w:val="000000" w:themeColor="text1"/>
       <w14:textFill>
@@ -15600,12 +14790,8 @@
       </w14:textFill>
     </w:rPr>
     <w:tblPr>
-      <w:tblCellMar>
-        <w:top w:w="0" w:type="dxa"/>
-        <w:left w:w="108" w:type="dxa"/>
-        <w:bottom w:w="0" w:type="dxa"/>
-        <w:right w:w="108" w:type="dxa"/>
-      </w:tblCellMar>
+      <w:tblStyleRowBandSize w:val="1"/>
+      <w:tblStyleColBandSize w:val="1"/>
     </w:tblPr>
     <w:tcPr>
       <w:shd w:val="clear" w:color="auto" w:fill="EDF6F9" w:themeFill="accent5" w:themeFillTint="19"/>
@@ -15680,9 +14866,6 @@
     <w:name w:val="Colorful List Accent 6"/>
     <w:basedOn w:val="32"/>
     <w:uiPriority w:val="72"/>
-    <w:pPr>
-      <w:spacing w:after="0" w:line="240" w:lineRule="auto"/>
-    </w:pPr>
     <w:rPr>
       <w:color w:val="000000" w:themeColor="text1"/>
       <w14:textFill>
@@ -15692,12 +14875,8 @@
       </w14:textFill>
     </w:rPr>
     <w:tblPr>
-      <w:tblCellMar>
-        <w:top w:w="0" w:type="dxa"/>
-        <w:left w:w="108" w:type="dxa"/>
-        <w:bottom w:w="0" w:type="dxa"/>
-        <w:right w:w="108" w:type="dxa"/>
-      </w:tblCellMar>
+      <w:tblStyleRowBandSize w:val="1"/>
+      <w:tblStyleColBandSize w:val="1"/>
     </w:tblPr>
     <w:tcPr>
       <w:shd w:val="clear" w:color="auto" w:fill="FEF4EC" w:themeFill="accent6" w:themeFillTint="19"/>
@@ -15772,9 +14951,6 @@
     <w:name w:val="Colorful Grid"/>
     <w:basedOn w:val="32"/>
     <w:uiPriority w:val="73"/>
-    <w:pPr>
-      <w:spacing w:after="0" w:line="240" w:lineRule="auto"/>
-    </w:pPr>
     <w:rPr>
       <w:color w:val="000000" w:themeColor="text1"/>
       <w14:textFill>
@@ -15787,12 +14963,6 @@
       <w:tblBorders>
         <w:insideH w:val="single" w:color="FFFFFF" w:themeColor="background1" w:sz="4" w:space="0"/>
       </w:tblBorders>
-      <w:tblCellMar>
-        <w:top w:w="0" w:type="dxa"/>
-        <w:left w:w="108" w:type="dxa"/>
-        <w:bottom w:w="0" w:type="dxa"/>
-        <w:right w:w="108" w:type="dxa"/>
-      </w:tblCellMar>
     </w:tblPr>
     <w:tcPr>
       <w:shd w:val="clear" w:color="auto" w:fill="CCCCCC" w:themeFill="text1" w:themeFillTint="33"/>
@@ -15868,9 +15038,6 @@
     <w:name w:val="Colorful Grid Accent 1"/>
     <w:basedOn w:val="32"/>
     <w:uiPriority w:val="73"/>
-    <w:pPr>
-      <w:spacing w:after="0" w:line="240" w:lineRule="auto"/>
-    </w:pPr>
     <w:rPr>
       <w:color w:val="000000" w:themeColor="text1"/>
       <w14:textFill>
@@ -15883,12 +15050,6 @@
       <w:tblBorders>
         <w:insideH w:val="single" w:color="FFFFFF" w:themeColor="background1" w:sz="4" w:space="0"/>
       </w:tblBorders>
-      <w:tblCellMar>
-        <w:top w:w="0" w:type="dxa"/>
-        <w:left w:w="108" w:type="dxa"/>
-        <w:bottom w:w="0" w:type="dxa"/>
-        <w:right w:w="108" w:type="dxa"/>
-      </w:tblCellMar>
     </w:tblPr>
     <w:tcPr>
       <w:shd w:val="clear" w:color="auto" w:fill="DBE5F1" w:themeFill="accent1" w:themeFillTint="33"/>
@@ -15964,9 +15125,6 @@
     <w:name w:val="Colorful Grid Accent 2"/>
     <w:basedOn w:val="32"/>
     <w:uiPriority w:val="73"/>
-    <w:pPr>
-      <w:spacing w:after="0" w:line="240" w:lineRule="auto"/>
-    </w:pPr>
     <w:rPr>
       <w:color w:val="000000" w:themeColor="text1"/>
       <w14:textFill>
@@ -15979,12 +15137,6 @@
       <w:tblBorders>
         <w:insideH w:val="single" w:color="FFFFFF" w:themeColor="background1" w:sz="4" w:space="0"/>
       </w:tblBorders>
-      <w:tblCellMar>
-        <w:top w:w="0" w:type="dxa"/>
-        <w:left w:w="108" w:type="dxa"/>
-        <w:bottom w:w="0" w:type="dxa"/>
-        <w:right w:w="108" w:type="dxa"/>
-      </w:tblCellMar>
     </w:tblPr>
     <w:tcPr>
       <w:shd w:val="clear" w:color="auto" w:fill="F2DBDB" w:themeFill="accent2" w:themeFillTint="33"/>
@@ -16060,9 +15212,6 @@
     <w:name w:val="Colorful Grid Accent 3"/>
     <w:basedOn w:val="32"/>
     <w:uiPriority w:val="73"/>
-    <w:pPr>
-      <w:spacing w:after="0" w:line="240" w:lineRule="auto"/>
-    </w:pPr>
     <w:rPr>
       <w:color w:val="000000" w:themeColor="text1"/>
       <w14:textFill>
@@ -16075,12 +15224,6 @@
       <w:tblBorders>
         <w:insideH w:val="single" w:color="FFFFFF" w:themeColor="background1" w:sz="4" w:space="0"/>
       </w:tblBorders>
-      <w:tblCellMar>
-        <w:top w:w="0" w:type="dxa"/>
-        <w:left w:w="108" w:type="dxa"/>
-        <w:bottom w:w="0" w:type="dxa"/>
-        <w:right w:w="108" w:type="dxa"/>
-      </w:tblCellMar>
     </w:tblPr>
     <w:tcPr>
       <w:shd w:val="clear" w:color="auto" w:fill="EAF1DD" w:themeFill="accent3" w:themeFillTint="33"/>
@@ -16156,9 +15299,6 @@
     <w:name w:val="Colorful Grid Accent 4"/>
     <w:basedOn w:val="32"/>
     <w:uiPriority w:val="73"/>
-    <w:pPr>
-      <w:spacing w:after="0" w:line="240" w:lineRule="auto"/>
-    </w:pPr>
     <w:rPr>
       <w:color w:val="000000" w:themeColor="text1"/>
       <w14:textFill>
@@ -16171,12 +15311,6 @@
       <w:tblBorders>
         <w:insideH w:val="single" w:color="FFFFFF" w:themeColor="background1" w:sz="4" w:space="0"/>
       </w:tblBorders>
-      <w:tblCellMar>
-        <w:top w:w="0" w:type="dxa"/>
-        <w:left w:w="108" w:type="dxa"/>
-        <w:bottom w:w="0" w:type="dxa"/>
-        <w:right w:w="108" w:type="dxa"/>
-      </w:tblCellMar>
     </w:tblPr>
     <w:tcPr>
       <w:shd w:val="clear" w:color="auto" w:fill="E5DFEC" w:themeFill="accent4" w:themeFillTint="33"/>
@@ -16252,9 +15386,6 @@
     <w:name w:val="Colorful Grid Accent 5"/>
     <w:basedOn w:val="32"/>
     <w:uiPriority w:val="73"/>
-    <w:pPr>
-      <w:spacing w:after="0" w:line="240" w:lineRule="auto"/>
-    </w:pPr>
     <w:rPr>
       <w:color w:val="000000" w:themeColor="text1"/>
       <w14:textFill>
@@ -16267,12 +15398,6 @@
       <w:tblBorders>
         <w:insideH w:val="single" w:color="FFFFFF" w:themeColor="background1" w:sz="4" w:space="0"/>
       </w:tblBorders>
-      <w:tblCellMar>
-        <w:top w:w="0" w:type="dxa"/>
-        <w:left w:w="108" w:type="dxa"/>
-        <w:bottom w:w="0" w:type="dxa"/>
-        <w:right w:w="108" w:type="dxa"/>
-      </w:tblCellMar>
     </w:tblPr>
     <w:tcPr>
       <w:shd w:val="clear" w:color="auto" w:fill="DAEEF3" w:themeFill="accent5" w:themeFillTint="33"/>
@@ -16348,9 +15473,6 @@
     <w:name w:val="Colorful Grid Accent 6"/>
     <w:basedOn w:val="32"/>
     <w:uiPriority w:val="73"/>
-    <w:pPr>
-      <w:spacing w:after="0" w:line="240" w:lineRule="auto"/>
-    </w:pPr>
     <w:rPr>
       <w:color w:val="000000" w:themeColor="text1"/>
       <w14:textFill>
@@ -16363,12 +15485,6 @@
       <w:tblBorders>
         <w:insideH w:val="single" w:color="FFFFFF" w:themeColor="background1" w:sz="4" w:space="0"/>
       </w:tblBorders>
-      <w:tblCellMar>
-        <w:top w:w="0" w:type="dxa"/>
-        <w:left w:w="108" w:type="dxa"/>
-        <w:bottom w:w="0" w:type="dxa"/>
-        <w:right w:w="108" w:type="dxa"/>
-      </w:tblCellMar>
     </w:tblPr>
     <w:tcPr>
       <w:shd w:val="clear" w:color="auto" w:fill="FDE9D9" w:themeFill="accent6" w:themeFillTint="33"/>
@@ -16461,13 +15577,13 @@
     </w:rPr>
   </w:style>
   <w:style w:type="character" w:customStyle="1" w:styleId="135">
-    <w:name w:val="Header Char"/>
+    <w:name w:val="页眉 字符"/>
     <w:basedOn w:val="132"/>
     <w:link w:val="25"/>
     <w:uiPriority w:val="99"/>
   </w:style>
   <w:style w:type="character" w:customStyle="1" w:styleId="136">
-    <w:name w:val="Footer Char"/>
+    <w:name w:val="页脚 字符"/>
     <w:basedOn w:val="132"/>
     <w:link w:val="24"/>
     <w:uiPriority w:val="99"/>
@@ -16476,9 +15592,6 @@
     <w:name w:val="No Spacing"/>
     <w:qFormat/>
     <w:uiPriority w:val="1"/>
-    <w:pPr>
-      <w:spacing w:after="0" w:line="240" w:lineRule="auto"/>
-    </w:pPr>
     <w:rPr>
       <w:rFonts w:asciiTheme="minorHAnsi" w:hAnsiTheme="minorHAnsi" w:eastAsiaTheme="minorEastAsia" w:cstheme="minorBidi"/>
       <w:sz w:val="22"/>
@@ -16487,7 +15600,7 @@
     </w:rPr>
   </w:style>
   <w:style w:type="character" w:customStyle="1" w:styleId="138">
-    <w:name w:val="Heading 1 Char"/>
+    <w:name w:val="标题 1 字符"/>
     <w:basedOn w:val="132"/>
     <w:link w:val="3"/>
     <w:uiPriority w:val="9"/>
@@ -16501,7 +15614,7 @@
     </w:rPr>
   </w:style>
   <w:style w:type="character" w:customStyle="1" w:styleId="139">
-    <w:name w:val="Heading 2 Char"/>
+    <w:name w:val="标题 2 字符"/>
     <w:basedOn w:val="132"/>
     <w:link w:val="4"/>
     <w:uiPriority w:val="9"/>
@@ -16520,7 +15633,7 @@
     </w:rPr>
   </w:style>
   <w:style w:type="character" w:customStyle="1" w:styleId="140">
-    <w:name w:val="Heading 3 Char"/>
+    <w:name w:val="标题 3 字符"/>
     <w:basedOn w:val="132"/>
     <w:link w:val="5"/>
     <w:uiPriority w:val="9"/>
@@ -16537,7 +15650,7 @@
     </w:rPr>
   </w:style>
   <w:style w:type="character" w:customStyle="1" w:styleId="141">
-    <w:name w:val="Title Char"/>
+    <w:name w:val="标题 字符"/>
     <w:basedOn w:val="132"/>
     <w:link w:val="31"/>
     <w:uiPriority w:val="10"/>
@@ -16551,7 +15664,7 @@
     </w:rPr>
   </w:style>
   <w:style w:type="character" w:customStyle="1" w:styleId="142">
-    <w:name w:val="Subtitle Char"/>
+    <w:name w:val="副标题 字符"/>
     <w:basedOn w:val="132"/>
     <w:link w:val="26"/>
     <w:uiPriority w:val="11"/>
@@ -16581,19 +15694,19 @@
     </w:pPr>
   </w:style>
   <w:style w:type="character" w:customStyle="1" w:styleId="144">
-    <w:name w:val="Body Text Char"/>
+    <w:name w:val="正文文本 字符"/>
     <w:basedOn w:val="132"/>
     <w:link w:val="19"/>
     <w:uiPriority w:val="99"/>
   </w:style>
   <w:style w:type="character" w:customStyle="1" w:styleId="145">
-    <w:name w:val="Body Text 2 Char"/>
+    <w:name w:val="正文文本 2 字符"/>
     <w:basedOn w:val="132"/>
     <w:link w:val="28"/>
     <w:uiPriority w:val="99"/>
   </w:style>
   <w:style w:type="character" w:customStyle="1" w:styleId="146">
-    <w:name w:val="Body Text 3 Char"/>
+    <w:name w:val="正文文本 3 字符"/>
     <w:basedOn w:val="132"/>
     <w:link w:val="17"/>
     <w:uiPriority w:val="99"/>
@@ -16603,7 +15716,7 @@
     </w:rPr>
   </w:style>
   <w:style w:type="character" w:customStyle="1" w:styleId="147">
-    <w:name w:val="Macro Text Char"/>
+    <w:name w:val="宏文本 字符"/>
     <w:basedOn w:val="132"/>
     <w:link w:val="2"/>
     <w:uiPriority w:val="99"/>
@@ -16632,7 +15745,7 @@
     </w:rPr>
   </w:style>
   <w:style w:type="character" w:customStyle="1" w:styleId="149">
-    <w:name w:val="Quote Char"/>
+    <w:name w:val="引用 字符"/>
     <w:basedOn w:val="132"/>
     <w:link w:val="148"/>
     <w:uiPriority w:val="29"/>
@@ -16648,7 +15761,7 @@
     </w:rPr>
   </w:style>
   <w:style w:type="character" w:customStyle="1" w:styleId="150">
-    <w:name w:val="Heading 4 Char"/>
+    <w:name w:val="标题 4 字符"/>
     <w:basedOn w:val="132"/>
     <w:link w:val="6"/>
     <w:semiHidden/>
@@ -16668,7 +15781,7 @@
     </w:rPr>
   </w:style>
   <w:style w:type="character" w:customStyle="1" w:styleId="151">
-    <w:name w:val="Heading 5 Char"/>
+    <w:name w:val="标题 5 字符"/>
     <w:basedOn w:val="132"/>
     <w:link w:val="7"/>
     <w:semiHidden/>
@@ -16679,7 +15792,7 @@
     </w:rPr>
   </w:style>
   <w:style w:type="character" w:customStyle="1" w:styleId="152">
-    <w:name w:val="Heading 6 Char"/>
+    <w:name w:val="标题 6 字符"/>
     <w:basedOn w:val="132"/>
     <w:link w:val="8"/>
     <w:semiHidden/>
@@ -16692,7 +15805,7 @@
     </w:rPr>
   </w:style>
   <w:style w:type="character" w:customStyle="1" w:styleId="153">
-    <w:name w:val="Heading 7 Char"/>
+    <w:name w:val="标题 7 字符"/>
     <w:basedOn w:val="132"/>
     <w:link w:val="9"/>
     <w:semiHidden/>
@@ -16713,7 +15826,7 @@
     </w:rPr>
   </w:style>
   <w:style w:type="character" w:customStyle="1" w:styleId="154">
-    <w:name w:val="Heading 8 Char"/>
+    <w:name w:val="标题 8 字符"/>
     <w:basedOn w:val="132"/>
     <w:link w:val="10"/>
     <w:semiHidden/>
@@ -16731,7 +15844,7 @@
     </w:rPr>
   </w:style>
   <w:style w:type="character" w:customStyle="1" w:styleId="155">
-    <w:name w:val="Heading 9 Char"/>
+    <w:name w:val="标题 9 字符"/>
     <w:basedOn w:val="132"/>
     <w:link w:val="11"/>
     <w:semiHidden/>
@@ -16781,7 +15894,7 @@
     </w:rPr>
   </w:style>
   <w:style w:type="character" w:customStyle="1" w:styleId="157">
-    <w:name w:val="Intense Quote Char"/>
+    <w:name w:val="明显引用 字符"/>
     <w:basedOn w:val="132"/>
     <w:link w:val="156"/>
     <w:uiPriority w:val="30"/>
@@ -16799,7 +15912,7 @@
     </w:rPr>
   </w:style>
   <w:style w:type="character" w:customStyle="1" w:styleId="158">
-    <w:name w:val="Subtle Emphasis"/>
+    <w:name w:val="不明显强调1"/>
     <w:basedOn w:val="132"/>
     <w:qFormat/>
     <w:uiPriority w:val="19"/>
@@ -16818,7 +15931,7 @@
     </w:rPr>
   </w:style>
   <w:style w:type="character" w:customStyle="1" w:styleId="159">
-    <w:name w:val="Intense Emphasis"/>
+    <w:name w:val="明显强调1"/>
     <w:basedOn w:val="132"/>
     <w:qFormat/>
     <w:uiPriority w:val="21"/>
@@ -16836,7 +15949,7 @@
     </w:rPr>
   </w:style>
   <w:style w:type="character" w:customStyle="1" w:styleId="160">
-    <w:name w:val="Subtle Reference"/>
+    <w:name w:val="不明显参考1"/>
     <w:basedOn w:val="132"/>
     <w:qFormat/>
     <w:uiPriority w:val="31"/>
@@ -16852,7 +15965,7 @@
     </w:rPr>
   </w:style>
   <w:style w:type="character" w:customStyle="1" w:styleId="161">
-    <w:name w:val="Intense Reference"/>
+    <w:name w:val="明显参考1"/>
     <w:basedOn w:val="132"/>
     <w:qFormat/>
     <w:uiPriority w:val="32"/>
@@ -16871,7 +15984,7 @@
     </w:rPr>
   </w:style>
   <w:style w:type="character" w:customStyle="1" w:styleId="162">
-    <w:name w:val="Book Title"/>
+    <w:name w:val="书籍标题1"/>
     <w:basedOn w:val="132"/>
     <w:qFormat/>
     <w:uiPriority w:val="33"/>
@@ -16883,7 +15996,7 @@
     </w:rPr>
   </w:style>
   <w:style w:type="paragraph" w:customStyle="1" w:styleId="163">
-    <w:name w:val="TOC Heading"/>
+    <w:name w:val="TOC 标题1"/>
     <w:basedOn w:val="3"/>
     <w:next w:val="1"/>
     <w:semiHidden/>
@@ -16903,10 +16016,6 @@
       <w:ind w:firstLine="420"/>
       <w:jc w:val="both"/>
     </w:pPr>
-    <w:rPr>
-      <w:rFonts w:ascii="Songti SC" w:hAnsi="Songti SC" w:eastAsia="Songti SC"/>
-      <w:sz w:val="24"/>
-    </w:rPr>
   </w:style>
   <w:style w:type="paragraph" w:customStyle="1" w:styleId="165">
     <w:name w:val="简要列表"/>
@@ -16916,10 +16025,6 @@
       <w:spacing w:after="60" w:line="324" w:lineRule="auto"/>
       <w:ind w:left="420" w:hanging="255"/>
     </w:pPr>
-    <w:rPr>
-      <w:rFonts w:ascii="Songti SC" w:hAnsi="Songti SC" w:eastAsia="Songti SC"/>
-      <w:sz w:val="24"/>
-    </w:rPr>
   </w:style>
   <w:style w:type="paragraph" w:customStyle="1" w:styleId="166">
     <w:name w:val="标题 11"/>
@@ -17266,7 +16371,7 @@
 </file>
 
 <file path=customXml/item2.xml><?xml version="1.0" encoding="utf-8"?>
-<b:Sources xmlns:b="http://schemas.openxmlformats.org/officeDocument/2006/bibliography" xmlns="http://schemas.openxmlformats.org/officeDocument/2006/bibliography" StyleName="APA" SelectedStyle="/APA.XSL"/>
+<b:Sources xmlns:b="http://schemas.openxmlformats.org/officeDocument/2006/bibliography" xmlns="http://schemas.openxmlformats.org/officeDocument/2006/bibliography" SelectedStyle="/APA.XSL" StyleName="APA"/>
 </file>
 
 <file path=customXml/itemProps1.xml><?xml version="1.0" encoding="utf-8"?>

--- a/文档/4.实习报告（按项目小组提交）/实习报告-叶世豪小组.docx
+++ b/文档/4.实习报告（按项目小组提交）/实习报告-叶世豪小组.docx
@@ -211,6 +211,7 @@
         <w:trPr>
           <w:trHeight w:val="930" w:hRule="atLeast"/>
           <w:jc w:val="center"/>
+          <w:tblHeader/>
         </w:trPr>
         <w:tc>
           <w:tcPr>
@@ -685,25 +686,8 @@
         </w:rPr>
       </w:pPr>
       <w:r>
-        <w:rPr>
-          <w:rFonts w:ascii="Times New Roman" w:hAnsi="Times New Roman" w:eastAsia="Songti SC"/>
-          <w:b/>
-          <w:sz w:val="23"/>
-        </w:rPr>
         <w:t>一、项目介绍</w:t>
-      </w:r>
-      <w:r>
-        <w:rPr>
-          <w:rFonts w:ascii="Times New Roman" w:hAnsi="Times New Roman" w:eastAsia="Songti SC"/>
-          <w:sz w:val="23"/>
-        </w:rPr>
         <w:tab/>
-      </w:r>
-      <w:r>
-        <w:rPr>
-          <w:rFonts w:ascii="Times New Roman" w:hAnsi="Times New Roman" w:eastAsia="Songti SC"/>
-          <w:sz w:val="23"/>
-        </w:rPr>
         <w:t>1</w:t>
       </w:r>
     </w:p>
@@ -719,25 +703,8 @@
         </w:rPr>
       </w:pPr>
       <w:r>
-        <w:rPr>
-          <w:rFonts w:ascii="Times New Roman" w:hAnsi="Times New Roman" w:eastAsia="Songti SC"/>
-          <w:b/>
-          <w:sz w:val="23"/>
-        </w:rPr>
         <w:t>二、需求分析</w:t>
-      </w:r>
-      <w:r>
-        <w:rPr>
-          <w:rFonts w:ascii="Times New Roman" w:hAnsi="Times New Roman" w:eastAsia="Songti SC"/>
-          <w:sz w:val="23"/>
-        </w:rPr>
         <w:tab/>
-      </w:r>
-      <w:r>
-        <w:rPr>
-          <w:rFonts w:ascii="Times New Roman" w:hAnsi="Times New Roman" w:eastAsia="Songti SC"/>
-          <w:sz w:val="23"/>
-        </w:rPr>
         <w:t>4</w:t>
       </w:r>
     </w:p>
@@ -753,25 +720,8 @@
         </w:rPr>
       </w:pPr>
       <w:r>
-        <w:rPr>
-          <w:rFonts w:ascii="Times New Roman" w:hAnsi="Times New Roman" w:eastAsia="Songti SC"/>
-          <w:b/>
-          <w:sz w:val="23"/>
-        </w:rPr>
         <w:t>三、概要设计</w:t>
-      </w:r>
-      <w:r>
-        <w:rPr>
-          <w:rFonts w:ascii="Times New Roman" w:hAnsi="Times New Roman" w:eastAsia="Songti SC"/>
-          <w:sz w:val="23"/>
-        </w:rPr>
         <w:tab/>
-      </w:r>
-      <w:r>
-        <w:rPr>
-          <w:rFonts w:ascii="Times New Roman" w:hAnsi="Times New Roman" w:eastAsia="Songti SC"/>
-          <w:sz w:val="23"/>
-        </w:rPr>
         <w:t>8</w:t>
       </w:r>
     </w:p>
@@ -788,25 +738,8 @@
         </w:rPr>
       </w:pPr>
       <w:r>
-        <w:rPr>
-          <w:rFonts w:ascii="Times New Roman" w:hAnsi="Times New Roman" w:eastAsia="Songti SC"/>
-          <w:b/>
-          <w:sz w:val="23"/>
-        </w:rPr>
         <w:t>四、详细设计</w:t>
-      </w:r>
-      <w:r>
-        <w:rPr>
-          <w:rFonts w:ascii="Times New Roman" w:hAnsi="Times New Roman" w:eastAsia="Songti SC"/>
-          <w:sz w:val="23"/>
-        </w:rPr>
         <w:tab/>
-      </w:r>
-      <w:r>
-        <w:rPr>
-          <w:rFonts w:ascii="Times New Roman" w:hAnsi="Times New Roman" w:eastAsia="Songti SC"/>
-          <w:sz w:val="23"/>
-        </w:rPr>
         <w:t>14</w:t>
       </w:r>
     </w:p>
@@ -823,25 +756,8 @@
         </w:rPr>
       </w:pPr>
       <w:r>
-        <w:rPr>
-          <w:rFonts w:ascii="Times New Roman" w:hAnsi="Times New Roman" w:eastAsia="Songti SC"/>
-          <w:b w:val="0"/>
-          <w:sz w:val="23"/>
-        </w:rPr>
-        <w:t>1、账户与学习资料</w:t>
-      </w:r>
-      <w:r>
-        <w:rPr>
-          <w:rFonts w:ascii="Times New Roman" w:hAnsi="Times New Roman" w:eastAsia="Songti SC"/>
-          <w:sz w:val="23"/>
-        </w:rPr>
+        <w:t>1、账户、Redis与学习资料</w:t>
         <w:tab/>
-      </w:r>
-      <w:r>
-        <w:rPr>
-          <w:rFonts w:ascii="Times New Roman" w:hAnsi="Times New Roman" w:eastAsia="Songti SC"/>
-          <w:sz w:val="23"/>
-        </w:rPr>
         <w:t>14</w:t>
       </w:r>
     </w:p>
@@ -858,26 +774,9 @@
         </w:rPr>
       </w:pPr>
       <w:r>
-        <w:rPr>
-          <w:rFonts w:ascii="Times New Roman" w:hAnsi="Times New Roman" w:eastAsia="Songti SC"/>
-          <w:b w:val="0"/>
-          <w:sz w:val="23"/>
-        </w:rPr>
         <w:t>2、考试、商城与AI</w:t>
-      </w:r>
-      <w:r>
-        <w:rPr>
-          <w:rFonts w:ascii="Times New Roman" w:hAnsi="Times New Roman" w:eastAsia="Songti SC"/>
-          <w:sz w:val="23"/>
-        </w:rPr>
         <w:tab/>
-      </w:r>
-      <w:r>
-        <w:rPr>
-          <w:rFonts w:ascii="Times New Roman" w:hAnsi="Times New Roman" w:eastAsia="Songti SC"/>
-          <w:sz w:val="23"/>
-        </w:rPr>
-        <w:t>19</w:t>
+        <w:t>23</w:t>
       </w:r>
     </w:p>
     <w:p>
@@ -893,26 +792,9 @@
         </w:rPr>
       </w:pPr>
       <w:r>
-        <w:rPr>
-          <w:rFonts w:ascii="Times New Roman" w:hAnsi="Times New Roman" w:eastAsia="Songti SC"/>
-          <w:b/>
-          <w:sz w:val="23"/>
-        </w:rPr>
         <w:t>五、系统页面展示</w:t>
-      </w:r>
-      <w:r>
-        <w:rPr>
-          <w:rFonts w:ascii="Times New Roman" w:hAnsi="Times New Roman" w:eastAsia="Songti SC"/>
-          <w:sz w:val="23"/>
-        </w:rPr>
         <w:tab/>
-      </w:r>
-      <w:r>
-        <w:rPr>
-          <w:rFonts w:ascii="Times New Roman" w:hAnsi="Times New Roman" w:eastAsia="Songti SC"/>
-          <w:sz w:val="23"/>
-        </w:rPr>
-        <w:t>31</w:t>
+        <w:t>35</w:t>
       </w:r>
     </w:p>
     <w:p>
@@ -928,26 +810,9 @@
         </w:rPr>
       </w:pPr>
       <w:r>
-        <w:rPr>
-          <w:rFonts w:ascii="Times New Roman" w:hAnsi="Times New Roman" w:eastAsia="Songti SC"/>
-          <w:b/>
-          <w:sz w:val="23"/>
-        </w:rPr>
         <w:t>六、测试结果</w:t>
-      </w:r>
-      <w:r>
-        <w:rPr>
-          <w:rFonts w:ascii="Times New Roman" w:hAnsi="Times New Roman" w:eastAsia="Songti SC"/>
-          <w:sz w:val="23"/>
-        </w:rPr>
         <w:tab/>
-      </w:r>
-      <w:r>
-        <w:rPr>
-          <w:rFonts w:ascii="Times New Roman" w:hAnsi="Times New Roman" w:eastAsia="Songti SC"/>
-          <w:sz w:val="23"/>
-        </w:rPr>
-        <w:t>35</w:t>
+        <w:t>39</w:t>
       </w:r>
     </w:p>
     <w:p>
@@ -963,26 +828,9 @@
         </w:rPr>
       </w:pPr>
       <w:r>
-        <w:rPr>
-          <w:rFonts w:ascii="Times New Roman" w:hAnsi="Times New Roman" w:eastAsia="Songti SC"/>
-          <w:b/>
-          <w:sz w:val="23"/>
-        </w:rPr>
         <w:t>七、项目总结</w:t>
-      </w:r>
-      <w:r>
-        <w:rPr>
-          <w:rFonts w:ascii="Times New Roman" w:hAnsi="Times New Roman" w:eastAsia="Songti SC"/>
-          <w:sz w:val="23"/>
-        </w:rPr>
         <w:tab/>
-      </w:r>
-      <w:r>
-        <w:rPr>
-          <w:rFonts w:ascii="Times New Roman" w:hAnsi="Times New Roman" w:eastAsia="Songti SC"/>
-          <w:sz w:val="23"/>
-        </w:rPr>
-        <w:t>39</w:t>
+        <w:t>44</w:t>
       </w:r>
     </w:p>
     <w:p>
@@ -998,26 +846,9 @@
         </w:rPr>
       </w:pPr>
       <w:r>
-        <w:rPr>
-          <w:rFonts w:ascii="Times New Roman" w:hAnsi="Times New Roman" w:eastAsia="Songti SC"/>
-          <w:b/>
-          <w:sz w:val="23"/>
-        </w:rPr>
         <w:t>附录</w:t>
-      </w:r>
-      <w:r>
-        <w:rPr>
-          <w:rFonts w:ascii="Times New Roman" w:hAnsi="Times New Roman" w:eastAsia="Songti SC"/>
-          <w:sz w:val="23"/>
-        </w:rPr>
         <w:tab/>
-      </w:r>
-      <w:r>
-        <w:rPr>
-          <w:rFonts w:ascii="Times New Roman" w:hAnsi="Times New Roman" w:eastAsia="Songti SC"/>
-          <w:sz w:val="23"/>
-        </w:rPr>
-        <w:t>39</w:t>
+        <w:t>45</w:t>
       </w:r>
     </w:p>
     <w:p>
@@ -1138,6 +969,18 @@
           <w:sz w:val="23"/>
         </w:rPr>
         <w:t>本项目定位为可运行的教学实训MVP。支付采用模拟支付，不产生真实资金交易；AI既支持本地Mock，也预留DeepSeek接口。这样的范围既能完整演示业务，又避免在实训阶段引入真实支付资质和外部服务不稳定等问题。</w:t>
+      </w:r>
+    </w:p>
+    <w:p>
+      <w:pPr>
+        <w:pStyle w:val="164"/>
+      </w:pPr>
+      <w:r>
+        <w:rPr>
+          <w:rFonts w:ascii="宋体" w:hAnsi="宋体" w:eastAsia="宋体"/>
+          <w:sz w:val="24"/>
+        </w:rPr>
+        <w:t>随着资料访问、在线答题和AI调用逐渐增多，项目最后阶段又补充了Redis高并发能力。改造重点不是把业务数据搬到缓存，而是让多个后端实例共享限流、短期认证状态、浏览量增量和考试截止索引，减少热点数据库访问，同时保留MySQL兜底。</w:t>
       </w:r>
     </w:p>
     <w:tbl>
@@ -1937,10 +1780,37 @@
             <w:tcW w:w="1900" w:type="dxa"/>
             <w:shd w:val="clear" w:color="auto" w:fill="F8FBFE"/>
             <w:tcMar>
-              <w:top w:w="80" w:type="dxa"/>
-              <w:left w:w="100" w:type="dxa"/>
-              <w:bottom w:w="80" w:type="dxa"/>
-              <w:right w:w="100" w:type="dxa"/>
+              <w:top w:w="90" w:type="dxa"/>
+              <w:left w:w="90" w:type="dxa"/>
+              <w:bottom w:w="90" w:type="dxa"/>
+              <w:right w:w="90" w:type="dxa"/>
+            </w:tcMar>
+            <w:vAlign w:val="center"/>
+          </w:tcPr>
+          <w:p>
+            <w:pPr>
+              <w:spacing w:before="0" w:after="0" w:line="264" w:lineRule="auto"/>
+              <w:jc w:val="center"/>
+            </w:pPr>
+            <w:r>
+              <w:rPr>
+                <w:rFonts w:ascii="宋体" w:hAnsi="宋体" w:eastAsia="宋体"/>
+                <w:b w:val="0"/>
+                <w:sz w:val="20"/>
+              </w:rPr>
+              <w:t>7月28日—29日</w:t>
+            </w:r>
+          </w:p>
+        </w:tc>
+        <w:tc>
+          <w:tcPr>
+            <w:tcW w:w="4800" w:type="dxa"/>
+            <w:shd w:val="clear" w:color="auto" w:fill="F8FBFE"/>
+            <w:tcMar>
+              <w:top w:w="90" w:type="dxa"/>
+              <w:left w:w="90" w:type="dxa"/>
+              <w:bottom w:w="90" w:type="dxa"/>
+              <w:right w:w="90" w:type="dxa"/>
             </w:tcMar>
             <w:vAlign w:val="center"/>
           </w:tcPr>
@@ -1951,36 +1821,11 @@
             </w:pPr>
             <w:r>
               <w:rPr>
-                <w:rFonts w:ascii="Times New Roman" w:hAnsi="Times New Roman" w:eastAsia="Songti SC"/>
+                <w:rFonts w:ascii="宋体" w:hAnsi="宋体" w:eastAsia="宋体"/>
+                <w:b w:val="0"/>
                 <w:sz w:val="20"/>
               </w:rPr>
-              <w:t>7月28日—29日</w:t>
-            </w:r>
-          </w:p>
-        </w:tc>
-        <w:tc>
-          <w:tcPr>
-            <w:tcW w:w="4800" w:type="dxa"/>
-            <w:shd w:val="clear" w:color="auto" w:fill="F8FBFE"/>
-            <w:tcMar>
-              <w:top w:w="80" w:type="dxa"/>
-              <w:left w:w="100" w:type="dxa"/>
-              <w:bottom w:w="80" w:type="dxa"/>
-              <w:right w:w="100" w:type="dxa"/>
-            </w:tcMar>
-            <w:vAlign w:val="center"/>
-          </w:tcPr>
-          <w:p>
-            <w:pPr>
-              <w:spacing w:before="0" w:after="0" w:line="264" w:lineRule="auto"/>
-              <w:jc w:val="left"/>
-            </w:pPr>
-            <w:r>
-              <w:rPr>
-                <w:rFonts w:ascii="Times New Roman" w:hAnsi="Times New Roman" w:eastAsia="Songti SC"/>
-                <w:sz w:val="20"/>
-              </w:rPr>
-              <w:t>回归测试，修正问题，整理实训报告和相关材料。</w:t>
+              <w:t>完成Redis高并发改造、回归测试、报告整理和最终验收。</w:t>
             </w:r>
           </w:p>
         </w:tc>
@@ -1998,6 +1843,84 @@
           <w:sz w:val="21"/>
         </w:rPr>
         <w:t>表1-2 项目实施计划</w:t>
+      </w:r>
+    </w:p>
+    <w:p>
+      <w:pPr>
+        <w:pStyle w:val="164"/>
+      </w:pPr>
+      <w:r>
+        <w:rPr>
+          <w:rFonts w:ascii="宋体" w:hAnsi="宋体" w:eastAsia="宋体"/>
+          <w:sz w:val="24"/>
+        </w:rPr>
+        <w:t>项目计划在原有功能开发基础上增加了Redis高并发改造阶段。甘特图按日期展示环境准备、核心开发、联调、并发优化和报告整理之间的先后关系。</w:t>
+      </w:r>
+    </w:p>
+    <w:p>
+      <w:pPr>
+        <w:keepNext/>
+        <w:jc w:val="center"/>
+      </w:pPr>
+      <w:r>
+        <w:drawing>
+          <wp:inline xmlns:a="http://schemas.openxmlformats.org/drawingml/2006/main" xmlns:pic="http://schemas.openxmlformats.org/drawingml/2006/picture">
+            <wp:extent cx="5623560" cy="2514062"/>
+            <wp:docPr id="42" name="Picture 42" descr="Image: image39.png"/>
+            <wp:cNvGraphicFramePr>
+              <a:graphicFrameLocks noChangeAspect="1"/>
+            </wp:cNvGraphicFramePr>
+            <a:graphic>
+              <a:graphicData uri="http://schemas.openxmlformats.org/drawingml/2006/picture">
+                <pic:pic>
+                  <pic:nvPicPr>
+                    <pic:cNvPr id="0" name="gantt.png"/>
+                    <pic:cNvPicPr/>
+                  </pic:nvPicPr>
+                  <pic:blipFill>
+                    <a:blip r:embed="rId53"/>
+                    <a:stretch>
+                      <a:fillRect/>
+                    </a:stretch>
+                  </pic:blipFill>
+                  <pic:spPr>
+                    <a:xfrm>
+                      <a:off x="0" y="0"/>
+                      <a:ext cx="5623560" cy="2514062"/>
+                    </a:xfrm>
+                    <a:prstGeom prst="rect"/>
+                  </pic:spPr>
+                </pic:pic>
+              </a:graphicData>
+            </a:graphic>
+          </wp:inline>
+        </w:drawing>
+      </w:r>
+    </w:p>
+    <w:p>
+      <w:pPr>
+        <w:pStyle w:val="15"/>
+        <w:keepNext w:val="0"/>
+        <w:jc w:val="center"/>
+      </w:pPr>
+      <w:r>
+        <w:rPr>
+          <w:rFonts w:ascii="宋体" w:hAnsi="宋体" w:eastAsia="宋体"/>
+          <w:sz w:val="24"/>
+        </w:rPr>
+        <w:t>图1-2 项目实施甘特图</w:t>
+      </w:r>
+    </w:p>
+    <w:p>
+      <w:pPr>
+        <w:pStyle w:val="164"/>
+      </w:pPr>
+      <w:r>
+        <w:rPr>
+          <w:rFonts w:ascii="宋体" w:hAnsi="宋体" w:eastAsia="宋体"/>
+          <w:sz w:val="24"/>
+        </w:rPr>
+        <w:t>其中7月28日集中完成Redis限流、缓存、浏览量缓冲和考试运行态改造，并在同一天执行后端、前端及容器健康检查；7月29日主要用于材料整理和最终复核。</w:t>
       </w:r>
     </w:p>
     <w:tbl>
@@ -3745,6 +3668,112 @@
           </w:p>
         </w:tc>
       </w:tr>
+      <w:tr>
+        <w:tc>
+          <w:tcPr>
+            <w:tcW w:type="dxa" w:w="1800"/>
+            <w:vAlign w:val="center"/>
+            <w:tcMar>
+              <w:top w:w="90" w:type="dxa"/>
+              <w:left w:w="90" w:type="dxa"/>
+              <w:bottom w:w="90" w:type="dxa"/>
+              <w:right w:w="90" w:type="dxa"/>
+            </w:tcMar>
+          </w:tcPr>
+          <w:p>
+            <w:pPr>
+              <w:jc w:val="center"/>
+            </w:pPr>
+            <w:r>
+              <w:rPr>
+                <w:rFonts w:ascii="宋体" w:hAnsi="宋体" w:eastAsia="宋体"/>
+                <w:b w:val="0"/>
+                <w:sz w:val="20"/>
+              </w:rPr>
+              <w:t>性能与并发</w:t>
+            </w:r>
+          </w:p>
+        </w:tc>
+        <w:tc>
+          <w:tcPr>
+            <w:tcW w:type="dxa" w:w="6400"/>
+            <w:vAlign w:val="center"/>
+            <w:tcMar>
+              <w:top w:w="90" w:type="dxa"/>
+              <w:left w:w="90" w:type="dxa"/>
+              <w:bottom w:w="90" w:type="dxa"/>
+              <w:right w:w="90" w:type="dxa"/>
+            </w:tcMar>
+          </w:tcPr>
+          <w:p>
+            <w:pPr>
+              <w:jc w:val="left"/>
+            </w:pPr>
+            <w:r>
+              <w:rPr>
+                <w:rFonts w:ascii="宋体" w:hAnsi="宋体" w:eastAsia="宋体"/>
+                <w:b w:val="0"/>
+                <w:sz w:val="20"/>
+              </w:rPr>
+              <w:t>多实例共享限流状态；热点读取可缓存；高频浏览计数避免逐请求竞争同一数据库行。</w:t>
+            </w:r>
+          </w:p>
+        </w:tc>
+      </w:tr>
+      <w:tr>
+        <w:tc>
+          <w:tcPr>
+            <w:tcW w:type="dxa" w:w="1800"/>
+            <w:vAlign w:val="center"/>
+            <w:tcMar>
+              <w:top w:w="90" w:type="dxa"/>
+              <w:left w:w="90" w:type="dxa"/>
+              <w:bottom w:w="90" w:type="dxa"/>
+              <w:right w:w="90" w:type="dxa"/>
+            </w:tcMar>
+            <w:shd w:fill="F6F8FB"/>
+          </w:tcPr>
+          <w:p>
+            <w:pPr>
+              <w:jc w:val="center"/>
+            </w:pPr>
+            <w:r>
+              <w:rPr>
+                <w:rFonts w:ascii="宋体" w:hAnsi="宋体" w:eastAsia="宋体"/>
+                <w:b w:val="0"/>
+                <w:sz w:val="20"/>
+              </w:rPr>
+              <w:t>可降级性</w:t>
+            </w:r>
+          </w:p>
+        </w:tc>
+        <w:tc>
+          <w:tcPr>
+            <w:tcW w:type="dxa" w:w="6400"/>
+            <w:vAlign w:val="center"/>
+            <w:tcMar>
+              <w:top w:w="90" w:type="dxa"/>
+              <w:left w:w="90" w:type="dxa"/>
+              <w:bottom w:w="90" w:type="dxa"/>
+              <w:right w:w="90" w:type="dxa"/>
+            </w:tcMar>
+            <w:shd w:fill="F6F8FB"/>
+          </w:tcPr>
+          <w:p>
+            <w:pPr>
+              <w:jc w:val="left"/>
+            </w:pPr>
+            <w:r>
+              <w:rPr>
+                <w:rFonts w:ascii="宋体" w:hAnsi="宋体" w:eastAsia="宋体"/>
+                <w:b w:val="0"/>
+                <w:sz w:val="20"/>
+              </w:rPr>
+              <w:t>Redis不可用时回源MySQL或退回本机守卫，核心业务不能因缓存异常整体停止。</w:t>
+            </w:r>
+          </w:p>
+        </w:tc>
+      </w:tr>
     </w:tbl>
     <w:p>
       <w:pPr>
@@ -3847,6 +3876,18 @@
           <w:sz w:val="23"/>
         </w:rPr>
         <w:t>（5）后台流程：管理员查看用户、资料、考试、订单和日志，对需要审核或治理的数据进行处理，并保留操作记录。</w:t>
+      </w:r>
+    </w:p>
+    <w:p>
+      <w:pPr>
+        <w:pStyle w:val="164"/>
+      </w:pPr>
+      <w:r>
+        <w:rPr>
+          <w:rFonts w:ascii="宋体" w:hAnsi="宋体" w:eastAsia="宋体"/>
+          <w:sz w:val="24"/>
+        </w:rPr>
+        <w:t>（6）高并发流程：请求先经过Redis分布式限流；JWT认证和热点权限判断优先读取短期缓存；浏览量在Redis中原子累加后定时回写MySQL；考试截止时间进入ZSET，由调度器原子领取到期答卷。Redis异常时分别退回本机守卫或MySQL查询。</w:t>
       </w:r>
     </w:p>
     <w:p>
@@ -4417,6 +4458,163 @@
           </w:p>
         </w:tc>
       </w:tr>
+      <w:tr>
+        <w:tc>
+          <w:tcPr>
+            <w:tcW w:type="dxa" w:w="2100"/>
+            <w:vAlign w:val="center"/>
+            <w:tcMar>
+              <w:top w:w="90" w:type="dxa"/>
+              <w:left w:w="90" w:type="dxa"/>
+              <w:bottom w:w="90" w:type="dxa"/>
+              <w:right w:w="90" w:type="dxa"/>
+            </w:tcMar>
+            <w:shd w:fill="F6F8FB"/>
+          </w:tcPr>
+          <w:p>
+            <w:pPr>
+              <w:jc w:val="center"/>
+            </w:pPr>
+            <w:r>
+              <w:rPr>
+                <w:rFonts w:ascii="宋体" w:hAnsi="宋体" w:eastAsia="宋体"/>
+                <w:b w:val="0"/>
+                <w:sz w:val="20"/>
+              </w:rPr>
+              <w:t>Redis暂时不可用</w:t>
+            </w:r>
+          </w:p>
+        </w:tc>
+        <w:tc>
+          <w:tcPr>
+            <w:tcW w:type="dxa" w:w="3300"/>
+            <w:vAlign w:val="center"/>
+            <w:tcMar>
+              <w:top w:w="90" w:type="dxa"/>
+              <w:left w:w="90" w:type="dxa"/>
+              <w:bottom w:w="90" w:type="dxa"/>
+              <w:right w:w="90" w:type="dxa"/>
+            </w:tcMar>
+            <w:shd w:fill="F6F8FB"/>
+          </w:tcPr>
+          <w:p>
+            <w:pPr>
+              <w:jc w:val="left"/>
+            </w:pPr>
+            <w:r>
+              <w:rPr>
+                <w:rFonts w:ascii="宋体" w:hAnsi="宋体" w:eastAsia="宋体"/>
+                <w:b w:val="0"/>
+                <w:sz w:val="20"/>
+              </w:rPr>
+              <w:t>限流退回本机计数，缓存回源MySQL，考试调度使用数据库扫描。</w:t>
+            </w:r>
+          </w:p>
+        </w:tc>
+        <w:tc>
+          <w:tcPr>
+            <w:tcW w:type="dxa" w:w="2800"/>
+            <w:vAlign w:val="center"/>
+            <w:tcMar>
+              <w:top w:w="90" w:type="dxa"/>
+              <w:left w:w="90" w:type="dxa"/>
+              <w:bottom w:w="90" w:type="dxa"/>
+              <w:right w:w="90" w:type="dxa"/>
+            </w:tcMar>
+            <w:shd w:fill="F6F8FB"/>
+          </w:tcPr>
+          <w:p>
+            <w:pPr>
+              <w:jc w:val="left"/>
+            </w:pPr>
+            <w:r>
+              <w:rPr>
+                <w:rFonts w:ascii="宋体" w:hAnsi="宋体" w:eastAsia="宋体"/>
+                <w:b w:val="0"/>
+                <w:sz w:val="20"/>
+              </w:rPr>
+              <w:t>部署监控连接状态并保留容量余量。</w:t>
+            </w:r>
+          </w:p>
+        </w:tc>
+      </w:tr>
+      <w:tr>
+        <w:tc>
+          <w:tcPr>
+            <w:tcW w:type="dxa" w:w="2100"/>
+            <w:vAlign w:val="center"/>
+            <w:tcMar>
+              <w:top w:w="90" w:type="dxa"/>
+              <w:left w:w="90" w:type="dxa"/>
+              <w:bottom w:w="90" w:type="dxa"/>
+              <w:right w:w="90" w:type="dxa"/>
+            </w:tcMar>
+          </w:tcPr>
+          <w:p>
+            <w:pPr>
+              <w:jc w:val="center"/>
+            </w:pPr>
+            <w:r>
+              <w:rPr>
+                <w:rFonts w:ascii="宋体" w:hAnsi="宋体" w:eastAsia="宋体"/>
+                <w:b w:val="0"/>
+                <w:sz w:val="20"/>
+              </w:rPr>
+              <w:t>缓存结果过期或不一致</w:t>
+            </w:r>
+          </w:p>
+        </w:tc>
+        <w:tc>
+          <w:tcPr>
+            <w:tcW w:type="dxa" w:w="3300"/>
+            <w:vAlign w:val="center"/>
+            <w:tcMar>
+              <w:top w:w="90" w:type="dxa"/>
+              <w:left w:w="90" w:type="dxa"/>
+              <w:bottom w:w="90" w:type="dxa"/>
+              <w:right w:w="90" w:type="dxa"/>
+            </w:tcMar>
+          </w:tcPr>
+          <w:p>
+            <w:pPr>
+              <w:jc w:val="left"/>
+            </w:pPr>
+            <w:r>
+              <w:rPr>
+                <w:rFonts w:ascii="宋体" w:hAnsi="宋体" w:eastAsia="宋体"/>
+                <w:b w:val="0"/>
+                <w:sz w:val="20"/>
+              </w:rPr>
+              <w:t>设置TTL，并在事务提交后主动删除或递增版本。</w:t>
+            </w:r>
+          </w:p>
+        </w:tc>
+        <w:tc>
+          <w:tcPr>
+            <w:tcW w:type="dxa" w:w="2800"/>
+            <w:vAlign w:val="center"/>
+            <w:tcMar>
+              <w:top w:w="90" w:type="dxa"/>
+              <w:left w:w="90" w:type="dxa"/>
+              <w:bottom w:w="90" w:type="dxa"/>
+              <w:right w:w="90" w:type="dxa"/>
+            </w:tcMar>
+          </w:tcPr>
+          <w:p>
+            <w:pPr>
+              <w:jc w:val="left"/>
+            </w:pPr>
+            <w:r>
+              <w:rPr>
+                <w:rFonts w:ascii="宋体" w:hAnsi="宋体" w:eastAsia="宋体"/>
+                <w:b w:val="0"/>
+                <w:sz w:val="20"/>
+              </w:rPr>
+              <w:t>继续补充命中率与失效日志。</w:t>
+            </w:r>
+          </w:p>
+        </w:tc>
+      </w:tr>
     </w:tbl>
     <w:p>
       <w:pPr>
@@ -4783,10 +4981,10 @@
           <w:tcPr>
             <w:tcW w:w="3300" w:type="dxa"/>
             <w:tcMar>
-              <w:top w:w="80" w:type="dxa"/>
-              <w:left w:w="100" w:type="dxa"/>
-              <w:bottom w:w="80" w:type="dxa"/>
-              <w:right w:w="100" w:type="dxa"/>
+              <w:top w:w="90" w:type="dxa"/>
+              <w:left w:w="90" w:type="dxa"/>
+              <w:bottom w:w="90" w:type="dxa"/>
+              <w:right w:w="90" w:type="dxa"/>
             </w:tcMar>
             <w:vAlign w:val="center"/>
           </w:tcPr>
@@ -4797,10 +4995,11 @@
             </w:pPr>
             <w:r>
               <w:rPr>
-                <w:rFonts w:ascii="Times New Roman" w:hAnsi="Times New Roman" w:eastAsia="Songti SC"/>
-                <w:sz w:val="19"/>
-              </w:rPr>
-              <w:t>MySQL 8、Redis 7</w:t>
+                <w:rFonts w:ascii="宋体" w:hAnsi="宋体" w:eastAsia="宋体"/>
+                <w:b w:val="0"/>
+                <w:sz w:val="20"/>
+              </w:rPr>
+              <w:t>MySQL 8、Redis 7.4</w:t>
             </w:r>
           </w:p>
         </w:tc>
@@ -4808,10 +5007,10 @@
           <w:tcPr>
             <w:tcW w:w="3600" w:type="dxa"/>
             <w:tcMar>
-              <w:top w:w="80" w:type="dxa"/>
-              <w:left w:w="100" w:type="dxa"/>
-              <w:bottom w:w="80" w:type="dxa"/>
-              <w:right w:w="100" w:type="dxa"/>
+              <w:top w:w="90" w:type="dxa"/>
+              <w:left w:w="90" w:type="dxa"/>
+              <w:bottom w:w="90" w:type="dxa"/>
+              <w:right w:w="90" w:type="dxa"/>
             </w:tcMar>
             <w:vAlign w:val="center"/>
           </w:tcPr>
@@ -4822,10 +5021,11 @@
             </w:pPr>
             <w:r>
               <w:rPr>
-                <w:rFonts w:ascii="Times New Roman" w:hAnsi="Times New Roman" w:eastAsia="Songti SC"/>
-                <w:sz w:val="19"/>
-              </w:rPr>
-              <w:t>保存业务数据、登录防刷和考试运行状态。</w:t>
+                <w:rFonts w:ascii="宋体" w:hAnsi="宋体" w:eastAsia="宋体"/>
+                <w:b w:val="0"/>
+                <w:sz w:val="20"/>
+              </w:rPr>
+              <w:t>MySQL保存业务真源；Redis承担共享限流、热点缓存和短期运行状态。</w:t>
             </w:r>
           </w:p>
         </w:tc>
@@ -5105,10 +5305,10 @@
       </w:pPr>
       <w:r>
         <w:rPr>
-          <w:rFonts w:ascii="Times New Roman" w:hAnsi="Times New Roman" w:eastAsia="Songti SC"/>
-          <w:sz w:val="23"/>
+          <w:rFonts w:ascii="宋体" w:hAnsi="宋体" w:eastAsia="宋体"/>
+          <w:sz w:val="24"/>
         </w:rPr>
-        <w:t>系统采用B/S架构。用户通过浏览器访问Vue前端，前端调用Spring Boot后端接口，后端再访问MySQL、Redis、MinIO和AI服务。</w:t>
+        <w:t>系统采用B/S架构。用户通过浏览器访问Vue前端，前端调用Spring Boot后端接口。后端可以部署多个实例，各实例共享Redis中的限流、缓存和短期运行状态，再访问MySQL、MinIO和AI服务。</w:t>
       </w:r>
     </w:p>
     <w:p>
@@ -5204,15 +5404,592 @@
     <w:p>
       <w:pPr>
         <w:pStyle w:val="167"/>
-        <w:keepNext/>
       </w:pPr>
       <w:r>
         <w:rPr>
-          <w:rFonts w:ascii="Times New Roman" w:hAnsi="Times New Roman" w:eastAsia="Heiti SC"/>
-          <w:b/>
-          <w:sz w:val="28"/>
+          <w:rFonts w:ascii="宋体" w:hAnsi="宋体" w:eastAsia="宋体"/>
+          <w:sz w:val="24"/>
         </w:rPr>
-        <w:t>3、部署结构与模块关系</w:t>
+        <w:t>3、Redis高并发概要设计</w:t>
+      </w:r>
+    </w:p>
+    <w:p>
+      <w:pPr>
+        <w:pStyle w:val="164"/>
+      </w:pPr>
+      <w:r>
+        <w:rPr>
+          <w:rFonts w:ascii="宋体" w:hAnsi="宋体" w:eastAsia="宋体"/>
+          <w:sz w:val="24"/>
+        </w:rPr>
+        <w:t>Redis在系统中被定位为共享加速层和短期运行状态存储。它不保存订单、权益、考试答案和最终成绩等唯一数据，因此缓存故障不会改变业务事实。多实例部署时，Redis让不同后端实例能够看到同一份限流计数、AI并发租约和考试截止索引。</w:t>
+      </w:r>
+    </w:p>
+    <w:p>
+      <w:pPr>
+        <w:keepNext/>
+        <w:jc w:val="center"/>
+      </w:pPr>
+      <w:r>
+        <w:drawing>
+          <wp:inline xmlns:a="http://schemas.openxmlformats.org/drawingml/2006/main" xmlns:pic="http://schemas.openxmlformats.org/drawingml/2006/picture">
+            <wp:extent cx="5596128" cy="3226003"/>
+            <wp:docPr id="43" name="Picture 43" descr="Image: image40.png"/>
+            <wp:cNvGraphicFramePr>
+              <a:graphicFrameLocks noChangeAspect="1"/>
+            </wp:cNvGraphicFramePr>
+            <a:graphic>
+              <a:graphicData uri="http://schemas.openxmlformats.org/drawingml/2006/picture">
+                <pic:pic>
+                  <pic:nvPicPr>
+                    <pic:cNvPr id="0" name="redis_architecture.png"/>
+                    <pic:cNvPicPr/>
+                  </pic:nvPicPr>
+                  <pic:blipFill>
+                    <a:blip r:embed="rId54"/>
+                    <a:stretch>
+                      <a:fillRect/>
+                    </a:stretch>
+                  </pic:blipFill>
+                  <pic:spPr>
+                    <a:xfrm>
+                      <a:off x="0" y="0"/>
+                      <a:ext cx="5596128" cy="3226003"/>
+                    </a:xfrm>
+                    <a:prstGeom prst="rect"/>
+                  </pic:spPr>
+                </pic:pic>
+              </a:graphicData>
+            </a:graphic>
+          </wp:inline>
+        </w:drawing>
+      </w:r>
+    </w:p>
+    <w:p>
+      <w:pPr>
+        <w:pStyle w:val="15"/>
+        <w:jc w:val="center"/>
+      </w:pPr>
+      <w:r>
+        <w:rPr>
+          <w:rFonts w:ascii="宋体" w:hAnsi="宋体" w:eastAsia="宋体"/>
+          <w:sz w:val="24"/>
+        </w:rPr>
+        <w:t>图3-2 Redis高并发总体结构图</w:t>
+      </w:r>
+    </w:p>
+    <w:tbl>
+      <w:tblPr>
+        <w:tblStyle w:val="33"/>
+        <w:tblW w:type="auto" w:w="0"/>
+        <w:jc w:val="center"/>
+        <w:tblLayout w:type="fixed"/>
+        <w:tblLook w:firstColumn="1" w:firstRow="1" w:lastColumn="0" w:lastRow="0" w:noHBand="0" w:noVBand="1" w:val="04A0"/>
+      </w:tblPr>
+      <w:tblGrid>
+        <w:gridCol w:w="2967"/>
+        <w:gridCol w:w="2967"/>
+        <w:gridCol w:w="2967"/>
+      </w:tblGrid>
+      <w:tr>
+        <w:tc>
+          <w:tcPr>
+            <w:tcW w:type="dxa" w:w="1800"/>
+            <w:vAlign w:val="center"/>
+            <w:tcMar>
+              <w:top w:w="90" w:type="dxa"/>
+              <w:left w:w="90" w:type="dxa"/>
+              <w:bottom w:w="90" w:type="dxa"/>
+              <w:right w:w="90" w:type="dxa"/>
+            </w:tcMar>
+            <w:shd w:fill="D6E9F7"/>
+          </w:tcPr>
+          <w:p>
+            <w:pPr>
+              <w:jc w:val="center"/>
+            </w:pPr>
+            <w:r>
+              <w:rPr>
+                <w:rFonts w:ascii="宋体" w:hAnsi="宋体" w:eastAsia="宋体"/>
+                <w:b/>
+                <w:sz w:val="20"/>
+              </w:rPr>
+              <w:t>Redis用途</w:t>
+            </w:r>
+          </w:p>
+        </w:tc>
+        <w:tc>
+          <w:tcPr>
+            <w:tcW w:type="dxa" w:w="2808"/>
+            <w:vAlign w:val="center"/>
+            <w:tcMar>
+              <w:top w:w="90" w:type="dxa"/>
+              <w:left w:w="90" w:type="dxa"/>
+              <w:bottom w:w="90" w:type="dxa"/>
+              <w:right w:w="90" w:type="dxa"/>
+            </w:tcMar>
+            <w:shd w:fill="D6E9F7"/>
+          </w:tcPr>
+          <w:p>
+            <w:pPr>
+              <w:jc w:val="center"/>
+            </w:pPr>
+            <w:r>
+              <w:rPr>
+                <w:rFonts w:ascii="宋体" w:hAnsi="宋体" w:eastAsia="宋体"/>
+                <w:b/>
+                <w:sz w:val="20"/>
+              </w:rPr>
+              <w:t>主要数据结构</w:t>
+            </w:r>
+          </w:p>
+        </w:tc>
+        <w:tc>
+          <w:tcPr>
+            <w:tcW w:type="dxa" w:w="4104"/>
+            <w:vAlign w:val="center"/>
+            <w:tcMar>
+              <w:top w:w="90" w:type="dxa"/>
+              <w:left w:w="90" w:type="dxa"/>
+              <w:bottom w:w="90" w:type="dxa"/>
+              <w:right w:w="90" w:type="dxa"/>
+            </w:tcMar>
+            <w:shd w:fill="D6E9F7"/>
+          </w:tcPr>
+          <w:p>
+            <w:pPr>
+              <w:jc w:val="center"/>
+            </w:pPr>
+            <w:r>
+              <w:rPr>
+                <w:rFonts w:ascii="宋体" w:hAnsi="宋体" w:eastAsia="宋体"/>
+                <w:b/>
+                <w:sz w:val="20"/>
+              </w:rPr>
+              <w:t>一致性或降级处理</w:t>
+            </w:r>
+          </w:p>
+        </w:tc>
+        <w:trPr>
+          <w:tblHeader/>
+        </w:trPr>
+      </w:tr>
+      <w:tr>
+        <w:tc>
+          <w:tcPr>
+            <w:tcW w:type="dxa" w:w="1800"/>
+            <w:vAlign w:val="center"/>
+            <w:tcMar>
+              <w:top w:w="90" w:type="dxa"/>
+              <w:left w:w="90" w:type="dxa"/>
+              <w:bottom w:w="90" w:type="dxa"/>
+              <w:right w:w="90" w:type="dxa"/>
+            </w:tcMar>
+          </w:tcPr>
+          <w:p>
+            <w:pPr>
+              <w:jc w:val="center"/>
+            </w:pPr>
+            <w:r>
+              <w:rPr>
+                <w:rFonts w:ascii="宋体" w:hAnsi="宋体" w:eastAsia="宋体"/>
+                <w:b w:val="0"/>
+                <w:sz w:val="20"/>
+              </w:rPr>
+              <w:t>接口限流</w:t>
+            </w:r>
+          </w:p>
+        </w:tc>
+        <w:tc>
+          <w:tcPr>
+            <w:tcW w:type="dxa" w:w="2808"/>
+            <w:vAlign w:val="center"/>
+            <w:tcMar>
+              <w:top w:w="90" w:type="dxa"/>
+              <w:left w:w="90" w:type="dxa"/>
+              <w:bottom w:w="90" w:type="dxa"/>
+              <w:right w:w="90" w:type="dxa"/>
+            </w:tcMar>
+          </w:tcPr>
+          <w:p>
+            <w:pPr>
+              <w:jc w:val="left"/>
+            </w:pPr>
+            <w:r>
+              <w:rPr>
+                <w:rFonts w:ascii="宋体" w:hAnsi="宋体" w:eastAsia="宋体"/>
+                <w:b w:val="0"/>
+                <w:sz w:val="20"/>
+              </w:rPr>
+              <w:t>String + Lua固定窗口</w:t>
+            </w:r>
+          </w:p>
+        </w:tc>
+        <w:tc>
+          <w:tcPr>
+            <w:tcW w:type="dxa" w:w="4104"/>
+            <w:vAlign w:val="center"/>
+            <w:tcMar>
+              <w:top w:w="90" w:type="dxa"/>
+              <w:left w:w="90" w:type="dxa"/>
+              <w:bottom w:w="90" w:type="dxa"/>
+              <w:right w:w="90" w:type="dxa"/>
+            </w:tcMar>
+          </w:tcPr>
+          <w:p>
+            <w:pPr>
+              <w:jc w:val="left"/>
+            </w:pPr>
+            <w:r>
+              <w:rPr>
+                <w:rFonts w:ascii="宋体" w:hAnsi="宋体" w:eastAsia="宋体"/>
+                <w:b w:val="0"/>
+                <w:sz w:val="20"/>
+              </w:rPr>
+              <w:t>跨实例共享；异常时退回本机计数</w:t>
+            </w:r>
+          </w:p>
+        </w:tc>
+      </w:tr>
+      <w:tr>
+        <w:tc>
+          <w:tcPr>
+            <w:tcW w:type="dxa" w:w="1800"/>
+            <w:vAlign w:val="center"/>
+            <w:tcMar>
+              <w:top w:w="90" w:type="dxa"/>
+              <w:left w:w="90" w:type="dxa"/>
+              <w:bottom w:w="90" w:type="dxa"/>
+              <w:right w:w="90" w:type="dxa"/>
+            </w:tcMar>
+            <w:shd w:fill="F6F8FB"/>
+          </w:tcPr>
+          <w:p>
+            <w:pPr>
+              <w:jc w:val="center"/>
+            </w:pPr>
+            <w:r>
+              <w:rPr>
+                <w:rFonts w:ascii="宋体" w:hAnsi="宋体" w:eastAsia="宋体"/>
+                <w:b w:val="0"/>
+                <w:sz w:val="20"/>
+              </w:rPr>
+              <w:t>AI守卫</w:t>
+            </w:r>
+          </w:p>
+        </w:tc>
+        <w:tc>
+          <w:tcPr>
+            <w:tcW w:type="dxa" w:w="2808"/>
+            <w:vAlign w:val="center"/>
+            <w:tcMar>
+              <w:top w:w="90" w:type="dxa"/>
+              <w:left w:w="90" w:type="dxa"/>
+              <w:bottom w:w="90" w:type="dxa"/>
+              <w:right w:w="90" w:type="dxa"/>
+            </w:tcMar>
+            <w:shd w:fill="F6F8FB"/>
+          </w:tcPr>
+          <w:p>
+            <w:pPr>
+              <w:jc w:val="left"/>
+            </w:pPr>
+            <w:r>
+              <w:rPr>
+                <w:rFonts w:ascii="宋体" w:hAnsi="宋体" w:eastAsia="宋体"/>
+                <w:b w:val="0"/>
+                <w:sz w:val="20"/>
+              </w:rPr>
+              <w:t>ZSET滑动窗口、SET NX PX租约</w:t>
+            </w:r>
+          </w:p>
+        </w:tc>
+        <w:tc>
+          <w:tcPr>
+            <w:tcW w:type="dxa" w:w="4104"/>
+            <w:vAlign w:val="center"/>
+            <w:tcMar>
+              <w:top w:w="90" w:type="dxa"/>
+              <w:left w:w="90" w:type="dxa"/>
+              <w:bottom w:w="90" w:type="dxa"/>
+              <w:right w:w="90" w:type="dxa"/>
+            </w:tcMar>
+            <w:shd w:fill="F6F8FB"/>
+          </w:tcPr>
+          <w:p>
+            <w:pPr>
+              <w:jc w:val="left"/>
+            </w:pPr>
+            <w:r>
+              <w:rPr>
+                <w:rFonts w:ascii="宋体" w:hAnsi="宋体" w:eastAsia="宋体"/>
+                <w:b w:val="0"/>
+                <w:sz w:val="20"/>
+              </w:rPr>
+              <w:t>令牌校验释放；异常时退回本机信号量</w:t>
+            </w:r>
+          </w:p>
+        </w:tc>
+      </w:tr>
+      <w:tr>
+        <w:tc>
+          <w:tcPr>
+            <w:tcW w:type="dxa" w:w="1800"/>
+            <w:vAlign w:val="center"/>
+            <w:tcMar>
+              <w:top w:w="90" w:type="dxa"/>
+              <w:left w:w="90" w:type="dxa"/>
+              <w:bottom w:w="90" w:type="dxa"/>
+              <w:right w:w="90" w:type="dxa"/>
+            </w:tcMar>
+          </w:tcPr>
+          <w:p>
+            <w:pPr>
+              <w:jc w:val="center"/>
+            </w:pPr>
+            <w:r>
+              <w:rPr>
+                <w:rFonts w:ascii="宋体" w:hAnsi="宋体" w:eastAsia="宋体"/>
+                <w:b w:val="0"/>
+                <w:sz w:val="20"/>
+              </w:rPr>
+              <w:t>认证与授权</w:t>
+            </w:r>
+          </w:p>
+        </w:tc>
+        <w:tc>
+          <w:tcPr>
+            <w:tcW w:type="dxa" w:w="2808"/>
+            <w:vAlign w:val="center"/>
+            <w:tcMar>
+              <w:top w:w="90" w:type="dxa"/>
+              <w:left w:w="90" w:type="dxa"/>
+              <w:bottom w:w="90" w:type="dxa"/>
+              <w:right w:w="90" w:type="dxa"/>
+            </w:tcMar>
+          </w:tcPr>
+          <w:p>
+            <w:pPr>
+              <w:jc w:val="left"/>
+            </w:pPr>
+            <w:r>
+              <w:rPr>
+                <w:rFonts w:ascii="宋体" w:hAnsi="宋体" w:eastAsia="宋体"/>
+                <w:b w:val="0"/>
+                <w:sz w:val="20"/>
+              </w:rPr>
+              <w:t>JSON快照、版本化判定Key</w:t>
+            </w:r>
+          </w:p>
+        </w:tc>
+        <w:tc>
+          <w:tcPr>
+            <w:tcW w:type="dxa" w:w="4104"/>
+            <w:vAlign w:val="center"/>
+            <w:tcMar>
+              <w:top w:w="90" w:type="dxa"/>
+              <w:left w:w="90" w:type="dxa"/>
+              <w:bottom w:w="90" w:type="dxa"/>
+              <w:right w:w="90" w:type="dxa"/>
+            </w:tcMar>
+          </w:tcPr>
+          <w:p>
+            <w:pPr>
+              <w:jc w:val="left"/>
+            </w:pPr>
+            <w:r>
+              <w:rPr>
+                <w:rFonts w:ascii="宋体" w:hAnsi="宋体" w:eastAsia="宋体"/>
+                <w:b w:val="0"/>
+                <w:sz w:val="20"/>
+              </w:rPr>
+              <w:t>事务提交后失效；失败时回查数据库</w:t>
+            </w:r>
+          </w:p>
+        </w:tc>
+      </w:tr>
+      <w:tr>
+        <w:tc>
+          <w:tcPr>
+            <w:tcW w:type="dxa" w:w="1800"/>
+            <w:vAlign w:val="center"/>
+            <w:tcMar>
+              <w:top w:w="90" w:type="dxa"/>
+              <w:left w:w="90" w:type="dxa"/>
+              <w:bottom w:w="90" w:type="dxa"/>
+              <w:right w:w="90" w:type="dxa"/>
+            </w:tcMar>
+            <w:shd w:fill="F6F8FB"/>
+          </w:tcPr>
+          <w:p>
+            <w:pPr>
+              <w:jc w:val="center"/>
+            </w:pPr>
+            <w:r>
+              <w:rPr>
+                <w:rFonts w:ascii="宋体" w:hAnsi="宋体" w:eastAsia="宋体"/>
+                <w:b w:val="0"/>
+                <w:sz w:val="20"/>
+              </w:rPr>
+              <w:t>浏览量</w:t>
+            </w:r>
+          </w:p>
+        </w:tc>
+        <w:tc>
+          <w:tcPr>
+            <w:tcW w:type="dxa" w:w="2808"/>
+            <w:vAlign w:val="center"/>
+            <w:tcMar>
+              <w:top w:w="90" w:type="dxa"/>
+              <w:left w:w="90" w:type="dxa"/>
+              <w:bottom w:w="90" w:type="dxa"/>
+              <w:right w:w="90" w:type="dxa"/>
+            </w:tcMar>
+            <w:shd w:fill="F6F8FB"/>
+          </w:tcPr>
+          <w:p>
+            <w:pPr>
+              <w:jc w:val="left"/>
+            </w:pPr>
+            <w:r>
+              <w:rPr>
+                <w:rFonts w:ascii="宋体" w:hAnsi="宋体" w:eastAsia="宋体"/>
+                <w:b w:val="0"/>
+                <w:sz w:val="20"/>
+              </w:rPr>
+              <w:t>Hash增量、分布式刷新锁</w:t>
+            </w:r>
+          </w:p>
+        </w:tc>
+        <w:tc>
+          <w:tcPr>
+            <w:tcW w:type="dxa" w:w="4104"/>
+            <w:vAlign w:val="center"/>
+            <w:tcMar>
+              <w:top w:w="90" w:type="dxa"/>
+              <w:left w:w="90" w:type="dxa"/>
+              <w:bottom w:w="90" w:type="dxa"/>
+              <w:right w:w="90" w:type="dxa"/>
+            </w:tcMar>
+            <w:shd w:fill="F6F8FB"/>
+          </w:tcPr>
+          <w:p>
+            <w:pPr>
+              <w:jc w:val="left"/>
+            </w:pPr>
+            <w:r>
+              <w:rPr>
+                <w:rFonts w:ascii="宋体" w:hAnsi="宋体" w:eastAsia="宋体"/>
+                <w:b w:val="0"/>
+                <w:sz w:val="20"/>
+              </w:rPr>
+              <w:t>30秒回写；失败增量重新入队</w:t>
+            </w:r>
+          </w:p>
+        </w:tc>
+      </w:tr>
+      <w:tr>
+        <w:tc>
+          <w:tcPr>
+            <w:tcW w:type="dxa" w:w="1800"/>
+            <w:vAlign w:val="center"/>
+            <w:tcMar>
+              <w:top w:w="90" w:type="dxa"/>
+              <w:left w:w="90" w:type="dxa"/>
+              <w:bottom w:w="90" w:type="dxa"/>
+              <w:right w:w="90" w:type="dxa"/>
+            </w:tcMar>
+          </w:tcPr>
+          <w:p>
+            <w:pPr>
+              <w:jc w:val="center"/>
+            </w:pPr>
+            <w:r>
+              <w:rPr>
+                <w:rFonts w:ascii="宋体" w:hAnsi="宋体" w:eastAsia="宋体"/>
+                <w:b w:val="0"/>
+                <w:sz w:val="20"/>
+              </w:rPr>
+              <w:t>考试运行态</w:t>
+            </w:r>
+          </w:p>
+        </w:tc>
+        <w:tc>
+          <w:tcPr>
+            <w:tcW w:type="dxa" w:w="2808"/>
+            <w:vAlign w:val="center"/>
+            <w:tcMar>
+              <w:top w:w="90" w:type="dxa"/>
+              <w:left w:w="90" w:type="dxa"/>
+              <w:bottom w:w="90" w:type="dxa"/>
+              <w:right w:w="90" w:type="dxa"/>
+            </w:tcMar>
+          </w:tcPr>
+          <w:p>
+            <w:pPr>
+              <w:jc w:val="left"/>
+            </w:pPr>
+            <w:r>
+              <w:rPr>
+                <w:rFonts w:ascii="宋体" w:hAnsi="宋体" w:eastAsia="宋体"/>
+                <w:b w:val="0"/>
+                <w:sz w:val="20"/>
+              </w:rPr>
+              <w:t>ZSET截止索引、短期Key</w:t>
+            </w:r>
+          </w:p>
+        </w:tc>
+        <w:tc>
+          <w:tcPr>
+            <w:tcW w:type="dxa" w:w="4104"/>
+            <w:vAlign w:val="center"/>
+            <w:tcMar>
+              <w:top w:w="90" w:type="dxa"/>
+              <w:left w:w="90" w:type="dxa"/>
+              <w:bottom w:w="90" w:type="dxa"/>
+              <w:right w:w="90" w:type="dxa"/>
+            </w:tcMar>
+          </w:tcPr>
+          <w:p>
+            <w:pPr>
+              <w:jc w:val="left"/>
+            </w:pPr>
+            <w:r>
+              <w:rPr>
+                <w:rFonts w:ascii="宋体" w:hAnsi="宋体" w:eastAsia="宋体"/>
+                <w:b w:val="0"/>
+                <w:sz w:val="20"/>
+              </w:rPr>
+              <w:t>MySQL状态判断与周期对账兜底</w:t>
+            </w:r>
+          </w:p>
+        </w:tc>
+      </w:tr>
+    </w:tbl>
+    <w:p>
+      <w:pPr>
+        <w:pStyle w:val="15"/>
+        <w:jc w:val="center"/>
+      </w:pPr>
+      <w:r>
+        <w:rPr>
+          <w:rFonts w:ascii="宋体" w:hAnsi="宋体" w:eastAsia="宋体"/>
+          <w:sz w:val="24"/>
+        </w:rPr>
+        <w:t>表3-2 Redis主要用途与边界</w:t>
+      </w:r>
+    </w:p>
+    <w:p>
+      <w:pPr>
+        <w:pStyle w:val="167"/>
+        <w:keepNext/>
+      </w:pPr>
+      <w:r>
+        <w:rPr>
+          <w:rFonts w:ascii="宋体" w:hAnsi="宋体" w:eastAsia="宋体"/>
+          <w:sz w:val="24"/>
+        </w:rPr>
+        <w:t>4、部署结构与模块关系</w:t>
       </w:r>
     </w:p>
     <w:p>
@@ -5269,10 +6046,10 @@
       </w:pPr>
       <w:r>
         <w:rPr>
-          <w:rFonts w:ascii="Times New Roman" w:hAnsi="Times New Roman" w:eastAsia="Songti SC"/>
-          <w:sz w:val="21"/>
+          <w:rFonts w:ascii="宋体" w:hAnsi="宋体" w:eastAsia="宋体"/>
+          <w:sz w:val="24"/>
         </w:rPr>
-        <w:t>图3-2 系统部署图</w:t>
+        <w:t>图3-3 系统部署图</w:t>
       </w:r>
     </w:p>
     <w:p>
@@ -5292,6 +6069,22 @@
     </w:p>
     <w:p>
       <w:pPr>
+        <w:pStyle w:val="164"/>
+      </w:pPr>
+      <w:r>
+        <w:t>部署时各模块保持清楚的调用方向：浏览器只访问前端和后端接口，业务服务统一访问数据库、缓存和文件服务。这样既方便排查故障，也能避免页面绕过后端直接读取数据。</w:t>
+      </w:r>
+    </w:p>
+    <w:p>
+      <w:pPr>
+        <w:pStyle w:val="164"/>
+      </w:pPr>
+      <w:r>
+        <w:t>Redis属于可替换的加速节点。连接中断时，限流退回本机计数，认证与授权回查MySQL，考试调度改用数据库扫描；服务恢复后再继续使用共享状态，不要求人工修改业务数据。</w:t>
+      </w:r>
+    </w:p>
+    <w:p>
+      <w:pPr>
         <w:keepNext/>
         <w:spacing w:after="0"/>
         <w:jc w:val="center"/>
@@ -5299,7 +6092,7 @@
       <w:r>
         <w:drawing>
           <wp:inline distT="0" distB="0" distL="114300" distR="114300">
-            <wp:extent cx="3167380" cy="7706995"/>
+            <wp:extent cx="2834640" cy="6897358"/>
             <wp:effectExtent l="0" t="0" r="0" b="0"/>
             <wp:docPr id="5" name="Picture 5" descr="图3-3 系统功能模块图" title="图3-3 系统功能模块图"/>
             <wp:cNvGraphicFramePr>
@@ -5323,7 +6116,7 @@
                   <pic:spPr>
                     <a:xfrm>
                       <a:off x="0" y="0"/>
-                      <a:ext cx="3168000" cy="7707512"/>
+                      <a:ext cx="2834640" cy="6897358"/>
                     </a:xfrm>
                     <a:prstGeom prst="rect">
                       <a:avLst/>
@@ -5344,10 +6137,10 @@
       </w:pPr>
       <w:r>
         <w:rPr>
-          <w:rFonts w:ascii="Times New Roman" w:hAnsi="Times New Roman" w:eastAsia="Songti SC"/>
-          <w:sz w:val="21"/>
+          <w:rFonts w:ascii="宋体" w:hAnsi="宋体" w:eastAsia="宋体"/>
+          <w:sz w:val="24"/>
         </w:rPr>
-        <w:t>图3-3 系统功能模块图</w:t>
+        <w:t>图3-4 系统功能模块图</w:t>
       </w:r>
     </w:p>
     <w:p>
@@ -5372,11 +6165,10 @@
       </w:pPr>
       <w:r>
         <w:rPr>
-          <w:rFonts w:ascii="Times New Roman" w:hAnsi="Times New Roman" w:eastAsia="Heiti SC"/>
-          <w:b/>
-          <w:sz w:val="28"/>
+          <w:rFonts w:ascii="宋体" w:hAnsi="宋体" w:eastAsia="宋体"/>
+          <w:sz w:val="24"/>
         </w:rPr>
-        <w:t>4、数据库概要设计</w:t>
+        <w:t>5、数据库与缓存一致性设计</w:t>
       </w:r>
     </w:p>
     <w:p>
@@ -5388,10 +6180,10 @@
       </w:pPr>
       <w:r>
         <w:rPr>
-          <w:rFonts w:ascii="Times New Roman" w:hAnsi="Times New Roman" w:eastAsia="Songti SC"/>
-          <w:sz w:val="23"/>
+          <w:rFonts w:ascii="宋体" w:hAnsi="宋体" w:eastAsia="宋体"/>
+          <w:sz w:val="24"/>
         </w:rPr>
-        <w:t>MySQL保存平台的主要业务数据。数据库按账户、内容、考试、班级、交易、AI和审计等主题划分，当前本地数据库共有44张业务表。</w:t>
+        <w:t>MySQL保存平台的主要业务数据。数据库按账户、内容、考试、班级、交易、AI和审计等主题划分，最新基础建库脚本说明为38张业务表。Redis只保存可重新计算或可回源的短期数据，不替代数据库事务。</w:t>
       </w:r>
     </w:p>
     <w:p>
@@ -5448,10 +6240,10 @@
       </w:pPr>
       <w:r>
         <w:rPr>
-          <w:rFonts w:ascii="Times New Roman" w:hAnsi="Times New Roman" w:eastAsia="Songti SC"/>
-          <w:sz w:val="21"/>
+          <w:rFonts w:ascii="宋体" w:hAnsi="宋体" w:eastAsia="宋体"/>
+          <w:sz w:val="24"/>
         </w:rPr>
-        <w:t>图3-4 MVP核心数据库ER图（参照项目设计报告）</w:t>
+        <w:t>图3-5 MVP核心数据库ER图（参照项目设计报告）</w:t>
       </w:r>
     </w:p>
     <w:tbl>
@@ -5776,10 +6568,10 @@
       </w:pPr>
       <w:r>
         <w:rPr>
-          <w:rFonts w:ascii="Times New Roman" w:hAnsi="Times New Roman" w:eastAsia="Songti SC"/>
-          <w:sz w:val="21"/>
+          <w:rFonts w:ascii="宋体" w:hAnsi="宋体" w:eastAsia="宋体"/>
+          <w:sz w:val="24"/>
         </w:rPr>
-        <w:t>表3-2 核心数据主题</w:t>
+        <w:t>表3-3 核心数据主题</w:t>
       </w:r>
     </w:p>
     <w:p>
@@ -6190,10 +6982,10 @@
       </w:pPr>
       <w:r>
         <w:rPr>
-          <w:rFonts w:ascii="Times New Roman" w:hAnsi="Times New Roman" w:eastAsia="Songti SC"/>
-          <w:sz w:val="21"/>
+          <w:rFonts w:ascii="宋体" w:hAnsi="宋体" w:eastAsia="宋体"/>
+          <w:sz w:val="24"/>
         </w:rPr>
-        <w:t>表3-3 关键业务状态</w:t>
+        <w:t>表3-4 关键业务状态</w:t>
       </w:r>
     </w:p>
     <w:p>
@@ -6205,10 +6997,10 @@
       </w:pPr>
       <w:r>
         <w:rPr>
-          <w:rFonts w:ascii="Times New Roman" w:hAnsi="Times New Roman" w:eastAsia="Songti SC"/>
-          <w:sz w:val="23"/>
+          <w:rFonts w:ascii="宋体" w:hAnsi="宋体" w:eastAsia="宋体"/>
+          <w:sz w:val="24"/>
         </w:rPr>
-        <w:t>一致性方面，支付成功、权益发放和订单状态变更放在同一事务中；考试答案依靠作答编号和题目编号唯一约束实现幂等保存；交卷使用版本号处理手动交卷和超时交卷的竞争；AI任务先保存结果，再扣除次数。</w:t>
+        <w:t>一致性方面，支付成功、权益发放和订单状态变更放在同一事务中；考试答案依靠作答编号和题目编号唯一约束实现幂等保存；交卷继续使用MySQL状态条件处理手动交卷与超时交卷的竞争。缓存写路径在数据库事务提交后失效，授权判定使用用户版本和资源版本避免通配扫描，浏览量则允许短暂最终一致。</w:t>
       </w:r>
     </w:p>
     <w:p>
@@ -6319,10 +7111,10 @@
       </w:pPr>
       <w:r>
         <w:rPr>
-          <w:rFonts w:ascii="Times New Roman" w:hAnsi="Times New Roman" w:eastAsia="Songti SC"/>
-          <w:sz w:val="23"/>
+          <w:rFonts w:ascii="宋体" w:hAnsi="宋体" w:eastAsia="宋体"/>
+          <w:sz w:val="24"/>
         </w:rPr>
-        <w:t>每次请求都会重新读取账号状态和角色，因此账号被禁用或角色被调整后，旧JWT也不能继续获得原权限。登录接口还记录失败次数并进行防刷，避免简单暴力尝试。</w:t>
+        <w:t>每次请求校验JWT后，系统优先读取60秒认证快照，快照只保存用户编号、用户名、账号状态和角色集合。账号状态、密码或角色变化后在事务提交后删除快照，下一次请求立即回查数据库，因此旧JWT不能继续获得已撤销的权限。登录失败防刷仍使用15分钟窗口。</w:t>
       </w:r>
     </w:p>
     <w:p>
@@ -6463,15 +7255,756 @@
     <w:p>
       <w:pPr>
         <w:pStyle w:val="167"/>
-        <w:keepNext/>
       </w:pPr>
       <w:r>
         <w:rPr>
-          <w:rFonts w:ascii="Times New Roman" w:hAnsi="Times New Roman" w:eastAsia="Heiti SC"/>
-          <w:b/>
-          <w:sz w:val="28"/>
+          <w:rFonts w:ascii="宋体" w:hAnsi="宋体" w:eastAsia="宋体"/>
+          <w:sz w:val="24"/>
         </w:rPr>
-        <w:t>2、学习资料模块</w:t>
+        <w:t>2、Redis高并发与降级设计</w:t>
+      </w:r>
+    </w:p>
+    <w:p>
+      <w:pPr>
+        <w:pStyle w:val="164"/>
+      </w:pPr>
+      <w:r>
+        <w:rPr>
+          <w:rFonts w:ascii="宋体" w:hAnsi="宋体" w:eastAsia="宋体"/>
+          <w:sz w:val="24"/>
+        </w:rPr>
+        <w:t>分布式守卫由RedisRequestLimiter提供三个原子能力：固定窗口限流、滑动窗口限流和带令牌的并发租约。通用API按来源地址分为一般、登录注册和上传三组额度；AI按用户使用滑动窗口，并用SET NX PX占用并发槽位。所有Lua脚本一次执行，避免并发请求在读取与写入之间穿透限制。</w:t>
+      </w:r>
+    </w:p>
+    <w:p>
+      <w:pPr>
+        <w:keepNext/>
+        <w:jc w:val="center"/>
+      </w:pPr>
+      <w:r>
+        <w:drawing>
+          <wp:inline xmlns:a="http://schemas.openxmlformats.org/drawingml/2006/main" xmlns:pic="http://schemas.openxmlformats.org/drawingml/2006/picture">
+            <wp:extent cx="5596128" cy="2830982"/>
+            <wp:docPr id="44" name="Picture 44" descr="Image: image41.png"/>
+            <wp:cNvGraphicFramePr>
+              <a:graphicFrameLocks noChangeAspect="1"/>
+            </wp:cNvGraphicFramePr>
+            <a:graphic>
+              <a:graphicData uri="http://schemas.openxmlformats.org/drawingml/2006/picture">
+                <pic:pic>
+                  <pic:nvPicPr>
+                    <pic:cNvPr id="0" name="redis_request_flow.png"/>
+                    <pic:cNvPicPr/>
+                  </pic:nvPicPr>
+                  <pic:blipFill>
+                    <a:blip r:embed="rId55"/>
+                    <a:stretch>
+                      <a:fillRect/>
+                    </a:stretch>
+                  </pic:blipFill>
+                  <pic:spPr>
+                    <a:xfrm>
+                      <a:off x="0" y="0"/>
+                      <a:ext cx="5596128" cy="2830982"/>
+                    </a:xfrm>
+                    <a:prstGeom prst="rect"/>
+                  </pic:spPr>
+                </pic:pic>
+              </a:graphicData>
+            </a:graphic>
+          </wp:inline>
+        </w:drawing>
+      </w:r>
+    </w:p>
+    <w:p>
+      <w:pPr>
+        <w:pStyle w:val="15"/>
+        <w:jc w:val="center"/>
+      </w:pPr>
+      <w:r>
+        <w:rPr>
+          <w:rFonts w:ascii="宋体" w:hAnsi="宋体" w:eastAsia="宋体"/>
+          <w:sz w:val="24"/>
+        </w:rPr>
+        <w:t>图4-4 接口限流与AI并发控制流程</w:t>
+      </w:r>
+    </w:p>
+    <w:p>
+      <w:pPr>
+        <w:pStyle w:val="164"/>
+      </w:pPr>
+      <w:r>
+        <w:rPr>
+          <w:rFonts w:ascii="宋体" w:hAnsi="宋体" w:eastAsia="宋体"/>
+          <w:sz w:val="24"/>
+        </w:rPr>
+        <w:t>资料浏览量是最明显的热点写场景。通过权限校验后，浏览增量先写入Redis Hash，详情返回值合并MySQL基数和待回写增量。定时任务每30秒获取带令牌的分布式锁，再用Lua原子取走一个批次并逐项回写；单项失败只把对应增量重新放回pending。</w:t>
+      </w:r>
+    </w:p>
+    <w:p>
+      <w:pPr>
+        <w:keepNext/>
+        <w:jc w:val="center"/>
+      </w:pPr>
+      <w:r>
+        <w:drawing>
+          <wp:inline xmlns:a="http://schemas.openxmlformats.org/drawingml/2006/main" xmlns:pic="http://schemas.openxmlformats.org/drawingml/2006/picture">
+            <wp:extent cx="5596128" cy="2962656"/>
+            <wp:docPr id="45" name="Picture 45" descr="Image: image42.png"/>
+            <wp:cNvGraphicFramePr>
+              <a:graphicFrameLocks noChangeAspect="1"/>
+            </wp:cNvGraphicFramePr>
+            <a:graphic>
+              <a:graphicData uri="http://schemas.openxmlformats.org/drawingml/2006/picture">
+                <pic:pic>
+                  <pic:nvPicPr>
+                    <pic:cNvPr id="0" name="content_view_flow.png"/>
+                    <pic:cNvPicPr/>
+                  </pic:nvPicPr>
+                  <pic:blipFill>
+                    <a:blip r:embed="rId56"/>
+                    <a:stretch>
+                      <a:fillRect/>
+                    </a:stretch>
+                  </pic:blipFill>
+                  <pic:spPr>
+                    <a:xfrm>
+                      <a:off x="0" y="0"/>
+                      <a:ext cx="5596128" cy="2962656"/>
+                    </a:xfrm>
+                    <a:prstGeom prst="rect"/>
+                  </pic:spPr>
+                </pic:pic>
+              </a:graphicData>
+            </a:graphic>
+          </wp:inline>
+        </w:drawing>
+      </w:r>
+    </w:p>
+    <w:p>
+      <w:pPr>
+        <w:pStyle w:val="15"/>
+        <w:jc w:val="center"/>
+      </w:pPr>
+      <w:r>
+        <w:rPr>
+          <w:rFonts w:ascii="宋体" w:hAnsi="宋体" w:eastAsia="宋体"/>
+          <w:sz w:val="24"/>
+        </w:rPr>
+        <w:t>图4-5 学习资料浏览量缓冲与回写流程</w:t>
+      </w:r>
+    </w:p>
+    <w:p>
+      <w:pPr>
+        <w:pStyle w:val="164"/>
+      </w:pPr>
+      <w:r>
+        <w:rPr>
+          <w:rFonts w:ascii="宋体" w:hAnsi="宋体" w:eastAsia="宋体"/>
+          <w:sz w:val="24"/>
+        </w:rPr>
+        <w:t>考试开始后，答卷编号和截止时间写入Redis ZSET。调度器每5秒使用Lua原子领取到期答卷，一次最多处理100条；处理失败延迟5秒重新入队。Redis异常时立即扫描MySQL，Redis正常时也每12轮执行一次数据库对账，补偿重启或短暂写入失败。</w:t>
+      </w:r>
+    </w:p>
+    <w:p>
+      <w:pPr>
+        <w:keepNext/>
+        <w:jc w:val="center"/>
+      </w:pPr>
+      <w:r>
+        <w:drawing>
+          <wp:inline xmlns:a="http://schemas.openxmlformats.org/drawingml/2006/main" xmlns:pic="http://schemas.openxmlformats.org/drawingml/2006/picture">
+            <wp:extent cx="5596128" cy="2962656"/>
+            <wp:docPr id="46" name="Picture 46" descr="Image: image43.png"/>
+            <wp:cNvGraphicFramePr>
+              <a:graphicFrameLocks noChangeAspect="1"/>
+            </wp:cNvGraphicFramePr>
+            <a:graphic>
+              <a:graphicData uri="http://schemas.openxmlformats.org/drawingml/2006/picture">
+                <pic:pic>
+                  <pic:nvPicPr>
+                    <pic:cNvPr id="0" name="exam_timeout_flow.png"/>
+                    <pic:cNvPicPr/>
+                  </pic:nvPicPr>
+                  <pic:blipFill>
+                    <a:blip r:embed="rId57"/>
+                    <a:stretch>
+                      <a:fillRect/>
+                    </a:stretch>
+                  </pic:blipFill>
+                  <pic:spPr>
+                    <a:xfrm>
+                      <a:off x="0" y="0"/>
+                      <a:ext cx="5596128" cy="2962656"/>
+                    </a:xfrm>
+                    <a:prstGeom prst="rect"/>
+                  </pic:spPr>
+                </pic:pic>
+              </a:graphicData>
+            </a:graphic>
+          </wp:inline>
+        </w:drawing>
+      </w:r>
+    </w:p>
+    <w:p>
+      <w:pPr>
+        <w:pStyle w:val="15"/>
+        <w:jc w:val="center"/>
+      </w:pPr>
+      <w:r>
+        <w:rPr>
+          <w:rFonts w:ascii="宋体" w:hAnsi="宋体" w:eastAsia="宋体"/>
+          <w:sz w:val="24"/>
+        </w:rPr>
+        <w:t>图4-6 考试超时交卷调度流程</w:t>
+      </w:r>
+    </w:p>
+    <w:tbl>
+      <w:tblPr>
+        <w:tblStyle w:val="33"/>
+        <w:tblW w:type="auto" w:w="0"/>
+        <w:jc w:val="center"/>
+        <w:tblLayout w:type="fixed"/>
+        <w:tblLook w:firstColumn="1" w:firstRow="1" w:lastColumn="0" w:lastRow="0" w:noHBand="0" w:noVBand="1" w:val="04A0"/>
+      </w:tblPr>
+      <w:tblGrid>
+        <w:gridCol w:w="2967"/>
+        <w:gridCol w:w="2967"/>
+        <w:gridCol w:w="2967"/>
+      </w:tblGrid>
+      <w:tr>
+        <w:trPr>
+          <w:cantSplit/>
+          <w:tblHeader/>
+        </w:trPr>
+        <w:tc>
+          <w:tcPr>
+            <w:tcW w:type="dxa" w:w="1728"/>
+            <w:vAlign w:val="center"/>
+            <w:tcMar>
+              <w:top w:w="35" w:type="dxa"/>
+              <w:left w:w="75" w:type="dxa"/>
+              <w:bottom w:w="35" w:type="dxa"/>
+              <w:right w:w="75" w:type="dxa"/>
+            </w:tcMar>
+            <w:shd w:fill="D6E9F7"/>
+          </w:tcPr>
+          <w:p>
+            <w:pPr>
+              <w:spacing w:before="0" w:after="0" w:line="240" w:lineRule="auto"/>
+              <w:jc w:val="center"/>
+            </w:pPr>
+            <w:r>
+              <w:rPr>
+                <w:rFonts w:ascii="宋体" w:hAnsi="宋体" w:eastAsia="宋体"/>
+                <w:b/>
+                <w:sz w:val="19"/>
+              </w:rPr>
+              <w:t>机制</w:t>
+            </w:r>
+          </w:p>
+        </w:tc>
+        <w:tc>
+          <w:tcPr>
+            <w:tcW w:type="dxa" w:w="3240"/>
+            <w:vAlign w:val="center"/>
+            <w:tcMar>
+              <w:top w:w="35" w:type="dxa"/>
+              <w:left w:w="75" w:type="dxa"/>
+              <w:bottom w:w="35" w:type="dxa"/>
+              <w:right w:w="75" w:type="dxa"/>
+            </w:tcMar>
+            <w:shd w:fill="D6E9F7"/>
+          </w:tcPr>
+          <w:p>
+            <w:pPr>
+              <w:spacing w:before="0" w:after="0" w:line="240" w:lineRule="auto"/>
+              <w:jc w:val="center"/>
+            </w:pPr>
+            <w:r>
+              <w:rPr>
+                <w:rFonts w:ascii="宋体" w:hAnsi="宋体" w:eastAsia="宋体"/>
+                <w:b/>
+                <w:sz w:val="19"/>
+              </w:rPr>
+              <w:t>默认配置</w:t>
+            </w:r>
+          </w:p>
+        </w:tc>
+        <w:tc>
+          <w:tcPr>
+            <w:tcW w:type="dxa" w:w="3744"/>
+            <w:vAlign w:val="center"/>
+            <w:tcMar>
+              <w:top w:w="35" w:type="dxa"/>
+              <w:left w:w="75" w:type="dxa"/>
+              <w:bottom w:w="35" w:type="dxa"/>
+              <w:right w:w="75" w:type="dxa"/>
+            </w:tcMar>
+            <w:shd w:fill="D6E9F7"/>
+          </w:tcPr>
+          <w:p>
+            <w:pPr>
+              <w:spacing w:before="0" w:after="0" w:line="240" w:lineRule="auto"/>
+              <w:jc w:val="center"/>
+            </w:pPr>
+            <w:r>
+              <w:rPr>
+                <w:rFonts w:ascii="宋体" w:hAnsi="宋体" w:eastAsia="宋体"/>
+                <w:b/>
+                <w:sz w:val="19"/>
+              </w:rPr>
+              <w:t>异常处理</w:t>
+            </w:r>
+          </w:p>
+        </w:tc>
+      </w:tr>
+      <w:tr>
+        <w:trPr>
+          <w:cantSplit/>
+        </w:trPr>
+        <w:tc>
+          <w:tcPr>
+            <w:tcW w:type="dxa" w:w="1728"/>
+            <w:vAlign w:val="center"/>
+            <w:tcMar>
+              <w:top w:w="35" w:type="dxa"/>
+              <w:left w:w="75" w:type="dxa"/>
+              <w:bottom w:w="35" w:type="dxa"/>
+              <w:right w:w="75" w:type="dxa"/>
+            </w:tcMar>
+          </w:tcPr>
+          <w:p>
+            <w:pPr>
+              <w:spacing w:before="0" w:after="0" w:line="240" w:lineRule="auto"/>
+              <w:jc w:val="center"/>
+            </w:pPr>
+            <w:r>
+              <w:rPr>
+                <w:rFonts w:ascii="宋体" w:hAnsi="宋体" w:eastAsia="宋体"/>
+                <w:b w:val="0"/>
+                <w:sz w:val="19"/>
+              </w:rPr>
+              <w:t>API固定窗口</w:t>
+            </w:r>
+          </w:p>
+        </w:tc>
+        <w:tc>
+          <w:tcPr>
+            <w:tcW w:type="dxa" w:w="3240"/>
+            <w:vAlign w:val="center"/>
+            <w:tcMar>
+              <w:top w:w="35" w:type="dxa"/>
+              <w:left w:w="75" w:type="dxa"/>
+              <w:bottom w:w="35" w:type="dxa"/>
+              <w:right w:w="75" w:type="dxa"/>
+            </w:tcMar>
+          </w:tcPr>
+          <w:p>
+            <w:pPr>
+              <w:spacing w:before="0" w:after="0" w:line="240" w:lineRule="auto"/>
+              <w:jc w:val="left"/>
+            </w:pPr>
+            <w:r>
+              <w:rPr>
+                <w:rFonts w:ascii="宋体" w:hAnsi="宋体" w:eastAsia="宋体"/>
+                <w:b w:val="0"/>
+                <w:sz w:val="19"/>
+              </w:rPr>
+              <w:t>一般600、认证30、上传30次/分钟</w:t>
+            </w:r>
+          </w:p>
+        </w:tc>
+        <w:tc>
+          <w:tcPr>
+            <w:tcW w:type="dxa" w:w="3744"/>
+            <w:vAlign w:val="center"/>
+            <w:tcMar>
+              <w:top w:w="35" w:type="dxa"/>
+              <w:left w:w="75" w:type="dxa"/>
+              <w:bottom w:w="35" w:type="dxa"/>
+              <w:right w:w="75" w:type="dxa"/>
+            </w:tcMar>
+          </w:tcPr>
+          <w:p>
+            <w:pPr>
+              <w:spacing w:before="0" w:after="0" w:line="240" w:lineRule="auto"/>
+              <w:jc w:val="left"/>
+            </w:pPr>
+            <w:r>
+              <w:rPr>
+                <w:rFonts w:ascii="宋体" w:hAnsi="宋体" w:eastAsia="宋体"/>
+                <w:b w:val="0"/>
+                <w:sz w:val="19"/>
+              </w:rPr>
+              <w:t>返回429；Redis异常退回本机计数</w:t>
+            </w:r>
+          </w:p>
+        </w:tc>
+      </w:tr>
+      <w:tr>
+        <w:trPr>
+          <w:cantSplit/>
+        </w:trPr>
+        <w:tc>
+          <w:tcPr>
+            <w:tcW w:type="dxa" w:w="1728"/>
+            <w:vAlign w:val="center"/>
+            <w:tcMar>
+              <w:top w:w="35" w:type="dxa"/>
+              <w:left w:w="75" w:type="dxa"/>
+              <w:bottom w:w="35" w:type="dxa"/>
+              <w:right w:w="75" w:type="dxa"/>
+            </w:tcMar>
+            <w:shd w:fill="F6F8FB"/>
+          </w:tcPr>
+          <w:p>
+            <w:pPr>
+              <w:spacing w:before="0" w:after="0" w:line="240" w:lineRule="auto"/>
+              <w:jc w:val="center"/>
+            </w:pPr>
+            <w:r>
+              <w:rPr>
+                <w:rFonts w:ascii="宋体" w:hAnsi="宋体" w:eastAsia="宋体"/>
+                <w:b w:val="0"/>
+                <w:sz w:val="19"/>
+              </w:rPr>
+              <w:t>AI滑动窗口</w:t>
+            </w:r>
+          </w:p>
+        </w:tc>
+        <w:tc>
+          <w:tcPr>
+            <w:tcW w:type="dxa" w:w="3240"/>
+            <w:vAlign w:val="center"/>
+            <w:tcMar>
+              <w:top w:w="35" w:type="dxa"/>
+              <w:left w:w="75" w:type="dxa"/>
+              <w:bottom w:w="35" w:type="dxa"/>
+              <w:right w:w="75" w:type="dxa"/>
+            </w:tcMar>
+            <w:shd w:fill="F6F8FB"/>
+          </w:tcPr>
+          <w:p>
+            <w:pPr>
+              <w:spacing w:before="0" w:after="0" w:line="240" w:lineRule="auto"/>
+              <w:jc w:val="left"/>
+            </w:pPr>
+            <w:r>
+              <w:rPr>
+                <w:rFonts w:ascii="宋体" w:hAnsi="宋体" w:eastAsia="宋体"/>
+                <w:b w:val="0"/>
+                <w:sz w:val="19"/>
+              </w:rPr>
+              <w:t>每用户60秒10次</w:t>
+            </w:r>
+          </w:p>
+        </w:tc>
+        <w:tc>
+          <w:tcPr>
+            <w:tcW w:type="dxa" w:w="3744"/>
+            <w:vAlign w:val="center"/>
+            <w:tcMar>
+              <w:top w:w="35" w:type="dxa"/>
+              <w:left w:w="75" w:type="dxa"/>
+              <w:bottom w:w="35" w:type="dxa"/>
+              <w:right w:w="75" w:type="dxa"/>
+            </w:tcMar>
+            <w:shd w:fill="F6F8FB"/>
+          </w:tcPr>
+          <w:p>
+            <w:pPr>
+              <w:spacing w:before="0" w:after="0" w:line="240" w:lineRule="auto"/>
+              <w:jc w:val="left"/>
+            </w:pPr>
+            <w:r>
+              <w:rPr>
+                <w:rFonts w:ascii="宋体" w:hAnsi="宋体" w:eastAsia="宋体"/>
+                <w:b w:val="0"/>
+                <w:sz w:val="19"/>
+              </w:rPr>
+              <w:t>超限拒绝；Redis异常退回本机窗口</w:t>
+            </w:r>
+          </w:p>
+        </w:tc>
+      </w:tr>
+      <w:tr>
+        <w:trPr>
+          <w:cantSplit/>
+        </w:trPr>
+        <w:tc>
+          <w:tcPr>
+            <w:tcW w:type="dxa" w:w="1728"/>
+            <w:vAlign w:val="center"/>
+            <w:tcMar>
+              <w:top w:w="35" w:type="dxa"/>
+              <w:left w:w="75" w:type="dxa"/>
+              <w:bottom w:w="35" w:type="dxa"/>
+              <w:right w:w="75" w:type="dxa"/>
+            </w:tcMar>
+          </w:tcPr>
+          <w:p>
+            <w:pPr>
+              <w:spacing w:before="0" w:after="0" w:line="240" w:lineRule="auto"/>
+              <w:jc w:val="center"/>
+            </w:pPr>
+            <w:r>
+              <w:rPr>
+                <w:rFonts w:ascii="宋体" w:hAnsi="宋体" w:eastAsia="宋体"/>
+                <w:b w:val="0"/>
+                <w:sz w:val="19"/>
+              </w:rPr>
+              <w:t>AI并发租约</w:t>
+            </w:r>
+          </w:p>
+        </w:tc>
+        <w:tc>
+          <w:tcPr>
+            <w:tcW w:type="dxa" w:w="3240"/>
+            <w:vAlign w:val="center"/>
+            <w:tcMar>
+              <w:top w:w="35" w:type="dxa"/>
+              <w:left w:w="75" w:type="dxa"/>
+              <w:bottom w:w="35" w:type="dxa"/>
+              <w:right w:w="75" w:type="dxa"/>
+            </w:tcMar>
+          </w:tcPr>
+          <w:p>
+            <w:pPr>
+              <w:spacing w:before="0" w:after="0" w:line="240" w:lineRule="auto"/>
+              <w:jc w:val="left"/>
+            </w:pPr>
+            <w:r>
+              <w:rPr>
+                <w:rFonts w:ascii="宋体" w:hAnsi="宋体" w:eastAsia="宋体"/>
+                <w:b w:val="0"/>
+                <w:sz w:val="19"/>
+              </w:rPr>
+              <w:t>每用户1个并发槽</w:t>
+            </w:r>
+          </w:p>
+        </w:tc>
+        <w:tc>
+          <w:tcPr>
+            <w:tcW w:type="dxa" w:w="3744"/>
+            <w:vAlign w:val="center"/>
+            <w:tcMar>
+              <w:top w:w="35" w:type="dxa"/>
+              <w:left w:w="75" w:type="dxa"/>
+              <w:bottom w:w="35" w:type="dxa"/>
+              <w:right w:w="75" w:type="dxa"/>
+            </w:tcMar>
+          </w:tcPr>
+          <w:p>
+            <w:pPr>
+              <w:spacing w:before="0" w:after="0" w:line="240" w:lineRule="auto"/>
+              <w:jc w:val="left"/>
+            </w:pPr>
+            <w:r>
+              <w:rPr>
+                <w:rFonts w:ascii="宋体" w:hAnsi="宋体" w:eastAsia="宋体"/>
+                <w:b w:val="0"/>
+                <w:sz w:val="19"/>
+              </w:rPr>
+              <w:t>令牌比较删除；异常依靠TTL回收</w:t>
+            </w:r>
+          </w:p>
+        </w:tc>
+      </w:tr>
+      <w:tr>
+        <w:trPr>
+          <w:cantSplit/>
+        </w:trPr>
+        <w:tc>
+          <w:tcPr>
+            <w:tcW w:type="dxa" w:w="1728"/>
+            <w:vAlign w:val="center"/>
+            <w:tcMar>
+              <w:top w:w="35" w:type="dxa"/>
+              <w:left w:w="75" w:type="dxa"/>
+              <w:bottom w:w="35" w:type="dxa"/>
+              <w:right w:w="75" w:type="dxa"/>
+            </w:tcMar>
+            <w:shd w:fill="F6F8FB"/>
+          </w:tcPr>
+          <w:p>
+            <w:pPr>
+              <w:spacing w:before="0" w:after="0" w:line="240" w:lineRule="auto"/>
+              <w:jc w:val="center"/>
+            </w:pPr>
+            <w:r>
+              <w:rPr>
+                <w:rFonts w:ascii="宋体" w:hAnsi="宋体" w:eastAsia="宋体"/>
+                <w:b w:val="0"/>
+                <w:sz w:val="19"/>
+              </w:rPr>
+              <w:t>认证快照</w:t>
+            </w:r>
+          </w:p>
+        </w:tc>
+        <w:tc>
+          <w:tcPr>
+            <w:tcW w:type="dxa" w:w="3240"/>
+            <w:vAlign w:val="center"/>
+            <w:tcMar>
+              <w:top w:w="35" w:type="dxa"/>
+              <w:left w:w="75" w:type="dxa"/>
+              <w:bottom w:w="35" w:type="dxa"/>
+              <w:right w:w="75" w:type="dxa"/>
+            </w:tcMar>
+            <w:shd w:fill="F6F8FB"/>
+          </w:tcPr>
+          <w:p>
+            <w:pPr>
+              <w:spacing w:before="0" w:after="0" w:line="240" w:lineRule="auto"/>
+              <w:jc w:val="left"/>
+            </w:pPr>
+            <w:r>
+              <w:rPr>
+                <w:rFonts w:ascii="宋体" w:hAnsi="宋体" w:eastAsia="宋体"/>
+                <w:b w:val="0"/>
+                <w:sz w:val="19"/>
+              </w:rPr>
+              <w:t>60秒</w:t>
+            </w:r>
+          </w:p>
+        </w:tc>
+        <w:tc>
+          <w:tcPr>
+            <w:tcW w:type="dxa" w:w="3744"/>
+            <w:vAlign w:val="center"/>
+            <w:tcMar>
+              <w:top w:w="35" w:type="dxa"/>
+              <w:left w:w="75" w:type="dxa"/>
+              <w:bottom w:w="35" w:type="dxa"/>
+              <w:right w:w="75" w:type="dxa"/>
+            </w:tcMar>
+            <w:shd w:fill="F6F8FB"/>
+          </w:tcPr>
+          <w:p>
+            <w:pPr>
+              <w:spacing w:before="0" w:after="0" w:line="240" w:lineRule="auto"/>
+              <w:jc w:val="left"/>
+            </w:pPr>
+            <w:r>
+              <w:rPr>
+                <w:rFonts w:ascii="宋体" w:hAnsi="宋体" w:eastAsia="宋体"/>
+                <w:b w:val="0"/>
+                <w:sz w:val="19"/>
+              </w:rPr>
+              <w:t>写失败不影响认证，直接查询用户与角色</w:t>
+            </w:r>
+          </w:p>
+        </w:tc>
+      </w:tr>
+      <w:tr>
+        <w:trPr>
+          <w:cantSplit/>
+        </w:trPr>
+        <w:tc>
+          <w:tcPr>
+            <w:tcW w:type="dxa" w:w="1728"/>
+            <w:vAlign w:val="center"/>
+            <w:tcMar>
+              <w:top w:w="35" w:type="dxa"/>
+              <w:left w:w="75" w:type="dxa"/>
+              <w:bottom w:w="35" w:type="dxa"/>
+              <w:right w:w="75" w:type="dxa"/>
+            </w:tcMar>
+          </w:tcPr>
+          <w:p>
+            <w:pPr>
+              <w:spacing w:before="0" w:after="0" w:line="240" w:lineRule="auto"/>
+              <w:jc w:val="center"/>
+            </w:pPr>
+            <w:r>
+              <w:rPr>
+                <w:rFonts w:ascii="宋体" w:hAnsi="宋体" w:eastAsia="宋体"/>
+                <w:b w:val="0"/>
+                <w:sz w:val="19"/>
+              </w:rPr>
+              <w:t>授权判定</w:t>
+            </w:r>
+          </w:p>
+        </w:tc>
+        <w:tc>
+          <w:tcPr>
+            <w:tcW w:type="dxa" w:w="3240"/>
+            <w:vAlign w:val="center"/>
+            <w:tcMar>
+              <w:top w:w="35" w:type="dxa"/>
+              <w:left w:w="75" w:type="dxa"/>
+              <w:bottom w:w="35" w:type="dxa"/>
+              <w:right w:w="75" w:type="dxa"/>
+            </w:tcMar>
+          </w:tcPr>
+          <w:p>
+            <w:pPr>
+              <w:spacing w:before="0" w:after="0" w:line="240" w:lineRule="auto"/>
+              <w:jc w:val="left"/>
+            </w:pPr>
+            <w:r>
+              <w:rPr>
+                <w:rFonts w:ascii="宋体" w:hAnsi="宋体" w:eastAsia="宋体"/>
+                <w:b w:val="0"/>
+                <w:sz w:val="19"/>
+              </w:rPr>
+              <w:t>30秒</w:t>
+            </w:r>
+          </w:p>
+        </w:tc>
+        <w:tc>
+          <w:tcPr>
+            <w:tcW w:type="dxa" w:w="3744"/>
+            <w:vAlign w:val="center"/>
+            <w:tcMar>
+              <w:top w:w="35" w:type="dxa"/>
+              <w:left w:w="75" w:type="dxa"/>
+              <w:bottom w:w="35" w:type="dxa"/>
+              <w:right w:w="75" w:type="dxa"/>
+            </w:tcMar>
+          </w:tcPr>
+          <w:p>
+            <w:pPr>
+              <w:spacing w:before="0" w:after="0" w:line="240" w:lineRule="auto"/>
+              <w:jc w:val="left"/>
+            </w:pPr>
+            <w:r>
+              <w:rPr>
+                <w:rFonts w:ascii="宋体" w:hAnsi="宋体" w:eastAsia="宋体"/>
+                <w:b w:val="0"/>
+                <w:sz w:val="19"/>
+              </w:rPr>
+              <w:t>未知权限绝不放行，必须回查数据库</w:t>
+            </w:r>
+          </w:p>
+        </w:tc>
+      </w:tr>
+    </w:tbl>
+    <w:p>
+      <w:pPr>
+        <w:pStyle w:val="15"/>
+        <w:jc w:val="center"/>
+      </w:pPr>
+      <w:r>
+        <w:rPr>
+          <w:rFonts w:ascii="宋体" w:hAnsi="宋体" w:eastAsia="宋体"/>
+          <w:sz w:val="24"/>
+        </w:rPr>
+        <w:t>表4-1 Redis关键配置与降级方式</w:t>
+      </w:r>
+    </w:p>
+    <w:p>
+      <w:pPr>
+        <w:pStyle w:val="167"/>
+        <w:keepNext/>
+      </w:pPr>
+      <w:r>
+        <w:rPr>
+          <w:rFonts w:ascii="宋体" w:hAnsi="宋体" w:eastAsia="宋体"/>
+          <w:sz w:val="24"/>
+        </w:rPr>
+        <w:t>3、学习资料模块</w:t>
       </w:r>
     </w:p>
     <w:p>
@@ -6543,10 +8076,10 @@
       </w:pPr>
       <w:r>
         <w:rPr>
-          <w:rFonts w:ascii="Times New Roman" w:hAnsi="Times New Roman" w:eastAsia="Songti SC"/>
-          <w:sz w:val="21"/>
+          <w:rFonts w:ascii="宋体" w:hAnsi="宋体" w:eastAsia="宋体"/>
+          <w:sz w:val="24"/>
         </w:rPr>
-        <w:t>图4-4 学习资料模块类图</w:t>
+        <w:t>图4-7 学习资料模块类图</w:t>
       </w:r>
     </w:p>
     <w:p>
@@ -6558,10 +8091,10 @@
       </w:pPr>
       <w:r>
         <w:rPr>
-          <w:rFonts w:ascii="Times New Roman" w:hAnsi="Times New Roman" w:eastAsia="Songti SC"/>
-          <w:sz w:val="23"/>
+          <w:rFonts w:ascii="宋体" w:hAnsi="宋体" w:eastAsia="宋体"/>
+          <w:sz w:val="24"/>
         </w:rPr>
-        <w:t>学习资料服务分为创建编辑、查询访问、审核发布和学习行为几部分。Controller只负责接收参数和返回结果，访问条件由ContentAccessService统一判断，避免列表页、详情页和文件下载各自使用不同规则。</w:t>
+        <w:t>学习资料服务分为创建编辑、查询访问、审核发布和学习行为几部分。Controller只负责接收参数和返回结果，访问条件由ContentAccessService统一判断。班级权限和购买权益判断使用30秒Redis判定缓存，键中同时带用户版本和资源版本；浏览量由ContentViewCountService先缓冲到Redis，避免列表页、详情页和文件下载各自重复查询或高频更新同一数据库行。</w:t>
       </w:r>
     </w:p>
     <w:p>
@@ -6618,10 +8151,10 @@
       </w:pPr>
       <w:r>
         <w:rPr>
-          <w:rFonts w:ascii="Times New Roman" w:hAnsi="Times New Roman" w:eastAsia="Songti SC"/>
-          <w:sz w:val="21"/>
+          <w:rFonts w:ascii="宋体" w:hAnsi="宋体" w:eastAsia="宋体"/>
+          <w:sz w:val="24"/>
         </w:rPr>
-        <w:t>图4-5 学习资料发布与审核时序图</w:t>
+        <w:t>图4-8 学习资料发布与审核时序图</w:t>
       </w:r>
     </w:p>
     <w:p>
@@ -6673,11 +8206,10 @@
       </w:pPr>
       <w:r>
         <w:rPr>
-          <w:rFonts w:ascii="Times New Roman" w:hAnsi="Times New Roman" w:eastAsia="Heiti SC"/>
-          <w:b/>
-          <w:sz w:val="28"/>
+          <w:rFonts w:ascii="宋体" w:hAnsi="宋体" w:eastAsia="宋体"/>
+          <w:sz w:val="24"/>
         </w:rPr>
-        <w:t>3、学习资料页面实现</w:t>
+        <w:t>4、学习资料页面实现</w:t>
       </w:r>
     </w:p>
     <w:p>
@@ -6749,10 +8281,10 @@
       </w:pPr>
       <w:r>
         <w:rPr>
-          <w:rFonts w:ascii="Times New Roman" w:hAnsi="Times New Roman" w:eastAsia="Songti SC"/>
-          <w:sz w:val="21"/>
+          <w:rFonts w:ascii="宋体" w:hAnsi="宋体" w:eastAsia="宋体"/>
+          <w:sz w:val="24"/>
         </w:rPr>
-        <w:t>图4-6 学习资料列表页面</w:t>
+        <w:t>图4-9 学习资料列表页面</w:t>
       </w:r>
     </w:p>
     <w:p>
@@ -6809,10 +8341,10 @@
       </w:pPr>
       <w:r>
         <w:rPr>
-          <w:rFonts w:ascii="Times New Roman" w:hAnsi="Times New Roman" w:eastAsia="Songti SC"/>
-          <w:sz w:val="21"/>
+          <w:rFonts w:ascii="宋体" w:hAnsi="宋体" w:eastAsia="宋体"/>
+          <w:sz w:val="24"/>
         </w:rPr>
-        <w:t>图4-7 学习资料详情与学习页面</w:t>
+        <w:t>图4-10 学习资料详情与学习页面</w:t>
       </w:r>
     </w:p>
     <w:p>
@@ -6869,10 +8401,10 @@
       </w:pPr>
       <w:r>
         <w:rPr>
-          <w:rFonts w:ascii="Times New Roman" w:hAnsi="Times New Roman" w:eastAsia="Songti SC"/>
-          <w:sz w:val="21"/>
+          <w:rFonts w:ascii="宋体" w:hAnsi="宋体" w:eastAsia="宋体"/>
+          <w:sz w:val="24"/>
         </w:rPr>
-        <w:t>图4-8 发布者资料工作台</w:t>
+        <w:t>图4-11 发布者资料工作台</w:t>
       </w:r>
     </w:p>
     <w:p>
@@ -6929,10 +8461,10 @@
       </w:pPr>
       <w:r>
         <w:rPr>
-          <w:rFonts w:ascii="Times New Roman" w:hAnsi="Times New Roman" w:eastAsia="Songti SC"/>
-          <w:sz w:val="21"/>
+          <w:rFonts w:ascii="宋体" w:hAnsi="宋体" w:eastAsia="宋体"/>
+          <w:sz w:val="24"/>
         </w:rPr>
-        <w:t>图4-9 学习资料编辑与文件上传页面</w:t>
+        <w:t>图4-12 学习资料编辑与文件上传页面</w:t>
       </w:r>
     </w:p>
     <w:tbl>
@@ -7257,10 +8789,10 @@
       </w:pPr>
       <w:r>
         <w:rPr>
-          <w:rFonts w:ascii="Times New Roman" w:hAnsi="Times New Roman" w:eastAsia="Songti SC"/>
-          <w:sz w:val="21"/>
+          <w:rFonts w:ascii="宋体" w:hAnsi="宋体" w:eastAsia="宋体"/>
+          <w:sz w:val="24"/>
         </w:rPr>
-        <w:t>表4-1 学习资料页面检查重点</w:t>
+        <w:t>表4-2 学习资料页面检查重点</w:t>
       </w:r>
     </w:p>
     <w:p>
@@ -7285,11 +8817,10 @@
       </w:pPr>
       <w:r>
         <w:rPr>
-          <w:rFonts w:ascii="Times New Roman" w:hAnsi="Times New Roman" w:eastAsia="Heiti SC"/>
-          <w:b/>
-          <w:sz w:val="28"/>
+          <w:rFonts w:ascii="宋体" w:hAnsi="宋体" w:eastAsia="宋体"/>
+          <w:sz w:val="24"/>
         </w:rPr>
-        <w:t>4、题库与在线考试模块</w:t>
+        <w:t>5、题库与在线考试模块</w:t>
       </w:r>
     </w:p>
     <w:p>
@@ -7361,10 +8892,10 @@
       </w:pPr>
       <w:r>
         <w:rPr>
-          <w:rFonts w:ascii="Times New Roman" w:hAnsi="Times New Roman" w:eastAsia="Songti SC"/>
-          <w:sz w:val="21"/>
+          <w:rFonts w:ascii="宋体" w:hAnsi="宋体" w:eastAsia="宋体"/>
+          <w:sz w:val="24"/>
         </w:rPr>
-        <w:t>图4-10 在线考试模块类图</w:t>
+        <w:t>图4-13 在线考试模块类图</w:t>
       </w:r>
     </w:p>
     <w:p>
@@ -7421,10 +8952,10 @@
       </w:pPr>
       <w:r>
         <w:rPr>
-          <w:rFonts w:ascii="Times New Roman" w:hAnsi="Times New Roman" w:eastAsia="Songti SC"/>
-          <w:sz w:val="21"/>
+          <w:rFonts w:ascii="宋体" w:hAnsi="宋体" w:eastAsia="宋体"/>
+          <w:sz w:val="24"/>
         </w:rPr>
-        <w:t>图4-11 作答、交卷与评分时序图</w:t>
+        <w:t>图4-14 作答、交卷与评分时序图</w:t>
       </w:r>
     </w:p>
     <w:p>
@@ -7436,10 +8967,10 @@
       </w:pPr>
       <w:r>
         <w:rPr>
-          <w:rFonts w:ascii="Times New Roman" w:hAnsi="Times New Roman" w:eastAsia="Songti SC"/>
-          <w:sz w:val="23"/>
+          <w:rFonts w:ascii="宋体" w:hAnsi="宋体" w:eastAsia="宋体"/>
+          <w:sz w:val="24"/>
         </w:rPr>
-        <w:t>作答过程中答案会保存到考试会话中；到达截止时间后自动交卷。客观题自动评分，主观题进入人工阅卷，全部完成后生成最终成绩。</w:t>
+        <w:t>作答过程中答案持续写入MySQL，并把最近保存时间写入Redis短期状态。截止时间进入ZSET索引，到达时间后由调度器快速领取并自动交卷。客观题自动评分，主观题进入人工阅卷，全部完成后生成最终成绩；最终答案和成绩从不只保存在Redis中。</w:t>
       </w:r>
     </w:p>
     <w:p>
@@ -7464,11 +8995,10 @@
       </w:pPr>
       <w:r>
         <w:rPr>
-          <w:rFonts w:ascii="Times New Roman" w:hAnsi="Times New Roman" w:eastAsia="Heiti SC"/>
-          <w:b/>
-          <w:sz w:val="28"/>
+          <w:rFonts w:ascii="宋体" w:hAnsi="宋体" w:eastAsia="宋体"/>
+          <w:sz w:val="24"/>
         </w:rPr>
-        <w:t>5、发布者考试管理页面</w:t>
+        <w:t>6、发布者考试管理页面</w:t>
       </w:r>
     </w:p>
     <w:p>
@@ -7540,10 +9070,10 @@
       </w:pPr>
       <w:r>
         <w:rPr>
-          <w:rFonts w:ascii="Times New Roman" w:hAnsi="Times New Roman" w:eastAsia="Songti SC"/>
-          <w:sz w:val="21"/>
+          <w:rFonts w:ascii="宋体" w:hAnsi="宋体" w:eastAsia="宋体"/>
+          <w:sz w:val="24"/>
         </w:rPr>
-        <w:t>图4-12 题库管理页面</w:t>
+        <w:t>图4-15 题库管理页面</w:t>
       </w:r>
     </w:p>
     <w:p>
@@ -7600,10 +9130,10 @@
       </w:pPr>
       <w:r>
         <w:rPr>
-          <w:rFonts w:ascii="Times New Roman" w:hAnsi="Times New Roman" w:eastAsia="Songti SC"/>
-          <w:sz w:val="21"/>
+          <w:rFonts w:ascii="宋体" w:hAnsi="宋体" w:eastAsia="宋体"/>
+          <w:sz w:val="24"/>
         </w:rPr>
-        <w:t>图4-13 固定试卷管理页面</w:t>
+        <w:t>图4-16 固定试卷管理页面</w:t>
       </w:r>
     </w:p>
     <w:p>
@@ -7660,10 +9190,10 @@
       </w:pPr>
       <w:r>
         <w:rPr>
-          <w:rFonts w:ascii="Times New Roman" w:hAnsi="Times New Roman" w:eastAsia="Songti SC"/>
-          <w:sz w:val="21"/>
+          <w:rFonts w:ascii="宋体" w:hAnsi="宋体" w:eastAsia="宋体"/>
+          <w:sz w:val="24"/>
         </w:rPr>
-        <w:t>图4-14 考试发布管理页面</w:t>
+        <w:t>图4-17 考试发布管理页面</w:t>
       </w:r>
     </w:p>
     <w:p>
@@ -7720,10 +9250,10 @@
       </w:pPr>
       <w:r>
         <w:rPr>
-          <w:rFonts w:ascii="Times New Roman" w:hAnsi="Times New Roman" w:eastAsia="Songti SC"/>
-          <w:sz w:val="21"/>
+          <w:rFonts w:ascii="宋体" w:hAnsi="宋体" w:eastAsia="宋体"/>
+          <w:sz w:val="24"/>
         </w:rPr>
-        <w:t>图4-15 人工阅卷页面</w:t>
+        <w:t>图4-18 人工阅卷页面</w:t>
       </w:r>
     </w:p>
     <w:tbl>
@@ -8048,10 +9578,10 @@
       </w:pPr>
       <w:r>
         <w:rPr>
-          <w:rFonts w:ascii="Times New Roman" w:hAnsi="Times New Roman" w:eastAsia="Songti SC"/>
-          <w:sz w:val="21"/>
+          <w:rFonts w:ascii="宋体" w:hAnsi="宋体" w:eastAsia="宋体"/>
+          <w:sz w:val="24"/>
         </w:rPr>
-        <w:t>表4-2 发布者考试功能</w:t>
+        <w:t>表4-3 发布者考试功能</w:t>
       </w:r>
     </w:p>
     <w:p>
@@ -8076,11 +9606,10 @@
       </w:pPr>
       <w:r>
         <w:rPr>
-          <w:rFonts w:ascii="Times New Roman" w:hAnsi="Times New Roman" w:eastAsia="Heiti SC"/>
-          <w:b/>
-          <w:sz w:val="28"/>
+          <w:rFonts w:ascii="宋体" w:hAnsi="宋体" w:eastAsia="宋体"/>
+          <w:sz w:val="24"/>
         </w:rPr>
-        <w:t>6、考生作答与成绩统计</w:t>
+        <w:t>7、考生作答与成绩统计</w:t>
       </w:r>
     </w:p>
     <w:p>
@@ -8152,10 +9681,10 @@
       </w:pPr>
       <w:r>
         <w:rPr>
-          <w:rFonts w:ascii="Times New Roman" w:hAnsi="Times New Roman" w:eastAsia="Songti SC"/>
-          <w:sz w:val="21"/>
+          <w:rFonts w:ascii="宋体" w:hAnsi="宋体" w:eastAsia="宋体"/>
+          <w:sz w:val="24"/>
         </w:rPr>
-        <w:t>图4-16 考生考试列表页面</w:t>
+        <w:t>图4-19 考生考试列表页面</w:t>
       </w:r>
     </w:p>
     <w:p>
@@ -8212,10 +9741,10 @@
       </w:pPr>
       <w:r>
         <w:rPr>
-          <w:rFonts w:ascii="Times New Roman" w:hAnsi="Times New Roman" w:eastAsia="Songti SC"/>
-          <w:sz w:val="21"/>
+          <w:rFonts w:ascii="宋体" w:hAnsi="宋体" w:eastAsia="宋体"/>
+          <w:sz w:val="24"/>
         </w:rPr>
-        <w:t>图4-17 在线答题页面</w:t>
+        <w:t>图4-20 在线答题页面</w:t>
       </w:r>
     </w:p>
     <w:p>
@@ -8272,10 +9801,10 @@
       </w:pPr>
       <w:r>
         <w:rPr>
-          <w:rFonts w:ascii="Times New Roman" w:hAnsi="Times New Roman" w:eastAsia="Songti SC"/>
-          <w:sz w:val="21"/>
+          <w:rFonts w:ascii="宋体" w:hAnsi="宋体" w:eastAsia="宋体"/>
+          <w:sz w:val="24"/>
         </w:rPr>
-        <w:t>图4-18 成绩详情页面</w:t>
+        <w:t>图4-21 成绩详情页面</w:t>
       </w:r>
     </w:p>
     <w:p>
@@ -8332,10 +9861,10 @@
       </w:pPr>
       <w:r>
         <w:rPr>
-          <w:rFonts w:ascii="Times New Roman" w:hAnsi="Times New Roman" w:eastAsia="Songti SC"/>
-          <w:sz w:val="21"/>
+          <w:rFonts w:ascii="宋体" w:hAnsi="宋体" w:eastAsia="宋体"/>
+          <w:sz w:val="24"/>
         </w:rPr>
-        <w:t>图4-19 考试统计页面</w:t>
+        <w:t>图4-22 考试统计页面</w:t>
       </w:r>
     </w:p>
     <w:p>
@@ -8387,11 +9916,10 @@
       </w:pPr>
       <w:r>
         <w:rPr>
-          <w:rFonts w:ascii="Times New Roman" w:hAnsi="Times New Roman" w:eastAsia="Heiti SC"/>
-          <w:b/>
-          <w:sz w:val="28"/>
+          <w:rFonts w:ascii="宋体" w:hAnsi="宋体" w:eastAsia="宋体"/>
+          <w:sz w:val="24"/>
         </w:rPr>
-        <w:t>7、商城、订单与权益模块</w:t>
+        <w:t>8、商城、订单与权益模块</w:t>
       </w:r>
     </w:p>
     <w:p>
@@ -8463,10 +9991,10 @@
       </w:pPr>
       <w:r>
         <w:rPr>
-          <w:rFonts w:ascii="Times New Roman" w:hAnsi="Times New Roman" w:eastAsia="Songti SC"/>
-          <w:sz w:val="21"/>
+          <w:rFonts w:ascii="宋体" w:hAnsi="宋体" w:eastAsia="宋体"/>
+          <w:sz w:val="24"/>
         </w:rPr>
-        <w:t>图4-20 商城、订单与权益模块类图</w:t>
+        <w:t>图4-23 商城、订单与权益模块类图</w:t>
       </w:r>
     </w:p>
     <w:p>
@@ -8523,10 +10051,10 @@
       </w:pPr>
       <w:r>
         <w:rPr>
-          <w:rFonts w:ascii="Times New Roman" w:hAnsi="Times New Roman" w:eastAsia="Songti SC"/>
-          <w:sz w:val="21"/>
+          <w:rFonts w:ascii="宋体" w:hAnsi="宋体" w:eastAsia="宋体"/>
+          <w:sz w:val="24"/>
         </w:rPr>
-        <w:t>图4-21 支付与权益发放时序图</w:t>
+        <w:t>图4-24 支付与权益发放时序图</w:t>
       </w:r>
     </w:p>
     <w:p>
@@ -8566,11 +10094,10 @@
       </w:pPr>
       <w:r>
         <w:rPr>
-          <w:rFonts w:ascii="Times New Roman" w:hAnsi="Times New Roman" w:eastAsia="Heiti SC"/>
-          <w:b/>
-          <w:sz w:val="28"/>
+          <w:rFonts w:ascii="宋体" w:hAnsi="宋体" w:eastAsia="宋体"/>
+          <w:sz w:val="24"/>
         </w:rPr>
-        <w:t>8、商城与订单页面</w:t>
+        <w:t>9、商城与订单页面</w:t>
       </w:r>
     </w:p>
     <w:p>
@@ -8627,10 +10154,10 @@
       </w:pPr>
       <w:r>
         <w:rPr>
-          <w:rFonts w:ascii="Times New Roman" w:hAnsi="Times New Roman" w:eastAsia="Songti SC"/>
-          <w:sz w:val="21"/>
+          <w:rFonts w:ascii="宋体" w:hAnsi="宋体" w:eastAsia="宋体"/>
+          <w:sz w:val="24"/>
         </w:rPr>
-        <w:t>图4-22 权益商城页面</w:t>
+        <w:t>图4-25 权益商城页面</w:t>
       </w:r>
     </w:p>
     <w:p>
@@ -8687,10 +10214,10 @@
       </w:pPr>
       <w:r>
         <w:rPr>
-          <w:rFonts w:ascii="Times New Roman" w:hAnsi="Times New Roman" w:eastAsia="Songti SC"/>
-          <w:sz w:val="21"/>
+          <w:rFonts w:ascii="宋体" w:hAnsi="宋体" w:eastAsia="宋体"/>
+          <w:sz w:val="24"/>
         </w:rPr>
-        <w:t>图4-23 我的订单页面</w:t>
+        <w:t>图4-26 我的订单页面</w:t>
       </w:r>
     </w:p>
     <w:p>
@@ -8747,10 +10274,10 @@
       </w:pPr>
       <w:r>
         <w:rPr>
-          <w:rFonts w:ascii="Times New Roman" w:hAnsi="Times New Roman" w:eastAsia="Songti SC"/>
-          <w:sz w:val="21"/>
+          <w:rFonts w:ascii="宋体" w:hAnsi="宋体" w:eastAsia="宋体"/>
+          <w:sz w:val="24"/>
         </w:rPr>
-        <w:t>图4-24 我的权益页面</w:t>
+        <w:t>图4-27 我的权益页面</w:t>
       </w:r>
     </w:p>
     <w:tbl>
@@ -9017,10 +10544,10 @@
       </w:pPr>
       <w:r>
         <w:rPr>
-          <w:rFonts w:ascii="Times New Roman" w:hAnsi="Times New Roman" w:eastAsia="Songti SC"/>
-          <w:sz w:val="21"/>
+          <w:rFonts w:ascii="宋体" w:hAnsi="宋体" w:eastAsia="宋体"/>
+          <w:sz w:val="24"/>
         </w:rPr>
-        <w:t>表4-3 商城页面内容</w:t>
+        <w:t>表4-4 商城页面内容</w:t>
       </w:r>
     </w:p>
     <w:p>
@@ -9045,11 +10572,10 @@
       </w:pPr>
       <w:r>
         <w:rPr>
-          <w:rFonts w:ascii="Times New Roman" w:hAnsi="Times New Roman" w:eastAsia="Heiti SC"/>
-          <w:b/>
-          <w:sz w:val="28"/>
+          <w:rFonts w:ascii="宋体" w:hAnsi="宋体" w:eastAsia="宋体"/>
+          <w:sz w:val="24"/>
         </w:rPr>
-        <w:t>9、AI学习辅助模块</w:t>
+        <w:t>10、AI学习辅助模块</w:t>
       </w:r>
     </w:p>
     <w:p>
@@ -9061,10 +10587,10 @@
       </w:pPr>
       <w:r>
         <w:rPr>
-          <w:rFonts w:ascii="Times New Roman" w:hAnsi="Times New Roman" w:eastAsia="Songti SC"/>
-          <w:sz w:val="23"/>
+          <w:rFonts w:ascii="宋体" w:hAnsi="宋体" w:eastAsia="宋体"/>
+          <w:sz w:val="24"/>
         </w:rPr>
-        <w:t>AI模块为学习资料和考试结果提供补充说明。用户可以生成资料总结、知识讲解、个人考试分析和错题复习，发布者还可以生成整体考试分析。</w:t>
+        <w:t>AI模块为学习资料和考试结果提供补充说明。用户可以生成资料总结、知识讲解、个人考试分析和错题复习，发布者还可以生成整体考试分析。调用前通过Redis ZSET检查滑动窗口次数，再用带随机令牌和TTL的租约限制同一用户并发；任务真正结束后才释放租约，防止超时取消但底层请求仍运行时提前放开并发名额。</w:t>
       </w:r>
     </w:p>
     <w:p>
@@ -9121,10 +10647,10 @@
       </w:pPr>
       <w:r>
         <w:rPr>
-          <w:rFonts w:ascii="Times New Roman" w:hAnsi="Times New Roman" w:eastAsia="Songti SC"/>
-          <w:sz w:val="21"/>
+          <w:rFonts w:ascii="宋体" w:hAnsi="宋体" w:eastAsia="宋体"/>
+          <w:sz w:val="24"/>
         </w:rPr>
-        <w:t>图4-25 AI学习辅助模块类图</w:t>
+        <w:t>图4-28 AI学习辅助模块类图</w:t>
       </w:r>
     </w:p>
     <w:p>
@@ -9181,10 +10707,10 @@
       </w:pPr>
       <w:r>
         <w:rPr>
-          <w:rFonts w:ascii="Times New Roman" w:hAnsi="Times New Roman" w:eastAsia="Songti SC"/>
-          <w:sz w:val="21"/>
+          <w:rFonts w:ascii="宋体" w:hAnsi="宋体" w:eastAsia="宋体"/>
+          <w:sz w:val="24"/>
         </w:rPr>
-        <w:t>图4-26 AI总结与额度扣减时序图</w:t>
+        <w:t>图4-29 AI总结与额度扣减时序图</w:t>
       </w:r>
     </w:p>
     <w:tbl>
@@ -9509,10 +11035,10 @@
       </w:pPr>
       <w:r>
         <w:rPr>
-          <w:rFonts w:ascii="Times New Roman" w:hAnsi="Times New Roman" w:eastAsia="Songti SC"/>
-          <w:sz w:val="21"/>
+          <w:rFonts w:ascii="宋体" w:hAnsi="宋体" w:eastAsia="宋体"/>
+          <w:sz w:val="24"/>
         </w:rPr>
-        <w:t>表4-4 AI模块关键设计</w:t>
+        <w:t>表4-5 AI模块关键设计</w:t>
       </w:r>
     </w:p>
     <w:p>
@@ -9552,11 +11078,10 @@
       </w:pPr>
       <w:r>
         <w:rPr>
-          <w:rFonts w:ascii="Times New Roman" w:hAnsi="Times New Roman" w:eastAsia="Heiti SC"/>
-          <w:b/>
-          <w:sz w:val="28"/>
+          <w:rFonts w:ascii="宋体" w:hAnsi="宋体" w:eastAsia="宋体"/>
+          <w:sz w:val="24"/>
         </w:rPr>
-        <w:t>10、班级与线下教学模块</w:t>
+        <w:t>11、班级与线下教学模块</w:t>
       </w:r>
     </w:p>
     <w:p>
@@ -10056,10 +11581,10 @@
       </w:pPr>
       <w:r>
         <w:rPr>
-          <w:rFonts w:ascii="Times New Roman" w:hAnsi="Times New Roman" w:eastAsia="Songti SC"/>
-          <w:sz w:val="21"/>
+          <w:rFonts w:ascii="宋体" w:hAnsi="宋体" w:eastAsia="宋体"/>
+          <w:sz w:val="24"/>
         </w:rPr>
-        <w:t>表4-5 班级与线下教学设计</w:t>
+        <w:t>表4-6 班级与线下教学设计</w:t>
       </w:r>
     </w:p>
     <w:p>
@@ -10069,11 +11594,10 @@
       </w:pPr>
       <w:r>
         <w:rPr>
-          <w:rFonts w:ascii="Times New Roman" w:hAnsi="Times New Roman" w:eastAsia="Heiti SC"/>
-          <w:b/>
-          <w:sz w:val="28"/>
+          <w:rFonts w:ascii="宋体" w:hAnsi="宋体" w:eastAsia="宋体"/>
+          <w:sz w:val="24"/>
         </w:rPr>
-        <w:t>11、前后端代码组织</w:t>
+        <w:t>12、前后端代码组织</w:t>
       </w:r>
     </w:p>
     <w:p>
@@ -10085,10 +11609,10 @@
       </w:pPr>
       <w:r>
         <w:rPr>
-          <w:rFonts w:ascii="Times New Roman" w:hAnsi="Times New Roman" w:eastAsia="Songti SC"/>
-          <w:sz w:val="23"/>
+          <w:rFonts w:ascii="宋体" w:hAnsi="宋体" w:eastAsia="宋体"/>
+          <w:sz w:val="24"/>
         </w:rPr>
-        <w:t>后端按业务域分包，每个领域通常包含domain、dto、mapper、service和web。阅读代码时可以从Controller找到接口入口，再沿构造器依赖进入Service，最后查看Mapper和领域对象。复杂规则优先通过测试理解。</w:t>
+        <w:t>后端按业务域分包，每个领域通常包含domain、dto、mapper、service和web。Redis公共能力集中在common/redis，认证快照位于auth/security，浏览量缓冲位于content/service，考试运行态位于exam/service。阅读代码时可以从Controller进入Service，再沿依赖找到缓存组件、Mapper和领域对象，复杂并发规则优先结合测试理解。</w:t>
       </w:r>
     </w:p>
     <w:p>
@@ -10428,10 +11952,10 @@
       </w:pPr>
       <w:r>
         <w:rPr>
-          <w:rFonts w:ascii="Times New Roman" w:hAnsi="Times New Roman" w:eastAsia="Songti SC"/>
-          <w:sz w:val="21"/>
+          <w:rFonts w:ascii="宋体" w:hAnsi="宋体" w:eastAsia="宋体"/>
+          <w:sz w:val="24"/>
         </w:rPr>
-        <w:t>表4-6 前后端代码层次</w:t>
+        <w:t>表4-7 前后端代码层次</w:t>
       </w:r>
     </w:p>
     <w:p>
@@ -10441,11 +11965,10 @@
       </w:pPr>
       <w:r>
         <w:rPr>
-          <w:rFonts w:ascii="Times New Roman" w:hAnsi="Times New Roman" w:eastAsia="Heiti SC"/>
-          <w:b/>
-          <w:sz w:val="28"/>
+          <w:rFonts w:ascii="宋体" w:hAnsi="宋体" w:eastAsia="宋体"/>
+          <w:sz w:val="24"/>
         </w:rPr>
-        <w:t>12、安全与异常处理</w:t>
+        <w:t>13、安全与异常处理</w:t>
       </w:r>
     </w:p>
     <w:p>
@@ -10862,6 +12385,60 @@
           </w:p>
         </w:tc>
       </w:tr>
+      <w:tr>
+        <w:tc>
+          <w:tcPr>
+            <w:tcW w:type="dxa" w:w="1800"/>
+            <w:vAlign w:val="center"/>
+            <w:tcMar>
+              <w:top w:w="90" w:type="dxa"/>
+              <w:left w:w="90" w:type="dxa"/>
+              <w:bottom w:w="90" w:type="dxa"/>
+              <w:right w:w="90" w:type="dxa"/>
+            </w:tcMar>
+            <w:shd w:fill="F6F8FB"/>
+          </w:tcPr>
+          <w:p>
+            <w:pPr>
+              <w:jc w:val="center"/>
+            </w:pPr>
+            <w:r>
+              <w:rPr>
+                <w:rFonts w:ascii="宋体" w:hAnsi="宋体" w:eastAsia="宋体"/>
+                <w:b w:val="0"/>
+                <w:sz w:val="20"/>
+              </w:rPr>
+              <w:t>Redis安全边界</w:t>
+            </w:r>
+          </w:p>
+        </w:tc>
+        <w:tc>
+          <w:tcPr>
+            <w:tcW w:type="dxa" w:w="6400"/>
+            <w:vAlign w:val="center"/>
+            <w:tcMar>
+              <w:top w:w="90" w:type="dxa"/>
+              <w:left w:w="90" w:type="dxa"/>
+              <w:bottom w:w="90" w:type="dxa"/>
+              <w:right w:w="90" w:type="dxa"/>
+            </w:tcMar>
+            <w:shd w:fill="F6F8FB"/>
+          </w:tcPr>
+          <w:p>
+            <w:pPr>
+              <w:jc w:val="left"/>
+            </w:pPr>
+            <w:r>
+              <w:rPr>
+                <w:rFonts w:ascii="宋体" w:hAnsi="宋体" w:eastAsia="宋体"/>
+                <w:b w:val="0"/>
+                <w:sz w:val="20"/>
+              </w:rPr>
+              <w:t>不缓存密码、JWT、身份证号或AI密钥；权限缓存失败必须回查数据库。</w:t>
+            </w:r>
+          </w:p>
+        </w:tc>
+      </w:tr>
     </w:tbl>
     <w:p>
       <w:pPr>
@@ -10871,10 +12448,10 @@
       </w:pPr>
       <w:r>
         <w:rPr>
-          <w:rFonts w:ascii="Times New Roman" w:hAnsi="Times New Roman" w:eastAsia="Songti SC"/>
-          <w:sz w:val="21"/>
+          <w:rFonts w:ascii="宋体" w:hAnsi="宋体" w:eastAsia="宋体"/>
+          <w:sz w:val="24"/>
         </w:rPr>
-        <w:t>表4-7 主要安全控制</w:t>
+        <w:t>表4-8 主要安全控制</w:t>
       </w:r>
     </w:p>
     <w:p>
@@ -10914,6 +12491,18 @@
           <w:sz w:val="23"/>
         </w:rPr>
         <w:t>管理员可以在统一后台查看用户、资料、考试、订单、教师申请、AI配置和操作日志。当前管理员不能在前端禁用自己的账号，后端也保留了同样的安全校验。</w:t>
+      </w:r>
+    </w:p>
+    <w:p>
+      <w:pPr>
+        <w:pStyle w:val="164"/>
+      </w:pPr>
+      <w:r>
+        <w:rPr>
+          <w:rFonts w:ascii="宋体" w:hAnsi="宋体" w:eastAsia="宋体"/>
+          <w:sz w:val="24"/>
+        </w:rPr>
+        <w:t>Redis改造主要发生在后端公共层，不改变原有页面入口。用户仍通过相同的首页、资料、考试和管理页面操作，但热点读取、浏览计数和超时交卷会使用新的共享状态与降级逻辑。</w:t>
       </w:r>
     </w:p>
     <w:p>
@@ -11791,29 +13380,30 @@
         <w:trPr>
           <w:tblHeader/>
           <w:jc w:val="center"/>
+          <w:cantSplit/>
         </w:trPr>
         <w:tc>
           <w:tcPr>
             <w:tcW w:w="1800" w:type="dxa"/>
             <w:shd w:val="clear" w:color="auto" w:fill="D9EAF7"/>
             <w:tcMar>
-              <w:top w:w="80" w:type="dxa"/>
-              <w:left w:w="100" w:type="dxa"/>
-              <w:bottom w:w="80" w:type="dxa"/>
-              <w:right w:w="100" w:type="dxa"/>
-            </w:tcMar>
-            <w:vAlign w:val="center"/>
-          </w:tcPr>
-          <w:p>
-            <w:pPr>
-              <w:spacing w:after="0"/>
+              <w:top w:w="35" w:type="dxa"/>
+              <w:left w:w="75" w:type="dxa"/>
+              <w:bottom w:w="35" w:type="dxa"/>
+              <w:right w:w="75" w:type="dxa"/>
+            </w:tcMar>
+            <w:vAlign w:val="center"/>
+          </w:tcPr>
+          <w:p>
+            <w:pPr>
+              <w:spacing w:after="0" w:before="0" w:line="240" w:lineRule="auto"/>
               <w:jc w:val="center"/>
             </w:pPr>
             <w:r>
               <w:rPr>
                 <w:rFonts w:ascii="Times New Roman" w:hAnsi="Times New Roman" w:eastAsia="Heiti SC"/>
                 <w:b/>
-                <w:sz w:val="20"/>
+                <w:sz w:val="19"/>
               </w:rPr>
               <w:t>项目</w:t>
             </w:r>
@@ -11824,23 +13414,23 @@
             <w:tcW w:w="6400" w:type="dxa"/>
             <w:shd w:val="clear" w:color="auto" w:fill="D9EAF7"/>
             <w:tcMar>
-              <w:top w:w="80" w:type="dxa"/>
-              <w:left w:w="100" w:type="dxa"/>
-              <w:bottom w:w="80" w:type="dxa"/>
-              <w:right w:w="100" w:type="dxa"/>
-            </w:tcMar>
-            <w:vAlign w:val="center"/>
-          </w:tcPr>
-          <w:p>
-            <w:pPr>
-              <w:spacing w:after="0"/>
+              <w:top w:w="35" w:type="dxa"/>
+              <w:left w:w="75" w:type="dxa"/>
+              <w:bottom w:w="35" w:type="dxa"/>
+              <w:right w:w="75" w:type="dxa"/>
+            </w:tcMar>
+            <w:vAlign w:val="center"/>
+          </w:tcPr>
+          <w:p>
+            <w:pPr>
+              <w:spacing w:after="0" w:before="0" w:line="240" w:lineRule="auto"/>
               <w:jc w:val="center"/>
             </w:pPr>
             <w:r>
               <w:rPr>
                 <w:rFonts w:ascii="Times New Roman" w:hAnsi="Times New Roman" w:eastAsia="Heiti SC"/>
                 <w:b/>
-                <w:sz w:val="20"/>
+                <w:sz w:val="19"/>
               </w:rPr>
               <w:t>测试环境或方法</w:t>
             </w:r>
@@ -11856,22 +13446,22 @@
           <w:tcPr>
             <w:tcW w:w="1800" w:type="dxa"/>
             <w:tcMar>
-              <w:top w:w="80" w:type="dxa"/>
-              <w:left w:w="100" w:type="dxa"/>
-              <w:bottom w:w="80" w:type="dxa"/>
-              <w:right w:w="100" w:type="dxa"/>
-            </w:tcMar>
-            <w:vAlign w:val="center"/>
-          </w:tcPr>
-          <w:p>
-            <w:pPr>
-              <w:spacing w:before="0" w:after="0" w:line="264" w:lineRule="auto"/>
+              <w:top w:w="35" w:type="dxa"/>
+              <w:left w:w="75" w:type="dxa"/>
+              <w:bottom w:w="35" w:type="dxa"/>
+              <w:right w:w="75" w:type="dxa"/>
+            </w:tcMar>
+            <w:vAlign w:val="center"/>
+          </w:tcPr>
+          <w:p>
+            <w:pPr>
+              <w:spacing w:before="0" w:after="0" w:line="240" w:lineRule="auto"/>
               <w:jc w:val="center"/>
             </w:pPr>
             <w:r>
               <w:rPr>
                 <w:rFonts w:ascii="Times New Roman" w:hAnsi="Times New Roman" w:eastAsia="Songti SC"/>
-                <w:sz w:val="20"/>
+                <w:sz w:val="19"/>
               </w:rPr>
               <w:t>操作系统</w:t>
             </w:r>
@@ -11881,22 +13471,22 @@
           <w:tcPr>
             <w:tcW w:w="6400" w:type="dxa"/>
             <w:tcMar>
-              <w:top w:w="80" w:type="dxa"/>
-              <w:left w:w="100" w:type="dxa"/>
-              <w:bottom w:w="80" w:type="dxa"/>
-              <w:right w:w="100" w:type="dxa"/>
-            </w:tcMar>
-            <w:vAlign w:val="center"/>
-          </w:tcPr>
-          <w:p>
-            <w:pPr>
-              <w:spacing w:before="0" w:after="0" w:line="264" w:lineRule="auto"/>
+              <w:top w:w="35" w:type="dxa"/>
+              <w:left w:w="75" w:type="dxa"/>
+              <w:bottom w:w="35" w:type="dxa"/>
+              <w:right w:w="75" w:type="dxa"/>
+            </w:tcMar>
+            <w:vAlign w:val="center"/>
+          </w:tcPr>
+          <w:p>
+            <w:pPr>
+              <w:spacing w:before="0" w:after="0" w:line="240" w:lineRule="auto"/>
               <w:jc w:val="left"/>
             </w:pPr>
             <w:r>
               <w:rPr>
                 <w:rFonts w:ascii="Times New Roman" w:hAnsi="Times New Roman" w:eastAsia="Songti SC"/>
-                <w:sz w:val="20"/>
+                <w:sz w:val="19"/>
               </w:rPr>
               <w:t>macOS，本地开发环境。</w:t>
             </w:r>
@@ -11913,22 +13503,22 @@
             <w:tcW w:w="1800" w:type="dxa"/>
             <w:shd w:val="clear" w:color="auto" w:fill="F8FBFE"/>
             <w:tcMar>
-              <w:top w:w="80" w:type="dxa"/>
-              <w:left w:w="100" w:type="dxa"/>
-              <w:bottom w:w="80" w:type="dxa"/>
-              <w:right w:w="100" w:type="dxa"/>
-            </w:tcMar>
-            <w:vAlign w:val="center"/>
-          </w:tcPr>
-          <w:p>
-            <w:pPr>
-              <w:spacing w:before="0" w:after="0" w:line="264" w:lineRule="auto"/>
+              <w:top w:w="35" w:type="dxa"/>
+              <w:left w:w="75" w:type="dxa"/>
+              <w:bottom w:w="35" w:type="dxa"/>
+              <w:right w:w="75" w:type="dxa"/>
+            </w:tcMar>
+            <w:vAlign w:val="center"/>
+          </w:tcPr>
+          <w:p>
+            <w:pPr>
+              <w:spacing w:before="0" w:after="0" w:line="240" w:lineRule="auto"/>
               <w:jc w:val="center"/>
             </w:pPr>
             <w:r>
               <w:rPr>
                 <w:rFonts w:ascii="Times New Roman" w:hAnsi="Times New Roman" w:eastAsia="Songti SC"/>
-                <w:sz w:val="20"/>
+                <w:sz w:val="19"/>
               </w:rPr>
               <w:t>后端</w:t>
             </w:r>
@@ -11939,24 +13529,25 @@
             <w:tcW w:w="6400" w:type="dxa"/>
             <w:shd w:val="clear" w:color="auto" w:fill="F8FBFE"/>
             <w:tcMar>
-              <w:top w:w="80" w:type="dxa"/>
-              <w:left w:w="100" w:type="dxa"/>
-              <w:bottom w:w="80" w:type="dxa"/>
-              <w:right w:w="100" w:type="dxa"/>
-            </w:tcMar>
-            <w:vAlign w:val="center"/>
-          </w:tcPr>
-          <w:p>
-            <w:pPr>
-              <w:spacing w:before="0" w:after="0" w:line="264" w:lineRule="auto"/>
+              <w:top w:w="35" w:type="dxa"/>
+              <w:left w:w="75" w:type="dxa"/>
+              <w:bottom w:w="35" w:type="dxa"/>
+              <w:right w:w="75" w:type="dxa"/>
+            </w:tcMar>
+            <w:vAlign w:val="center"/>
+          </w:tcPr>
+          <w:p>
+            <w:pPr>
+              <w:spacing w:before="0" w:after="0" w:line="240" w:lineRule="auto"/>
               <w:jc w:val="left"/>
             </w:pPr>
             <w:r>
               <w:rPr>
-                <w:rFonts w:ascii="Times New Roman" w:hAnsi="Times New Roman" w:eastAsia="Songti SC"/>
-                <w:sz w:val="20"/>
-              </w:rPr>
-              <w:t>JDK 21、Spring Boot，执行完整自动化测试。</w:t>
+                <w:rFonts w:ascii="宋体" w:hAnsi="宋体" w:eastAsia="宋体"/>
+                <w:b w:val="0"/>
+                <w:sz w:val="19"/>
+              </w:rPr>
+              <w:t>JDK 21、Spring Boot，执行41个套件共181项自动化测试。</w:t>
             </w:r>
           </w:p>
         </w:tc>
@@ -11970,22 +13561,22 @@
           <w:tcPr>
             <w:tcW w:w="1800" w:type="dxa"/>
             <w:tcMar>
-              <w:top w:w="80" w:type="dxa"/>
-              <w:left w:w="100" w:type="dxa"/>
-              <w:bottom w:w="80" w:type="dxa"/>
-              <w:right w:w="100" w:type="dxa"/>
-            </w:tcMar>
-            <w:vAlign w:val="center"/>
-          </w:tcPr>
-          <w:p>
-            <w:pPr>
-              <w:spacing w:before="0" w:after="0" w:line="264" w:lineRule="auto"/>
+              <w:top w:w="35" w:type="dxa"/>
+              <w:left w:w="75" w:type="dxa"/>
+              <w:bottom w:w="35" w:type="dxa"/>
+              <w:right w:w="75" w:type="dxa"/>
+            </w:tcMar>
+            <w:vAlign w:val="center"/>
+          </w:tcPr>
+          <w:p>
+            <w:pPr>
+              <w:spacing w:before="0" w:after="0" w:line="240" w:lineRule="auto"/>
               <w:jc w:val="center"/>
             </w:pPr>
             <w:r>
               <w:rPr>
                 <w:rFonts w:ascii="Times New Roman" w:hAnsi="Times New Roman" w:eastAsia="Songti SC"/>
-                <w:sz w:val="20"/>
+                <w:sz w:val="19"/>
               </w:rPr>
               <w:t>前端</w:t>
             </w:r>
@@ -11995,24 +13586,25 @@
           <w:tcPr>
             <w:tcW w:w="6400" w:type="dxa"/>
             <w:tcMar>
-              <w:top w:w="80" w:type="dxa"/>
-              <w:left w:w="100" w:type="dxa"/>
-              <w:bottom w:w="80" w:type="dxa"/>
-              <w:right w:w="100" w:type="dxa"/>
-            </w:tcMar>
-            <w:vAlign w:val="center"/>
-          </w:tcPr>
-          <w:p>
-            <w:pPr>
-              <w:spacing w:before="0" w:after="0" w:line="264" w:lineRule="auto"/>
+              <w:top w:w="35" w:type="dxa"/>
+              <w:left w:w="75" w:type="dxa"/>
+              <w:bottom w:w="35" w:type="dxa"/>
+              <w:right w:w="75" w:type="dxa"/>
+            </w:tcMar>
+            <w:vAlign w:val="center"/>
+          </w:tcPr>
+          <w:p>
+            <w:pPr>
+              <w:spacing w:before="0" w:after="0" w:line="240" w:lineRule="auto"/>
               <w:jc w:val="left"/>
             </w:pPr>
             <w:r>
               <w:rPr>
-                <w:rFonts w:ascii="Times New Roman" w:hAnsi="Times New Roman" w:eastAsia="Songti SC"/>
-                <w:sz w:val="20"/>
-              </w:rPr>
-              <w:t>Node.js、Vue 3，执行单元测试、类型检查和正式构建。</w:t>
+                <w:rFonts w:ascii="宋体" w:hAnsi="宋体" w:eastAsia="宋体"/>
+                <w:b w:val="0"/>
+                <w:sz w:val="19"/>
+              </w:rPr>
+              <w:t>Node.js、Vue 3，执行17项单元测试、类型检查和正式构建。</w:t>
             </w:r>
           </w:p>
         </w:tc>
@@ -12027,22 +13619,22 @@
             <w:tcW w:w="1800" w:type="dxa"/>
             <w:shd w:val="clear" w:color="auto" w:fill="F8FBFE"/>
             <w:tcMar>
-              <w:top w:w="80" w:type="dxa"/>
-              <w:left w:w="100" w:type="dxa"/>
-              <w:bottom w:w="80" w:type="dxa"/>
-              <w:right w:w="100" w:type="dxa"/>
-            </w:tcMar>
-            <w:vAlign w:val="center"/>
-          </w:tcPr>
-          <w:p>
-            <w:pPr>
-              <w:spacing w:before="0" w:after="0" w:line="264" w:lineRule="auto"/>
+              <w:top w:w="35" w:type="dxa"/>
+              <w:left w:w="75" w:type="dxa"/>
+              <w:bottom w:w="35" w:type="dxa"/>
+              <w:right w:w="75" w:type="dxa"/>
+            </w:tcMar>
+            <w:vAlign w:val="center"/>
+          </w:tcPr>
+          <w:p>
+            <w:pPr>
+              <w:spacing w:before="0" w:after="0" w:line="240" w:lineRule="auto"/>
               <w:jc w:val="center"/>
             </w:pPr>
             <w:r>
               <w:rPr>
                 <w:rFonts w:ascii="Times New Roman" w:hAnsi="Times New Roman" w:eastAsia="Songti SC"/>
-                <w:sz w:val="20"/>
+                <w:sz w:val="19"/>
               </w:rPr>
               <w:t>数据库</w:t>
             </w:r>
@@ -12053,24 +13645,25 @@
             <w:tcW w:w="6400" w:type="dxa"/>
             <w:shd w:val="clear" w:color="auto" w:fill="F8FBFE"/>
             <w:tcMar>
-              <w:top w:w="80" w:type="dxa"/>
-              <w:left w:w="100" w:type="dxa"/>
-              <w:bottom w:w="80" w:type="dxa"/>
-              <w:right w:w="100" w:type="dxa"/>
-            </w:tcMar>
-            <w:vAlign w:val="center"/>
-          </w:tcPr>
-          <w:p>
-            <w:pPr>
-              <w:spacing w:before="0" w:after="0" w:line="264" w:lineRule="auto"/>
+              <w:top w:w="35" w:type="dxa"/>
+              <w:left w:w="75" w:type="dxa"/>
+              <w:bottom w:w="35" w:type="dxa"/>
+              <w:right w:w="75" w:type="dxa"/>
+            </w:tcMar>
+            <w:vAlign w:val="center"/>
+          </w:tcPr>
+          <w:p>
+            <w:pPr>
+              <w:spacing w:before="0" w:after="0" w:line="240" w:lineRule="auto"/>
               <w:jc w:val="left"/>
             </w:pPr>
             <w:r>
               <w:rPr>
-                <w:rFonts w:ascii="Times New Roman" w:hAnsi="Times New Roman" w:eastAsia="Songti SC"/>
-                <w:sz w:val="20"/>
-              </w:rPr>
-              <w:t>MySQL 8，检查升级脚本和44张业务表。</w:t>
+                <w:rFonts w:ascii="宋体" w:hAnsi="宋体" w:eastAsia="宋体"/>
+                <w:b w:val="0"/>
+                <w:sz w:val="19"/>
+              </w:rPr>
+              <w:t>MySQL 8；按最新基础建库说明检查38张业务表。</w:t>
             </w:r>
           </w:p>
         </w:tc>
@@ -12084,22 +13677,22 @@
           <w:tcPr>
             <w:tcW w:w="1800" w:type="dxa"/>
             <w:tcMar>
-              <w:top w:w="80" w:type="dxa"/>
-              <w:left w:w="100" w:type="dxa"/>
-              <w:bottom w:w="80" w:type="dxa"/>
-              <w:right w:w="100" w:type="dxa"/>
-            </w:tcMar>
-            <w:vAlign w:val="center"/>
-          </w:tcPr>
-          <w:p>
-            <w:pPr>
-              <w:spacing w:before="0" w:after="0" w:line="264" w:lineRule="auto"/>
+              <w:top w:w="35" w:type="dxa"/>
+              <w:left w:w="75" w:type="dxa"/>
+              <w:bottom w:w="35" w:type="dxa"/>
+              <w:right w:w="75" w:type="dxa"/>
+            </w:tcMar>
+            <w:vAlign w:val="center"/>
+          </w:tcPr>
+          <w:p>
+            <w:pPr>
+              <w:spacing w:before="0" w:after="0" w:line="240" w:lineRule="auto"/>
               <w:jc w:val="center"/>
             </w:pPr>
             <w:r>
               <w:rPr>
                 <w:rFonts w:ascii="Times New Roman" w:hAnsi="Times New Roman" w:eastAsia="Songti SC"/>
-                <w:sz w:val="20"/>
+                <w:sz w:val="19"/>
               </w:rPr>
               <w:t>页面</w:t>
             </w:r>
@@ -12109,24 +13702,25 @@
           <w:tcPr>
             <w:tcW w:w="6400" w:type="dxa"/>
             <w:tcMar>
-              <w:top w:w="80" w:type="dxa"/>
-              <w:left w:w="100" w:type="dxa"/>
-              <w:bottom w:w="80" w:type="dxa"/>
-              <w:right w:w="100" w:type="dxa"/>
-            </w:tcMar>
-            <w:vAlign w:val="center"/>
-          </w:tcPr>
-          <w:p>
-            <w:pPr>
-              <w:spacing w:before="0" w:after="0" w:line="264" w:lineRule="auto"/>
+              <w:top w:w="35" w:type="dxa"/>
+              <w:left w:w="75" w:type="dxa"/>
+              <w:bottom w:w="35" w:type="dxa"/>
+              <w:right w:w="75" w:type="dxa"/>
+            </w:tcMar>
+            <w:vAlign w:val="center"/>
+          </w:tcPr>
+          <w:p>
+            <w:pPr>
+              <w:spacing w:before="0" w:after="0" w:line="240" w:lineRule="auto"/>
               <w:jc w:val="left"/>
             </w:pPr>
             <w:r>
               <w:rPr>
-                <w:rFonts w:ascii="Times New Roman" w:hAnsi="Times New Roman" w:eastAsia="Songti SC"/>
-                <w:sz w:val="20"/>
-              </w:rPr>
-              <w:t>启动前后端后，用浏览器检查首页、登录、注册和关键业务页面。</w:t>
+                <w:rFonts w:ascii="宋体" w:hAnsi="宋体" w:eastAsia="宋体"/>
+                <w:b w:val="0"/>
+                <w:sz w:val="19"/>
+              </w:rPr>
+              <w:t>浏览器回归首页、登录、注册及关键业务页面。</w:t>
             </w:r>
           </w:p>
         </w:tc>
@@ -12141,22 +13735,22 @@
             <w:tcW w:w="1800" w:type="dxa"/>
             <w:shd w:val="clear" w:color="auto" w:fill="F8FBFE"/>
             <w:tcMar>
-              <w:top w:w="80" w:type="dxa"/>
-              <w:left w:w="100" w:type="dxa"/>
-              <w:bottom w:w="80" w:type="dxa"/>
-              <w:right w:w="100" w:type="dxa"/>
-            </w:tcMar>
-            <w:vAlign w:val="center"/>
-          </w:tcPr>
-          <w:p>
-            <w:pPr>
-              <w:spacing w:before="0" w:after="0" w:line="264" w:lineRule="auto"/>
+              <w:top w:w="35" w:type="dxa"/>
+              <w:left w:w="75" w:type="dxa"/>
+              <w:bottom w:w="35" w:type="dxa"/>
+              <w:right w:w="75" w:type="dxa"/>
+            </w:tcMar>
+            <w:vAlign w:val="center"/>
+          </w:tcPr>
+          <w:p>
+            <w:pPr>
+              <w:spacing w:before="0" w:after="0" w:line="240" w:lineRule="auto"/>
               <w:jc w:val="center"/>
             </w:pPr>
             <w:r>
               <w:rPr>
                 <w:rFonts w:ascii="Times New Roman" w:hAnsi="Times New Roman" w:eastAsia="Songti SC"/>
-                <w:sz w:val="20"/>
+                <w:sz w:val="19"/>
               </w:rPr>
               <w:t>问题复测</w:t>
             </w:r>
@@ -12167,24 +13761,81 @@
             <w:tcW w:w="6400" w:type="dxa"/>
             <w:shd w:val="clear" w:color="auto" w:fill="F8FBFE"/>
             <w:tcMar>
-              <w:top w:w="80" w:type="dxa"/>
-              <w:left w:w="100" w:type="dxa"/>
-              <w:bottom w:w="80" w:type="dxa"/>
-              <w:right w:w="100" w:type="dxa"/>
-            </w:tcMar>
-            <w:vAlign w:val="center"/>
-          </w:tcPr>
-          <w:p>
-            <w:pPr>
-              <w:spacing w:before="0" w:after="0" w:line="264" w:lineRule="auto"/>
+              <w:top w:w="35" w:type="dxa"/>
+              <w:left w:w="75" w:type="dxa"/>
+              <w:bottom w:w="35" w:type="dxa"/>
+              <w:right w:w="75" w:type="dxa"/>
+            </w:tcMar>
+            <w:vAlign w:val="center"/>
+          </w:tcPr>
+          <w:p>
+            <w:pPr>
+              <w:spacing w:before="0" w:after="0" w:line="240" w:lineRule="auto"/>
               <w:jc w:val="left"/>
             </w:pPr>
             <w:r>
               <w:rPr>
                 <w:rFonts w:ascii="Times New Roman" w:hAnsi="Times New Roman" w:eastAsia="Songti SC"/>
-                <w:sz w:val="20"/>
+                <w:sz w:val="19"/>
               </w:rPr>
               <w:t>按照原手动测试问题清单逐项检查修改结果。</w:t>
+            </w:r>
+          </w:p>
+        </w:tc>
+      </w:tr>
+      <w:tr>
+        <w:trPr>
+          <w:cantSplit/>
+        </w:trPr>
+        <w:tc>
+          <w:tcPr>
+            <w:tcW w:type="dxa" w:w="1800"/>
+            <w:vAlign w:val="center"/>
+            <w:tcMar>
+              <w:top w:w="35" w:type="dxa"/>
+              <w:left w:w="75" w:type="dxa"/>
+              <w:bottom w:w="35" w:type="dxa"/>
+              <w:right w:w="75" w:type="dxa"/>
+            </w:tcMar>
+          </w:tcPr>
+          <w:p>
+            <w:pPr>
+              <w:spacing w:before="0" w:after="0" w:line="240" w:lineRule="auto"/>
+              <w:jc w:val="center"/>
+            </w:pPr>
+            <w:r>
+              <w:rPr>
+                <w:rFonts w:ascii="宋体" w:hAnsi="宋体" w:eastAsia="宋体"/>
+                <w:b w:val="0"/>
+                <w:sz w:val="19"/>
+              </w:rPr>
+              <w:t>Redis</w:t>
+            </w:r>
+          </w:p>
+        </w:tc>
+        <w:tc>
+          <w:tcPr>
+            <w:tcW w:type="dxa" w:w="6400"/>
+            <w:vAlign w:val="center"/>
+            <w:tcMar>
+              <w:top w:w="35" w:type="dxa"/>
+              <w:left w:w="75" w:type="dxa"/>
+              <w:bottom w:w="35" w:type="dxa"/>
+              <w:right w:w="75" w:type="dxa"/>
+            </w:tcMar>
+          </w:tcPr>
+          <w:p>
+            <w:pPr>
+              <w:spacing w:before="0" w:after="0" w:line="240" w:lineRule="auto"/>
+              <w:jc w:val="left"/>
+            </w:pPr>
+            <w:r>
+              <w:rPr>
+                <w:rFonts w:ascii="宋体" w:hAnsi="宋体" w:eastAsia="宋体"/>
+                <w:b w:val="0"/>
+                <w:sz w:val="19"/>
+              </w:rPr>
+              <w:t>Redis 7.4-alpine容器健康，实际PING返回PONG；专项验证原子脚本与降级路径。</w:t>
             </w:r>
           </w:p>
         </w:tc>
@@ -12212,24 +13863,21 @@
       </w:pPr>
       <w:r>
         <w:drawing>
-          <wp:inline distT="0" distB="0" distL="114300" distR="114300">
-            <wp:extent cx="4967605" cy="2545715"/>
-            <wp:effectExtent l="0" t="0" r="0" b="0"/>
-            <wp:docPr id="40" name="Picture 40" descr="图6-1 项目验证数据概览" title="图6-1 项目验证数据概览"/>
+          <wp:inline xmlns:a="http://schemas.openxmlformats.org/drawingml/2006/main" xmlns:pic="http://schemas.openxmlformats.org/drawingml/2006/picture">
+            <wp:extent cx="5303520" cy="2807746"/>
+            <wp:docPr id="47" name="Picture 47" descr="Image: image44.png"/>
             <wp:cNvGraphicFramePr>
-              <a:graphicFrameLocks xmlns:a="http://schemas.openxmlformats.org/drawingml/2006/main" noChangeAspect="1"/>
+              <a:graphicFrameLocks noChangeAspect="1"/>
             </wp:cNvGraphicFramePr>
-            <a:graphic xmlns:a="http://schemas.openxmlformats.org/drawingml/2006/main">
+            <a:graphic>
               <a:graphicData uri="http://schemas.openxmlformats.org/drawingml/2006/picture">
-                <pic:pic xmlns:pic="http://schemas.openxmlformats.org/drawingml/2006/picture">
+                <pic:pic>
                   <pic:nvPicPr>
-                    <pic:cNvPr id="40" name="Picture 40" descr="图6-1 项目验证数据概览" title="图6-1 项目验证数据概览"/>
-                    <pic:cNvPicPr>
-                      <a:picLocks noChangeAspect="1"/>
-                    </pic:cNvPicPr>
+                    <pic:cNvPr id="0" name="test_chart.png"/>
+                    <pic:cNvPicPr/>
                   </pic:nvPicPr>
                   <pic:blipFill>
-                    <a:blip r:embed="rId47"/>
+                    <a:blip r:embed="rId58"/>
                     <a:stretch>
                       <a:fillRect/>
                     </a:stretch>
@@ -12237,11 +13885,9 @@
                   <pic:spPr>
                     <a:xfrm>
                       <a:off x="0" y="0"/>
-                      <a:ext cx="4968000" cy="2546100"/>
+                      <a:ext cx="5303520" cy="2807746"/>
                     </a:xfrm>
-                    <a:prstGeom prst="rect">
-                      <a:avLst/>
-                    </a:prstGeom>
+                    <a:prstGeom prst="rect"/>
                   </pic:spPr>
                 </pic:pic>
               </a:graphicData>
@@ -12258,10 +13904,10 @@
       </w:pPr>
       <w:r>
         <w:rPr>
-          <w:rFonts w:ascii="Times New Roman" w:hAnsi="Times New Roman" w:eastAsia="Songti SC"/>
-          <w:sz w:val="21"/>
+          <w:rFonts w:ascii="宋体" w:hAnsi="宋体" w:eastAsia="宋体"/>
+          <w:sz w:val="24"/>
         </w:rPr>
-        <w:t>图6-1 项目验证数据概览</w:t>
+        <w:t>图6-1 最新自动化验证结果</w:t>
       </w:r>
     </w:p>
     <w:p>
@@ -12273,10 +13919,10 @@
       </w:pPr>
       <w:r>
         <w:rPr>
-          <w:rFonts w:ascii="Times New Roman" w:hAnsi="Times New Roman" w:eastAsia="Songti SC"/>
-          <w:sz w:val="23"/>
+          <w:rFonts w:ascii="宋体" w:hAnsi="宋体" w:eastAsia="宋体"/>
+          <w:sz w:val="24"/>
         </w:rPr>
-        <w:t>后端156项测试和前端17项测试全部通过，前端TypeScript检查与Vite正式构建成功。</w:t>
+        <w:t>后端41个测试套件共181项测试全部通过，结果为0失败、0错误、0跳过；前端17项单元测试全部通过，TypeScript检查与Vite正式构建成功。Redis 7.4容器状态为healthy，并实际返回PONG。</w:t>
       </w:r>
     </w:p>
     <w:p>
@@ -12784,15 +14430,671 @@
     <w:p>
       <w:pPr>
         <w:pStyle w:val="167"/>
-        <w:keepNext/>
       </w:pPr>
       <w:r>
         <w:rPr>
-          <w:rFonts w:ascii="Times New Roman" w:hAnsi="Times New Roman" w:eastAsia="Heiti SC"/>
-          <w:b/>
-          <w:sz w:val="28"/>
+          <w:rFonts w:ascii="宋体" w:hAnsi="宋体" w:eastAsia="宋体"/>
+          <w:sz w:val="24"/>
         </w:rPr>
-        <w:t>3、问题清单复测结果（一）</w:t>
+        <w:t>3、Redis高并发专项测试</w:t>
+      </w:r>
+    </w:p>
+    <w:p>
+      <w:pPr>
+        <w:pStyle w:val="164"/>
+      </w:pPr>
+      <w:r>
+        <w:rPr>
+          <w:rFonts w:ascii="宋体" w:hAnsi="宋体" w:eastAsia="宋体"/>
+          <w:sz w:val="24"/>
+        </w:rPr>
+        <w:t>本次完整后端测试中，与Redis和并发机制直接相关的7个测试类共包含33项测试。测试重点不是制造虚假的吞吐量数字，而是检查原子计数、租约归属、事务提交后失效、多实例重复处理防护和Redis故障降级是否符合代码约定。</w:t>
+      </w:r>
+    </w:p>
+    <w:tbl>
+      <w:tblPr>
+        <w:tblStyle w:val="33"/>
+        <w:tblW w:type="auto" w:w="0"/>
+        <w:jc w:val="center"/>
+        <w:tblLayout w:type="fixed"/>
+        <w:tblLook w:firstColumn="1" w:firstRow="1" w:lastColumn="0" w:lastRow="0" w:noHBand="0" w:noVBand="1" w:val="04A0"/>
+      </w:tblPr>
+      <w:tblGrid>
+        <w:gridCol w:w="2967"/>
+        <w:gridCol w:w="2967"/>
+        <w:gridCol w:w="2967"/>
+      </w:tblGrid>
+      <w:tr>
+        <w:trPr>
+          <w:cantSplit/>
+          <w:tblHeader/>
+        </w:trPr>
+        <w:tc>
+          <w:tcPr>
+            <w:tcW w:type="dxa" w:w="1872"/>
+            <w:vAlign w:val="center"/>
+            <w:tcMar>
+              <w:top w:w="35" w:type="dxa"/>
+              <w:left w:w="75" w:type="dxa"/>
+              <w:bottom w:w="35" w:type="dxa"/>
+              <w:right w:w="75" w:type="dxa"/>
+            </w:tcMar>
+            <w:shd w:fill="D6E9F7"/>
+          </w:tcPr>
+          <w:p>
+            <w:pPr>
+              <w:spacing w:before="0" w:after="0" w:line="240" w:lineRule="auto"/>
+              <w:jc w:val="center"/>
+            </w:pPr>
+            <w:r>
+              <w:rPr>
+                <w:rFonts w:ascii="宋体" w:hAnsi="宋体" w:eastAsia="宋体"/>
+                <w:b/>
+                <w:sz w:val="19"/>
+              </w:rPr>
+              <w:t>测试对象</w:t>
+            </w:r>
+          </w:p>
+        </w:tc>
+        <w:tc>
+          <w:tcPr>
+            <w:tcW w:type="dxa" w:w="5688"/>
+            <w:vAlign w:val="center"/>
+            <w:tcMar>
+              <w:top w:w="35" w:type="dxa"/>
+              <w:left w:w="75" w:type="dxa"/>
+              <w:bottom w:w="35" w:type="dxa"/>
+              <w:right w:w="75" w:type="dxa"/>
+            </w:tcMar>
+            <w:shd w:fill="D6E9F7"/>
+          </w:tcPr>
+          <w:p>
+            <w:pPr>
+              <w:spacing w:before="0" w:after="0" w:line="240" w:lineRule="auto"/>
+              <w:jc w:val="center"/>
+            </w:pPr>
+            <w:r>
+              <w:rPr>
+                <w:rFonts w:ascii="宋体" w:hAnsi="宋体" w:eastAsia="宋体"/>
+                <w:b/>
+                <w:sz w:val="19"/>
+              </w:rPr>
+              <w:t>验证内容</w:t>
+            </w:r>
+          </w:p>
+        </w:tc>
+        <w:tc>
+          <w:tcPr>
+            <w:tcW w:type="dxa" w:w="1080"/>
+            <w:vAlign w:val="center"/>
+            <w:tcMar>
+              <w:top w:w="35" w:type="dxa"/>
+              <w:left w:w="75" w:type="dxa"/>
+              <w:bottom w:w="35" w:type="dxa"/>
+              <w:right w:w="75" w:type="dxa"/>
+            </w:tcMar>
+            <w:shd w:fill="D6E9F7"/>
+          </w:tcPr>
+          <w:p>
+            <w:pPr>
+              <w:spacing w:before="0" w:after="0" w:line="240" w:lineRule="auto"/>
+              <w:jc w:val="center"/>
+            </w:pPr>
+            <w:r>
+              <w:rPr>
+                <w:rFonts w:ascii="宋体" w:hAnsi="宋体" w:eastAsia="宋体"/>
+                <w:b/>
+                <w:sz w:val="19"/>
+              </w:rPr>
+              <w:t>结果</w:t>
+            </w:r>
+          </w:p>
+        </w:tc>
+      </w:tr>
+      <w:tr>
+        <w:trPr>
+          <w:cantSplit/>
+        </w:trPr>
+        <w:tc>
+          <w:tcPr>
+            <w:tcW w:type="dxa" w:w="1872"/>
+            <w:vAlign w:val="center"/>
+            <w:tcMar>
+              <w:top w:w="35" w:type="dxa"/>
+              <w:left w:w="75" w:type="dxa"/>
+              <w:bottom w:w="35" w:type="dxa"/>
+              <w:right w:w="75" w:type="dxa"/>
+            </w:tcMar>
+          </w:tcPr>
+          <w:p>
+            <w:pPr>
+              <w:spacing w:before="0" w:after="0" w:line="240" w:lineRule="auto"/>
+              <w:jc w:val="center"/>
+            </w:pPr>
+            <w:r>
+              <w:rPr>
+                <w:rFonts w:ascii="宋体" w:hAnsi="宋体" w:eastAsia="宋体"/>
+                <w:b w:val="0"/>
+                <w:sz w:val="19"/>
+              </w:rPr>
+              <w:t>认证快照</w:t>
+            </w:r>
+          </w:p>
+        </w:tc>
+        <w:tc>
+          <w:tcPr>
+            <w:tcW w:type="dxa" w:w="5688"/>
+            <w:vAlign w:val="center"/>
+            <w:tcMar>
+              <w:top w:w="35" w:type="dxa"/>
+              <w:left w:w="75" w:type="dxa"/>
+              <w:bottom w:w="35" w:type="dxa"/>
+              <w:right w:w="75" w:type="dxa"/>
+            </w:tcMar>
+          </w:tcPr>
+          <w:p>
+            <w:pPr>
+              <w:spacing w:before="0" w:after="0" w:line="240" w:lineRule="auto"/>
+              <w:jc w:val="left"/>
+            </w:pPr>
+            <w:r>
+              <w:rPr>
+                <w:rFonts w:ascii="宋体" w:hAnsi="宋体" w:eastAsia="宋体"/>
+                <w:b w:val="0"/>
+                <w:sz w:val="19"/>
+              </w:rPr>
+              <w:t>未命中回源并写入短TTL；Redis失败仍查询数据库</w:t>
+            </w:r>
+          </w:p>
+        </w:tc>
+        <w:tc>
+          <w:tcPr>
+            <w:tcW w:type="dxa" w:w="1080"/>
+            <w:vAlign w:val="center"/>
+            <w:tcMar>
+              <w:top w:w="35" w:type="dxa"/>
+              <w:left w:w="75" w:type="dxa"/>
+              <w:bottom w:w="35" w:type="dxa"/>
+              <w:right w:w="75" w:type="dxa"/>
+            </w:tcMar>
+          </w:tcPr>
+          <w:p>
+            <w:pPr>
+              <w:spacing w:before="0" w:after="0" w:line="240" w:lineRule="auto"/>
+              <w:jc w:val="left"/>
+            </w:pPr>
+            <w:r>
+              <w:rPr>
+                <w:rFonts w:ascii="宋体" w:hAnsi="宋体" w:eastAsia="宋体"/>
+                <w:b w:val="0"/>
+                <w:sz w:val="19"/>
+              </w:rPr>
+              <w:t>通过</w:t>
+            </w:r>
+          </w:p>
+        </w:tc>
+      </w:tr>
+      <w:tr>
+        <w:trPr>
+          <w:cantSplit/>
+        </w:trPr>
+        <w:tc>
+          <w:tcPr>
+            <w:tcW w:type="dxa" w:w="1872"/>
+            <w:vAlign w:val="center"/>
+            <w:tcMar>
+              <w:top w:w="35" w:type="dxa"/>
+              <w:left w:w="75" w:type="dxa"/>
+              <w:bottom w:w="35" w:type="dxa"/>
+              <w:right w:w="75" w:type="dxa"/>
+            </w:tcMar>
+            <w:shd w:fill="F6F8FB"/>
+          </w:tcPr>
+          <w:p>
+            <w:pPr>
+              <w:spacing w:before="0" w:after="0" w:line="240" w:lineRule="auto"/>
+              <w:jc w:val="center"/>
+            </w:pPr>
+            <w:r>
+              <w:rPr>
+                <w:rFonts w:ascii="宋体" w:hAnsi="宋体" w:eastAsia="宋体"/>
+                <w:b w:val="0"/>
+                <w:sz w:val="19"/>
+              </w:rPr>
+              <w:t>授权判定缓存</w:t>
+            </w:r>
+          </w:p>
+        </w:tc>
+        <w:tc>
+          <w:tcPr>
+            <w:tcW w:type="dxa" w:w="5688"/>
+            <w:vAlign w:val="center"/>
+            <w:tcMar>
+              <w:top w:w="35" w:type="dxa"/>
+              <w:left w:w="75" w:type="dxa"/>
+              <w:bottom w:w="35" w:type="dxa"/>
+              <w:right w:w="75" w:type="dxa"/>
+            </w:tcMar>
+            <w:shd w:fill="F6F8FB"/>
+          </w:tcPr>
+          <w:p>
+            <w:pPr>
+              <w:spacing w:before="0" w:after="0" w:line="240" w:lineRule="auto"/>
+              <w:jc w:val="left"/>
+            </w:pPr>
+            <w:r>
+              <w:rPr>
+                <w:rFonts w:ascii="宋体" w:hAnsi="宋体" w:eastAsia="宋体"/>
+                <w:b w:val="0"/>
+                <w:sz w:val="19"/>
+              </w:rPr>
+              <w:t>命中减少查询；用户版本失效；失败不放行未知权限</w:t>
+            </w:r>
+          </w:p>
+        </w:tc>
+        <w:tc>
+          <w:tcPr>
+            <w:tcW w:type="dxa" w:w="1080"/>
+            <w:vAlign w:val="center"/>
+            <w:tcMar>
+              <w:top w:w="35" w:type="dxa"/>
+              <w:left w:w="75" w:type="dxa"/>
+              <w:bottom w:w="35" w:type="dxa"/>
+              <w:right w:w="75" w:type="dxa"/>
+            </w:tcMar>
+            <w:shd w:fill="F6F8FB"/>
+          </w:tcPr>
+          <w:p>
+            <w:pPr>
+              <w:spacing w:before="0" w:after="0" w:line="240" w:lineRule="auto"/>
+              <w:jc w:val="left"/>
+            </w:pPr>
+            <w:r>
+              <w:rPr>
+                <w:rFonts w:ascii="宋体" w:hAnsi="宋体" w:eastAsia="宋体"/>
+                <w:b w:val="0"/>
+                <w:sz w:val="19"/>
+              </w:rPr>
+              <w:t>通过</w:t>
+            </w:r>
+          </w:p>
+        </w:tc>
+      </w:tr>
+      <w:tr>
+        <w:trPr>
+          <w:cantSplit/>
+        </w:trPr>
+        <w:tc>
+          <w:tcPr>
+            <w:tcW w:type="dxa" w:w="1872"/>
+            <w:vAlign w:val="center"/>
+            <w:tcMar>
+              <w:top w:w="35" w:type="dxa"/>
+              <w:left w:w="75" w:type="dxa"/>
+              <w:bottom w:w="35" w:type="dxa"/>
+              <w:right w:w="75" w:type="dxa"/>
+            </w:tcMar>
+          </w:tcPr>
+          <w:p>
+            <w:pPr>
+              <w:spacing w:before="0" w:after="0" w:line="240" w:lineRule="auto"/>
+              <w:jc w:val="center"/>
+            </w:pPr>
+            <w:r>
+              <w:rPr>
+                <w:rFonts w:ascii="宋体" w:hAnsi="宋体" w:eastAsia="宋体"/>
+                <w:b w:val="0"/>
+                <w:sz w:val="19"/>
+              </w:rPr>
+              <w:t>API与AI守卫</w:t>
+            </w:r>
+          </w:p>
+        </w:tc>
+        <w:tc>
+          <w:tcPr>
+            <w:tcW w:type="dxa" w:w="5688"/>
+            <w:vAlign w:val="center"/>
+            <w:tcMar>
+              <w:top w:w="35" w:type="dxa"/>
+              <w:left w:w="75" w:type="dxa"/>
+              <w:bottom w:w="35" w:type="dxa"/>
+              <w:right w:w="75" w:type="dxa"/>
+            </w:tcMar>
+          </w:tcPr>
+          <w:p>
+            <w:pPr>
+              <w:spacing w:before="0" w:after="0" w:line="240" w:lineRule="auto"/>
+              <w:jc w:val="left"/>
+            </w:pPr>
+            <w:r>
+              <w:rPr>
+                <w:rFonts w:ascii="宋体" w:hAnsi="宋体" w:eastAsia="宋体"/>
+                <w:b w:val="0"/>
+                <w:sz w:val="19"/>
+              </w:rPr>
+              <w:t>固定/滑动窗口、Retry-After、并发租约、故障退回本机</w:t>
+            </w:r>
+          </w:p>
+        </w:tc>
+        <w:tc>
+          <w:tcPr>
+            <w:tcW w:type="dxa" w:w="1080"/>
+            <w:vAlign w:val="center"/>
+            <w:tcMar>
+              <w:top w:w="35" w:type="dxa"/>
+              <w:left w:w="75" w:type="dxa"/>
+              <w:bottom w:w="35" w:type="dxa"/>
+              <w:right w:w="75" w:type="dxa"/>
+            </w:tcMar>
+          </w:tcPr>
+          <w:p>
+            <w:pPr>
+              <w:spacing w:before="0" w:after="0" w:line="240" w:lineRule="auto"/>
+              <w:jc w:val="left"/>
+            </w:pPr>
+            <w:r>
+              <w:rPr>
+                <w:rFonts w:ascii="宋体" w:hAnsi="宋体" w:eastAsia="宋体"/>
+                <w:b w:val="0"/>
+                <w:sz w:val="19"/>
+              </w:rPr>
+              <w:t>通过</w:t>
+            </w:r>
+          </w:p>
+        </w:tc>
+      </w:tr>
+      <w:tr>
+        <w:trPr>
+          <w:cantSplit/>
+        </w:trPr>
+        <w:tc>
+          <w:tcPr>
+            <w:tcW w:type="dxa" w:w="1872"/>
+            <w:vAlign w:val="center"/>
+            <w:tcMar>
+              <w:top w:w="35" w:type="dxa"/>
+              <w:left w:w="75" w:type="dxa"/>
+              <w:bottom w:w="35" w:type="dxa"/>
+              <w:right w:w="75" w:type="dxa"/>
+            </w:tcMar>
+            <w:shd w:fill="F6F8FB"/>
+          </w:tcPr>
+          <w:p>
+            <w:pPr>
+              <w:spacing w:before="0" w:after="0" w:line="240" w:lineRule="auto"/>
+              <w:jc w:val="center"/>
+            </w:pPr>
+            <w:r>
+              <w:rPr>
+                <w:rFonts w:ascii="宋体" w:hAnsi="宋体" w:eastAsia="宋体"/>
+                <w:b w:val="0"/>
+                <w:sz w:val="19"/>
+              </w:rPr>
+              <w:t>浏览量缓冲</w:t>
+            </w:r>
+          </w:p>
+        </w:tc>
+        <w:tc>
+          <w:tcPr>
+            <w:tcW w:type="dxa" w:w="5688"/>
+            <w:vAlign w:val="center"/>
+            <w:tcMar>
+              <w:top w:w="35" w:type="dxa"/>
+              <w:left w:w="75" w:type="dxa"/>
+              <w:bottom w:w="35" w:type="dxa"/>
+              <w:right w:w="75" w:type="dxa"/>
+            </w:tcMar>
+            <w:shd w:fill="F6F8FB"/>
+          </w:tcPr>
+          <w:p>
+            <w:pPr>
+              <w:spacing w:before="0" w:after="0" w:line="240" w:lineRule="auto"/>
+              <w:jc w:val="left"/>
+            </w:pPr>
+            <w:r>
+              <w:rPr>
+                <w:rFonts w:ascii="宋体" w:hAnsi="宋体" w:eastAsia="宋体"/>
+                <w:b w:val="0"/>
+                <w:sz w:val="19"/>
+              </w:rPr>
+              <w:t>原子累加、分布式锁、批次回写、单项失败重新入队</w:t>
+            </w:r>
+          </w:p>
+        </w:tc>
+        <w:tc>
+          <w:tcPr>
+            <w:tcW w:type="dxa" w:w="1080"/>
+            <w:vAlign w:val="center"/>
+            <w:tcMar>
+              <w:top w:w="35" w:type="dxa"/>
+              <w:left w:w="75" w:type="dxa"/>
+              <w:bottom w:w="35" w:type="dxa"/>
+              <w:right w:w="75" w:type="dxa"/>
+            </w:tcMar>
+            <w:shd w:fill="F6F8FB"/>
+          </w:tcPr>
+          <w:p>
+            <w:pPr>
+              <w:spacing w:before="0" w:after="0" w:line="240" w:lineRule="auto"/>
+              <w:jc w:val="left"/>
+            </w:pPr>
+            <w:r>
+              <w:rPr>
+                <w:rFonts w:ascii="宋体" w:hAnsi="宋体" w:eastAsia="宋体"/>
+                <w:b w:val="0"/>
+                <w:sz w:val="19"/>
+              </w:rPr>
+              <w:t>通过</w:t>
+            </w:r>
+          </w:p>
+        </w:tc>
+      </w:tr>
+      <w:tr>
+        <w:trPr>
+          <w:cantSplit/>
+        </w:trPr>
+        <w:tc>
+          <w:tcPr>
+            <w:tcW w:type="dxa" w:w="1872"/>
+            <w:vAlign w:val="center"/>
+            <w:tcMar>
+              <w:top w:w="35" w:type="dxa"/>
+              <w:left w:w="75" w:type="dxa"/>
+              <w:bottom w:w="35" w:type="dxa"/>
+              <w:right w:w="75" w:type="dxa"/>
+            </w:tcMar>
+          </w:tcPr>
+          <w:p>
+            <w:pPr>
+              <w:spacing w:before="0" w:after="0" w:line="240" w:lineRule="auto"/>
+              <w:jc w:val="center"/>
+            </w:pPr>
+            <w:r>
+              <w:rPr>
+                <w:rFonts w:ascii="宋体" w:hAnsi="宋体" w:eastAsia="宋体"/>
+                <w:b w:val="0"/>
+                <w:sz w:val="19"/>
+              </w:rPr>
+              <w:t>考试运行态</w:t>
+            </w:r>
+          </w:p>
+        </w:tc>
+        <w:tc>
+          <w:tcPr>
+            <w:tcW w:type="dxa" w:w="5688"/>
+            <w:vAlign w:val="center"/>
+            <w:tcMar>
+              <w:top w:w="35" w:type="dxa"/>
+              <w:left w:w="75" w:type="dxa"/>
+              <w:bottom w:w="35" w:type="dxa"/>
+              <w:right w:w="75" w:type="dxa"/>
+            </w:tcMar>
+          </w:tcPr>
+          <w:p>
+            <w:pPr>
+              <w:spacing w:before="0" w:after="0" w:line="240" w:lineRule="auto"/>
+              <w:jc w:val="left"/>
+            </w:pPr>
+            <w:r>
+              <w:rPr>
+                <w:rFonts w:ascii="宋体" w:hAnsi="宋体" w:eastAsia="宋体"/>
+                <w:b w:val="0"/>
+                <w:sz w:val="19"/>
+              </w:rPr>
+              <w:t>ZSET截止索引、Lua原子领取、清理与禁用开关</w:t>
+            </w:r>
+          </w:p>
+        </w:tc>
+        <w:tc>
+          <w:tcPr>
+            <w:tcW w:type="dxa" w:w="1080"/>
+            <w:vAlign w:val="center"/>
+            <w:tcMar>
+              <w:top w:w="35" w:type="dxa"/>
+              <w:left w:w="75" w:type="dxa"/>
+              <w:bottom w:w="35" w:type="dxa"/>
+              <w:right w:w="75" w:type="dxa"/>
+            </w:tcMar>
+          </w:tcPr>
+          <w:p>
+            <w:pPr>
+              <w:spacing w:before="0" w:after="0" w:line="240" w:lineRule="auto"/>
+              <w:jc w:val="left"/>
+            </w:pPr>
+            <w:r>
+              <w:rPr>
+                <w:rFonts w:ascii="宋体" w:hAnsi="宋体" w:eastAsia="宋体"/>
+                <w:b w:val="0"/>
+                <w:sz w:val="19"/>
+              </w:rPr>
+              <w:t>通过</w:t>
+            </w:r>
+          </w:p>
+        </w:tc>
+      </w:tr>
+      <w:tr>
+        <w:trPr>
+          <w:cantSplit/>
+        </w:trPr>
+        <w:tc>
+          <w:tcPr>
+            <w:tcW w:type="dxa" w:w="1872"/>
+            <w:vAlign w:val="center"/>
+            <w:tcMar>
+              <w:top w:w="35" w:type="dxa"/>
+              <w:left w:w="75" w:type="dxa"/>
+              <w:bottom w:w="35" w:type="dxa"/>
+              <w:right w:w="75" w:type="dxa"/>
+            </w:tcMar>
+            <w:shd w:fill="F6F8FB"/>
+          </w:tcPr>
+          <w:p>
+            <w:pPr>
+              <w:spacing w:before="0" w:after="0" w:line="240" w:lineRule="auto"/>
+              <w:jc w:val="center"/>
+            </w:pPr>
+            <w:r>
+              <w:rPr>
+                <w:rFonts w:ascii="宋体" w:hAnsi="宋体" w:eastAsia="宋体"/>
+                <w:b w:val="0"/>
+                <w:sz w:val="19"/>
+              </w:rPr>
+              <w:t>超时调度器</w:t>
+            </w:r>
+          </w:p>
+        </w:tc>
+        <w:tc>
+          <w:tcPr>
+            <w:tcW w:type="dxa" w:w="5688"/>
+            <w:vAlign w:val="center"/>
+            <w:tcMar>
+              <w:top w:w="35" w:type="dxa"/>
+              <w:left w:w="75" w:type="dxa"/>
+              <w:bottom w:w="35" w:type="dxa"/>
+              <w:right w:w="75" w:type="dxa"/>
+            </w:tcMar>
+            <w:shd w:fill="F6F8FB"/>
+          </w:tcPr>
+          <w:p>
+            <w:pPr>
+              <w:spacing w:before="0" w:after="0" w:line="240" w:lineRule="auto"/>
+              <w:jc w:val="left"/>
+            </w:pPr>
+            <w:r>
+              <w:rPr>
+                <w:rFonts w:ascii="宋体" w:hAnsi="宋体" w:eastAsia="宋体"/>
+                <w:b w:val="0"/>
+                <w:sz w:val="19"/>
+              </w:rPr>
+              <w:t>领取交卷、失败重试、Redis异常和周期MySQL兜底</w:t>
+            </w:r>
+          </w:p>
+        </w:tc>
+        <w:tc>
+          <w:tcPr>
+            <w:tcW w:type="dxa" w:w="1080"/>
+            <w:vAlign w:val="center"/>
+            <w:tcMar>
+              <w:top w:w="35" w:type="dxa"/>
+              <w:left w:w="75" w:type="dxa"/>
+              <w:bottom w:w="35" w:type="dxa"/>
+              <w:right w:w="75" w:type="dxa"/>
+            </w:tcMar>
+            <w:shd w:fill="F6F8FB"/>
+          </w:tcPr>
+          <w:p>
+            <w:pPr>
+              <w:spacing w:before="0" w:after="0" w:line="240" w:lineRule="auto"/>
+              <w:jc w:val="left"/>
+            </w:pPr>
+            <w:r>
+              <w:rPr>
+                <w:rFonts w:ascii="宋体" w:hAnsi="宋体" w:eastAsia="宋体"/>
+                <w:b w:val="0"/>
+                <w:sz w:val="19"/>
+              </w:rPr>
+              <w:t>通过</w:t>
+            </w:r>
+          </w:p>
+        </w:tc>
+      </w:tr>
+    </w:tbl>
+    <w:p>
+      <w:pPr>
+        <w:pStyle w:val="15"/>
+        <w:jc w:val="center"/>
+      </w:pPr>
+      <w:r>
+        <w:rPr>
+          <w:rFonts w:ascii="宋体" w:hAnsi="宋体" w:eastAsia="宋体"/>
+          <w:sz w:val="24"/>
+        </w:rPr>
+        <w:t>表6-3 Redis与并发机制专项测试</w:t>
+      </w:r>
+    </w:p>
+    <w:p>
+      <w:pPr>
+        <w:pStyle w:val="164"/>
+      </w:pPr>
+      <w:r>
+        <w:rPr>
+          <w:rFonts w:ascii="宋体" w:hAnsi="宋体" w:eastAsia="宋体"/>
+          <w:sz w:val="24"/>
+        </w:rPr>
+        <w:t>此外，容器健康检查确认Redis 7.4-alpine已连续运行且状态正常，PING返回PONG。这些结果说明当前代码的并发控制和降级分支能够按设计运行，但不等同于完成了生产规模压力测试。</w:t>
+      </w:r>
+    </w:p>
+    <w:p>
+      <w:pPr>
+        <w:pStyle w:val="167"/>
+        <w:keepNext/>
+      </w:pPr>
+      <w:r>
+        <w:rPr>
+          <w:rFonts w:ascii="宋体" w:hAnsi="宋体" w:eastAsia="宋体"/>
+          <w:sz w:val="24"/>
+        </w:rPr>
+        <w:t>4、问题清单复测结果（一）</w:t>
       </w:r>
     </w:p>
     <w:tbl>
@@ -13328,10 +15630,10 @@
       </w:pPr>
       <w:r>
         <w:rPr>
-          <w:rFonts w:ascii="Times New Roman" w:hAnsi="Times New Roman" w:eastAsia="Songti SC"/>
-          <w:sz w:val="21"/>
+          <w:rFonts w:ascii="宋体" w:hAnsi="宋体" w:eastAsia="宋体"/>
+          <w:sz w:val="24"/>
         </w:rPr>
-        <w:t>表6-3 问题清单复测结果（一）</w:t>
+        <w:t>表6-4 问题清单复测结果（一）</w:t>
       </w:r>
     </w:p>
     <w:p>
@@ -13371,11 +15673,10 @@
       </w:pPr>
       <w:r>
         <w:rPr>
-          <w:rFonts w:ascii="Times New Roman" w:hAnsi="Times New Roman" w:eastAsia="Heiti SC"/>
-          <w:b/>
-          <w:sz w:val="28"/>
+          <w:rFonts w:ascii="宋体" w:hAnsi="宋体" w:eastAsia="宋体"/>
+          <w:sz w:val="24"/>
         </w:rPr>
-        <w:t>4、问题清单复测结果（二）</w:t>
+        <w:t>5、问题清单复测结果（二）</w:t>
       </w:r>
     </w:p>
     <w:tbl>
@@ -13408,22 +15709,23 @@
         <w:trPr>
           <w:tblHeader/>
           <w:jc w:val="center"/>
+          <w:cantSplit/>
         </w:trPr>
         <w:tc>
           <w:tcPr>
             <w:tcW w:w="1700" w:type="dxa"/>
             <w:shd w:val="clear" w:color="auto" w:fill="D9EAF7"/>
             <w:tcMar>
-              <w:top w:w="80" w:type="dxa"/>
-              <w:left w:w="100" w:type="dxa"/>
-              <w:bottom w:w="80" w:type="dxa"/>
-              <w:right w:w="100" w:type="dxa"/>
-            </w:tcMar>
-            <w:vAlign w:val="center"/>
-          </w:tcPr>
-          <w:p>
-            <w:pPr>
-              <w:spacing w:after="0"/>
+              <w:top w:w="35" w:type="dxa"/>
+              <w:left w:w="75" w:type="dxa"/>
+              <w:bottom w:w="35" w:type="dxa"/>
+              <w:right w:w="75" w:type="dxa"/>
+            </w:tcMar>
+            <w:vAlign w:val="center"/>
+          </w:tcPr>
+          <w:p>
+            <w:pPr>
+              <w:spacing w:after="0" w:before="0" w:line="240" w:lineRule="auto"/>
               <w:jc w:val="center"/>
             </w:pPr>
             <w:r>
@@ -13441,16 +15743,16 @@
             <w:tcW w:w="5300" w:type="dxa"/>
             <w:shd w:val="clear" w:color="auto" w:fill="D9EAF7"/>
             <w:tcMar>
-              <w:top w:w="80" w:type="dxa"/>
-              <w:left w:w="100" w:type="dxa"/>
-              <w:bottom w:w="80" w:type="dxa"/>
-              <w:right w:w="100" w:type="dxa"/>
-            </w:tcMar>
-            <w:vAlign w:val="center"/>
-          </w:tcPr>
-          <w:p>
-            <w:pPr>
-              <w:spacing w:after="0"/>
+              <w:top w:w="35" w:type="dxa"/>
+              <w:left w:w="75" w:type="dxa"/>
+              <w:bottom w:w="35" w:type="dxa"/>
+              <w:right w:w="75" w:type="dxa"/>
+            </w:tcMar>
+            <w:vAlign w:val="center"/>
+          </w:tcPr>
+          <w:p>
+            <w:pPr>
+              <w:spacing w:after="0" w:before="0" w:line="240" w:lineRule="auto"/>
               <w:jc w:val="center"/>
             </w:pPr>
             <w:r>
@@ -13468,16 +15770,16 @@
             <w:tcW w:w="1200" w:type="dxa"/>
             <w:shd w:val="clear" w:color="auto" w:fill="D9EAF7"/>
             <w:tcMar>
-              <w:top w:w="80" w:type="dxa"/>
-              <w:left w:w="100" w:type="dxa"/>
-              <w:bottom w:w="80" w:type="dxa"/>
-              <w:right w:w="100" w:type="dxa"/>
-            </w:tcMar>
-            <w:vAlign w:val="center"/>
-          </w:tcPr>
-          <w:p>
-            <w:pPr>
-              <w:spacing w:after="0"/>
+              <w:top w:w="35" w:type="dxa"/>
+              <w:left w:w="75" w:type="dxa"/>
+              <w:bottom w:w="35" w:type="dxa"/>
+              <w:right w:w="75" w:type="dxa"/>
+            </w:tcMar>
+            <w:vAlign w:val="center"/>
+          </w:tcPr>
+          <w:p>
+            <w:pPr>
+              <w:spacing w:after="0" w:before="0" w:line="240" w:lineRule="auto"/>
               <w:jc w:val="center"/>
             </w:pPr>
             <w:r>
@@ -13500,16 +15802,16 @@
           <w:tcPr>
             <w:tcW w:w="1700" w:type="dxa"/>
             <w:tcMar>
-              <w:top w:w="80" w:type="dxa"/>
-              <w:left w:w="100" w:type="dxa"/>
-              <w:bottom w:w="80" w:type="dxa"/>
-              <w:right w:w="100" w:type="dxa"/>
-            </w:tcMar>
-            <w:vAlign w:val="center"/>
-          </w:tcPr>
-          <w:p>
-            <w:pPr>
-              <w:spacing w:before="0" w:after="0" w:line="264" w:lineRule="auto"/>
+              <w:top w:w="35" w:type="dxa"/>
+              <w:left w:w="75" w:type="dxa"/>
+              <w:bottom w:w="35" w:type="dxa"/>
+              <w:right w:w="75" w:type="dxa"/>
+            </w:tcMar>
+            <w:vAlign w:val="center"/>
+          </w:tcPr>
+          <w:p>
+            <w:pPr>
+              <w:spacing w:before="0" w:after="0" w:line="240" w:lineRule="auto"/>
               <w:jc w:val="center"/>
             </w:pPr>
             <w:r>
@@ -13525,16 +15827,16 @@
           <w:tcPr>
             <w:tcW w:w="5300" w:type="dxa"/>
             <w:tcMar>
-              <w:top w:w="80" w:type="dxa"/>
-              <w:left w:w="100" w:type="dxa"/>
-              <w:bottom w:w="80" w:type="dxa"/>
-              <w:right w:w="100" w:type="dxa"/>
-            </w:tcMar>
-            <w:vAlign w:val="center"/>
-          </w:tcPr>
-          <w:p>
-            <w:pPr>
-              <w:spacing w:before="0" w:after="0" w:line="264" w:lineRule="auto"/>
+              <w:top w:w="35" w:type="dxa"/>
+              <w:left w:w="75" w:type="dxa"/>
+              <w:bottom w:w="35" w:type="dxa"/>
+              <w:right w:w="75" w:type="dxa"/>
+            </w:tcMar>
+            <w:vAlign w:val="center"/>
+          </w:tcPr>
+          <w:p>
+            <w:pPr>
+              <w:spacing w:before="0" w:after="0" w:line="240" w:lineRule="auto"/>
               <w:jc w:val="left"/>
             </w:pPr>
             <w:r>
@@ -13550,16 +15852,16 @@
           <w:tcPr>
             <w:tcW w:w="1200" w:type="dxa"/>
             <w:tcMar>
-              <w:top w:w="80" w:type="dxa"/>
-              <w:left w:w="100" w:type="dxa"/>
-              <w:bottom w:w="80" w:type="dxa"/>
-              <w:right w:w="100" w:type="dxa"/>
-            </w:tcMar>
-            <w:vAlign w:val="center"/>
-          </w:tcPr>
-          <w:p>
-            <w:pPr>
-              <w:spacing w:before="0" w:after="0" w:line="264" w:lineRule="auto"/>
+              <w:top w:w="35" w:type="dxa"/>
+              <w:left w:w="75" w:type="dxa"/>
+              <w:bottom w:w="35" w:type="dxa"/>
+              <w:right w:w="75" w:type="dxa"/>
+            </w:tcMar>
+            <w:vAlign w:val="center"/>
+          </w:tcPr>
+          <w:p>
+            <w:pPr>
+              <w:spacing w:before="0" w:after="0" w:line="240" w:lineRule="auto"/>
               <w:jc w:val="left"/>
             </w:pPr>
             <w:r>
@@ -13582,16 +15884,16 @@
             <w:tcW w:w="1700" w:type="dxa"/>
             <w:shd w:val="clear" w:color="auto" w:fill="F8FBFE"/>
             <w:tcMar>
-              <w:top w:w="80" w:type="dxa"/>
-              <w:left w:w="100" w:type="dxa"/>
-              <w:bottom w:w="80" w:type="dxa"/>
-              <w:right w:w="100" w:type="dxa"/>
-            </w:tcMar>
-            <w:vAlign w:val="center"/>
-          </w:tcPr>
-          <w:p>
-            <w:pPr>
-              <w:spacing w:before="0" w:after="0" w:line="264" w:lineRule="auto"/>
+              <w:top w:w="35" w:type="dxa"/>
+              <w:left w:w="75" w:type="dxa"/>
+              <w:bottom w:w="35" w:type="dxa"/>
+              <w:right w:w="75" w:type="dxa"/>
+            </w:tcMar>
+            <w:vAlign w:val="center"/>
+          </w:tcPr>
+          <w:p>
+            <w:pPr>
+              <w:spacing w:before="0" w:after="0" w:line="240" w:lineRule="auto"/>
               <w:jc w:val="center"/>
             </w:pPr>
             <w:r>
@@ -13608,16 +15910,16 @@
             <w:tcW w:w="5300" w:type="dxa"/>
             <w:shd w:val="clear" w:color="auto" w:fill="F8FBFE"/>
             <w:tcMar>
-              <w:top w:w="80" w:type="dxa"/>
-              <w:left w:w="100" w:type="dxa"/>
-              <w:bottom w:w="80" w:type="dxa"/>
-              <w:right w:w="100" w:type="dxa"/>
-            </w:tcMar>
-            <w:vAlign w:val="center"/>
-          </w:tcPr>
-          <w:p>
-            <w:pPr>
-              <w:spacing w:before="0" w:after="0" w:line="264" w:lineRule="auto"/>
+              <w:top w:w="35" w:type="dxa"/>
+              <w:left w:w="75" w:type="dxa"/>
+              <w:bottom w:w="35" w:type="dxa"/>
+              <w:right w:w="75" w:type="dxa"/>
+            </w:tcMar>
+            <w:vAlign w:val="center"/>
+          </w:tcPr>
+          <w:p>
+            <w:pPr>
+              <w:spacing w:before="0" w:after="0" w:line="240" w:lineRule="auto"/>
               <w:jc w:val="left"/>
             </w:pPr>
             <w:r>
@@ -13634,16 +15936,16 @@
             <w:tcW w:w="1200" w:type="dxa"/>
             <w:shd w:val="clear" w:color="auto" w:fill="F8FBFE"/>
             <w:tcMar>
-              <w:top w:w="80" w:type="dxa"/>
-              <w:left w:w="100" w:type="dxa"/>
-              <w:bottom w:w="80" w:type="dxa"/>
-              <w:right w:w="100" w:type="dxa"/>
-            </w:tcMar>
-            <w:vAlign w:val="center"/>
-          </w:tcPr>
-          <w:p>
-            <w:pPr>
-              <w:spacing w:before="0" w:after="0" w:line="264" w:lineRule="auto"/>
+              <w:top w:w="35" w:type="dxa"/>
+              <w:left w:w="75" w:type="dxa"/>
+              <w:bottom w:w="35" w:type="dxa"/>
+              <w:right w:w="75" w:type="dxa"/>
+            </w:tcMar>
+            <w:vAlign w:val="center"/>
+          </w:tcPr>
+          <w:p>
+            <w:pPr>
+              <w:spacing w:before="0" w:after="0" w:line="240" w:lineRule="auto"/>
               <w:jc w:val="left"/>
             </w:pPr>
             <w:r>
@@ -13665,24 +15967,16 @@
           <w:tcPr>
             <w:tcW w:w="1700" w:type="dxa"/>
             <w:tcMar>
-              <w:top w:w="80" w:type="dxa"/>
-              <w:left w:w="100" w:type="dxa"/>
-              <w:bottom w:w="80" w:type="dxa"/>
-              <w:right w:w="100" w:type="dxa"/>
-            </w:tcMar>
-            <w:vAlign w:val="center"/>
-          </w:tcPr>
-          <w:p>
-            <w:pPr>
-              <w:spacing w:before="0" w:after="0" w:line="264" w:lineRule="auto"/>
-              <w:jc w:val="center"/>
-            </w:pPr>
-            <w:r>
-              <w:rPr>
-                <w:rFonts w:ascii="Times New Roman" w:hAnsi="Times New Roman" w:eastAsia="Songti SC"/>
-                <w:sz w:val="19"/>
-              </w:rPr>
-              <w:t>后端测试警告</w:t>
+              <w:top w:w="35" w:type="dxa"/>
+              <w:left w:w="75" w:type="dxa"/>
+              <w:bottom w:w="35" w:type="dxa"/>
+              <w:right w:w="75" w:type="dxa"/>
+            </w:tcMar>
+            <w:vAlign w:val="center"/>
+          </w:tcPr>
+          <w:p>
+            <w:r>
+              <w:t>后端测试</w:t>
             </w:r>
           </w:p>
         </w:tc>
@@ -13690,24 +15984,20 @@
           <w:tcPr>
             <w:tcW w:w="5300" w:type="dxa"/>
             <w:tcMar>
-              <w:top w:w="80" w:type="dxa"/>
-              <w:left w:w="100" w:type="dxa"/>
-              <w:bottom w:w="80" w:type="dxa"/>
-              <w:right w:w="100" w:type="dxa"/>
-            </w:tcMar>
-            <w:vAlign w:val="center"/>
-          </w:tcPr>
-          <w:p>
-            <w:pPr>
-              <w:spacing w:before="0" w:after="0" w:line="264" w:lineRule="auto"/>
+              <w:top w:w="35" w:type="dxa"/>
+              <w:left w:w="75" w:type="dxa"/>
+              <w:bottom w:w="35" w:type="dxa"/>
+              <w:right w:w="75" w:type="dxa"/>
+            </w:tcMar>
+            <w:vAlign w:val="center"/>
+          </w:tcPr>
+          <w:p>
+            <w:pPr>
+              <w:spacing w:before="0" w:after="0" w:line="240" w:lineRule="auto"/>
               <w:jc w:val="left"/>
             </w:pPr>
             <w:r>
-              <w:rPr>
-                <w:rFonts w:ascii="Times New Roman" w:hAnsi="Times New Roman" w:eastAsia="Songti SC"/>
-                <w:sz w:val="19"/>
-              </w:rPr>
-              <w:t>测试启动时预加载Java Agent，156项测试通过。</w:t>
+              <w:t>执行41个测试类，共181项测试，0失败、0错误、0跳过。</w:t>
             </w:r>
           </w:p>
         </w:tc>
@@ -13715,16 +16005,16 @@
           <w:tcPr>
             <w:tcW w:w="1200" w:type="dxa"/>
             <w:tcMar>
-              <w:top w:w="80" w:type="dxa"/>
-              <w:left w:w="100" w:type="dxa"/>
-              <w:bottom w:w="80" w:type="dxa"/>
-              <w:right w:w="100" w:type="dxa"/>
-            </w:tcMar>
-            <w:vAlign w:val="center"/>
-          </w:tcPr>
-          <w:p>
-            <w:pPr>
-              <w:spacing w:before="0" w:after="0" w:line="264" w:lineRule="auto"/>
+              <w:top w:w="35" w:type="dxa"/>
+              <w:left w:w="75" w:type="dxa"/>
+              <w:bottom w:w="35" w:type="dxa"/>
+              <w:right w:w="75" w:type="dxa"/>
+            </w:tcMar>
+            <w:vAlign w:val="center"/>
+          </w:tcPr>
+          <w:p>
+            <w:pPr>
+              <w:spacing w:before="0" w:after="0" w:line="240" w:lineRule="auto"/>
               <w:jc w:val="left"/>
             </w:pPr>
             <w:r>
@@ -13747,16 +16037,16 @@
             <w:tcW w:w="1700" w:type="dxa"/>
             <w:shd w:val="clear" w:color="auto" w:fill="F8FBFE"/>
             <w:tcMar>
-              <w:top w:w="80" w:type="dxa"/>
-              <w:left w:w="100" w:type="dxa"/>
-              <w:bottom w:w="80" w:type="dxa"/>
-              <w:right w:w="100" w:type="dxa"/>
-            </w:tcMar>
-            <w:vAlign w:val="center"/>
-          </w:tcPr>
-          <w:p>
-            <w:pPr>
-              <w:spacing w:before="0" w:after="0" w:line="264" w:lineRule="auto"/>
+              <w:top w:w="35" w:type="dxa"/>
+              <w:left w:w="75" w:type="dxa"/>
+              <w:bottom w:w="35" w:type="dxa"/>
+              <w:right w:w="75" w:type="dxa"/>
+            </w:tcMar>
+            <w:vAlign w:val="center"/>
+          </w:tcPr>
+          <w:p>
+            <w:pPr>
+              <w:spacing w:before="0" w:after="0" w:line="240" w:lineRule="auto"/>
               <w:jc w:val="center"/>
             </w:pPr>
             <w:r>
@@ -13773,24 +16063,20 @@
             <w:tcW w:w="5300" w:type="dxa"/>
             <w:shd w:val="clear" w:color="auto" w:fill="F8FBFE"/>
             <w:tcMar>
-              <w:top w:w="80" w:type="dxa"/>
-              <w:left w:w="100" w:type="dxa"/>
-              <w:bottom w:w="80" w:type="dxa"/>
-              <w:right w:w="100" w:type="dxa"/>
-            </w:tcMar>
-            <w:vAlign w:val="center"/>
-          </w:tcPr>
-          <w:p>
-            <w:pPr>
-              <w:spacing w:before="0" w:after="0" w:line="264" w:lineRule="auto"/>
+              <w:top w:w="35" w:type="dxa"/>
+              <w:left w:w="75" w:type="dxa"/>
+              <w:bottom w:w="35" w:type="dxa"/>
+              <w:right w:w="75" w:type="dxa"/>
+            </w:tcMar>
+            <w:vAlign w:val="center"/>
+          </w:tcPr>
+          <w:p>
+            <w:pPr>
+              <w:spacing w:before="0" w:after="0" w:line="240" w:lineRule="auto"/>
               <w:jc w:val="left"/>
             </w:pPr>
             <w:r>
-              <w:rPr>
-                <w:rFonts w:ascii="Times New Roman" w:hAnsi="Times New Roman" w:eastAsia="Songti SC"/>
-                <w:sz w:val="19"/>
-              </w:rPr>
-              <w:t>增加6项页面回归检查，共17项通过，覆盖仍可继续增加。</w:t>
+              <w:t>前端17项单元测试全部通过，页面与端到端覆盖仍可继续增加。</w:t>
             </w:r>
           </w:p>
         </w:tc>
@@ -13799,16 +16085,16 @@
             <w:tcW w:w="1200" w:type="dxa"/>
             <w:shd w:val="clear" w:color="auto" w:fill="F8FBFE"/>
             <w:tcMar>
-              <w:top w:w="80" w:type="dxa"/>
-              <w:left w:w="100" w:type="dxa"/>
-              <w:bottom w:w="80" w:type="dxa"/>
-              <w:right w:w="100" w:type="dxa"/>
-            </w:tcMar>
-            <w:vAlign w:val="center"/>
-          </w:tcPr>
-          <w:p>
-            <w:pPr>
-              <w:spacing w:before="0" w:after="0" w:line="264" w:lineRule="auto"/>
+              <w:top w:w="35" w:type="dxa"/>
+              <w:left w:w="75" w:type="dxa"/>
+              <w:bottom w:w="35" w:type="dxa"/>
+              <w:right w:w="75" w:type="dxa"/>
+            </w:tcMar>
+            <w:vAlign w:val="center"/>
+          </w:tcPr>
+          <w:p>
+            <w:pPr>
+              <w:spacing w:before="0" w:after="0" w:line="240" w:lineRule="auto"/>
               <w:jc w:val="left"/>
             </w:pPr>
             <w:r>
@@ -13830,16 +16116,16 @@
           <w:tcPr>
             <w:tcW w:w="1700" w:type="dxa"/>
             <w:tcMar>
-              <w:top w:w="80" w:type="dxa"/>
-              <w:left w:w="100" w:type="dxa"/>
-              <w:bottom w:w="80" w:type="dxa"/>
-              <w:right w:w="100" w:type="dxa"/>
-            </w:tcMar>
-            <w:vAlign w:val="center"/>
-          </w:tcPr>
-          <w:p>
-            <w:pPr>
-              <w:spacing w:before="0" w:after="0" w:line="264" w:lineRule="auto"/>
+              <w:top w:w="35" w:type="dxa"/>
+              <w:left w:w="75" w:type="dxa"/>
+              <w:bottom w:w="35" w:type="dxa"/>
+              <w:right w:w="75" w:type="dxa"/>
+            </w:tcMar>
+            <w:vAlign w:val="center"/>
+          </w:tcPr>
+          <w:p>
+            <w:pPr>
+              <w:spacing w:before="0" w:after="0" w:line="240" w:lineRule="auto"/>
               <w:jc w:val="center"/>
             </w:pPr>
             <w:r>
@@ -13855,16 +16141,16 @@
           <w:tcPr>
             <w:tcW w:w="5300" w:type="dxa"/>
             <w:tcMar>
-              <w:top w:w="80" w:type="dxa"/>
-              <w:left w:w="100" w:type="dxa"/>
-              <w:bottom w:w="80" w:type="dxa"/>
-              <w:right w:w="100" w:type="dxa"/>
-            </w:tcMar>
-            <w:vAlign w:val="center"/>
-          </w:tcPr>
-          <w:p>
-            <w:pPr>
-              <w:spacing w:before="0" w:after="0" w:line="264" w:lineRule="auto"/>
+              <w:top w:w="35" w:type="dxa"/>
+              <w:left w:w="75" w:type="dxa"/>
+              <w:bottom w:w="35" w:type="dxa"/>
+              <w:right w:w="75" w:type="dxa"/>
+            </w:tcMar>
+            <w:vAlign w:val="center"/>
+          </w:tcPr>
+          <w:p>
+            <w:pPr>
+              <w:spacing w:before="0" w:after="0" w:line="240" w:lineRule="auto"/>
               <w:jc w:val="left"/>
             </w:pPr>
             <w:r>
@@ -13880,16 +16166,16 @@
           <w:tcPr>
             <w:tcW w:w="1200" w:type="dxa"/>
             <w:tcMar>
-              <w:top w:w="80" w:type="dxa"/>
-              <w:left w:w="100" w:type="dxa"/>
-              <w:bottom w:w="80" w:type="dxa"/>
-              <w:right w:w="100" w:type="dxa"/>
-            </w:tcMar>
-            <w:vAlign w:val="center"/>
-          </w:tcPr>
-          <w:p>
-            <w:pPr>
-              <w:spacing w:before="0" w:after="0" w:line="264" w:lineRule="auto"/>
+              <w:top w:w="35" w:type="dxa"/>
+              <w:left w:w="75" w:type="dxa"/>
+              <w:bottom w:w="35" w:type="dxa"/>
+              <w:right w:w="75" w:type="dxa"/>
+            </w:tcMar>
+            <w:vAlign w:val="center"/>
+          </w:tcPr>
+          <w:p>
+            <w:pPr>
+              <w:spacing w:before="0" w:after="0" w:line="240" w:lineRule="auto"/>
               <w:jc w:val="left"/>
             </w:pPr>
             <w:r>
@@ -13911,10 +16197,10 @@
       </w:pPr>
       <w:r>
         <w:rPr>
-          <w:rFonts w:ascii="Times New Roman" w:hAnsi="Times New Roman" w:eastAsia="Songti SC"/>
-          <w:sz w:val="21"/>
+          <w:rFonts w:ascii="宋体" w:hAnsi="宋体" w:eastAsia="宋体"/>
+          <w:sz w:val="24"/>
         </w:rPr>
-        <w:t>表6-4 问题清单复测结果（二）</w:t>
+        <w:t>表6-5 问题清单复测结果（二）</w:t>
       </w:r>
     </w:p>
     <w:p>
@@ -14014,11 +16300,10 @@
       </w:pPr>
       <w:r>
         <w:rPr>
-          <w:rFonts w:ascii="Times New Roman" w:hAnsi="Times New Roman" w:eastAsia="Heiti SC"/>
-          <w:b/>
-          <w:sz w:val="28"/>
+          <w:rFonts w:ascii="宋体" w:hAnsi="宋体" w:eastAsia="宋体"/>
+          <w:sz w:val="24"/>
         </w:rPr>
-        <w:t>5、典型测试过程说明</w:t>
+        <w:t>6、典型测试过程说明</w:t>
       </w:r>
     </w:p>
     <w:p>
@@ -14088,11 +16373,10 @@
       </w:pPr>
       <w:r>
         <w:rPr>
-          <w:rFonts w:ascii="Times New Roman" w:hAnsi="Times New Roman" w:eastAsia="Heiti SC"/>
-          <w:b/>
-          <w:sz w:val="28"/>
+          <w:rFonts w:ascii="宋体" w:hAnsi="宋体" w:eastAsia="宋体"/>
+          <w:sz w:val="24"/>
         </w:rPr>
-        <w:t>6、测试不足与后续计划</w:t>
+        <w:t>7、测试不足与后续计划</w:t>
       </w:r>
     </w:p>
     <w:p>
@@ -14104,10 +16388,10 @@
       </w:pPr>
       <w:r>
         <w:rPr>
-          <w:rFonts w:ascii="Times New Roman" w:hAnsi="Times New Roman" w:eastAsia="Songti SC"/>
-          <w:sz w:val="23"/>
+          <w:rFonts w:ascii="宋体" w:hAnsi="宋体" w:eastAsia="宋体"/>
+          <w:sz w:val="24"/>
         </w:rPr>
-        <w:t>当前前端测试已增加页面回归检查，但总体上仍以工具函数和关键状态为主，完整端到端覆盖较少。后续可以使用Playwright补充注册登录、发布资料、参加考试和商城购买等连续流程。</w:t>
+        <w:t>当前前端测试已增加页面回归检查，但完整端到端覆盖仍较少。Redis专项测试主要验证原子性、缓存失效和故障降级，还没有使用JMeter或k6完成多实例压力基准，因此报告不填写未经测量的QPS、P95延迟和缓存命中率。后续应在独立压测环境中补充这些数据，并用Playwright覆盖注册登录、资料访问、考试和商城连续流程。</w:t>
       </w:r>
     </w:p>
     <w:p>
@@ -14176,10 +16460,10 @@
       </w:pPr>
       <w:r>
         <w:rPr>
-          <w:rFonts w:ascii="Times New Roman" w:hAnsi="Times New Roman" w:eastAsia="Songti SC"/>
-          <w:sz w:val="23"/>
+          <w:rFonts w:ascii="宋体" w:hAnsi="宋体" w:eastAsia="宋体"/>
+          <w:sz w:val="24"/>
         </w:rPr>
-        <w:t>项目中最重要的体会是，页面能够点击并不等于功能真正完成。只有把权限、事务、状态、数据库结果和刷新后的页面一起检查，才能确认一条业务流程可靠。问题清单复测也说明，小范围修改配合针对性测试能够减少对原有代码的影响。</w:t>
+        <w:t>项目中最重要的体会是，页面能够点击并不等于功能真正完成。只有把权限、事务、状态、数据库结果和刷新后的页面一起检查，才能确认业务流程可靠。Redis改造也说明，高并发不能只理解为增加缓存；还要处理跨实例原子性、租约释放、缓存失效、最终一致和故障降级，且MySQL仍应保留最终判断。</w:t>
       </w:r>
     </w:p>
     <w:p>
@@ -14195,6 +16479,18 @@
           <w:sz w:val="23"/>
         </w:rPr>
         <w:t>小组还认识到文档和注释需要跟随代码更新。最新版本补充了模块职责、典型调用链、数据库约定和安全说明，后续成员可以更快定位接口和业务规则，也便于继续扩展班级、AI和线下教学功能。</w:t>
+      </w:r>
+    </w:p>
+    <w:p>
+      <w:pPr>
+        <w:pStyle w:val="164"/>
+      </w:pPr>
+      <w:r>
+        <w:rPr>
+          <w:rFonts w:ascii="宋体" w:hAnsi="宋体" w:eastAsia="宋体"/>
+          <w:sz w:val="24"/>
+        </w:rPr>
+        <w:t>本次新增的高并发能力与原有模块保持较小耦合：公共Redis组件提供原子能力，业务服务只在必要位置接入，并配套33项相关测试。这样的做法便于后续调整TTL、限流额度或部署实例数量，也减少了对资料、考试、订单和AI核心逻辑的改动。</w:t>
       </w:r>
     </w:p>
     <w:p>
@@ -14344,10 +16640,10 @@
           <w:tcPr>
             <w:tcW w:w="6100" w:type="dxa"/>
             <w:tcMar>
-              <w:top w:w="80" w:type="dxa"/>
-              <w:left w:w="100" w:type="dxa"/>
-              <w:bottom w:w="80" w:type="dxa"/>
-              <w:right w:w="100" w:type="dxa"/>
+              <w:top w:w="90" w:type="dxa"/>
+              <w:left w:w="90" w:type="dxa"/>
+              <w:bottom w:w="90" w:type="dxa"/>
+              <w:right w:w="90" w:type="dxa"/>
             </w:tcMar>
             <w:vAlign w:val="center"/>
           </w:tcPr>
@@ -14358,10 +16654,11 @@
             </w:pPr>
             <w:r>
               <w:rPr>
-                <w:rFonts w:ascii="Times New Roman" w:hAnsi="Times New Roman" w:eastAsia="Songti SC"/>
+                <w:rFonts w:ascii="宋体" w:hAnsi="宋体" w:eastAsia="宋体"/>
+                <w:b w:val="0"/>
                 <w:sz w:val="20"/>
               </w:rPr>
-              <w:t>codes/backend；当前约419个Java源文件。</w:t>
+              <w:t>codes/backend；当前390个Java主源码文件、41个测试类。</w:t>
             </w:r>
           </w:p>
         </w:tc>
@@ -14402,10 +16699,10 @@
             <w:tcW w:w="6100" w:type="dxa"/>
             <w:shd w:val="clear" w:color="auto" w:fill="F8FBFE"/>
             <w:tcMar>
-              <w:top w:w="80" w:type="dxa"/>
-              <w:left w:w="100" w:type="dxa"/>
-              <w:bottom w:w="80" w:type="dxa"/>
-              <w:right w:w="100" w:type="dxa"/>
+              <w:top w:w="90" w:type="dxa"/>
+              <w:left w:w="90" w:type="dxa"/>
+              <w:bottom w:w="90" w:type="dxa"/>
+              <w:right w:w="90" w:type="dxa"/>
             </w:tcMar>
             <w:vAlign w:val="center"/>
           </w:tcPr>
@@ -14416,10 +16713,11 @@
             </w:pPr>
             <w:r>
               <w:rPr>
-                <w:rFonts w:ascii="Times New Roman" w:hAnsi="Times New Roman" w:eastAsia="Songti SC"/>
+                <w:rFonts w:ascii="宋体" w:hAnsi="宋体" w:eastAsia="宋体"/>
+                <w:b w:val="0"/>
                 <w:sz w:val="20"/>
               </w:rPr>
-              <w:t>codes/frontend/learning_platform_frontend；当前约46个Vue页面或组件文件。</w:t>
+              <w:t>codes/frontend/learning_platform_frontend；当前46个Vue页面或组件。</w:t>
             </w:r>
           </w:p>
         </w:tc>
@@ -14458,10 +16756,10 @@
           <w:tcPr>
             <w:tcW w:w="6100" w:type="dxa"/>
             <w:tcMar>
-              <w:top w:w="80" w:type="dxa"/>
-              <w:left w:w="100" w:type="dxa"/>
-              <w:bottom w:w="80" w:type="dxa"/>
-              <w:right w:w="100" w:type="dxa"/>
+              <w:top w:w="90" w:type="dxa"/>
+              <w:left w:w="90" w:type="dxa"/>
+              <w:bottom w:w="90" w:type="dxa"/>
+              <w:right w:w="90" w:type="dxa"/>
             </w:tcMar>
             <w:vAlign w:val="center"/>
           </w:tcPr>
@@ -14472,10 +16770,11 @@
             </w:pPr>
             <w:r>
               <w:rPr>
-                <w:rFonts w:ascii="Times New Roman" w:hAnsi="Times New Roman" w:eastAsia="Songti SC"/>
+                <w:rFonts w:ascii="宋体" w:hAnsi="宋体" w:eastAsia="宋体"/>
+                <w:b w:val="0"/>
                 <w:sz w:val="20"/>
               </w:rPr>
-              <w:t>codes/database；当前10个SQL脚本。</w:t>
+              <w:t>codes/database；当前10个SQL脚本，基础建库说明为38张业务表。</w:t>
             </w:r>
           </w:p>
         </w:tc>
@@ -14516,10 +16815,10 @@
             <w:tcW w:w="6100" w:type="dxa"/>
             <w:shd w:val="clear" w:color="auto" w:fill="F8FBFE"/>
             <w:tcMar>
-              <w:top w:w="80" w:type="dxa"/>
-              <w:left w:w="100" w:type="dxa"/>
-              <w:bottom w:w="80" w:type="dxa"/>
-              <w:right w:w="100" w:type="dxa"/>
+              <w:top w:w="90" w:type="dxa"/>
+              <w:left w:w="90" w:type="dxa"/>
+              <w:bottom w:w="90" w:type="dxa"/>
+              <w:right w:w="90" w:type="dxa"/>
             </w:tcMar>
             <w:vAlign w:val="center"/>
           </w:tcPr>
@@ -14530,10 +16829,11 @@
             </w:pPr>
             <w:r>
               <w:rPr>
-                <w:rFonts w:ascii="Times New Roman" w:hAnsi="Times New Roman" w:eastAsia="Songti SC"/>
+                <w:rFonts w:ascii="宋体" w:hAnsi="宋体" w:eastAsia="宋体"/>
+                <w:b w:val="0"/>
                 <w:sz w:val="20"/>
               </w:rPr>
-              <w:t>codes目录下当前39个Markdown说明文档。</w:t>
+              <w:t>codes目录下当前约215个Markdown说明文档。</w:t>
             </w:r>
           </w:p>
         </w:tc>
@@ -14572,10 +16872,10 @@
           <w:tcPr>
             <w:tcW w:w="6100" w:type="dxa"/>
             <w:tcMar>
-              <w:top w:w="80" w:type="dxa"/>
-              <w:left w:w="100" w:type="dxa"/>
-              <w:bottom w:w="80" w:type="dxa"/>
-              <w:right w:w="100" w:type="dxa"/>
+              <w:top w:w="90" w:type="dxa"/>
+              <w:left w:w="90" w:type="dxa"/>
+              <w:bottom w:w="90" w:type="dxa"/>
+              <w:right w:w="90" w:type="dxa"/>
             </w:tcMar>
             <w:vAlign w:val="center"/>
           </w:tcPr>
@@ -14586,10 +16886,11 @@
             </w:pPr>
             <w:r>
               <w:rPr>
-                <w:rFonts w:ascii="Times New Roman" w:hAnsi="Times New Roman" w:eastAsia="Songti SC"/>
+                <w:rFonts w:ascii="宋体" w:hAnsi="宋体" w:eastAsia="宋体"/>
+                <w:b w:val="0"/>
                 <w:sz w:val="20"/>
               </w:rPr>
-              <w:t>当前本地数据库44张业务表。</w:t>
+              <w:t>数据库作为业务真源；Redis仅保存短期状态、缓存和可补偿增量。</w:t>
             </w:r>
           </w:p>
         </w:tc>
@@ -14621,6 +16922,19 @@
           <w:sz w:val="28"/>
         </w:rPr>
         <w:t>附录B 主要参考文档</w:t>
+      </w:r>
+    </w:p>
+    <w:p>
+      <w:pPr>
+        <w:pStyle w:val="165"/>
+        <w:keepNext w:val="0"/>
+      </w:pPr>
+      <w:r>
+        <w:rPr>
+          <w:rFonts w:ascii="宋体" w:hAnsi="宋体" w:eastAsia="宋体"/>
+          <w:sz w:val="24"/>
+        </w:rPr>
+        <w:t>• Redis使用说明：Redis职责边界、键结构、TTL、一致性、降级和排障方法。</w:t>
       </w:r>
     </w:p>
     <w:p>
@@ -14783,7 +17097,7 @@
               <wp:extent cx="1828800" cy="1828800"/>
               <wp:effectExtent l="0" t="0" r="0" b="0"/>
               <wp:wrapNone/>
-              <wp:docPr id="43" name="文本框 43"/>
+              <wp:docPr id="43" name="文本框 43" descr="Image"/>
               <wp:cNvGraphicFramePr/>
               <a:graphic xmlns:a="http://schemas.openxmlformats.org/drawingml/2006/main">
                 <a:graphicData uri="http://schemas.microsoft.com/office/word/2010/wordprocessingShape">
@@ -14955,7 +17269,7 @@
               <wp:extent cx="1828800" cy="1828800"/>
               <wp:effectExtent l="0" t="0" r="0" b="0"/>
               <wp:wrapNone/>
-              <wp:docPr id="42" name="文本框 42"/>
+              <wp:docPr id="42" name="文本框 42" descr="Image"/>
               <wp:cNvGraphicFramePr/>
               <a:graphic xmlns:a="http://schemas.openxmlformats.org/drawingml/2006/main">
                 <a:graphicData uri="http://schemas.microsoft.com/office/word/2010/wordprocessingShape">
